--- a/assets/ResumeFiles/resume .docx
+++ b/assets/ResumeFiles/resume .docx
@@ -1,6 +1,6 @@
 
 <file path=word/document.xml><?xml version="1.0" encoding="utf-8"?>
-<w:document xmlns:wpc="http://schemas.microsoft.com/office/word/2010/wordprocessingCanvas" xmlns:cx="http://schemas.microsoft.com/office/drawing/2014/chartex" xmlns:cx1="http://schemas.microsoft.com/office/drawing/2015/9/8/chartex" xmlns:cx2="http://schemas.microsoft.com/office/drawing/2015/10/21/chartex" xmlns:cx3="http://schemas.microsoft.com/office/drawing/2016/5/9/chartex" xmlns:cx4="http://schemas.microsoft.com/office/drawing/2016/5/10/chartex" xmlns:cx5="http://schemas.microsoft.com/office/drawing/2016/5/11/chartex" xmlns:cx6="http://schemas.microsoft.com/office/drawing/2016/5/12/chartex" xmlns:cx7="http://schemas.microsoft.com/office/drawing/2016/5/13/chartex" xmlns:cx8="http://schemas.microsoft.com/office/drawing/2016/5/14/chartex" xmlns:mc="http://schemas.openxmlformats.org/markup-compatibility/2006" xmlns:aink="http://schemas.microsoft.com/office/drawing/2016/ink" xmlns:am3d="http://schemas.microsoft.com/office/drawing/2017/model3d" xmlns:o="urn:schemas-microsoft-com:office:office" xmlns:r="http://schemas.openxmlformats.org/officeDocument/2006/relationships" xmlns:m="http://schemas.openxmlformats.org/officeDocument/2006/math" xmlns:v="urn:schemas-microsoft-com:vml" xmlns:wp14="http://schemas.microsoft.com/office/word/2010/wordprocessingDrawing" xmlns:wp="http://schemas.openxmlformats.org/drawingml/2006/wordprocessingDrawing" xmlns:w10="urn:schemas-microsoft-com:office:word" xmlns:w="http://schemas.openxmlformats.org/wordprocessingml/2006/main" xmlns:w14="http://schemas.microsoft.com/office/word/2010/wordml" xmlns:w15="http://schemas.microsoft.com/office/word/2012/wordml" xmlns:w16cid="http://schemas.microsoft.com/office/word/2016/wordml/cid" xmlns:w16se="http://schemas.microsoft.com/office/word/2015/wordml/symex" xmlns:wpg="http://schemas.microsoft.com/office/word/2010/wordprocessingGroup" xmlns:wpi="http://schemas.microsoft.com/office/word/2010/wordprocessingInk" xmlns:wne="http://schemas.microsoft.com/office/word/2006/wordml" xmlns:wps="http://schemas.microsoft.com/office/word/2010/wordprocessingShape" mc:Ignorable="w14 w15 w16se w16cid wp14">
+<w:document xmlns:wpc="http://schemas.microsoft.com/office/word/2010/wordprocessingCanvas" xmlns:cx="http://schemas.microsoft.com/office/drawing/2014/chartex" xmlns:cx1="http://schemas.microsoft.com/office/drawing/2015/9/8/chartex" xmlns:mc="http://schemas.openxmlformats.org/markup-compatibility/2006" xmlns:o="urn:schemas-microsoft-com:office:office" xmlns:r="http://schemas.openxmlformats.org/officeDocument/2006/relationships" xmlns:m="http://schemas.openxmlformats.org/officeDocument/2006/math" xmlns:v="urn:schemas-microsoft-com:vml" xmlns:wp14="http://schemas.microsoft.com/office/word/2010/wordprocessingDrawing" xmlns:wp="http://schemas.openxmlformats.org/drawingml/2006/wordprocessingDrawing" xmlns:w10="urn:schemas-microsoft-com:office:word" xmlns:w="http://schemas.openxmlformats.org/wordprocessingml/2006/main" xmlns:w14="http://schemas.microsoft.com/office/word/2010/wordml" xmlns:w15="http://schemas.microsoft.com/office/word/2012/wordml" xmlns:w16se="http://schemas.microsoft.com/office/word/2015/wordml/symex" xmlns:wpg="http://schemas.microsoft.com/office/word/2010/wordprocessingGroup" xmlns:wpi="http://schemas.microsoft.com/office/word/2010/wordprocessingInk" xmlns:wne="http://schemas.microsoft.com/office/word/2006/wordml" xmlns:wps="http://schemas.microsoft.com/office/word/2010/wordprocessingShape" mc:Ignorable="w14 w15 w16se wp14">
   <w:body>
     <w:p>
       <w:pPr>
@@ -21,1900 +21,13 @@
         <mc:AlternateContent>
           <mc:Choice Requires="wps">
             <w:drawing>
-              <wp:anchor distT="0" distB="0" distL="114300" distR="114300" simplePos="0" relativeHeight="251662336" behindDoc="0" locked="0" layoutInCell="1" allowOverlap="1" wp14:anchorId="28F1685F" wp14:editId="6E06503F">
+              <wp:anchor distT="0" distB="0" distL="114300" distR="114300" simplePos="0" relativeHeight="251665408" behindDoc="0" locked="0" layoutInCell="1" allowOverlap="1" wp14:anchorId="07B3A0FE" wp14:editId="40E12C56">
                 <wp:simplePos x="0" y="0"/>
                 <wp:positionH relativeFrom="column">
-                  <wp:posOffset>-462987</wp:posOffset>
+                  <wp:posOffset>5126355</wp:posOffset>
                 </wp:positionH>
                 <wp:positionV relativeFrom="paragraph">
-                  <wp:posOffset>-156258</wp:posOffset>
-                </wp:positionV>
-                <wp:extent cx="5706110" cy="9016678"/>
-                <wp:effectExtent l="0" t="0" r="0" b="0"/>
-                <wp:wrapNone/>
-                <wp:docPr id="5" name="Text Box 5"/>
-                <wp:cNvGraphicFramePr/>
-                <a:graphic xmlns:a="http://schemas.openxmlformats.org/drawingml/2006/main">
-                  <a:graphicData uri="http://schemas.microsoft.com/office/word/2010/wordprocessingShape">
-                    <wps:wsp>
-                      <wps:cNvSpPr txBox="1"/>
-                      <wps:spPr>
-                        <a:xfrm>
-                          <a:off x="0" y="0"/>
-                          <a:ext cx="5706110" cy="9016678"/>
-                        </a:xfrm>
-                        <a:prstGeom prst="rect">
-                          <a:avLst/>
-                        </a:prstGeom>
-                        <a:noFill/>
-                        <a:ln>
-                          <a:noFill/>
-                        </a:ln>
-                      </wps:spPr>
-                      <wps:style>
-                        <a:lnRef idx="0">
-                          <a:scrgbClr r="0" g="0" b="0"/>
-                        </a:lnRef>
-                        <a:fillRef idx="0">
-                          <a:scrgbClr r="0" g="0" b="0"/>
-                        </a:fillRef>
-                        <a:effectRef idx="0">
-                          <a:scrgbClr r="0" g="0" b="0"/>
-                        </a:effectRef>
-                        <a:fontRef idx="minor">
-                          <a:schemeClr val="dk1"/>
-                        </a:fontRef>
-                      </wps:style>
-                      <wps:txbx>
-                        <w:txbxContent>
-                          <w:p>
-                            <w:pPr>
-                              <w:pStyle w:val="NormalWeb"/>
-                              <w:shd w:val="clear" w:color="auto" w:fill="FFFFFF"/>
-                              <w:rPr>
-                                <w:color w:val="5B9BD5" w:themeColor="accent5"/>
-                                <w:sz w:val="36"/>
-                                <w:szCs w:val="36"/>
-                              </w:rPr>
-                            </w:pPr>
-                            <w:r>
-                              <w:rPr>
-                                <w:b/>
-                                <w:bCs/>
-                                <w:color w:val="5B9BD5" w:themeColor="accent5"/>
-                                <w:sz w:val="36"/>
-                                <w:szCs w:val="36"/>
-                              </w:rPr>
-                              <w:t xml:space="preserve">Lakshmi Shaji </w:t>
-                            </w:r>
-                          </w:p>
-                          <w:p>
-                            <w:pPr>
-                              <w:pStyle w:val="NormalWeb"/>
-                              <w:shd w:val="clear" w:color="auto" w:fill="FFFFFF"/>
-                              <w:rPr>
-                                <w:color w:val="5B9BD5" w:themeColor="accent5"/>
-                                <w:sz w:val="26"/>
-                                <w:szCs w:val="26"/>
-                              </w:rPr>
-                            </w:pPr>
-                            <w:r>
-                              <w:rPr>
-                                <w:b/>
-                                <w:bCs/>
-                                <w:color w:val="5B9BD5" w:themeColor="accent5"/>
-                                <w:sz w:val="26"/>
-                                <w:szCs w:val="26"/>
-                              </w:rPr>
-                              <w:t xml:space="preserve">EXPERIENCE </w:t>
-                            </w:r>
-                          </w:p>
-                          <w:p>
-                            <w:pPr>
-                              <w:pStyle w:val="NormalWeb"/>
-                              <w:shd w:val="clear" w:color="auto" w:fill="FFFFFF"/>
-                              <w:spacing w:before="0" w:beforeAutospacing="0" w:after="200" w:afterAutospacing="0"/>
-                            </w:pPr>
-                            <w:r>
-                              <w:rPr>
-                                <w:b/>
-                                <w:bCs/>
-                                <w:color w:val="2E74B5" w:themeColor="accent5" w:themeShade="BF"/>
-                              </w:rPr>
-                              <w:t>Continuing Education</w:t>
-                            </w:r>
-                            <w:r>
-                              <w:rPr>
-                                <w:b/>
-                                <w:bCs/>
-                                <w:color w:val="2E74B5" w:themeColor="accent5" w:themeShade="BF"/>
-                              </w:rPr>
-                              <w:t xml:space="preserve"> Systems</w:t>
-                            </w:r>
-                            <w:r>
-                              <w:rPr>
-                                <w:b/>
-                                <w:bCs/>
-                              </w:rPr>
-                              <w:t xml:space="preserve">, </w:t>
-                            </w:r>
-                            <w:r>
-                              <w:t>Philadelphia, PA—​Junior Business Analyst</w:t>
-                            </w:r>
-                            <w:r>
-                              <w:t>/ Front End Developer</w:t>
-                            </w:r>
-                          </w:p>
-                          <w:p>
-                            <w:pPr>
-                              <w:pStyle w:val="NormalWeb"/>
-                              <w:shd w:val="clear" w:color="auto" w:fill="FFFFFF"/>
-                              <w:spacing w:before="0" w:beforeAutospacing="0" w:after="200" w:afterAutospacing="0"/>
-                              <w:rPr>
-                                <w:color w:val="1F4E79" w:themeColor="accent5" w:themeShade="80"/>
-                                <w:sz w:val="18"/>
-                                <w:szCs w:val="18"/>
-                              </w:rPr>
-                            </w:pPr>
-                            <w:r>
-                              <w:rPr>
-                                <w:color w:val="1F4E79" w:themeColor="accent5" w:themeShade="80"/>
-                                <w:sz w:val="18"/>
-                                <w:szCs w:val="18"/>
-                              </w:rPr>
-                              <w:t xml:space="preserve">May 2018 - PRESENT </w:t>
-                            </w:r>
-                          </w:p>
-                          <w:p>
-                            <w:pPr>
-                              <w:pStyle w:val="NormalWeb"/>
-                              <w:numPr>
-                                <w:ilvl w:val="0"/>
-                                <w:numId w:val="9"/>
-                              </w:numPr>
-                              <w:shd w:val="clear" w:color="auto" w:fill="FFFFFF"/>
-                              <w:spacing w:before="0" w:beforeAutospacing="0" w:afterAutospacing="0"/>
-                              <w:rPr>
-                                <w:color w:val="000000" w:themeColor="text1"/>
-                                <w:sz w:val="20"/>
-                                <w:szCs w:val="20"/>
-                              </w:rPr>
-                            </w:pPr>
-                            <w:r>
-                              <w:rPr>
-                                <w:color w:val="000000" w:themeColor="text1"/>
-                                <w:sz w:val="20"/>
-                                <w:szCs w:val="20"/>
-                              </w:rPr>
-                              <w:t>Analyz</w:t>
-                            </w:r>
-                            <w:r>
-                              <w:rPr>
-                                <w:color w:val="000000" w:themeColor="text1"/>
-                                <w:sz w:val="20"/>
-                                <w:szCs w:val="20"/>
-                              </w:rPr>
-                              <w:t>e</w:t>
-                            </w:r>
-                            <w:r>
-                              <w:rPr>
-                                <w:color w:val="000000" w:themeColor="text1"/>
-                                <w:sz w:val="20"/>
-                                <w:szCs w:val="20"/>
-                              </w:rPr>
-                              <w:t xml:space="preserve"> site wide audience to create user personas in order to suggest tailored design and feature implementations for the </w:t>
-                            </w:r>
-                            <w:r>
-                              <w:rPr>
-                                <w:color w:val="000000" w:themeColor="text1"/>
-                                <w:sz w:val="20"/>
-                                <w:szCs w:val="20"/>
-                              </w:rPr>
-                              <w:t>O</w:t>
-                            </w:r>
-                            <w:r>
-                              <w:rPr>
-                                <w:color w:val="000000" w:themeColor="text1"/>
-                                <w:sz w:val="20"/>
-                                <w:szCs w:val="20"/>
-                              </w:rPr>
-                              <w:t xml:space="preserve">ffice of </w:t>
-                            </w:r>
-                            <w:r>
-                              <w:rPr>
-                                <w:color w:val="000000" w:themeColor="text1"/>
-                                <w:sz w:val="20"/>
-                                <w:szCs w:val="20"/>
-                              </w:rPr>
-                              <w:t>N</w:t>
-                            </w:r>
-                            <w:r>
-                              <w:rPr>
-                                <w:color w:val="000000" w:themeColor="text1"/>
-                                <w:sz w:val="20"/>
-                                <w:szCs w:val="20"/>
-                              </w:rPr>
-                              <w:t xml:space="preserve">oncredit. </w:t>
-                            </w:r>
-                          </w:p>
-                          <w:p>
-                            <w:pPr>
-                              <w:pStyle w:val="NormalWeb"/>
-                              <w:numPr>
-                                <w:ilvl w:val="0"/>
-                                <w:numId w:val="9"/>
-                              </w:numPr>
-                              <w:shd w:val="clear" w:color="auto" w:fill="FFFFFF"/>
-                              <w:spacing w:before="0" w:beforeAutospacing="0" w:afterAutospacing="0"/>
-                              <w:rPr>
-                                <w:color w:val="000000" w:themeColor="text1"/>
-                                <w:sz w:val="20"/>
-                                <w:szCs w:val="20"/>
-                              </w:rPr>
-                            </w:pPr>
-                            <w:r>
-                              <w:rPr>
-                                <w:color w:val="000000" w:themeColor="text1"/>
-                                <w:sz w:val="20"/>
-                                <w:szCs w:val="20"/>
-                              </w:rPr>
-                              <w:t xml:space="preserve">Document and completed a detailed testing plan for Osher Lifelong Learning Institute’s lottery system that found potential defects prior to a product release. </w:t>
-                            </w:r>
-                          </w:p>
-                          <w:p>
-                            <w:pPr>
-                              <w:pStyle w:val="NormalWeb"/>
-                              <w:numPr>
-                                <w:ilvl w:val="0"/>
-                                <w:numId w:val="9"/>
-                              </w:numPr>
-                              <w:shd w:val="clear" w:color="auto" w:fill="FFFFFF"/>
-                              <w:spacing w:before="0" w:beforeAutospacing="0" w:afterAutospacing="0"/>
-                              <w:rPr>
-                                <w:color w:val="000000" w:themeColor="text1"/>
-                                <w:sz w:val="20"/>
-                                <w:szCs w:val="20"/>
-                              </w:rPr>
-                            </w:pPr>
-                            <w:r>
-                              <w:rPr>
-                                <w:color w:val="000000" w:themeColor="text1"/>
-                                <w:sz w:val="20"/>
-                                <w:szCs w:val="20"/>
-                              </w:rPr>
-                              <w:t>Implement mobile friendly, responsive design to</w:t>
-                            </w:r>
-                            <w:r>
-                              <w:rPr>
-                                <w:color w:val="000000" w:themeColor="text1"/>
-                                <w:sz w:val="20"/>
-                                <w:szCs w:val="20"/>
-                              </w:rPr>
-                              <w:t xml:space="preserve"> department</w:t>
-                            </w:r>
-                            <w:r>
-                              <w:rPr>
-                                <w:color w:val="000000" w:themeColor="text1"/>
-                                <w:sz w:val="20"/>
-                                <w:szCs w:val="20"/>
-                              </w:rPr>
-                              <w:t xml:space="preserve"> shopping pages using Bootstrap CSS. </w:t>
-                            </w:r>
-                          </w:p>
-                          <w:p>
-                            <w:pPr>
-                              <w:pStyle w:val="NormalWeb"/>
-                              <w:numPr>
-                                <w:ilvl w:val="0"/>
-                                <w:numId w:val="9"/>
-                              </w:numPr>
-                              <w:shd w:val="clear" w:color="auto" w:fill="FFFFFF"/>
-                              <w:spacing w:before="0" w:beforeAutospacing="0" w:afterAutospacing="0"/>
-                              <w:rPr>
-                                <w:color w:val="000000" w:themeColor="text1"/>
-                                <w:sz w:val="20"/>
-                                <w:szCs w:val="20"/>
-                              </w:rPr>
-                            </w:pPr>
-                            <w:r>
-                              <w:rPr>
-                                <w:color w:val="000000" w:themeColor="text1"/>
-                                <w:sz w:val="20"/>
-                                <w:szCs w:val="20"/>
-                              </w:rPr>
-                              <w:t>U</w:t>
-                            </w:r>
-                            <w:r>
-                              <w:rPr>
-                                <w:color w:val="000000" w:themeColor="text1"/>
-                                <w:sz w:val="20"/>
-                                <w:szCs w:val="20"/>
-                              </w:rPr>
-                              <w:t>tilize</w:t>
-                            </w:r>
-                            <w:bookmarkStart w:id="0" w:name="_GoBack"/>
-                            <w:bookmarkEnd w:id="0"/>
-                            <w:r>
-                              <w:rPr>
-                                <w:color w:val="000000" w:themeColor="text1"/>
-                                <w:sz w:val="20"/>
-                                <w:szCs w:val="20"/>
-                              </w:rPr>
-                              <w:t xml:space="preserve"> REST API and JavaScript to bridge Temple University’s centralized alerting system and noncredit shopping site in order to</w:t>
-                            </w:r>
-                            <w:r>
-                              <w:rPr>
-                                <w:color w:val="000000" w:themeColor="text1"/>
-                                <w:sz w:val="20"/>
-                                <w:szCs w:val="20"/>
-                              </w:rPr>
-                              <w:t xml:space="preserve"> automatically populate weather alerts.</w:t>
-                            </w:r>
-                          </w:p>
-                          <w:p>
-                            <w:pPr>
-                              <w:pStyle w:val="NormalWeb"/>
-                              <w:shd w:val="clear" w:color="auto" w:fill="FFFFFF"/>
-                              <w:spacing w:before="0" w:beforeAutospacing="0" w:afterAutospacing="0"/>
-                              <w:rPr>
-                                <w:color w:val="2E74B5" w:themeColor="accent5" w:themeShade="BF"/>
-                                <w:sz w:val="20"/>
-                                <w:szCs w:val="20"/>
-                              </w:rPr>
-                            </w:pPr>
-                          </w:p>
-                          <w:p>
-                            <w:pPr>
-                              <w:pStyle w:val="NormalWeb"/>
-                              <w:shd w:val="clear" w:color="auto" w:fill="FFFFFF"/>
-                              <w:spacing w:beforeAutospacing="0" w:after="200" w:afterAutospacing="0"/>
-                            </w:pPr>
-                            <w:r>
-                              <w:rPr>
-                                <w:b/>
-                                <w:bCs/>
-                                <w:color w:val="2E74B5" w:themeColor="accent5" w:themeShade="BF"/>
-                              </w:rPr>
-                              <w:t>TedxTempleU</w:t>
-                            </w:r>
-                            <w:r>
-                              <w:rPr>
-                                <w:b/>
-                                <w:bCs/>
-                              </w:rPr>
-                              <w:t xml:space="preserve">, </w:t>
-                            </w:r>
-                            <w:r>
-                              <w:t xml:space="preserve">Philadelphia, PA—​Director of Web Development and Maintenance </w:t>
-                            </w:r>
-                          </w:p>
-                          <w:p>
-                            <w:pPr>
-                              <w:pStyle w:val="NormalWeb"/>
-                              <w:shd w:val="clear" w:color="auto" w:fill="FFFFFF"/>
-                              <w:spacing w:beforeAutospacing="0" w:after="200" w:afterAutospacing="0"/>
-                              <w:rPr>
-                                <w:color w:val="1F4E79" w:themeColor="accent5" w:themeShade="80"/>
-                                <w:sz w:val="18"/>
-                                <w:szCs w:val="18"/>
-                              </w:rPr>
-                            </w:pPr>
-                            <w:r>
-                              <w:rPr>
-                                <w:color w:val="1F4E79" w:themeColor="accent5" w:themeShade="80"/>
-                                <w:sz w:val="18"/>
-                                <w:szCs w:val="18"/>
-                              </w:rPr>
-                              <w:t xml:space="preserve">November 2018 - April 2019 </w:t>
-                            </w:r>
-                          </w:p>
-                          <w:p>
-                            <w:pPr>
-                              <w:pStyle w:val="NormalWeb"/>
-                              <w:numPr>
-                                <w:ilvl w:val="0"/>
-                                <w:numId w:val="8"/>
-                              </w:numPr>
-                              <w:shd w:val="clear" w:color="auto" w:fill="FFFFFF"/>
-                              <w:spacing w:before="0" w:beforeAutospacing="0" w:afterAutospacing="0"/>
-                              <w:rPr>
-                                <w:color w:val="000000" w:themeColor="text1"/>
-                                <w:sz w:val="20"/>
-                                <w:szCs w:val="20"/>
-                              </w:rPr>
-                            </w:pPr>
-                            <w:r>
-                              <w:rPr>
-                                <w:color w:val="000000" w:themeColor="text1"/>
-                                <w:sz w:val="20"/>
-                                <w:szCs w:val="20"/>
-                              </w:rPr>
-                              <w:t xml:space="preserve">Designed a user interface for the TedxTempleU event to document event details and drive </w:t>
-                            </w:r>
-                            <w:r>
-                              <w:rPr>
-                                <w:color w:val="000000" w:themeColor="text1"/>
-                                <w:sz w:val="20"/>
-                                <w:szCs w:val="20"/>
-                              </w:rPr>
-                              <w:t>e-</w:t>
-                            </w:r>
-                            <w:r>
-                              <w:rPr>
-                                <w:color w:val="000000" w:themeColor="text1"/>
-                                <w:sz w:val="20"/>
-                                <w:szCs w:val="20"/>
-                              </w:rPr>
-                              <w:t xml:space="preserve">ticket sales. </w:t>
-                            </w:r>
-                          </w:p>
-                          <w:p>
-                            <w:pPr>
-                              <w:pStyle w:val="NormalWeb"/>
-                              <w:numPr>
-                                <w:ilvl w:val="0"/>
-                                <w:numId w:val="8"/>
-                              </w:numPr>
-                              <w:shd w:val="clear" w:color="auto" w:fill="FFFFFF"/>
-                              <w:spacing w:before="0" w:beforeAutospacing="0" w:afterAutospacing="0"/>
-                              <w:rPr>
-                                <w:color w:val="000000" w:themeColor="text1"/>
-                                <w:sz w:val="20"/>
-                                <w:szCs w:val="20"/>
-                              </w:rPr>
-                            </w:pPr>
-                            <w:r>
-                              <w:rPr>
-                                <w:color w:val="000000" w:themeColor="text1"/>
-                                <w:sz w:val="20"/>
-                                <w:szCs w:val="20"/>
-                              </w:rPr>
-                              <w:t xml:space="preserve">Collaborated with a design team to decide theme, layout and content for the event site. </w:t>
-                            </w:r>
-                          </w:p>
-                          <w:p>
-                            <w:pPr>
-                              <w:pStyle w:val="NormalWeb"/>
-                              <w:numPr>
-                                <w:ilvl w:val="0"/>
-                                <w:numId w:val="8"/>
-                              </w:numPr>
-                              <w:shd w:val="clear" w:color="auto" w:fill="FFFFFF"/>
-                              <w:spacing w:before="0" w:beforeAutospacing="0" w:afterAutospacing="0"/>
-                              <w:rPr>
-                                <w:color w:val="000000" w:themeColor="text1"/>
-                                <w:sz w:val="20"/>
-                                <w:szCs w:val="20"/>
-                              </w:rPr>
-                            </w:pPr>
-                            <w:r>
-                              <w:rPr>
-                                <w:color w:val="000000" w:themeColor="text1"/>
-                                <w:sz w:val="20"/>
-                                <w:szCs w:val="20"/>
-                              </w:rPr>
-                              <w:t xml:space="preserve">Implemented </w:t>
-                            </w:r>
-                            <w:r>
-                              <w:rPr>
-                                <w:color w:val="000000" w:themeColor="text1"/>
-                                <w:sz w:val="20"/>
-                                <w:szCs w:val="20"/>
-                              </w:rPr>
-                              <w:t xml:space="preserve">bootstrap and CSS driven features to landing page </w:t>
-                            </w:r>
-                            <w:r>
-                              <w:rPr>
-                                <w:color w:val="000000" w:themeColor="text1"/>
-                                <w:sz w:val="20"/>
-                                <w:szCs w:val="20"/>
-                              </w:rPr>
-                              <w:t>in order to</w:t>
-                            </w:r>
-                            <w:r>
-                              <w:rPr>
-                                <w:color w:val="000000" w:themeColor="text1"/>
-                                <w:sz w:val="20"/>
-                                <w:szCs w:val="20"/>
-                              </w:rPr>
-                              <w:t xml:space="preserve"> increase appeal and ease of navigation. </w:t>
-                            </w:r>
-                            <w:r>
-                              <w:rPr>
-                                <w:color w:val="000000" w:themeColor="text1"/>
-                                <w:sz w:val="20"/>
-                                <w:szCs w:val="20"/>
-                              </w:rPr>
-                              <w:t xml:space="preserve">  </w:t>
-                            </w:r>
-                          </w:p>
-                          <w:p>
-                            <w:pPr>
-                              <w:pStyle w:val="NormalWeb"/>
-                              <w:numPr>
-                                <w:ilvl w:val="0"/>
-                                <w:numId w:val="8"/>
-                              </w:numPr>
-                              <w:shd w:val="clear" w:color="auto" w:fill="FFFFFF"/>
-                              <w:spacing w:before="0" w:beforeAutospacing="0" w:afterAutospacing="0"/>
-                              <w:rPr>
-                                <w:color w:val="000000" w:themeColor="text1"/>
-                                <w:sz w:val="20"/>
-                                <w:szCs w:val="20"/>
-                              </w:rPr>
-                            </w:pPr>
-                            <w:r>
-                              <w:rPr>
-                                <w:color w:val="000000" w:themeColor="text1"/>
-                                <w:sz w:val="20"/>
-                                <w:szCs w:val="20"/>
-                              </w:rPr>
-                              <w:t xml:space="preserve">Engage in participant selection process in order to evaluate, diversify and decide program speakers. </w:t>
-                            </w:r>
-                          </w:p>
-                          <w:p>
-                            <w:pPr>
-                              <w:pStyle w:val="NormalWeb"/>
-                              <w:shd w:val="clear" w:color="auto" w:fill="FFFFFF"/>
-                              <w:spacing w:before="0" w:beforeAutospacing="0" w:after="10" w:afterAutospacing="0"/>
-                              <w:rPr>
-                                <w:color w:val="000000" w:themeColor="text1"/>
-                                <w:sz w:val="22"/>
-                                <w:szCs w:val="22"/>
-                              </w:rPr>
-                            </w:pPr>
-                          </w:p>
-                          <w:p>
-                            <w:pPr>
-                              <w:pStyle w:val="NormalWeb"/>
-                              <w:shd w:val="clear" w:color="auto" w:fill="FFFFFF"/>
-                              <w:spacing w:before="0" w:beforeAutospacing="0" w:after="200" w:afterAutospacing="0"/>
-                            </w:pPr>
-                            <w:r>
-                              <w:rPr>
-                                <w:b/>
-                                <w:bCs/>
-                                <w:color w:val="2E74B5" w:themeColor="accent5" w:themeShade="BF"/>
-                              </w:rPr>
-                              <w:t>Hosting Our Own Talks</w:t>
-                            </w:r>
-                            <w:r>
-                              <w:rPr>
-                                <w:b/>
-                                <w:bCs/>
-                              </w:rPr>
-                              <w:t>, ​</w:t>
-                            </w:r>
-                            <w:r>
-                              <w:t xml:space="preserve">Philadelphia, PA — Director of Social Media and Marketing </w:t>
-                            </w:r>
-                          </w:p>
-                          <w:p>
-                            <w:pPr>
-                              <w:pStyle w:val="NormalWeb"/>
-                              <w:shd w:val="clear" w:color="auto" w:fill="FFFFFF"/>
-                              <w:spacing w:before="0" w:beforeAutospacing="0" w:after="200" w:afterAutospacing="0"/>
-                              <w:rPr>
-                                <w:color w:val="1F4E79" w:themeColor="accent5" w:themeShade="80"/>
-                                <w:sz w:val="18"/>
-                                <w:szCs w:val="18"/>
-                              </w:rPr>
-                            </w:pPr>
-                            <w:r>
-                              <w:rPr>
-                                <w:color w:val="1F4E79" w:themeColor="accent5" w:themeShade="80"/>
-                                <w:sz w:val="18"/>
-                                <w:szCs w:val="18"/>
-                              </w:rPr>
-                              <w:t xml:space="preserve">October 2017 </w:t>
-                            </w:r>
-                            <w:r>
-                              <w:rPr>
-                                <w:color w:val="1F4E79" w:themeColor="accent5" w:themeShade="80"/>
-                                <w:sz w:val="18"/>
-                                <w:szCs w:val="18"/>
-                              </w:rPr>
-                              <w:t>–</w:t>
-                            </w:r>
-                            <w:r>
-                              <w:rPr>
-                                <w:color w:val="1F4E79" w:themeColor="accent5" w:themeShade="80"/>
-                                <w:sz w:val="18"/>
-                                <w:szCs w:val="18"/>
-                              </w:rPr>
-                              <w:t xml:space="preserve"> </w:t>
-                            </w:r>
-                            <w:r>
-                              <w:rPr>
-                                <w:color w:val="1F4E79" w:themeColor="accent5" w:themeShade="80"/>
-                                <w:sz w:val="18"/>
-                                <w:szCs w:val="18"/>
-                              </w:rPr>
-                              <w:t>September 2019</w:t>
-                            </w:r>
-                            <w:r>
-                              <w:rPr>
-                                <w:b/>
-                                <w:bCs/>
-                                <w:color w:val="1F4E79" w:themeColor="accent5" w:themeShade="80"/>
-                                <w:sz w:val="20"/>
-                                <w:szCs w:val="20"/>
-                              </w:rPr>
-                              <w:t xml:space="preserve"> </w:t>
-                            </w:r>
-                          </w:p>
-                          <w:p>
-                            <w:pPr>
-                              <w:pStyle w:val="NormalWeb"/>
-                              <w:numPr>
-                                <w:ilvl w:val="0"/>
-                                <w:numId w:val="6"/>
-                              </w:numPr>
-                              <w:shd w:val="clear" w:color="auto" w:fill="FFFFFF"/>
-                              <w:spacing w:before="0" w:beforeAutospacing="0" w:afterAutospacing="0"/>
-                              <w:rPr>
-                                <w:color w:val="000000" w:themeColor="text1"/>
-                                <w:sz w:val="20"/>
-                                <w:szCs w:val="20"/>
-                              </w:rPr>
-                            </w:pPr>
-                            <w:r>
-                              <w:rPr>
-                                <w:color w:val="000000" w:themeColor="text1"/>
-                                <w:sz w:val="20"/>
-                                <w:szCs w:val="20"/>
-                              </w:rPr>
-                              <w:t xml:space="preserve">Managed social media platforms and presence of the club to increase outreach for events. </w:t>
-                            </w:r>
-                          </w:p>
-                          <w:p>
-                            <w:pPr>
-                              <w:pStyle w:val="NormalWeb"/>
-                              <w:numPr>
-                                <w:ilvl w:val="0"/>
-                                <w:numId w:val="6"/>
-                              </w:numPr>
-                              <w:shd w:val="clear" w:color="auto" w:fill="FFFFFF"/>
-                              <w:spacing w:before="0" w:beforeAutospacing="0" w:afterAutospacing="0"/>
-                              <w:rPr>
-                                <w:color w:val="000000" w:themeColor="text1"/>
-                                <w:sz w:val="20"/>
-                                <w:szCs w:val="20"/>
-                              </w:rPr>
-                            </w:pPr>
-                            <w:r>
-                              <w:rPr>
-                                <w:color w:val="000000" w:themeColor="text1"/>
-                                <w:sz w:val="20"/>
-                                <w:szCs w:val="20"/>
-                              </w:rPr>
-                              <w:t xml:space="preserve">Implemented and maintained professional standard for the club by creating a </w:t>
-                            </w:r>
-                            <w:r>
-                              <w:rPr>
-                                <w:color w:val="000000" w:themeColor="text1"/>
-                                <w:sz w:val="20"/>
-                                <w:szCs w:val="20"/>
-                              </w:rPr>
-                              <w:t>LinkedIn</w:t>
-                            </w:r>
-                            <w:r>
-                              <w:rPr>
-                                <w:color w:val="000000" w:themeColor="text1"/>
-                                <w:sz w:val="20"/>
-                                <w:szCs w:val="20"/>
-                              </w:rPr>
-                              <w:t xml:space="preserve"> account and unifying all platforms to one central theme. </w:t>
-                            </w:r>
-                          </w:p>
-                          <w:p>
-                            <w:pPr>
-                              <w:pStyle w:val="NormalWeb"/>
-                              <w:numPr>
-                                <w:ilvl w:val="0"/>
-                                <w:numId w:val="6"/>
-                              </w:numPr>
-                              <w:shd w:val="clear" w:color="auto" w:fill="FFFFFF"/>
-                              <w:spacing w:before="0" w:beforeAutospacing="0" w:after="10" w:afterAutospacing="0"/>
-                              <w:rPr>
-                                <w:color w:val="000000" w:themeColor="text1"/>
-                                <w:sz w:val="20"/>
-                                <w:szCs w:val="20"/>
-                              </w:rPr>
-                            </w:pPr>
-                            <w:r>
-                              <w:rPr>
-                                <w:color w:val="000000" w:themeColor="text1"/>
-                                <w:sz w:val="20"/>
-                                <w:szCs w:val="20"/>
-                              </w:rPr>
-                              <w:t xml:space="preserve">Presented information regarding topics that affect society today in order to drive conversation and dialogue. </w:t>
-                            </w:r>
-                          </w:p>
-                          <w:p>
-                            <w:pPr>
-                              <w:pStyle w:val="NormalWeb"/>
-                              <w:shd w:val="clear" w:color="auto" w:fill="FFFFFF"/>
-                              <w:rPr>
-                                <w:b/>
-                                <w:bCs/>
-                                <w:color w:val="5B9BD5" w:themeColor="accent5"/>
-                                <w:sz w:val="26"/>
-                                <w:szCs w:val="26"/>
-                              </w:rPr>
-                            </w:pPr>
-                            <w:r>
-                              <w:rPr>
-                                <w:b/>
-                                <w:bCs/>
-                                <w:color w:val="5B9BD5" w:themeColor="accent5"/>
-                                <w:sz w:val="26"/>
-                                <w:szCs w:val="26"/>
-                              </w:rPr>
-                              <w:t xml:space="preserve">EDUCATION </w:t>
-                            </w:r>
-                          </w:p>
-                          <w:p>
-                            <w:pPr>
-                              <w:pStyle w:val="NormalWeb"/>
-                              <w:shd w:val="clear" w:color="auto" w:fill="FFFFFF"/>
-                              <w:spacing w:before="0" w:beforeAutospacing="0" w:after="200" w:afterAutospacing="0"/>
-                            </w:pPr>
-                            <w:r>
-                              <w:rPr>
-                                <w:b/>
-                                <w:bCs/>
-                                <w:color w:val="2E74B5" w:themeColor="accent5" w:themeShade="BF"/>
-                              </w:rPr>
-                              <w:t>Temple University</w:t>
-                            </w:r>
-                            <w:r>
-                              <w:rPr>
-                                <w:b/>
-                                <w:bCs/>
-                                <w:color w:val="2E74B5" w:themeColor="accent5" w:themeShade="BF"/>
-                              </w:rPr>
-                              <w:t xml:space="preserve"> College of Science and Technology</w:t>
-                            </w:r>
-                            <w:r>
-                              <w:rPr>
-                                <w:b/>
-                                <w:bCs/>
-                              </w:rPr>
-                              <w:t xml:space="preserve">, </w:t>
-                            </w:r>
-                            <w:r>
-                              <w:t xml:space="preserve">Philadelphia, PA </w:t>
-                            </w:r>
-                            <w:r>
-                              <w:t xml:space="preserve">— </w:t>
-                            </w:r>
-                            <w:r>
-                              <w:t xml:space="preserve">Bachelor of Science Information Science and Technology </w:t>
-                            </w:r>
-                          </w:p>
-                          <w:p>
-                            <w:pPr>
-                              <w:pStyle w:val="NormalWeb"/>
-                              <w:shd w:val="clear" w:color="auto" w:fill="FFFFFF"/>
-                              <w:spacing w:before="0" w:beforeAutospacing="0" w:after="200" w:afterAutospacing="0"/>
-                              <w:rPr>
-                                <w:color w:val="1F4E79" w:themeColor="accent5" w:themeShade="80"/>
-                                <w:sz w:val="18"/>
-                                <w:szCs w:val="18"/>
-                              </w:rPr>
-                            </w:pPr>
-                            <w:r>
-                              <w:rPr>
-                                <w:color w:val="1F4E79" w:themeColor="accent5" w:themeShade="80"/>
-                                <w:sz w:val="18"/>
-                                <w:szCs w:val="18"/>
-                              </w:rPr>
-                              <w:t xml:space="preserve">May 2021 </w:t>
-                            </w:r>
-                          </w:p>
-                          <w:p>
-                            <w:pPr>
-                              <w:rPr>
-                                <w:rFonts w:ascii="Times New Roman" w:hAnsi="Times New Roman" w:cs="Times New Roman"/>
-                                <w:sz w:val="20"/>
-                                <w:szCs w:val="20"/>
-                              </w:rPr>
-                            </w:pPr>
-                          </w:p>
-                          <w:p>
-                            <w:pPr>
-                              <w:pStyle w:val="NormalWeb"/>
-                              <w:shd w:val="clear" w:color="auto" w:fill="FFFFFF"/>
-                              <w:spacing w:before="0" w:beforeAutospacing="0" w:after="200" w:afterAutospacing="0"/>
-                            </w:pPr>
-                            <w:r>
-                              <w:rPr>
-                                <w:b/>
-                                <w:bCs/>
-                                <w:color w:val="2E74B5" w:themeColor="accent5" w:themeShade="BF"/>
-                              </w:rPr>
-                              <w:t>Technical</w:t>
-                            </w:r>
-                            <w:r>
-                              <w:rPr>
-                                <w:b/>
-                                <w:bCs/>
-                                <w:color w:val="2E74B5" w:themeColor="accent5" w:themeShade="BF"/>
-                              </w:rPr>
-                              <w:t xml:space="preserve"> Courses </w:t>
-                            </w:r>
-                          </w:p>
-                          <w:p>
-                            <w:pPr>
-                              <w:spacing w:line="480" w:lineRule="auto"/>
-                              <w:ind w:left="720" w:hanging="720"/>
-                              <w:rPr>
-                                <w:rFonts w:ascii="Times New Roman" w:hAnsi="Times New Roman" w:cs="Times New Roman"/>
-                                <w:sz w:val="20"/>
-                                <w:szCs w:val="20"/>
-                              </w:rPr>
-                            </w:pPr>
-                            <w:r>
-                              <w:rPr>
-                                <w:rFonts w:ascii="Times New Roman" w:hAnsi="Times New Roman" w:cs="Times New Roman"/>
-                                <w:sz w:val="20"/>
-                                <w:szCs w:val="20"/>
-                              </w:rPr>
-                              <w:t xml:space="preserve">Program Design &amp; Abstraction </w:t>
-                            </w:r>
-                            <w:r>
-                              <w:rPr>
-                                <w:rFonts w:ascii="Times New Roman" w:hAnsi="Times New Roman" w:cs="Times New Roman"/>
-                                <w:sz w:val="20"/>
-                                <w:szCs w:val="20"/>
-                              </w:rPr>
-                              <w:tab/>
-                            </w:r>
-                            <w:r>
-                              <w:rPr>
-                                <w:rFonts w:ascii="Times New Roman" w:hAnsi="Times New Roman" w:cs="Times New Roman"/>
-                                <w:sz w:val="20"/>
-                                <w:szCs w:val="20"/>
-                              </w:rPr>
-                              <w:t>Data Structure</w:t>
-                            </w:r>
-                            <w:r>
-                              <w:rPr>
-                                <w:rFonts w:ascii="Times New Roman" w:hAnsi="Times New Roman" w:cs="Times New Roman"/>
-                                <w:sz w:val="20"/>
-                                <w:szCs w:val="20"/>
-                              </w:rPr>
-                              <w:t>s</w:t>
-                            </w:r>
-                            <w:r>
-                              <w:rPr>
-                                <w:rFonts w:ascii="Times New Roman" w:hAnsi="Times New Roman" w:cs="Times New Roman"/>
-                                <w:sz w:val="20"/>
-                                <w:szCs w:val="20"/>
-                              </w:rPr>
-                              <w:tab/>
-                              <w:t xml:space="preserve">      </w:t>
-                            </w:r>
-                            <w:r>
-                              <w:rPr>
-                                <w:rFonts w:ascii="Times New Roman" w:hAnsi="Times New Roman" w:cs="Times New Roman"/>
-                                <w:sz w:val="20"/>
-                                <w:szCs w:val="20"/>
-                              </w:rPr>
-                              <w:t>Discrete Mathematic</w:t>
-                            </w:r>
-                            <w:r>
-                              <w:rPr>
-                                <w:rFonts w:ascii="Times New Roman" w:hAnsi="Times New Roman" w:cs="Times New Roman"/>
-                                <w:sz w:val="20"/>
-                                <w:szCs w:val="20"/>
-                              </w:rPr>
-                              <w:t>s</w:t>
-                            </w:r>
-                            <w:r>
-                              <w:rPr>
-                                <w:rFonts w:ascii="Times New Roman" w:hAnsi="Times New Roman" w:cs="Times New Roman"/>
-                                <w:sz w:val="20"/>
-                                <w:szCs w:val="20"/>
-                              </w:rPr>
-                              <w:tab/>
-                              <w:t xml:space="preserve">         </w:t>
-                            </w:r>
-                            <w:r>
-                              <w:rPr>
-                                <w:rFonts w:ascii="Times New Roman" w:hAnsi="Times New Roman" w:cs="Times New Roman"/>
-                                <w:sz w:val="20"/>
-                                <w:szCs w:val="20"/>
-                              </w:rPr>
-                              <w:t>Calculu</w:t>
-                            </w:r>
-                            <w:r>
-                              <w:rPr>
-                                <w:rFonts w:ascii="Times New Roman" w:hAnsi="Times New Roman" w:cs="Times New Roman"/>
-                                <w:sz w:val="20"/>
-                                <w:szCs w:val="20"/>
-                              </w:rPr>
-                              <w:t xml:space="preserve">s           </w:t>
-                            </w:r>
-                            <w:r>
-                              <w:rPr>
-                                <w:rFonts w:ascii="Times New Roman" w:hAnsi="Times New Roman" w:cs="Times New Roman"/>
-                                <w:sz w:val="20"/>
-                                <w:szCs w:val="20"/>
-                              </w:rPr>
-                              <w:t xml:space="preserve">Database </w:t>
-                            </w:r>
-                            <w:r>
-                              <w:rPr>
-                                <w:rFonts w:ascii="Times New Roman" w:hAnsi="Times New Roman" w:cs="Times New Roman"/>
-                                <w:sz w:val="20"/>
-                                <w:szCs w:val="20"/>
-                              </w:rPr>
-                              <w:t>Management Systems</w:t>
-                            </w:r>
-                            <w:r>
-                              <w:rPr>
-                                <w:rFonts w:ascii="Times New Roman" w:hAnsi="Times New Roman" w:cs="Times New Roman"/>
-                                <w:sz w:val="20"/>
-                                <w:szCs w:val="20"/>
-                              </w:rPr>
-                              <w:tab/>
-                              <w:t xml:space="preserve">Technical Writing </w:t>
-                            </w:r>
-                          </w:p>
-                        </w:txbxContent>
-                      </wps:txbx>
-                      <wps:bodyPr rot="0" spcFirstLastPara="0" vertOverflow="overflow" horzOverflow="overflow" vert="horz" wrap="square" lIns="91440" tIns="45720" rIns="91440" bIns="45720" numCol="1" spcCol="0" rtlCol="0" fromWordArt="0" anchor="t" anchorCtr="0" forceAA="0" compatLnSpc="1">
-                        <a:prstTxWarp prst="textNoShape">
-                          <a:avLst/>
-                        </a:prstTxWarp>
-                        <a:noAutofit/>
-                      </wps:bodyPr>
-                    </wps:wsp>
-                  </a:graphicData>
-                </a:graphic>
-                <wp14:sizeRelH relativeFrom="margin">
-                  <wp14:pctWidth>0</wp14:pctWidth>
-                </wp14:sizeRelH>
-                <wp14:sizeRelV relativeFrom="margin">
-                  <wp14:pctHeight>0</wp14:pctHeight>
-                </wp14:sizeRelV>
-              </wp:anchor>
-            </w:drawing>
-          </mc:Choice>
-          <mc:Fallback>
-            <w:pict>
-              <v:shapetype w14:anchorId="28F1685F" id="_x0000_t202" coordsize="21600,21600" o:spt="202" path="m,l,21600r21600,l21600,xe">
-                <v:stroke joinstyle="miter"/>
-                <v:path gradientshapeok="t" o:connecttype="rect"/>
-              </v:shapetype>
-              <v:shape id="Text Box 5" o:spid="_x0000_s1026" type="#_x0000_t202" style="position:absolute;margin-left:-36.45pt;margin-top:-12.3pt;width:449.3pt;height:709.95pt;z-index:251662336;visibility:visible;mso-wrap-style:square;mso-width-percent:0;mso-height-percent:0;mso-wrap-distance-left:9pt;mso-wrap-distance-top:0;mso-wrap-distance-right:9pt;mso-wrap-distance-bottom:0;mso-position-horizontal:absolute;mso-position-horizontal-relative:text;mso-position-vertical:absolute;mso-position-vertical-relative:text;mso-width-percent:0;mso-height-percent:0;mso-width-relative:margin;mso-height-relative:margin;v-text-anchor:top" o:gfxdata="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" filled="f" stroked="f">
-                <v:textbox>
-                  <w:txbxContent>
-                    <w:p>
-                      <w:pPr>
-                        <w:pStyle w:val="NormalWeb"/>
-                        <w:shd w:val="clear" w:color="auto" w:fill="FFFFFF"/>
-                        <w:rPr>
-                          <w:color w:val="5B9BD5" w:themeColor="accent5"/>
-                          <w:sz w:val="36"/>
-                          <w:szCs w:val="36"/>
-                        </w:rPr>
-                      </w:pPr>
-                      <w:r>
-                        <w:rPr>
-                          <w:b/>
-                          <w:bCs/>
-                          <w:color w:val="5B9BD5" w:themeColor="accent5"/>
-                          <w:sz w:val="36"/>
-                          <w:szCs w:val="36"/>
-                        </w:rPr>
-                        <w:t xml:space="preserve">Lakshmi Shaji </w:t>
-                      </w:r>
-                    </w:p>
-                    <w:p>
-                      <w:pPr>
-                        <w:pStyle w:val="NormalWeb"/>
-                        <w:shd w:val="clear" w:color="auto" w:fill="FFFFFF"/>
-                        <w:rPr>
-                          <w:color w:val="5B9BD5" w:themeColor="accent5"/>
-                          <w:sz w:val="26"/>
-                          <w:szCs w:val="26"/>
-                        </w:rPr>
-                      </w:pPr>
-                      <w:r>
-                        <w:rPr>
-                          <w:b/>
-                          <w:bCs/>
-                          <w:color w:val="5B9BD5" w:themeColor="accent5"/>
-                          <w:sz w:val="26"/>
-                          <w:szCs w:val="26"/>
-                        </w:rPr>
-                        <w:t xml:space="preserve">EXPERIENCE </w:t>
-                      </w:r>
-                    </w:p>
-                    <w:p>
-                      <w:pPr>
-                        <w:pStyle w:val="NormalWeb"/>
-                        <w:shd w:val="clear" w:color="auto" w:fill="FFFFFF"/>
-                        <w:spacing w:before="0" w:beforeAutospacing="0" w:after="200" w:afterAutospacing="0"/>
-                      </w:pPr>
-                      <w:r>
-                        <w:rPr>
-                          <w:b/>
-                          <w:bCs/>
-                          <w:color w:val="2E74B5" w:themeColor="accent5" w:themeShade="BF"/>
-                        </w:rPr>
-                        <w:t>Continuing Education</w:t>
-                      </w:r>
-                      <w:r>
-                        <w:rPr>
-                          <w:b/>
-                          <w:bCs/>
-                          <w:color w:val="2E74B5" w:themeColor="accent5" w:themeShade="BF"/>
-                        </w:rPr>
-                        <w:t xml:space="preserve"> Systems</w:t>
-                      </w:r>
-                      <w:r>
-                        <w:rPr>
-                          <w:b/>
-                          <w:bCs/>
-                        </w:rPr>
-                        <w:t xml:space="preserve">, </w:t>
-                      </w:r>
-                      <w:r>
-                        <w:t>Philadelphia, PA—​Junior Business Analyst</w:t>
-                      </w:r>
-                      <w:r>
-                        <w:t>/ Front End Developer</w:t>
-                      </w:r>
-                    </w:p>
-                    <w:p>
-                      <w:pPr>
-                        <w:pStyle w:val="NormalWeb"/>
-                        <w:shd w:val="clear" w:color="auto" w:fill="FFFFFF"/>
-                        <w:spacing w:before="0" w:beforeAutospacing="0" w:after="200" w:afterAutospacing="0"/>
-                        <w:rPr>
-                          <w:color w:val="1F4E79" w:themeColor="accent5" w:themeShade="80"/>
-                          <w:sz w:val="18"/>
-                          <w:szCs w:val="18"/>
-                        </w:rPr>
-                      </w:pPr>
-                      <w:r>
-                        <w:rPr>
-                          <w:color w:val="1F4E79" w:themeColor="accent5" w:themeShade="80"/>
-                          <w:sz w:val="18"/>
-                          <w:szCs w:val="18"/>
-                        </w:rPr>
-                        <w:t xml:space="preserve">May 2018 - PRESENT </w:t>
-                      </w:r>
-                    </w:p>
-                    <w:p>
-                      <w:pPr>
-                        <w:pStyle w:val="NormalWeb"/>
-                        <w:numPr>
-                          <w:ilvl w:val="0"/>
-                          <w:numId w:val="9"/>
-                        </w:numPr>
-                        <w:shd w:val="clear" w:color="auto" w:fill="FFFFFF"/>
-                        <w:spacing w:before="0" w:beforeAutospacing="0" w:afterAutospacing="0"/>
-                        <w:rPr>
-                          <w:color w:val="000000" w:themeColor="text1"/>
-                          <w:sz w:val="20"/>
-                          <w:szCs w:val="20"/>
-                        </w:rPr>
-                      </w:pPr>
-                      <w:r>
-                        <w:rPr>
-                          <w:color w:val="000000" w:themeColor="text1"/>
-                          <w:sz w:val="20"/>
-                          <w:szCs w:val="20"/>
-                        </w:rPr>
-                        <w:t>Analyz</w:t>
-                      </w:r>
-                      <w:r>
-                        <w:rPr>
-                          <w:color w:val="000000" w:themeColor="text1"/>
-                          <w:sz w:val="20"/>
-                          <w:szCs w:val="20"/>
-                        </w:rPr>
-                        <w:t>e</w:t>
-                      </w:r>
-                      <w:r>
-                        <w:rPr>
-                          <w:color w:val="000000" w:themeColor="text1"/>
-                          <w:sz w:val="20"/>
-                          <w:szCs w:val="20"/>
-                        </w:rPr>
-                        <w:t xml:space="preserve"> site wide audience to create user personas in order to suggest tailored design and feature implementations for the </w:t>
-                      </w:r>
-                      <w:r>
-                        <w:rPr>
-                          <w:color w:val="000000" w:themeColor="text1"/>
-                          <w:sz w:val="20"/>
-                          <w:szCs w:val="20"/>
-                        </w:rPr>
-                        <w:t>O</w:t>
-                      </w:r>
-                      <w:r>
-                        <w:rPr>
-                          <w:color w:val="000000" w:themeColor="text1"/>
-                          <w:sz w:val="20"/>
-                          <w:szCs w:val="20"/>
-                        </w:rPr>
-                        <w:t xml:space="preserve">ffice of </w:t>
-                      </w:r>
-                      <w:r>
-                        <w:rPr>
-                          <w:color w:val="000000" w:themeColor="text1"/>
-                          <w:sz w:val="20"/>
-                          <w:szCs w:val="20"/>
-                        </w:rPr>
-                        <w:t>N</w:t>
-                      </w:r>
-                      <w:r>
-                        <w:rPr>
-                          <w:color w:val="000000" w:themeColor="text1"/>
-                          <w:sz w:val="20"/>
-                          <w:szCs w:val="20"/>
-                        </w:rPr>
-                        <w:t xml:space="preserve">oncredit. </w:t>
-                      </w:r>
-                    </w:p>
-                    <w:p>
-                      <w:pPr>
-                        <w:pStyle w:val="NormalWeb"/>
-                        <w:numPr>
-                          <w:ilvl w:val="0"/>
-                          <w:numId w:val="9"/>
-                        </w:numPr>
-                        <w:shd w:val="clear" w:color="auto" w:fill="FFFFFF"/>
-                        <w:spacing w:before="0" w:beforeAutospacing="0" w:afterAutospacing="0"/>
-                        <w:rPr>
-                          <w:color w:val="000000" w:themeColor="text1"/>
-                          <w:sz w:val="20"/>
-                          <w:szCs w:val="20"/>
-                        </w:rPr>
-                      </w:pPr>
-                      <w:r>
-                        <w:rPr>
-                          <w:color w:val="000000" w:themeColor="text1"/>
-                          <w:sz w:val="20"/>
-                          <w:szCs w:val="20"/>
-                        </w:rPr>
-                        <w:t xml:space="preserve">Document and completed a detailed testing plan for Osher Lifelong Learning Institute’s lottery system that found potential defects prior to a product release. </w:t>
-                      </w:r>
-                    </w:p>
-                    <w:p>
-                      <w:pPr>
-                        <w:pStyle w:val="NormalWeb"/>
-                        <w:numPr>
-                          <w:ilvl w:val="0"/>
-                          <w:numId w:val="9"/>
-                        </w:numPr>
-                        <w:shd w:val="clear" w:color="auto" w:fill="FFFFFF"/>
-                        <w:spacing w:before="0" w:beforeAutospacing="0" w:afterAutospacing="0"/>
-                        <w:rPr>
-                          <w:color w:val="000000" w:themeColor="text1"/>
-                          <w:sz w:val="20"/>
-                          <w:szCs w:val="20"/>
-                        </w:rPr>
-                      </w:pPr>
-                      <w:r>
-                        <w:rPr>
-                          <w:color w:val="000000" w:themeColor="text1"/>
-                          <w:sz w:val="20"/>
-                          <w:szCs w:val="20"/>
-                        </w:rPr>
-                        <w:t>Implement mobile friendly, responsive design to</w:t>
-                      </w:r>
-                      <w:r>
-                        <w:rPr>
-                          <w:color w:val="000000" w:themeColor="text1"/>
-                          <w:sz w:val="20"/>
-                          <w:szCs w:val="20"/>
-                        </w:rPr>
-                        <w:t xml:space="preserve"> department</w:t>
-                      </w:r>
-                      <w:r>
-                        <w:rPr>
-                          <w:color w:val="000000" w:themeColor="text1"/>
-                          <w:sz w:val="20"/>
-                          <w:szCs w:val="20"/>
-                        </w:rPr>
-                        <w:t xml:space="preserve"> shopping pages using Bootstrap CSS. </w:t>
-                      </w:r>
-                    </w:p>
-                    <w:p>
-                      <w:pPr>
-                        <w:pStyle w:val="NormalWeb"/>
-                        <w:numPr>
-                          <w:ilvl w:val="0"/>
-                          <w:numId w:val="9"/>
-                        </w:numPr>
-                        <w:shd w:val="clear" w:color="auto" w:fill="FFFFFF"/>
-                        <w:spacing w:before="0" w:beforeAutospacing="0" w:afterAutospacing="0"/>
-                        <w:rPr>
-                          <w:color w:val="000000" w:themeColor="text1"/>
-                          <w:sz w:val="20"/>
-                          <w:szCs w:val="20"/>
-                        </w:rPr>
-                      </w:pPr>
-                      <w:r>
-                        <w:rPr>
-                          <w:color w:val="000000" w:themeColor="text1"/>
-                          <w:sz w:val="20"/>
-                          <w:szCs w:val="20"/>
-                        </w:rPr>
-                        <w:t>U</w:t>
-                      </w:r>
-                      <w:r>
-                        <w:rPr>
-                          <w:color w:val="000000" w:themeColor="text1"/>
-                          <w:sz w:val="20"/>
-                          <w:szCs w:val="20"/>
-                        </w:rPr>
-                        <w:t>tilize</w:t>
-                      </w:r>
-                      <w:bookmarkStart w:id="1" w:name="_GoBack"/>
-                      <w:bookmarkEnd w:id="1"/>
-                      <w:r>
-                        <w:rPr>
-                          <w:color w:val="000000" w:themeColor="text1"/>
-                          <w:sz w:val="20"/>
-                          <w:szCs w:val="20"/>
-                        </w:rPr>
-                        <w:t xml:space="preserve"> REST API and JavaScript to bridge Temple University’s centralized alerting system and noncredit shopping site in order to</w:t>
-                      </w:r>
-                      <w:r>
-                        <w:rPr>
-                          <w:color w:val="000000" w:themeColor="text1"/>
-                          <w:sz w:val="20"/>
-                          <w:szCs w:val="20"/>
-                        </w:rPr>
-                        <w:t xml:space="preserve"> automatically populate weather alerts.</w:t>
-                      </w:r>
-                    </w:p>
-                    <w:p>
-                      <w:pPr>
-                        <w:pStyle w:val="NormalWeb"/>
-                        <w:shd w:val="clear" w:color="auto" w:fill="FFFFFF"/>
-                        <w:spacing w:before="0" w:beforeAutospacing="0" w:afterAutospacing="0"/>
-                        <w:rPr>
-                          <w:color w:val="2E74B5" w:themeColor="accent5" w:themeShade="BF"/>
-                          <w:sz w:val="20"/>
-                          <w:szCs w:val="20"/>
-                        </w:rPr>
-                      </w:pPr>
-                    </w:p>
-                    <w:p>
-                      <w:pPr>
-                        <w:pStyle w:val="NormalWeb"/>
-                        <w:shd w:val="clear" w:color="auto" w:fill="FFFFFF"/>
-                        <w:spacing w:beforeAutospacing="0" w:after="200" w:afterAutospacing="0"/>
-                      </w:pPr>
-                      <w:r>
-                        <w:rPr>
-                          <w:b/>
-                          <w:bCs/>
-                          <w:color w:val="2E74B5" w:themeColor="accent5" w:themeShade="BF"/>
-                        </w:rPr>
-                        <w:t>TedxTempleU</w:t>
-                      </w:r>
-                      <w:r>
-                        <w:rPr>
-                          <w:b/>
-                          <w:bCs/>
-                        </w:rPr>
-                        <w:t xml:space="preserve">, </w:t>
-                      </w:r>
-                      <w:r>
-                        <w:t xml:space="preserve">Philadelphia, PA—​Director of Web Development and Maintenance </w:t>
-                      </w:r>
-                    </w:p>
-                    <w:p>
-                      <w:pPr>
-                        <w:pStyle w:val="NormalWeb"/>
-                        <w:shd w:val="clear" w:color="auto" w:fill="FFFFFF"/>
-                        <w:spacing w:beforeAutospacing="0" w:after="200" w:afterAutospacing="0"/>
-                        <w:rPr>
-                          <w:color w:val="1F4E79" w:themeColor="accent5" w:themeShade="80"/>
-                          <w:sz w:val="18"/>
-                          <w:szCs w:val="18"/>
-                        </w:rPr>
-                      </w:pPr>
-                      <w:r>
-                        <w:rPr>
-                          <w:color w:val="1F4E79" w:themeColor="accent5" w:themeShade="80"/>
-                          <w:sz w:val="18"/>
-                          <w:szCs w:val="18"/>
-                        </w:rPr>
-                        <w:t xml:space="preserve">November 2018 - April 2019 </w:t>
-                      </w:r>
-                    </w:p>
-                    <w:p>
-                      <w:pPr>
-                        <w:pStyle w:val="NormalWeb"/>
-                        <w:numPr>
-                          <w:ilvl w:val="0"/>
-                          <w:numId w:val="8"/>
-                        </w:numPr>
-                        <w:shd w:val="clear" w:color="auto" w:fill="FFFFFF"/>
-                        <w:spacing w:before="0" w:beforeAutospacing="0" w:afterAutospacing="0"/>
-                        <w:rPr>
-                          <w:color w:val="000000" w:themeColor="text1"/>
-                          <w:sz w:val="20"/>
-                          <w:szCs w:val="20"/>
-                        </w:rPr>
-                      </w:pPr>
-                      <w:r>
-                        <w:rPr>
-                          <w:color w:val="000000" w:themeColor="text1"/>
-                          <w:sz w:val="20"/>
-                          <w:szCs w:val="20"/>
-                        </w:rPr>
-                        <w:t xml:space="preserve">Designed a user interface for the TedxTempleU event to document event details and drive </w:t>
-                      </w:r>
-                      <w:r>
-                        <w:rPr>
-                          <w:color w:val="000000" w:themeColor="text1"/>
-                          <w:sz w:val="20"/>
-                          <w:szCs w:val="20"/>
-                        </w:rPr>
-                        <w:t>e-</w:t>
-                      </w:r>
-                      <w:r>
-                        <w:rPr>
-                          <w:color w:val="000000" w:themeColor="text1"/>
-                          <w:sz w:val="20"/>
-                          <w:szCs w:val="20"/>
-                        </w:rPr>
-                        <w:t xml:space="preserve">ticket sales. </w:t>
-                      </w:r>
-                    </w:p>
-                    <w:p>
-                      <w:pPr>
-                        <w:pStyle w:val="NormalWeb"/>
-                        <w:numPr>
-                          <w:ilvl w:val="0"/>
-                          <w:numId w:val="8"/>
-                        </w:numPr>
-                        <w:shd w:val="clear" w:color="auto" w:fill="FFFFFF"/>
-                        <w:spacing w:before="0" w:beforeAutospacing="0" w:afterAutospacing="0"/>
-                        <w:rPr>
-                          <w:color w:val="000000" w:themeColor="text1"/>
-                          <w:sz w:val="20"/>
-                          <w:szCs w:val="20"/>
-                        </w:rPr>
-                      </w:pPr>
-                      <w:r>
-                        <w:rPr>
-                          <w:color w:val="000000" w:themeColor="text1"/>
-                          <w:sz w:val="20"/>
-                          <w:szCs w:val="20"/>
-                        </w:rPr>
-                        <w:t xml:space="preserve">Collaborated with a design team to decide theme, layout and content for the event site. </w:t>
-                      </w:r>
-                    </w:p>
-                    <w:p>
-                      <w:pPr>
-                        <w:pStyle w:val="NormalWeb"/>
-                        <w:numPr>
-                          <w:ilvl w:val="0"/>
-                          <w:numId w:val="8"/>
-                        </w:numPr>
-                        <w:shd w:val="clear" w:color="auto" w:fill="FFFFFF"/>
-                        <w:spacing w:before="0" w:beforeAutospacing="0" w:afterAutospacing="0"/>
-                        <w:rPr>
-                          <w:color w:val="000000" w:themeColor="text1"/>
-                          <w:sz w:val="20"/>
-                          <w:szCs w:val="20"/>
-                        </w:rPr>
-                      </w:pPr>
-                      <w:r>
-                        <w:rPr>
-                          <w:color w:val="000000" w:themeColor="text1"/>
-                          <w:sz w:val="20"/>
-                          <w:szCs w:val="20"/>
-                        </w:rPr>
-                        <w:t xml:space="preserve">Implemented </w:t>
-                      </w:r>
-                      <w:r>
-                        <w:rPr>
-                          <w:color w:val="000000" w:themeColor="text1"/>
-                          <w:sz w:val="20"/>
-                          <w:szCs w:val="20"/>
-                        </w:rPr>
-                        <w:t xml:space="preserve">bootstrap and CSS driven features to landing page </w:t>
-                      </w:r>
-                      <w:r>
-                        <w:rPr>
-                          <w:color w:val="000000" w:themeColor="text1"/>
-                          <w:sz w:val="20"/>
-                          <w:szCs w:val="20"/>
-                        </w:rPr>
-                        <w:t>in order to</w:t>
-                      </w:r>
-                      <w:r>
-                        <w:rPr>
-                          <w:color w:val="000000" w:themeColor="text1"/>
-                          <w:sz w:val="20"/>
-                          <w:szCs w:val="20"/>
-                        </w:rPr>
-                        <w:t xml:space="preserve"> increase appeal and ease of navigation. </w:t>
-                      </w:r>
-                      <w:r>
-                        <w:rPr>
-                          <w:color w:val="000000" w:themeColor="text1"/>
-                          <w:sz w:val="20"/>
-                          <w:szCs w:val="20"/>
-                        </w:rPr>
-                        <w:t xml:space="preserve">  </w:t>
-                      </w:r>
-                    </w:p>
-                    <w:p>
-                      <w:pPr>
-                        <w:pStyle w:val="NormalWeb"/>
-                        <w:numPr>
-                          <w:ilvl w:val="0"/>
-                          <w:numId w:val="8"/>
-                        </w:numPr>
-                        <w:shd w:val="clear" w:color="auto" w:fill="FFFFFF"/>
-                        <w:spacing w:before="0" w:beforeAutospacing="0" w:afterAutospacing="0"/>
-                        <w:rPr>
-                          <w:color w:val="000000" w:themeColor="text1"/>
-                          <w:sz w:val="20"/>
-                          <w:szCs w:val="20"/>
-                        </w:rPr>
-                      </w:pPr>
-                      <w:r>
-                        <w:rPr>
-                          <w:color w:val="000000" w:themeColor="text1"/>
-                          <w:sz w:val="20"/>
-                          <w:szCs w:val="20"/>
-                        </w:rPr>
-                        <w:t xml:space="preserve">Engage in participant selection process in order to evaluate, diversify and decide program speakers. </w:t>
-                      </w:r>
-                    </w:p>
-                    <w:p>
-                      <w:pPr>
-                        <w:pStyle w:val="NormalWeb"/>
-                        <w:shd w:val="clear" w:color="auto" w:fill="FFFFFF"/>
-                        <w:spacing w:before="0" w:beforeAutospacing="0" w:after="10" w:afterAutospacing="0"/>
-                        <w:rPr>
-                          <w:color w:val="000000" w:themeColor="text1"/>
-                          <w:sz w:val="22"/>
-                          <w:szCs w:val="22"/>
-                        </w:rPr>
-                      </w:pPr>
-                    </w:p>
-                    <w:p>
-                      <w:pPr>
-                        <w:pStyle w:val="NormalWeb"/>
-                        <w:shd w:val="clear" w:color="auto" w:fill="FFFFFF"/>
-                        <w:spacing w:before="0" w:beforeAutospacing="0" w:after="200" w:afterAutospacing="0"/>
-                      </w:pPr>
-                      <w:r>
-                        <w:rPr>
-                          <w:b/>
-                          <w:bCs/>
-                          <w:color w:val="2E74B5" w:themeColor="accent5" w:themeShade="BF"/>
-                        </w:rPr>
-                        <w:t>Hosting Our Own Talks</w:t>
-                      </w:r>
-                      <w:r>
-                        <w:rPr>
-                          <w:b/>
-                          <w:bCs/>
-                        </w:rPr>
-                        <w:t>, ​</w:t>
-                      </w:r>
-                      <w:r>
-                        <w:t xml:space="preserve">Philadelphia, PA — Director of Social Media and Marketing </w:t>
-                      </w:r>
-                    </w:p>
-                    <w:p>
-                      <w:pPr>
-                        <w:pStyle w:val="NormalWeb"/>
-                        <w:shd w:val="clear" w:color="auto" w:fill="FFFFFF"/>
-                        <w:spacing w:before="0" w:beforeAutospacing="0" w:after="200" w:afterAutospacing="0"/>
-                        <w:rPr>
-                          <w:color w:val="1F4E79" w:themeColor="accent5" w:themeShade="80"/>
-                          <w:sz w:val="18"/>
-                          <w:szCs w:val="18"/>
-                        </w:rPr>
-                      </w:pPr>
-                      <w:r>
-                        <w:rPr>
-                          <w:color w:val="1F4E79" w:themeColor="accent5" w:themeShade="80"/>
-                          <w:sz w:val="18"/>
-                          <w:szCs w:val="18"/>
-                        </w:rPr>
-                        <w:t xml:space="preserve">October 2017 </w:t>
-                      </w:r>
-                      <w:r>
-                        <w:rPr>
-                          <w:color w:val="1F4E79" w:themeColor="accent5" w:themeShade="80"/>
-                          <w:sz w:val="18"/>
-                          <w:szCs w:val="18"/>
-                        </w:rPr>
-                        <w:t>–</w:t>
-                      </w:r>
-                      <w:r>
-                        <w:rPr>
-                          <w:color w:val="1F4E79" w:themeColor="accent5" w:themeShade="80"/>
-                          <w:sz w:val="18"/>
-                          <w:szCs w:val="18"/>
-                        </w:rPr>
-                        <w:t xml:space="preserve"> </w:t>
-                      </w:r>
-                      <w:r>
-                        <w:rPr>
-                          <w:color w:val="1F4E79" w:themeColor="accent5" w:themeShade="80"/>
-                          <w:sz w:val="18"/>
-                          <w:szCs w:val="18"/>
-                        </w:rPr>
-                        <w:t>September 2019</w:t>
-                      </w:r>
-                      <w:r>
-                        <w:rPr>
-                          <w:b/>
-                          <w:bCs/>
-                          <w:color w:val="1F4E79" w:themeColor="accent5" w:themeShade="80"/>
-                          <w:sz w:val="20"/>
-                          <w:szCs w:val="20"/>
-                        </w:rPr>
-                        <w:t xml:space="preserve"> </w:t>
-                      </w:r>
-                    </w:p>
-                    <w:p>
-                      <w:pPr>
-                        <w:pStyle w:val="NormalWeb"/>
-                        <w:numPr>
-                          <w:ilvl w:val="0"/>
-                          <w:numId w:val="6"/>
-                        </w:numPr>
-                        <w:shd w:val="clear" w:color="auto" w:fill="FFFFFF"/>
-                        <w:spacing w:before="0" w:beforeAutospacing="0" w:afterAutospacing="0"/>
-                        <w:rPr>
-                          <w:color w:val="000000" w:themeColor="text1"/>
-                          <w:sz w:val="20"/>
-                          <w:szCs w:val="20"/>
-                        </w:rPr>
-                      </w:pPr>
-                      <w:r>
-                        <w:rPr>
-                          <w:color w:val="000000" w:themeColor="text1"/>
-                          <w:sz w:val="20"/>
-                          <w:szCs w:val="20"/>
-                        </w:rPr>
-                        <w:t xml:space="preserve">Managed social media platforms and presence of the club to increase outreach for events. </w:t>
-                      </w:r>
-                    </w:p>
-                    <w:p>
-                      <w:pPr>
-                        <w:pStyle w:val="NormalWeb"/>
-                        <w:numPr>
-                          <w:ilvl w:val="0"/>
-                          <w:numId w:val="6"/>
-                        </w:numPr>
-                        <w:shd w:val="clear" w:color="auto" w:fill="FFFFFF"/>
-                        <w:spacing w:before="0" w:beforeAutospacing="0" w:afterAutospacing="0"/>
-                        <w:rPr>
-                          <w:color w:val="000000" w:themeColor="text1"/>
-                          <w:sz w:val="20"/>
-                          <w:szCs w:val="20"/>
-                        </w:rPr>
-                      </w:pPr>
-                      <w:r>
-                        <w:rPr>
-                          <w:color w:val="000000" w:themeColor="text1"/>
-                          <w:sz w:val="20"/>
-                          <w:szCs w:val="20"/>
-                        </w:rPr>
-                        <w:t xml:space="preserve">Implemented and maintained professional standard for the club by creating a </w:t>
-                      </w:r>
-                      <w:r>
-                        <w:rPr>
-                          <w:color w:val="000000" w:themeColor="text1"/>
-                          <w:sz w:val="20"/>
-                          <w:szCs w:val="20"/>
-                        </w:rPr>
-                        <w:t>LinkedIn</w:t>
-                      </w:r>
-                      <w:r>
-                        <w:rPr>
-                          <w:color w:val="000000" w:themeColor="text1"/>
-                          <w:sz w:val="20"/>
-                          <w:szCs w:val="20"/>
-                        </w:rPr>
-                        <w:t xml:space="preserve"> account and unifying all platforms to one central theme. </w:t>
-                      </w:r>
-                    </w:p>
-                    <w:p>
-                      <w:pPr>
-                        <w:pStyle w:val="NormalWeb"/>
-                        <w:numPr>
-                          <w:ilvl w:val="0"/>
-                          <w:numId w:val="6"/>
-                        </w:numPr>
-                        <w:shd w:val="clear" w:color="auto" w:fill="FFFFFF"/>
-                        <w:spacing w:before="0" w:beforeAutospacing="0" w:after="10" w:afterAutospacing="0"/>
-                        <w:rPr>
-                          <w:color w:val="000000" w:themeColor="text1"/>
-                          <w:sz w:val="20"/>
-                          <w:szCs w:val="20"/>
-                        </w:rPr>
-                      </w:pPr>
-                      <w:r>
-                        <w:rPr>
-                          <w:color w:val="000000" w:themeColor="text1"/>
-                          <w:sz w:val="20"/>
-                          <w:szCs w:val="20"/>
-                        </w:rPr>
-                        <w:t xml:space="preserve">Presented information regarding topics that affect society today in order to drive conversation and dialogue. </w:t>
-                      </w:r>
-                    </w:p>
-                    <w:p>
-                      <w:pPr>
-                        <w:pStyle w:val="NormalWeb"/>
-                        <w:shd w:val="clear" w:color="auto" w:fill="FFFFFF"/>
-                        <w:rPr>
-                          <w:b/>
-                          <w:bCs/>
-                          <w:color w:val="5B9BD5" w:themeColor="accent5"/>
-                          <w:sz w:val="26"/>
-                          <w:szCs w:val="26"/>
-                        </w:rPr>
-                      </w:pPr>
-                      <w:r>
-                        <w:rPr>
-                          <w:b/>
-                          <w:bCs/>
-                          <w:color w:val="5B9BD5" w:themeColor="accent5"/>
-                          <w:sz w:val="26"/>
-                          <w:szCs w:val="26"/>
-                        </w:rPr>
-                        <w:t xml:space="preserve">EDUCATION </w:t>
-                      </w:r>
-                    </w:p>
-                    <w:p>
-                      <w:pPr>
-                        <w:pStyle w:val="NormalWeb"/>
-                        <w:shd w:val="clear" w:color="auto" w:fill="FFFFFF"/>
-                        <w:spacing w:before="0" w:beforeAutospacing="0" w:after="200" w:afterAutospacing="0"/>
-                      </w:pPr>
-                      <w:r>
-                        <w:rPr>
-                          <w:b/>
-                          <w:bCs/>
-                          <w:color w:val="2E74B5" w:themeColor="accent5" w:themeShade="BF"/>
-                        </w:rPr>
-                        <w:t>Temple University</w:t>
-                      </w:r>
-                      <w:r>
-                        <w:rPr>
-                          <w:b/>
-                          <w:bCs/>
-                          <w:color w:val="2E74B5" w:themeColor="accent5" w:themeShade="BF"/>
-                        </w:rPr>
-                        <w:t xml:space="preserve"> College of Science and Technology</w:t>
-                      </w:r>
-                      <w:r>
-                        <w:rPr>
-                          <w:b/>
-                          <w:bCs/>
-                        </w:rPr>
-                        <w:t xml:space="preserve">, </w:t>
-                      </w:r>
-                      <w:r>
-                        <w:t xml:space="preserve">Philadelphia, PA </w:t>
-                      </w:r>
-                      <w:r>
-                        <w:t xml:space="preserve">— </w:t>
-                      </w:r>
-                      <w:r>
-                        <w:t xml:space="preserve">Bachelor of Science Information Science and Technology </w:t>
-                      </w:r>
-                    </w:p>
-                    <w:p>
-                      <w:pPr>
-                        <w:pStyle w:val="NormalWeb"/>
-                        <w:shd w:val="clear" w:color="auto" w:fill="FFFFFF"/>
-                        <w:spacing w:before="0" w:beforeAutospacing="0" w:after="200" w:afterAutospacing="0"/>
-                        <w:rPr>
-                          <w:color w:val="1F4E79" w:themeColor="accent5" w:themeShade="80"/>
-                          <w:sz w:val="18"/>
-                          <w:szCs w:val="18"/>
-                        </w:rPr>
-                      </w:pPr>
-                      <w:r>
-                        <w:rPr>
-                          <w:color w:val="1F4E79" w:themeColor="accent5" w:themeShade="80"/>
-                          <w:sz w:val="18"/>
-                          <w:szCs w:val="18"/>
-                        </w:rPr>
-                        <w:t xml:space="preserve">May 2021 </w:t>
-                      </w:r>
-                    </w:p>
-                    <w:p>
-                      <w:pPr>
-                        <w:rPr>
-                          <w:rFonts w:ascii="Times New Roman" w:hAnsi="Times New Roman" w:cs="Times New Roman"/>
-                          <w:sz w:val="20"/>
-                          <w:szCs w:val="20"/>
-                        </w:rPr>
-                      </w:pPr>
-                    </w:p>
-                    <w:p>
-                      <w:pPr>
-                        <w:pStyle w:val="NormalWeb"/>
-                        <w:shd w:val="clear" w:color="auto" w:fill="FFFFFF"/>
-                        <w:spacing w:before="0" w:beforeAutospacing="0" w:after="200" w:afterAutospacing="0"/>
-                      </w:pPr>
-                      <w:r>
-                        <w:rPr>
-                          <w:b/>
-                          <w:bCs/>
-                          <w:color w:val="2E74B5" w:themeColor="accent5" w:themeShade="BF"/>
-                        </w:rPr>
-                        <w:t>Technical</w:t>
-                      </w:r>
-                      <w:r>
-                        <w:rPr>
-                          <w:b/>
-                          <w:bCs/>
-                          <w:color w:val="2E74B5" w:themeColor="accent5" w:themeShade="BF"/>
-                        </w:rPr>
-                        <w:t xml:space="preserve"> Courses </w:t>
-                      </w:r>
-                    </w:p>
-                    <w:p>
-                      <w:pPr>
-                        <w:spacing w:line="480" w:lineRule="auto"/>
-                        <w:ind w:left="720" w:hanging="720"/>
-                        <w:rPr>
-                          <w:rFonts w:ascii="Times New Roman" w:hAnsi="Times New Roman" w:cs="Times New Roman"/>
-                          <w:sz w:val="20"/>
-                          <w:szCs w:val="20"/>
-                        </w:rPr>
-                      </w:pPr>
-                      <w:r>
-                        <w:rPr>
-                          <w:rFonts w:ascii="Times New Roman" w:hAnsi="Times New Roman" w:cs="Times New Roman"/>
-                          <w:sz w:val="20"/>
-                          <w:szCs w:val="20"/>
-                        </w:rPr>
-                        <w:t xml:space="preserve">Program Design &amp; Abstraction </w:t>
-                      </w:r>
-                      <w:r>
-                        <w:rPr>
-                          <w:rFonts w:ascii="Times New Roman" w:hAnsi="Times New Roman" w:cs="Times New Roman"/>
-                          <w:sz w:val="20"/>
-                          <w:szCs w:val="20"/>
-                        </w:rPr>
-                        <w:tab/>
-                      </w:r>
-                      <w:r>
-                        <w:rPr>
-                          <w:rFonts w:ascii="Times New Roman" w:hAnsi="Times New Roman" w:cs="Times New Roman"/>
-                          <w:sz w:val="20"/>
-                          <w:szCs w:val="20"/>
-                        </w:rPr>
-                        <w:t>Data Structure</w:t>
-                      </w:r>
-                      <w:r>
-                        <w:rPr>
-                          <w:rFonts w:ascii="Times New Roman" w:hAnsi="Times New Roman" w:cs="Times New Roman"/>
-                          <w:sz w:val="20"/>
-                          <w:szCs w:val="20"/>
-                        </w:rPr>
-                        <w:t>s</w:t>
-                      </w:r>
-                      <w:r>
-                        <w:rPr>
-                          <w:rFonts w:ascii="Times New Roman" w:hAnsi="Times New Roman" w:cs="Times New Roman"/>
-                          <w:sz w:val="20"/>
-                          <w:szCs w:val="20"/>
-                        </w:rPr>
-                        <w:tab/>
-                        <w:t xml:space="preserve">      </w:t>
-                      </w:r>
-                      <w:r>
-                        <w:rPr>
-                          <w:rFonts w:ascii="Times New Roman" w:hAnsi="Times New Roman" w:cs="Times New Roman"/>
-                          <w:sz w:val="20"/>
-                          <w:szCs w:val="20"/>
-                        </w:rPr>
-                        <w:t>Discrete Mathematic</w:t>
-                      </w:r>
-                      <w:r>
-                        <w:rPr>
-                          <w:rFonts w:ascii="Times New Roman" w:hAnsi="Times New Roman" w:cs="Times New Roman"/>
-                          <w:sz w:val="20"/>
-                          <w:szCs w:val="20"/>
-                        </w:rPr>
-                        <w:t>s</w:t>
-                      </w:r>
-                      <w:r>
-                        <w:rPr>
-                          <w:rFonts w:ascii="Times New Roman" w:hAnsi="Times New Roman" w:cs="Times New Roman"/>
-                          <w:sz w:val="20"/>
-                          <w:szCs w:val="20"/>
-                        </w:rPr>
-                        <w:tab/>
-                        <w:t xml:space="preserve">         </w:t>
-                      </w:r>
-                      <w:r>
-                        <w:rPr>
-                          <w:rFonts w:ascii="Times New Roman" w:hAnsi="Times New Roman" w:cs="Times New Roman"/>
-                          <w:sz w:val="20"/>
-                          <w:szCs w:val="20"/>
-                        </w:rPr>
-                        <w:t>Calculu</w:t>
-                      </w:r>
-                      <w:r>
-                        <w:rPr>
-                          <w:rFonts w:ascii="Times New Roman" w:hAnsi="Times New Roman" w:cs="Times New Roman"/>
-                          <w:sz w:val="20"/>
-                          <w:szCs w:val="20"/>
-                        </w:rPr>
-                        <w:t xml:space="preserve">s           </w:t>
-                      </w:r>
-                      <w:r>
-                        <w:rPr>
-                          <w:rFonts w:ascii="Times New Roman" w:hAnsi="Times New Roman" w:cs="Times New Roman"/>
-                          <w:sz w:val="20"/>
-                          <w:szCs w:val="20"/>
-                        </w:rPr>
-                        <w:t xml:space="preserve">Database </w:t>
-                      </w:r>
-                      <w:r>
-                        <w:rPr>
-                          <w:rFonts w:ascii="Times New Roman" w:hAnsi="Times New Roman" w:cs="Times New Roman"/>
-                          <w:sz w:val="20"/>
-                          <w:szCs w:val="20"/>
-                        </w:rPr>
-                        <w:t>Management Systems</w:t>
-                      </w:r>
-                      <w:r>
-                        <w:rPr>
-                          <w:rFonts w:ascii="Times New Roman" w:hAnsi="Times New Roman" w:cs="Times New Roman"/>
-                          <w:sz w:val="20"/>
-                          <w:szCs w:val="20"/>
-                        </w:rPr>
-                        <w:tab/>
-                        <w:t xml:space="preserve">Technical Writing </w:t>
-                      </w:r>
-                    </w:p>
-                  </w:txbxContent>
-                </v:textbox>
-              </v:shape>
-            </w:pict>
-          </mc:Fallback>
-        </mc:AlternateContent>
-      </w:r>
-      <w:r>
-        <w:rPr>
-          <w:rFonts w:ascii="OpenSans" w:hAnsi="OpenSans"/>
-          <w:b/>
-          <w:bCs/>
-          <w:noProof/>
-          <w:color w:val="1E77C6"/>
-          <w:sz w:val="18"/>
-          <w:szCs w:val="18"/>
-        </w:rPr>
-        <mc:AlternateContent>
-          <mc:Choice Requires="wps">
-            <w:drawing>
-              <wp:anchor distT="0" distB="0" distL="114300" distR="114300" simplePos="0" relativeHeight="251665408" behindDoc="0" locked="0" layoutInCell="1" allowOverlap="1" wp14:anchorId="07B3A0FE" wp14:editId="0374D1D9">
-                <wp:simplePos x="0" y="0"/>
-                <wp:positionH relativeFrom="column">
-                  <wp:posOffset>5240679</wp:posOffset>
-                </wp:positionH>
-                <wp:positionV relativeFrom="paragraph">
-                  <wp:posOffset>-12780</wp:posOffset>
+                  <wp:posOffset>-98425</wp:posOffset>
                 </wp:positionV>
                 <wp:extent cx="1597025" cy="1423670"/>
                 <wp:effectExtent l="0" t="0" r="0" b="0"/>
@@ -1986,7 +99,7 @@
                                 <w:rFonts w:ascii="Times New Roman" w:hAnsi="Times New Roman" w:cs="Times New Roman"/>
                                 <w:b/>
                                 <w:bCs/>
-                                <w:color w:val="2E74B5" w:themeColor="accent5" w:themeShade="BF"/>
+                                <w:color w:val="3B3838" w:themeColor="background2" w:themeShade="40"/>
                                 <w:sz w:val="20"/>
                                 <w:szCs w:val="20"/>
                               </w:rPr>
@@ -1996,7 +109,7 @@
                                 <w:rFonts w:ascii="Times New Roman" w:hAnsi="Times New Roman" w:cs="Times New Roman"/>
                                 <w:b/>
                                 <w:bCs/>
-                                <w:color w:val="2E74B5" w:themeColor="accent5" w:themeShade="BF"/>
+                                <w:color w:val="3B3838" w:themeColor="background2" w:themeShade="40"/>
                                 <w:sz w:val="20"/>
                                 <w:szCs w:val="20"/>
                               </w:rPr>
@@ -2016,6 +129,7 @@
                             <w:pPr>
                               <w:rPr>
                                 <w:rFonts w:ascii="Times New Roman" w:hAnsi="Times New Roman" w:cs="Times New Roman"/>
+                                <w:color w:val="767171" w:themeColor="background2" w:themeShade="80"/>
                                 <w:sz w:val="20"/>
                                 <w:szCs w:val="20"/>
                               </w:rPr>
@@ -2025,6 +139,7 @@
                                 <w:rPr>
                                   <w:rStyle w:val="Hyperlink"/>
                                   <w:rFonts w:ascii="Times New Roman" w:hAnsi="Times New Roman" w:cs="Times New Roman"/>
+                                  <w:color w:val="767171" w:themeColor="background2" w:themeShade="80"/>
                                   <w:sz w:val="20"/>
                                   <w:szCs w:val="20"/>
                                 </w:rPr>
@@ -2036,6 +151,7 @@
                             <w:pPr>
                               <w:rPr>
                                 <w:rFonts w:ascii="Times New Roman" w:hAnsi="Times New Roman" w:cs="Times New Roman"/>
+                                <w:color w:val="767171" w:themeColor="background2" w:themeShade="80"/>
                                 <w:sz w:val="20"/>
                                 <w:szCs w:val="20"/>
                               </w:rPr>
@@ -2056,6 +172,7 @@
                                 <w:rPr>
                                   <w:rStyle w:val="Hyperlink"/>
                                   <w:rFonts w:ascii="Times New Roman" w:hAnsi="Times New Roman" w:cs="Times New Roman"/>
+                                  <w:color w:val="767171" w:themeColor="background2" w:themeShade="80"/>
                                   <w:sz w:val="20"/>
                                   <w:szCs w:val="20"/>
                                 </w:rPr>
@@ -2095,7 +212,11 @@
           </mc:Choice>
           <mc:Fallback>
             <w:pict>
-              <v:shape w14:anchorId="07B3A0FE" id="Text Box 6" o:spid="_x0000_s1027" type="#_x0000_t202" style="position:absolute;margin-left:412.65pt;margin-top:-1pt;width:125.75pt;height:112.1pt;z-index:251665408;visibility:visible;mso-wrap-style:square;mso-width-percent:0;mso-height-percent:0;mso-wrap-distance-left:9pt;mso-wrap-distance-top:0;mso-wrap-distance-right:9pt;mso-wrap-distance-bottom:0;mso-position-horizontal:absolute;mso-position-horizontal-relative:text;mso-position-vertical:absolute;mso-position-vertical-relative:text;mso-width-percent:0;mso-height-percent:0;mso-width-relative:margin;mso-height-relative:margin;v-text-anchor:top" o:gfxdata="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" filled="f" stroked="f">
+              <v:shapetype w14:anchorId="07B3A0FE" id="_x0000_t202" coordsize="21600,21600" o:spt="202" path="m,l,21600r21600,l21600,xe">
+                <v:stroke joinstyle="miter"/>
+                <v:path gradientshapeok="t" o:connecttype="rect"/>
+              </v:shapetype>
+              <v:shape id="Text Box 6" o:spid="_x0000_s1026" type="#_x0000_t202" style="position:absolute;margin-left:403.65pt;margin-top:-7.75pt;width:125.75pt;height:112.1pt;z-index:251665408;visibility:visible;mso-wrap-style:square;mso-width-percent:0;mso-height-percent:0;mso-wrap-distance-left:9pt;mso-wrap-distance-top:0;mso-wrap-distance-right:9pt;mso-wrap-distance-bottom:0;mso-position-horizontal:absolute;mso-position-horizontal-relative:text;mso-position-vertical:absolute;mso-position-vertical-relative:text;mso-width-percent:0;mso-height-percent:0;mso-width-relative:margin;mso-height-relative:margin;v-text-anchor:top" o:gfxdata="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" filled="f" stroked="f">
                 <v:textbox>
                   <w:txbxContent>
                     <w:p>
@@ -2130,7 +251,7 @@
                           <w:rFonts w:ascii="Times New Roman" w:hAnsi="Times New Roman" w:cs="Times New Roman"/>
                           <w:b/>
                           <w:bCs/>
-                          <w:color w:val="2E74B5" w:themeColor="accent5" w:themeShade="BF"/>
+                          <w:color w:val="3B3838" w:themeColor="background2" w:themeShade="40"/>
                           <w:sz w:val="20"/>
                           <w:szCs w:val="20"/>
                         </w:rPr>
@@ -2140,7 +261,7 @@
                           <w:rFonts w:ascii="Times New Roman" w:hAnsi="Times New Roman" w:cs="Times New Roman"/>
                           <w:b/>
                           <w:bCs/>
-                          <w:color w:val="2E74B5" w:themeColor="accent5" w:themeShade="BF"/>
+                          <w:color w:val="3B3838" w:themeColor="background2" w:themeShade="40"/>
                           <w:sz w:val="20"/>
                           <w:szCs w:val="20"/>
                         </w:rPr>
@@ -2160,6 +281,7 @@
                       <w:pPr>
                         <w:rPr>
                           <w:rFonts w:ascii="Times New Roman" w:hAnsi="Times New Roman" w:cs="Times New Roman"/>
+                          <w:color w:val="767171" w:themeColor="background2" w:themeShade="80"/>
                           <w:sz w:val="20"/>
                           <w:szCs w:val="20"/>
                         </w:rPr>
@@ -2169,6 +291,7 @@
                           <w:rPr>
                             <w:rStyle w:val="Hyperlink"/>
                             <w:rFonts w:ascii="Times New Roman" w:hAnsi="Times New Roman" w:cs="Times New Roman"/>
+                            <w:color w:val="767171" w:themeColor="background2" w:themeShade="80"/>
                             <w:sz w:val="20"/>
                             <w:szCs w:val="20"/>
                           </w:rPr>
@@ -2180,6 +303,7 @@
                       <w:pPr>
                         <w:rPr>
                           <w:rFonts w:ascii="Times New Roman" w:hAnsi="Times New Roman" w:cs="Times New Roman"/>
+                          <w:color w:val="767171" w:themeColor="background2" w:themeShade="80"/>
                           <w:sz w:val="20"/>
                           <w:szCs w:val="20"/>
                         </w:rPr>
@@ -2200,6 +324,7 @@
                           <w:rPr>
                             <w:rStyle w:val="Hyperlink"/>
                             <w:rFonts w:ascii="Times New Roman" w:hAnsi="Times New Roman" w:cs="Times New Roman"/>
+                            <w:color w:val="767171" w:themeColor="background2" w:themeShade="80"/>
                             <w:sz w:val="20"/>
                             <w:szCs w:val="20"/>
                           </w:rPr>
@@ -2215,6 +340,2215 @@
                           <w:szCs w:val="20"/>
                         </w:rPr>
                         <w:t xml:space="preserve">   </w:t>
+                      </w:r>
+                    </w:p>
+                  </w:txbxContent>
+                </v:textbox>
+              </v:shape>
+            </w:pict>
+          </mc:Fallback>
+        </mc:AlternateContent>
+      </w:r>
+      <w:r>
+        <w:rPr>
+          <w:rFonts w:ascii="OpenSans" w:hAnsi="OpenSans"/>
+          <w:b/>
+          <w:bCs/>
+          <w:noProof/>
+          <w:color w:val="1E77C6"/>
+          <w:sz w:val="18"/>
+          <w:szCs w:val="18"/>
+        </w:rPr>
+        <mc:AlternateContent>
+          <mc:Choice Requires="wps">
+            <w:drawing>
+              <wp:anchor distT="0" distB="0" distL="114300" distR="114300" simplePos="0" relativeHeight="251662336" behindDoc="0" locked="0" layoutInCell="1" allowOverlap="1" wp14:anchorId="28F1685F" wp14:editId="01685DEC">
+                <wp:simplePos x="0" y="0"/>
+                <wp:positionH relativeFrom="column">
+                  <wp:posOffset>-514350</wp:posOffset>
+                </wp:positionH>
+                <wp:positionV relativeFrom="paragraph">
+                  <wp:posOffset>-257175</wp:posOffset>
+                </wp:positionV>
+                <wp:extent cx="5706110" cy="9363075"/>
+                <wp:effectExtent l="0" t="0" r="0" b="9525"/>
+                <wp:wrapNone/>
+                <wp:docPr id="5" name="Text Box 5"/>
+                <wp:cNvGraphicFramePr/>
+                <a:graphic xmlns:a="http://schemas.openxmlformats.org/drawingml/2006/main">
+                  <a:graphicData uri="http://schemas.microsoft.com/office/word/2010/wordprocessingShape">
+                    <wps:wsp>
+                      <wps:cNvSpPr txBox="1"/>
+                      <wps:spPr>
+                        <a:xfrm>
+                          <a:off x="0" y="0"/>
+                          <a:ext cx="5706110" cy="9363075"/>
+                        </a:xfrm>
+                        <a:prstGeom prst="rect">
+                          <a:avLst/>
+                        </a:prstGeom>
+                        <a:noFill/>
+                        <a:ln>
+                          <a:noFill/>
+                        </a:ln>
+                      </wps:spPr>
+                      <wps:style>
+                        <a:lnRef idx="0">
+                          <a:scrgbClr r="0" g="0" b="0"/>
+                        </a:lnRef>
+                        <a:fillRef idx="0">
+                          <a:scrgbClr r="0" g="0" b="0"/>
+                        </a:fillRef>
+                        <a:effectRef idx="0">
+                          <a:scrgbClr r="0" g="0" b="0"/>
+                        </a:effectRef>
+                        <a:fontRef idx="minor">
+                          <a:schemeClr val="dk1"/>
+                        </a:fontRef>
+                      </wps:style>
+                      <wps:txbx>
+                        <w:txbxContent>
+                          <w:p>
+                            <w:pPr>
+                              <w:pStyle w:val="NormalWeb"/>
+                              <w:shd w:val="clear" w:color="auto" w:fill="FFFFFF"/>
+                              <w:jc w:val="both"/>
+                              <w:rPr>
+                                <w:b/>
+                                <w:bCs/>
+                                <w:color w:val="3B3838" w:themeColor="background2" w:themeShade="40"/>
+                                <w:sz w:val="36"/>
+                                <w:szCs w:val="36"/>
+                              </w:rPr>
+                            </w:pPr>
+                            <w:r>
+                              <w:rPr>
+                                <w:b/>
+                                <w:bCs/>
+                                <w:color w:val="3B3838" w:themeColor="background2" w:themeShade="40"/>
+                                <w:sz w:val="36"/>
+                                <w:szCs w:val="36"/>
+                              </w:rPr>
+                              <w:t xml:space="preserve">Lakshmi Shaji </w:t>
+                            </w:r>
+                          </w:p>
+                          <w:p>
+                            <w:pPr>
+                              <w:pStyle w:val="NormalWeb"/>
+                              <w:shd w:val="clear" w:color="auto" w:fill="FFFFFF"/>
+                              <w:rPr>
+                                <w:i/>
+                                <w:color w:val="3B3838" w:themeColor="background2" w:themeShade="40"/>
+                                <w:u w:val="single"/>
+                              </w:rPr>
+                            </w:pPr>
+                            <w:r>
+                              <w:rPr>
+                                <w:b/>
+                                <w:bCs/>
+                                <w:i/>
+                                <w:color w:val="3B3838" w:themeColor="background2" w:themeShade="40"/>
+                                <w:u w:val="single"/>
+                              </w:rPr>
+                              <w:t xml:space="preserve">EXPERIENCE </w:t>
+                            </w:r>
+                          </w:p>
+                          <w:p>
+                            <w:pPr>
+                              <w:pStyle w:val="NormalWeb"/>
+                              <w:shd w:val="clear" w:color="auto" w:fill="FFFFFF"/>
+                              <w:spacing w:before="0" w:beforeAutospacing="0" w:after="200" w:afterAutospacing="0"/>
+                            </w:pPr>
+                            <w:r>
+                              <w:rPr>
+                                <w:b/>
+                                <w:bCs/>
+                                <w:color w:val="3B3838" w:themeColor="background2" w:themeShade="40"/>
+                              </w:rPr>
+                              <w:t>Continuing Education</w:t>
+                            </w:r>
+                            <w:r>
+                              <w:rPr>
+                                <w:b/>
+                                <w:bCs/>
+                                <w:color w:val="3B3838" w:themeColor="background2" w:themeShade="40"/>
+                              </w:rPr>
+                              <w:t xml:space="preserve"> Systems</w:t>
+                            </w:r>
+                            <w:r>
+                              <w:rPr>
+                                <w:b/>
+                                <w:bCs/>
+                              </w:rPr>
+                              <w:t xml:space="preserve">, </w:t>
+                            </w:r>
+                            <w:r>
+                              <w:t>Philadelphia, PA—​Junior Business Analyst</w:t>
+                            </w:r>
+                            <w:r>
+                              <w:t>/ Front End Developer</w:t>
+                            </w:r>
+                          </w:p>
+                          <w:p>
+                            <w:pPr>
+                              <w:pStyle w:val="NormalWeb"/>
+                              <w:shd w:val="clear" w:color="auto" w:fill="FFFFFF"/>
+                              <w:spacing w:before="0" w:beforeAutospacing="0" w:after="200" w:afterAutospacing="0"/>
+                              <w:rPr>
+                                <w:color w:val="767171" w:themeColor="background2" w:themeShade="80"/>
+                                <w:sz w:val="18"/>
+                                <w:szCs w:val="18"/>
+                              </w:rPr>
+                            </w:pPr>
+                            <w:r>
+                              <w:rPr>
+                                <w:color w:val="767171" w:themeColor="background2" w:themeShade="80"/>
+                                <w:sz w:val="18"/>
+                                <w:szCs w:val="18"/>
+                              </w:rPr>
+                              <w:t xml:space="preserve">May 2018 - PRESENT </w:t>
+                            </w:r>
+                          </w:p>
+                          <w:p>
+                            <w:pPr>
+                              <w:pStyle w:val="NormalWeb"/>
+                              <w:numPr>
+                                <w:ilvl w:val="0"/>
+                                <w:numId w:val="9"/>
+                              </w:numPr>
+                              <w:shd w:val="clear" w:color="auto" w:fill="FFFFFF"/>
+                              <w:spacing w:before="0" w:beforeAutospacing="0" w:afterAutospacing="0"/>
+                              <w:rPr>
+                                <w:color w:val="000000" w:themeColor="text1"/>
+                                <w:sz w:val="20"/>
+                                <w:szCs w:val="20"/>
+                              </w:rPr>
+                            </w:pPr>
+                            <w:r>
+                              <w:rPr>
+                                <w:color w:val="000000" w:themeColor="text1"/>
+                                <w:sz w:val="20"/>
+                                <w:szCs w:val="20"/>
+                              </w:rPr>
+                              <w:t xml:space="preserve">Improved user experience by analyzing </w:t>
+                            </w:r>
+                            <w:r>
+                              <w:rPr>
+                                <w:color w:val="000000" w:themeColor="text1"/>
+                                <w:sz w:val="20"/>
+                                <w:szCs w:val="20"/>
+                              </w:rPr>
+                              <w:t xml:space="preserve">site wide </w:t>
+                            </w:r>
+                            <w:r>
+                              <w:rPr>
+                                <w:color w:val="000000" w:themeColor="text1"/>
+                                <w:sz w:val="20"/>
+                                <w:szCs w:val="20"/>
+                              </w:rPr>
+                              <w:t xml:space="preserve">content and created insightful user personas </w:t>
+                            </w:r>
+                            <w:r>
+                              <w:rPr>
+                                <w:color w:val="000000" w:themeColor="text1"/>
+                                <w:sz w:val="20"/>
+                                <w:szCs w:val="20"/>
+                              </w:rPr>
+                              <w:t xml:space="preserve">that drove new redesign efforts for </w:t>
+                            </w:r>
+                            <w:r>
+                              <w:rPr>
+                                <w:color w:val="000000" w:themeColor="text1"/>
+                                <w:sz w:val="20"/>
+                                <w:szCs w:val="20"/>
+                              </w:rPr>
+                              <w:t>the Office of Noncredit.</w:t>
+                            </w:r>
+                            <w:r>
+                              <w:rPr>
+                                <w:color w:val="000000" w:themeColor="text1"/>
+                                <w:sz w:val="20"/>
+                                <w:szCs w:val="20"/>
+                              </w:rPr>
+                              <w:t xml:space="preserve"> </w:t>
+                            </w:r>
+                            <w:r>
+                              <w:rPr>
+                                <w:color w:val="000000" w:themeColor="text1"/>
+                                <w:sz w:val="20"/>
+                                <w:szCs w:val="20"/>
+                              </w:rPr>
+                              <w:t xml:space="preserve"> </w:t>
+                            </w:r>
+                          </w:p>
+                          <w:p>
+                            <w:pPr>
+                              <w:pStyle w:val="NormalWeb"/>
+                              <w:numPr>
+                                <w:ilvl w:val="0"/>
+                                <w:numId w:val="9"/>
+                              </w:numPr>
+                              <w:shd w:val="clear" w:color="auto" w:fill="FFFFFF"/>
+                              <w:spacing w:before="0" w:beforeAutospacing="0" w:afterAutospacing="0"/>
+                              <w:rPr>
+                                <w:color w:val="000000" w:themeColor="text1"/>
+                                <w:sz w:val="20"/>
+                                <w:szCs w:val="20"/>
+                              </w:rPr>
+                            </w:pPr>
+                            <w:r>
+                              <w:rPr>
+                                <w:color w:val="000000" w:themeColor="text1"/>
+                                <w:sz w:val="20"/>
+                                <w:szCs w:val="20"/>
+                              </w:rPr>
+                              <w:t>Took lead role creating software resource specification documen</w:t>
+                            </w:r>
+                            <w:r>
+                              <w:rPr>
+                                <w:color w:val="000000" w:themeColor="text1"/>
+                                <w:sz w:val="20"/>
+                                <w:szCs w:val="20"/>
+                              </w:rPr>
+                              <w:t xml:space="preserve">ts to enhance stakeholder buy </w:t>
+                            </w:r>
+                            <w:r>
+                              <w:rPr>
+                                <w:color w:val="000000" w:themeColor="text1"/>
+                                <w:sz w:val="20"/>
+                                <w:szCs w:val="20"/>
+                              </w:rPr>
+                              <w:t>in.</w:t>
+                            </w:r>
+                          </w:p>
+                          <w:p>
+                            <w:pPr>
+                              <w:pStyle w:val="NormalWeb"/>
+                              <w:numPr>
+                                <w:ilvl w:val="0"/>
+                                <w:numId w:val="9"/>
+                              </w:numPr>
+                              <w:shd w:val="clear" w:color="auto" w:fill="FFFFFF"/>
+                              <w:spacing w:before="0" w:beforeAutospacing="0" w:afterAutospacing="0"/>
+                              <w:rPr>
+                                <w:color w:val="000000" w:themeColor="text1"/>
+                                <w:sz w:val="20"/>
+                                <w:szCs w:val="20"/>
+                              </w:rPr>
+                            </w:pPr>
+                            <w:r>
+                              <w:rPr>
+                                <w:color w:val="000000" w:themeColor="text1"/>
+                                <w:sz w:val="20"/>
+                                <w:szCs w:val="20"/>
+                              </w:rPr>
+                              <w:t xml:space="preserve">Documented </w:t>
+                            </w:r>
+                            <w:r>
+                              <w:rPr>
+                                <w:color w:val="000000" w:themeColor="text1"/>
+                                <w:sz w:val="20"/>
+                                <w:szCs w:val="20"/>
+                              </w:rPr>
+                              <w:t>and</w:t>
+                            </w:r>
+                            <w:r>
+                              <w:rPr>
+                                <w:color w:val="000000" w:themeColor="text1"/>
+                                <w:sz w:val="20"/>
+                                <w:szCs w:val="20"/>
+                              </w:rPr>
+                              <w:t xml:space="preserve"> completed a detailed testing plan for Osher Lifelong Learning Institute’s lottery system that found potential de</w:t>
+                            </w:r>
+                            <w:r>
+                              <w:rPr>
+                                <w:color w:val="000000" w:themeColor="text1"/>
+                                <w:sz w:val="20"/>
+                                <w:szCs w:val="20"/>
+                              </w:rPr>
+                              <w:t xml:space="preserve">fects prior to a product release. </w:t>
+                            </w:r>
+                            <w:r>
+                              <w:rPr>
+                                <w:color w:val="000000" w:themeColor="text1"/>
+                                <w:sz w:val="20"/>
+                                <w:szCs w:val="20"/>
+                              </w:rPr>
+                              <w:t xml:space="preserve"> </w:t>
+                            </w:r>
+                          </w:p>
+                          <w:p>
+                            <w:pPr>
+                              <w:pStyle w:val="NormalWeb"/>
+                              <w:numPr>
+                                <w:ilvl w:val="0"/>
+                                <w:numId w:val="9"/>
+                              </w:numPr>
+                              <w:shd w:val="clear" w:color="auto" w:fill="FFFFFF"/>
+                              <w:spacing w:before="0" w:beforeAutospacing="0" w:afterAutospacing="0"/>
+                              <w:rPr>
+                                <w:color w:val="000000" w:themeColor="text1"/>
+                                <w:sz w:val="20"/>
+                                <w:szCs w:val="20"/>
+                              </w:rPr>
+                            </w:pPr>
+                            <w:r>
+                              <w:rPr>
+                                <w:color w:val="000000" w:themeColor="text1"/>
+                                <w:sz w:val="20"/>
+                                <w:szCs w:val="20"/>
+                              </w:rPr>
+                              <w:t>Implement</w:t>
+                            </w:r>
+                            <w:r>
+                              <w:rPr>
+                                <w:color w:val="000000" w:themeColor="text1"/>
+                                <w:sz w:val="20"/>
+                                <w:szCs w:val="20"/>
+                              </w:rPr>
+                              <w:t>ed</w:t>
+                            </w:r>
+                            <w:r>
+                              <w:rPr>
+                                <w:color w:val="000000" w:themeColor="text1"/>
+                                <w:sz w:val="20"/>
+                                <w:szCs w:val="20"/>
+                              </w:rPr>
+                              <w:t xml:space="preserve"> mobile friendly, responsive design to</w:t>
+                            </w:r>
+                            <w:r>
+                              <w:rPr>
+                                <w:color w:val="000000" w:themeColor="text1"/>
+                                <w:sz w:val="20"/>
+                                <w:szCs w:val="20"/>
+                              </w:rPr>
+                              <w:t xml:space="preserve"> department</w:t>
+                            </w:r>
+                            <w:r>
+                              <w:rPr>
+                                <w:color w:val="000000" w:themeColor="text1"/>
+                                <w:sz w:val="20"/>
+                                <w:szCs w:val="20"/>
+                              </w:rPr>
+                              <w:t xml:space="preserve"> shopping pages using Bootstrap CSS. </w:t>
+                            </w:r>
+                          </w:p>
+                          <w:p>
+                            <w:pPr>
+                              <w:pStyle w:val="NormalWeb"/>
+                              <w:numPr>
+                                <w:ilvl w:val="0"/>
+                                <w:numId w:val="9"/>
+                              </w:numPr>
+                              <w:shd w:val="clear" w:color="auto" w:fill="FFFFFF"/>
+                              <w:spacing w:before="0" w:beforeAutospacing="0" w:afterAutospacing="0"/>
+                              <w:rPr>
+                                <w:color w:val="000000" w:themeColor="text1"/>
+                                <w:sz w:val="20"/>
+                                <w:szCs w:val="20"/>
+                              </w:rPr>
+                            </w:pPr>
+                            <w:r>
+                              <w:rPr>
+                                <w:color w:val="000000" w:themeColor="text1"/>
+                                <w:sz w:val="20"/>
+                                <w:szCs w:val="20"/>
+                              </w:rPr>
+                              <w:t>U</w:t>
+                            </w:r>
+                            <w:r>
+                              <w:rPr>
+                                <w:color w:val="000000" w:themeColor="text1"/>
+                                <w:sz w:val="20"/>
+                                <w:szCs w:val="20"/>
+                              </w:rPr>
+                              <w:t>tilize</w:t>
+                            </w:r>
+                            <w:r>
+                              <w:rPr>
+                                <w:color w:val="000000" w:themeColor="text1"/>
+                                <w:sz w:val="20"/>
+                                <w:szCs w:val="20"/>
+                              </w:rPr>
+                              <w:t>d</w:t>
+                            </w:r>
+                            <w:r>
+                              <w:rPr>
+                                <w:color w:val="000000" w:themeColor="text1"/>
+                                <w:sz w:val="20"/>
+                                <w:szCs w:val="20"/>
+                              </w:rPr>
+                              <w:t xml:space="preserve"> REST API and JavaScript to bridge </w:t>
+                            </w:r>
+                            <w:r>
+                              <w:rPr>
+                                <w:color w:val="000000" w:themeColor="text1"/>
+                                <w:sz w:val="20"/>
+                                <w:szCs w:val="20"/>
+                              </w:rPr>
+                              <w:t xml:space="preserve">Temple University’s centralized </w:t>
+                            </w:r>
+                            <w:r>
+                              <w:rPr>
+                                <w:color w:val="000000" w:themeColor="text1"/>
+                                <w:sz w:val="20"/>
+                                <w:szCs w:val="20"/>
+                              </w:rPr>
+                              <w:t>alerting system and noncredit shopping site in order to</w:t>
+                            </w:r>
+                            <w:r>
+                              <w:rPr>
+                                <w:color w:val="000000" w:themeColor="text1"/>
+                                <w:sz w:val="20"/>
+                                <w:szCs w:val="20"/>
+                              </w:rPr>
+                              <w:t xml:space="preserve"> automatically populate weather alerts.</w:t>
+                            </w:r>
+                          </w:p>
+                          <w:p>
+                            <w:pPr>
+                              <w:pStyle w:val="NormalWeb"/>
+                              <w:shd w:val="clear" w:color="auto" w:fill="FFFFFF"/>
+                              <w:spacing w:before="0" w:beforeAutospacing="0" w:afterAutospacing="0"/>
+                              <w:rPr>
+                                <w:color w:val="2E74B5" w:themeColor="accent5" w:themeShade="BF"/>
+                                <w:sz w:val="20"/>
+                                <w:szCs w:val="20"/>
+                              </w:rPr>
+                            </w:pPr>
+                          </w:p>
+                          <w:p>
+                            <w:pPr>
+                              <w:pStyle w:val="NormalWeb"/>
+                              <w:shd w:val="clear" w:color="auto" w:fill="FFFFFF"/>
+                              <w:spacing w:beforeAutospacing="0" w:after="200" w:afterAutospacing="0"/>
+                            </w:pPr>
+                            <w:r>
+                              <w:rPr>
+                                <w:b/>
+                                <w:bCs/>
+                                <w:color w:val="3B3838" w:themeColor="background2" w:themeShade="40"/>
+                              </w:rPr>
+                              <w:t>TedxTempleU</w:t>
+                            </w:r>
+                            <w:r>
+                              <w:rPr>
+                                <w:b/>
+                                <w:bCs/>
+                              </w:rPr>
+                              <w:t xml:space="preserve">, </w:t>
+                            </w:r>
+                            <w:r>
+                              <w:t xml:space="preserve">Philadelphia, PA—​Director of Web Development and Maintenance </w:t>
+                            </w:r>
+                          </w:p>
+                          <w:p>
+                            <w:pPr>
+                              <w:pStyle w:val="NormalWeb"/>
+                              <w:shd w:val="clear" w:color="auto" w:fill="FFFFFF"/>
+                              <w:spacing w:beforeAutospacing="0" w:after="200" w:afterAutospacing="0"/>
+                              <w:rPr>
+                                <w:color w:val="767171" w:themeColor="background2" w:themeShade="80"/>
+                                <w:sz w:val="18"/>
+                                <w:szCs w:val="18"/>
+                              </w:rPr>
+                            </w:pPr>
+                            <w:r>
+                              <w:rPr>
+                                <w:color w:val="767171" w:themeColor="background2" w:themeShade="80"/>
+                                <w:sz w:val="18"/>
+                                <w:szCs w:val="18"/>
+                              </w:rPr>
+                              <w:t xml:space="preserve">November 2018 - April 2019 </w:t>
+                            </w:r>
+                          </w:p>
+                          <w:p>
+                            <w:pPr>
+                              <w:pStyle w:val="NormalWeb"/>
+                              <w:numPr>
+                                <w:ilvl w:val="0"/>
+                                <w:numId w:val="8"/>
+                              </w:numPr>
+                              <w:shd w:val="clear" w:color="auto" w:fill="FFFFFF"/>
+                              <w:spacing w:before="0" w:beforeAutospacing="0" w:afterAutospacing="0"/>
+                              <w:rPr>
+                                <w:color w:val="000000" w:themeColor="text1"/>
+                                <w:sz w:val="20"/>
+                                <w:szCs w:val="20"/>
+                              </w:rPr>
+                            </w:pPr>
+                            <w:r>
+                              <w:rPr>
+                                <w:color w:val="000000" w:themeColor="text1"/>
+                                <w:sz w:val="20"/>
+                                <w:szCs w:val="20"/>
+                              </w:rPr>
+                              <w:t xml:space="preserve">Designed a user interface for the TedxTempleU event to document event details and drive </w:t>
+                            </w:r>
+                            <w:r>
+                              <w:rPr>
+                                <w:color w:val="000000" w:themeColor="text1"/>
+                                <w:sz w:val="20"/>
+                                <w:szCs w:val="20"/>
+                              </w:rPr>
+                              <w:t>e-</w:t>
+                            </w:r>
+                            <w:r>
+                              <w:rPr>
+                                <w:color w:val="000000" w:themeColor="text1"/>
+                                <w:sz w:val="20"/>
+                                <w:szCs w:val="20"/>
+                              </w:rPr>
+                              <w:t>ticket sales.</w:t>
+                            </w:r>
+                          </w:p>
+                          <w:p>
+                            <w:pPr>
+                              <w:pStyle w:val="NormalWeb"/>
+                              <w:numPr>
+                                <w:ilvl w:val="0"/>
+                                <w:numId w:val="8"/>
+                              </w:numPr>
+                              <w:shd w:val="clear" w:color="auto" w:fill="FFFFFF"/>
+                              <w:spacing w:before="0" w:beforeAutospacing="0" w:afterAutospacing="0"/>
+                              <w:rPr>
+                                <w:color w:val="000000" w:themeColor="text1"/>
+                                <w:sz w:val="20"/>
+                                <w:szCs w:val="20"/>
+                              </w:rPr>
+                            </w:pPr>
+                            <w:r>
+                              <w:rPr>
+                                <w:color w:val="000000" w:themeColor="text1"/>
+                                <w:sz w:val="20"/>
+                                <w:szCs w:val="20"/>
+                              </w:rPr>
+                              <w:t xml:space="preserve">Collaborated with a design team to decide theme, layout and content for the event site. </w:t>
+                            </w:r>
+                          </w:p>
+                          <w:p>
+                            <w:pPr>
+                              <w:pStyle w:val="NormalWeb"/>
+                              <w:numPr>
+                                <w:ilvl w:val="0"/>
+                                <w:numId w:val="8"/>
+                              </w:numPr>
+                              <w:shd w:val="clear" w:color="auto" w:fill="FFFFFF"/>
+                              <w:spacing w:before="0" w:beforeAutospacing="0" w:afterAutospacing="0"/>
+                              <w:rPr>
+                                <w:color w:val="000000" w:themeColor="text1"/>
+                                <w:sz w:val="20"/>
+                                <w:szCs w:val="20"/>
+                              </w:rPr>
+                            </w:pPr>
+                            <w:r>
+                              <w:rPr>
+                                <w:color w:val="000000" w:themeColor="text1"/>
+                                <w:sz w:val="20"/>
+                                <w:szCs w:val="20"/>
+                              </w:rPr>
+                              <w:t xml:space="preserve">Implemented </w:t>
+                            </w:r>
+                            <w:r>
+                              <w:rPr>
+                                <w:color w:val="000000" w:themeColor="text1"/>
+                                <w:sz w:val="20"/>
+                                <w:szCs w:val="20"/>
+                              </w:rPr>
+                              <w:t>B</w:t>
+                            </w:r>
+                            <w:r>
+                              <w:rPr>
+                                <w:color w:val="000000" w:themeColor="text1"/>
+                                <w:sz w:val="20"/>
+                                <w:szCs w:val="20"/>
+                              </w:rPr>
+                              <w:t xml:space="preserve">ootstrap and CSS driven features to landing page </w:t>
+                            </w:r>
+                            <w:r>
+                              <w:rPr>
+                                <w:color w:val="000000" w:themeColor="text1"/>
+                                <w:sz w:val="20"/>
+                                <w:szCs w:val="20"/>
+                              </w:rPr>
+                              <w:t>in order to</w:t>
+                            </w:r>
+                            <w:r>
+                              <w:rPr>
+                                <w:color w:val="000000" w:themeColor="text1"/>
+                                <w:sz w:val="20"/>
+                                <w:szCs w:val="20"/>
+                              </w:rPr>
+                              <w:t xml:space="preserve"> increase appeal and ease of navigation. </w:t>
+                            </w:r>
+                            <w:r>
+                              <w:rPr>
+                                <w:color w:val="000000" w:themeColor="text1"/>
+                                <w:sz w:val="20"/>
+                                <w:szCs w:val="20"/>
+                              </w:rPr>
+                              <w:t xml:space="preserve">  </w:t>
+                            </w:r>
+                          </w:p>
+                          <w:p>
+                            <w:pPr>
+                              <w:pStyle w:val="NormalWeb"/>
+                              <w:numPr>
+                                <w:ilvl w:val="0"/>
+                                <w:numId w:val="8"/>
+                              </w:numPr>
+                              <w:shd w:val="clear" w:color="auto" w:fill="FFFFFF"/>
+                              <w:spacing w:before="0" w:beforeAutospacing="0" w:afterAutospacing="0"/>
+                              <w:rPr>
+                                <w:color w:val="000000" w:themeColor="text1"/>
+                                <w:sz w:val="20"/>
+                                <w:szCs w:val="20"/>
+                              </w:rPr>
+                            </w:pPr>
+                            <w:r>
+                              <w:rPr>
+                                <w:color w:val="000000" w:themeColor="text1"/>
+                                <w:sz w:val="20"/>
+                                <w:szCs w:val="20"/>
+                              </w:rPr>
+                              <w:t>Engage</w:t>
+                            </w:r>
+                            <w:r>
+                              <w:rPr>
+                                <w:color w:val="000000" w:themeColor="text1"/>
+                                <w:sz w:val="20"/>
+                                <w:szCs w:val="20"/>
+                              </w:rPr>
+                              <w:t>d</w:t>
+                            </w:r>
+                            <w:r>
+                              <w:rPr>
+                                <w:color w:val="000000" w:themeColor="text1"/>
+                                <w:sz w:val="20"/>
+                                <w:szCs w:val="20"/>
+                              </w:rPr>
+                              <w:t xml:space="preserve"> in participant selection process in order to evaluate, diversify and decide program speakers. </w:t>
+                            </w:r>
+                          </w:p>
+                          <w:p>
+                            <w:pPr>
+                              <w:pStyle w:val="NormalWeb"/>
+                              <w:shd w:val="clear" w:color="auto" w:fill="FFFFFF"/>
+                              <w:spacing w:before="0" w:beforeAutospacing="0" w:afterAutospacing="0"/>
+                              <w:ind w:left="360"/>
+                              <w:rPr>
+                                <w:color w:val="000000" w:themeColor="text1"/>
+                                <w:sz w:val="20"/>
+                                <w:szCs w:val="20"/>
+                              </w:rPr>
+                            </w:pPr>
+                          </w:p>
+                          <w:p>
+                            <w:pPr>
+                              <w:pStyle w:val="NormalWeb"/>
+                              <w:shd w:val="clear" w:color="auto" w:fill="FFFFFF"/>
+                              <w:spacing w:before="0" w:beforeAutospacing="0" w:after="200" w:afterAutospacing="0"/>
+                            </w:pPr>
+                            <w:r>
+                              <w:rPr>
+                                <w:b/>
+                                <w:bCs/>
+                                <w:color w:val="3B3838" w:themeColor="background2" w:themeShade="40"/>
+                              </w:rPr>
+                              <w:t>Hosting Our Own Talks</w:t>
+                            </w:r>
+                            <w:r>
+                              <w:rPr>
+                                <w:b/>
+                                <w:bCs/>
+                              </w:rPr>
+                              <w:t xml:space="preserve">, </w:t>
+                            </w:r>
+                            <w:r>
+                              <w:rPr>
+                                <w:b/>
+                                <w:bCs/>
+                              </w:rPr>
+                              <w:t xml:space="preserve"> </w:t>
+                            </w:r>
+                            <w:r>
+                              <w:rPr>
+                                <w:b/>
+                                <w:bCs/>
+                              </w:rPr>
+                              <w:t>​</w:t>
+                            </w:r>
+                            <w:r>
+                              <w:t xml:space="preserve">Philadelphia, PA — Director of Social Media and Marketing </w:t>
+                            </w:r>
+                          </w:p>
+                          <w:p>
+                            <w:pPr>
+                              <w:pStyle w:val="NormalWeb"/>
+                              <w:shd w:val="clear" w:color="auto" w:fill="FFFFFF"/>
+                              <w:spacing w:before="0" w:beforeAutospacing="0" w:after="200" w:afterAutospacing="0"/>
+                              <w:rPr>
+                                <w:color w:val="767171" w:themeColor="background2" w:themeShade="80"/>
+                                <w:sz w:val="18"/>
+                                <w:szCs w:val="18"/>
+                              </w:rPr>
+                            </w:pPr>
+                            <w:r>
+                              <w:rPr>
+                                <w:color w:val="767171" w:themeColor="background2" w:themeShade="80"/>
+                                <w:sz w:val="18"/>
+                                <w:szCs w:val="18"/>
+                              </w:rPr>
+                              <w:t xml:space="preserve">October 2017 </w:t>
+                            </w:r>
+                            <w:r>
+                              <w:rPr>
+                                <w:color w:val="767171" w:themeColor="background2" w:themeShade="80"/>
+                                <w:sz w:val="18"/>
+                                <w:szCs w:val="18"/>
+                              </w:rPr>
+                              <w:t>–</w:t>
+                            </w:r>
+                            <w:r>
+                              <w:rPr>
+                                <w:color w:val="767171" w:themeColor="background2" w:themeShade="80"/>
+                                <w:sz w:val="18"/>
+                                <w:szCs w:val="18"/>
+                              </w:rPr>
+                              <w:t xml:space="preserve"> </w:t>
+                            </w:r>
+                            <w:r>
+                              <w:rPr>
+                                <w:color w:val="767171" w:themeColor="background2" w:themeShade="80"/>
+                                <w:sz w:val="18"/>
+                                <w:szCs w:val="18"/>
+                              </w:rPr>
+                              <w:t>September 2019</w:t>
+                            </w:r>
+                            <w:r>
+                              <w:rPr>
+                                <w:b/>
+                                <w:bCs/>
+                                <w:color w:val="767171" w:themeColor="background2" w:themeShade="80"/>
+                                <w:sz w:val="20"/>
+                                <w:szCs w:val="20"/>
+                              </w:rPr>
+                              <w:t xml:space="preserve"> </w:t>
+                            </w:r>
+                          </w:p>
+                          <w:p>
+                            <w:pPr>
+                              <w:pStyle w:val="NormalWeb"/>
+                              <w:numPr>
+                                <w:ilvl w:val="0"/>
+                                <w:numId w:val="6"/>
+                              </w:numPr>
+                              <w:shd w:val="clear" w:color="auto" w:fill="FFFFFF"/>
+                              <w:spacing w:before="0" w:beforeAutospacing="0" w:afterAutospacing="0"/>
+                              <w:rPr>
+                                <w:color w:val="000000" w:themeColor="text1"/>
+                                <w:sz w:val="20"/>
+                                <w:szCs w:val="20"/>
+                              </w:rPr>
+                            </w:pPr>
+                            <w:r>
+                              <w:rPr>
+                                <w:color w:val="000000" w:themeColor="text1"/>
+                                <w:sz w:val="20"/>
+                                <w:szCs w:val="20"/>
+                              </w:rPr>
+                              <w:t xml:space="preserve">Managed social media platforms and presence of the club to increase outreach for events. </w:t>
+                            </w:r>
+                          </w:p>
+                          <w:p>
+                            <w:pPr>
+                              <w:pStyle w:val="NormalWeb"/>
+                              <w:numPr>
+                                <w:ilvl w:val="0"/>
+                                <w:numId w:val="6"/>
+                              </w:numPr>
+                              <w:shd w:val="clear" w:color="auto" w:fill="FFFFFF"/>
+                              <w:spacing w:before="0" w:beforeAutospacing="0" w:afterAutospacing="0"/>
+                              <w:rPr>
+                                <w:color w:val="000000" w:themeColor="text1"/>
+                                <w:sz w:val="20"/>
+                                <w:szCs w:val="20"/>
+                              </w:rPr>
+                            </w:pPr>
+                            <w:r>
+                              <w:rPr>
+                                <w:color w:val="000000" w:themeColor="text1"/>
+                                <w:sz w:val="20"/>
+                                <w:szCs w:val="20"/>
+                              </w:rPr>
+                              <w:t xml:space="preserve">Implemented and maintained professional standard for the club by creating a </w:t>
+                            </w:r>
+                            <w:r>
+                              <w:rPr>
+                                <w:color w:val="000000" w:themeColor="text1"/>
+                                <w:sz w:val="20"/>
+                                <w:szCs w:val="20"/>
+                              </w:rPr>
+                              <w:t>LinkedIn</w:t>
+                            </w:r>
+                            <w:r>
+                              <w:rPr>
+                                <w:color w:val="000000" w:themeColor="text1"/>
+                                <w:sz w:val="20"/>
+                                <w:szCs w:val="20"/>
+                              </w:rPr>
+                              <w:t xml:space="preserve"> account and unifying all platforms to one central theme. </w:t>
+                            </w:r>
+                          </w:p>
+                          <w:p>
+                            <w:pPr>
+                              <w:pStyle w:val="NormalWeb"/>
+                              <w:numPr>
+                                <w:ilvl w:val="0"/>
+                                <w:numId w:val="6"/>
+                              </w:numPr>
+                              <w:shd w:val="clear" w:color="auto" w:fill="FFFFFF"/>
+                              <w:spacing w:before="0" w:beforeAutospacing="0" w:after="10" w:afterAutospacing="0"/>
+                              <w:rPr>
+                                <w:color w:val="000000" w:themeColor="text1"/>
+                                <w:sz w:val="20"/>
+                                <w:szCs w:val="20"/>
+                              </w:rPr>
+                            </w:pPr>
+                            <w:r>
+                              <w:rPr>
+                                <w:color w:val="000000" w:themeColor="text1"/>
+                                <w:sz w:val="20"/>
+                                <w:szCs w:val="20"/>
+                              </w:rPr>
+                              <w:t xml:space="preserve">Presented information regarding topics that affect society today in order to drive conversation and dialogue. </w:t>
+                            </w:r>
+                          </w:p>
+                          <w:p>
+                            <w:pPr>
+                              <w:pStyle w:val="NormalWeb"/>
+                              <w:shd w:val="clear" w:color="auto" w:fill="FFFFFF"/>
+                              <w:rPr>
+                                <w:b/>
+                                <w:bCs/>
+                                <w:i/>
+                                <w:color w:val="3B3838" w:themeColor="background2" w:themeShade="40"/>
+                                <w:u w:val="single"/>
+                              </w:rPr>
+                            </w:pPr>
+                            <w:r>
+                              <w:rPr>
+                                <w:b/>
+                                <w:bCs/>
+                                <w:i/>
+                                <w:color w:val="3B3838" w:themeColor="background2" w:themeShade="40"/>
+                                <w:u w:val="single"/>
+                              </w:rPr>
+                              <w:t xml:space="preserve">EDUCATION </w:t>
+                            </w:r>
+                          </w:p>
+                          <w:p>
+                            <w:pPr>
+                              <w:pStyle w:val="NormalWeb"/>
+                              <w:shd w:val="clear" w:color="auto" w:fill="FFFFFF"/>
+                              <w:spacing w:before="0" w:beforeAutospacing="0" w:after="200" w:afterAutospacing="0"/>
+                            </w:pPr>
+                            <w:r>
+                              <w:rPr>
+                                <w:b/>
+                                <w:bCs/>
+                                <w:color w:val="3B3838" w:themeColor="background2" w:themeShade="40"/>
+                              </w:rPr>
+                              <w:t>Temple University College of Science and Technology</w:t>
+                            </w:r>
+                            <w:r>
+                              <w:rPr>
+                                <w:b/>
+                                <w:bCs/>
+                              </w:rPr>
+                              <w:t xml:space="preserve">, </w:t>
+                            </w:r>
+                            <w:r>
+                              <w:t>Philadelphia, PA</w:t>
+                            </w:r>
+                          </w:p>
+                          <w:p>
+                            <w:pPr>
+                              <w:pStyle w:val="NormalWeb"/>
+                              <w:shd w:val="clear" w:color="auto" w:fill="FFFFFF"/>
+                              <w:spacing w:before="0" w:beforeAutospacing="0" w:after="200" w:afterAutospacing="0"/>
+                            </w:pPr>
+                            <w:r>
+                              <w:t xml:space="preserve">Bachelor of Science </w:t>
+                            </w:r>
+                            <w:r>
+                              <w:t>—</w:t>
+                            </w:r>
+                            <w:r>
+                              <w:t xml:space="preserve"> Information Science and Technology </w:t>
+                            </w:r>
+                          </w:p>
+                          <w:p>
+                            <w:pPr>
+                              <w:pStyle w:val="NormalWeb"/>
+                              <w:shd w:val="clear" w:color="auto" w:fill="FFFFFF"/>
+                              <w:spacing w:before="0" w:beforeAutospacing="0" w:after="200" w:afterAutospacing="0"/>
+                              <w:rPr>
+                                <w:color w:val="767171" w:themeColor="background2" w:themeShade="80"/>
+                                <w:sz w:val="18"/>
+                                <w:szCs w:val="18"/>
+                              </w:rPr>
+                            </w:pPr>
+                            <w:r>
+                              <w:rPr>
+                                <w:color w:val="767171" w:themeColor="background2" w:themeShade="80"/>
+                                <w:sz w:val="18"/>
+                                <w:szCs w:val="18"/>
+                              </w:rPr>
+                              <w:t xml:space="preserve">May 2021 </w:t>
+                            </w:r>
+                          </w:p>
+                          <w:p>
+                            <w:pPr>
+                              <w:rPr>
+                                <w:rFonts w:ascii="Times New Roman" w:hAnsi="Times New Roman" w:cs="Times New Roman"/>
+                                <w:sz w:val="20"/>
+                                <w:szCs w:val="20"/>
+                              </w:rPr>
+                            </w:pPr>
+                          </w:p>
+                          <w:p>
+                            <w:pPr>
+                              <w:pStyle w:val="NormalWeb"/>
+                              <w:shd w:val="clear" w:color="auto" w:fill="FFFFFF"/>
+                              <w:spacing w:before="0" w:beforeAutospacing="0" w:after="200" w:afterAutospacing="0"/>
+                              <w:rPr>
+                                <w:i/>
+                                <w:color w:val="3B3838" w:themeColor="background2" w:themeShade="40"/>
+                                <w:u w:val="single"/>
+                              </w:rPr>
+                            </w:pPr>
+                            <w:r>
+                              <w:rPr>
+                                <w:b/>
+                                <w:bCs/>
+                                <w:i/>
+                                <w:color w:val="3B3838" w:themeColor="background2" w:themeShade="40"/>
+                                <w:u w:val="single"/>
+                              </w:rPr>
+                              <w:t>Technical</w:t>
+                            </w:r>
+                            <w:r>
+                              <w:rPr>
+                                <w:b/>
+                                <w:bCs/>
+                                <w:i/>
+                                <w:color w:val="3B3838" w:themeColor="background2" w:themeShade="40"/>
+                                <w:u w:val="single"/>
+                              </w:rPr>
+                              <w:t xml:space="preserve"> Courses </w:t>
+                            </w:r>
+                          </w:p>
+                          <w:p>
+                            <w:pPr>
+                              <w:spacing w:line="480" w:lineRule="auto"/>
+                              <w:ind w:left="720" w:hanging="720"/>
+                              <w:rPr>
+                                <w:rFonts w:ascii="Times New Roman" w:hAnsi="Times New Roman" w:cs="Times New Roman"/>
+                                <w:sz w:val="20"/>
+                                <w:szCs w:val="20"/>
+                              </w:rPr>
+                            </w:pPr>
+                            <w:r>
+                              <w:rPr>
+                                <w:rFonts w:ascii="Times New Roman" w:hAnsi="Times New Roman" w:cs="Times New Roman"/>
+                                <w:sz w:val="20"/>
+                                <w:szCs w:val="20"/>
+                              </w:rPr>
+                              <w:t xml:space="preserve">Program Design &amp; Abstraction </w:t>
+                            </w:r>
+                            <w:r>
+                              <w:rPr>
+                                <w:rFonts w:ascii="Times New Roman" w:hAnsi="Times New Roman" w:cs="Times New Roman"/>
+                                <w:sz w:val="20"/>
+                                <w:szCs w:val="20"/>
+                              </w:rPr>
+                              <w:tab/>
+                            </w:r>
+                            <w:r>
+                              <w:rPr>
+                                <w:rFonts w:ascii="Times New Roman" w:hAnsi="Times New Roman" w:cs="Times New Roman"/>
+                                <w:sz w:val="20"/>
+                                <w:szCs w:val="20"/>
+                              </w:rPr>
+                              <w:t>Data Structure</w:t>
+                            </w:r>
+                            <w:r>
+                              <w:rPr>
+                                <w:rFonts w:ascii="Times New Roman" w:hAnsi="Times New Roman" w:cs="Times New Roman"/>
+                                <w:sz w:val="20"/>
+                                <w:szCs w:val="20"/>
+                              </w:rPr>
+                              <w:t>s</w:t>
+                            </w:r>
+                            <w:r>
+                              <w:rPr>
+                                <w:rFonts w:ascii="Times New Roman" w:hAnsi="Times New Roman" w:cs="Times New Roman"/>
+                                <w:sz w:val="20"/>
+                                <w:szCs w:val="20"/>
+                              </w:rPr>
+                              <w:tab/>
+                              <w:t xml:space="preserve">      </w:t>
+                            </w:r>
+                            <w:r>
+                              <w:rPr>
+                                <w:rFonts w:ascii="Times New Roman" w:hAnsi="Times New Roman" w:cs="Times New Roman"/>
+                                <w:sz w:val="20"/>
+                                <w:szCs w:val="20"/>
+                              </w:rPr>
+                              <w:t>Discrete Mathematic</w:t>
+                            </w:r>
+                            <w:r>
+                              <w:rPr>
+                                <w:rFonts w:ascii="Times New Roman" w:hAnsi="Times New Roman" w:cs="Times New Roman"/>
+                                <w:sz w:val="20"/>
+                                <w:szCs w:val="20"/>
+                              </w:rPr>
+                              <w:t>s</w:t>
+                            </w:r>
+                            <w:r>
+                              <w:rPr>
+                                <w:rFonts w:ascii="Times New Roman" w:hAnsi="Times New Roman" w:cs="Times New Roman"/>
+                                <w:sz w:val="20"/>
+                                <w:szCs w:val="20"/>
+                              </w:rPr>
+                              <w:tab/>
+                              <w:t xml:space="preserve">         </w:t>
+                            </w:r>
+                            <w:r>
+                              <w:rPr>
+                                <w:rFonts w:ascii="Times New Roman" w:hAnsi="Times New Roman" w:cs="Times New Roman"/>
+                                <w:sz w:val="20"/>
+                                <w:szCs w:val="20"/>
+                              </w:rPr>
+                              <w:t>Calculu</w:t>
+                            </w:r>
+                            <w:r>
+                              <w:rPr>
+                                <w:rFonts w:ascii="Times New Roman" w:hAnsi="Times New Roman" w:cs="Times New Roman"/>
+                                <w:sz w:val="20"/>
+                                <w:szCs w:val="20"/>
+                              </w:rPr>
+                              <w:t xml:space="preserve">s           </w:t>
+                            </w:r>
+                            <w:r>
+                              <w:rPr>
+                                <w:rFonts w:ascii="Times New Roman" w:hAnsi="Times New Roman" w:cs="Times New Roman"/>
+                                <w:sz w:val="20"/>
+                                <w:szCs w:val="20"/>
+                              </w:rPr>
+                              <w:t xml:space="preserve">Database </w:t>
+                            </w:r>
+                            <w:r>
+                              <w:rPr>
+                                <w:rFonts w:ascii="Times New Roman" w:hAnsi="Times New Roman" w:cs="Times New Roman"/>
+                                <w:sz w:val="20"/>
+                                <w:szCs w:val="20"/>
+                              </w:rPr>
+                              <w:t>Management Systems</w:t>
+                            </w:r>
+                            <w:r>
+                              <w:rPr>
+                                <w:rFonts w:ascii="Times New Roman" w:hAnsi="Times New Roman" w:cs="Times New Roman"/>
+                                <w:sz w:val="20"/>
+                                <w:szCs w:val="20"/>
+                              </w:rPr>
+                              <w:tab/>
+                              <w:t xml:space="preserve">Technical Writing </w:t>
+                            </w:r>
+                          </w:p>
+                        </w:txbxContent>
+                      </wps:txbx>
+                      <wps:bodyPr rot="0" spcFirstLastPara="0" vertOverflow="overflow" horzOverflow="overflow" vert="horz" wrap="square" lIns="91440" tIns="45720" rIns="91440" bIns="45720" numCol="1" spcCol="0" rtlCol="0" fromWordArt="0" anchor="t" anchorCtr="0" forceAA="0" compatLnSpc="1">
+                        <a:prstTxWarp prst="textNoShape">
+                          <a:avLst/>
+                        </a:prstTxWarp>
+                        <a:noAutofit/>
+                      </wps:bodyPr>
+                    </wps:wsp>
+                  </a:graphicData>
+                </a:graphic>
+                <wp14:sizeRelH relativeFrom="margin">
+                  <wp14:pctWidth>0</wp14:pctWidth>
+                </wp14:sizeRelH>
+                <wp14:sizeRelV relativeFrom="margin">
+                  <wp14:pctHeight>0</wp14:pctHeight>
+                </wp14:sizeRelV>
+              </wp:anchor>
+            </w:drawing>
+          </mc:Choice>
+          <mc:Fallback>
+            <w:pict>
+              <v:shape w14:anchorId="28F1685F" id="Text Box 5" o:spid="_x0000_s1027" type="#_x0000_t202" style="position:absolute;margin-left:-40.5pt;margin-top:-20.25pt;width:449.3pt;height:737.25pt;z-index:251662336;visibility:visible;mso-wrap-style:square;mso-width-percent:0;mso-height-percent:0;mso-wrap-distance-left:9pt;mso-wrap-distance-top:0;mso-wrap-distance-right:9pt;mso-wrap-distance-bottom:0;mso-position-horizontal:absolute;mso-position-horizontal-relative:text;mso-position-vertical:absolute;mso-position-vertical-relative:text;mso-width-percent:0;mso-height-percent:0;mso-width-relative:margin;mso-height-relative:margin;v-text-anchor:top" o:gfxdata="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" filled="f" stroked="f">
+                <v:textbox>
+                  <w:txbxContent>
+                    <w:p>
+                      <w:pPr>
+                        <w:pStyle w:val="NormalWeb"/>
+                        <w:shd w:val="clear" w:color="auto" w:fill="FFFFFF"/>
+                        <w:jc w:val="both"/>
+                        <w:rPr>
+                          <w:b/>
+                          <w:bCs/>
+                          <w:color w:val="3B3838" w:themeColor="background2" w:themeShade="40"/>
+                          <w:sz w:val="36"/>
+                          <w:szCs w:val="36"/>
+                        </w:rPr>
+                      </w:pPr>
+                      <w:r>
+                        <w:rPr>
+                          <w:b/>
+                          <w:bCs/>
+                          <w:color w:val="3B3838" w:themeColor="background2" w:themeShade="40"/>
+                          <w:sz w:val="36"/>
+                          <w:szCs w:val="36"/>
+                        </w:rPr>
+                        <w:t xml:space="preserve">Lakshmi Shaji </w:t>
+                      </w:r>
+                    </w:p>
+                    <w:p>
+                      <w:pPr>
+                        <w:pStyle w:val="NormalWeb"/>
+                        <w:shd w:val="clear" w:color="auto" w:fill="FFFFFF"/>
+                        <w:rPr>
+                          <w:i/>
+                          <w:color w:val="3B3838" w:themeColor="background2" w:themeShade="40"/>
+                          <w:u w:val="single"/>
+                        </w:rPr>
+                      </w:pPr>
+                      <w:r>
+                        <w:rPr>
+                          <w:b/>
+                          <w:bCs/>
+                          <w:i/>
+                          <w:color w:val="3B3838" w:themeColor="background2" w:themeShade="40"/>
+                          <w:u w:val="single"/>
+                        </w:rPr>
+                        <w:t xml:space="preserve">EXPERIENCE </w:t>
+                      </w:r>
+                    </w:p>
+                    <w:p>
+                      <w:pPr>
+                        <w:pStyle w:val="NormalWeb"/>
+                        <w:shd w:val="clear" w:color="auto" w:fill="FFFFFF"/>
+                        <w:spacing w:before="0" w:beforeAutospacing="0" w:after="200" w:afterAutospacing="0"/>
+                      </w:pPr>
+                      <w:r>
+                        <w:rPr>
+                          <w:b/>
+                          <w:bCs/>
+                          <w:color w:val="3B3838" w:themeColor="background2" w:themeShade="40"/>
+                        </w:rPr>
+                        <w:t>Continuing Education</w:t>
+                      </w:r>
+                      <w:r>
+                        <w:rPr>
+                          <w:b/>
+                          <w:bCs/>
+                          <w:color w:val="3B3838" w:themeColor="background2" w:themeShade="40"/>
+                        </w:rPr>
+                        <w:t xml:space="preserve"> Systems</w:t>
+                      </w:r>
+                      <w:r>
+                        <w:rPr>
+                          <w:b/>
+                          <w:bCs/>
+                        </w:rPr>
+                        <w:t xml:space="preserve">, </w:t>
+                      </w:r>
+                      <w:r>
+                        <w:t>Philadelphia, PA—​Junior Business Analyst</w:t>
+                      </w:r>
+                      <w:r>
+                        <w:t>/ Front End Developer</w:t>
+                      </w:r>
+                    </w:p>
+                    <w:p>
+                      <w:pPr>
+                        <w:pStyle w:val="NormalWeb"/>
+                        <w:shd w:val="clear" w:color="auto" w:fill="FFFFFF"/>
+                        <w:spacing w:before="0" w:beforeAutospacing="0" w:after="200" w:afterAutospacing="0"/>
+                        <w:rPr>
+                          <w:color w:val="767171" w:themeColor="background2" w:themeShade="80"/>
+                          <w:sz w:val="18"/>
+                          <w:szCs w:val="18"/>
+                        </w:rPr>
+                      </w:pPr>
+                      <w:r>
+                        <w:rPr>
+                          <w:color w:val="767171" w:themeColor="background2" w:themeShade="80"/>
+                          <w:sz w:val="18"/>
+                          <w:szCs w:val="18"/>
+                        </w:rPr>
+                        <w:t xml:space="preserve">May 2018 - PRESENT </w:t>
+                      </w:r>
+                    </w:p>
+                    <w:p>
+                      <w:pPr>
+                        <w:pStyle w:val="NormalWeb"/>
+                        <w:numPr>
+                          <w:ilvl w:val="0"/>
+                          <w:numId w:val="9"/>
+                        </w:numPr>
+                        <w:shd w:val="clear" w:color="auto" w:fill="FFFFFF"/>
+                        <w:spacing w:before="0" w:beforeAutospacing="0" w:afterAutospacing="0"/>
+                        <w:rPr>
+                          <w:color w:val="000000" w:themeColor="text1"/>
+                          <w:sz w:val="20"/>
+                          <w:szCs w:val="20"/>
+                        </w:rPr>
+                      </w:pPr>
+                      <w:r>
+                        <w:rPr>
+                          <w:color w:val="000000" w:themeColor="text1"/>
+                          <w:sz w:val="20"/>
+                          <w:szCs w:val="20"/>
+                        </w:rPr>
+                        <w:t xml:space="preserve">Improved user experience by analyzing </w:t>
+                      </w:r>
+                      <w:r>
+                        <w:rPr>
+                          <w:color w:val="000000" w:themeColor="text1"/>
+                          <w:sz w:val="20"/>
+                          <w:szCs w:val="20"/>
+                        </w:rPr>
+                        <w:t xml:space="preserve">site wide </w:t>
+                      </w:r>
+                      <w:r>
+                        <w:rPr>
+                          <w:color w:val="000000" w:themeColor="text1"/>
+                          <w:sz w:val="20"/>
+                          <w:szCs w:val="20"/>
+                        </w:rPr>
+                        <w:t xml:space="preserve">content and created insightful user personas </w:t>
+                      </w:r>
+                      <w:r>
+                        <w:rPr>
+                          <w:color w:val="000000" w:themeColor="text1"/>
+                          <w:sz w:val="20"/>
+                          <w:szCs w:val="20"/>
+                        </w:rPr>
+                        <w:t xml:space="preserve">that drove new redesign efforts for </w:t>
+                      </w:r>
+                      <w:r>
+                        <w:rPr>
+                          <w:color w:val="000000" w:themeColor="text1"/>
+                          <w:sz w:val="20"/>
+                          <w:szCs w:val="20"/>
+                        </w:rPr>
+                        <w:t>the Office of Noncredit.</w:t>
+                      </w:r>
+                      <w:r>
+                        <w:rPr>
+                          <w:color w:val="000000" w:themeColor="text1"/>
+                          <w:sz w:val="20"/>
+                          <w:szCs w:val="20"/>
+                        </w:rPr>
+                        <w:t xml:space="preserve"> </w:t>
+                      </w:r>
+                      <w:r>
+                        <w:rPr>
+                          <w:color w:val="000000" w:themeColor="text1"/>
+                          <w:sz w:val="20"/>
+                          <w:szCs w:val="20"/>
+                        </w:rPr>
+                        <w:t xml:space="preserve"> </w:t>
+                      </w:r>
+                    </w:p>
+                    <w:p>
+                      <w:pPr>
+                        <w:pStyle w:val="NormalWeb"/>
+                        <w:numPr>
+                          <w:ilvl w:val="0"/>
+                          <w:numId w:val="9"/>
+                        </w:numPr>
+                        <w:shd w:val="clear" w:color="auto" w:fill="FFFFFF"/>
+                        <w:spacing w:before="0" w:beforeAutospacing="0" w:afterAutospacing="0"/>
+                        <w:rPr>
+                          <w:color w:val="000000" w:themeColor="text1"/>
+                          <w:sz w:val="20"/>
+                          <w:szCs w:val="20"/>
+                        </w:rPr>
+                      </w:pPr>
+                      <w:r>
+                        <w:rPr>
+                          <w:color w:val="000000" w:themeColor="text1"/>
+                          <w:sz w:val="20"/>
+                          <w:szCs w:val="20"/>
+                        </w:rPr>
+                        <w:t>Took lead role creating software resource specification documen</w:t>
+                      </w:r>
+                      <w:r>
+                        <w:rPr>
+                          <w:color w:val="000000" w:themeColor="text1"/>
+                          <w:sz w:val="20"/>
+                          <w:szCs w:val="20"/>
+                        </w:rPr>
+                        <w:t xml:space="preserve">ts to enhance stakeholder buy </w:t>
+                      </w:r>
+                      <w:r>
+                        <w:rPr>
+                          <w:color w:val="000000" w:themeColor="text1"/>
+                          <w:sz w:val="20"/>
+                          <w:szCs w:val="20"/>
+                        </w:rPr>
+                        <w:t>in.</w:t>
+                      </w:r>
+                    </w:p>
+                    <w:p>
+                      <w:pPr>
+                        <w:pStyle w:val="NormalWeb"/>
+                        <w:numPr>
+                          <w:ilvl w:val="0"/>
+                          <w:numId w:val="9"/>
+                        </w:numPr>
+                        <w:shd w:val="clear" w:color="auto" w:fill="FFFFFF"/>
+                        <w:spacing w:before="0" w:beforeAutospacing="0" w:afterAutospacing="0"/>
+                        <w:rPr>
+                          <w:color w:val="000000" w:themeColor="text1"/>
+                          <w:sz w:val="20"/>
+                          <w:szCs w:val="20"/>
+                        </w:rPr>
+                      </w:pPr>
+                      <w:r>
+                        <w:rPr>
+                          <w:color w:val="000000" w:themeColor="text1"/>
+                          <w:sz w:val="20"/>
+                          <w:szCs w:val="20"/>
+                        </w:rPr>
+                        <w:t xml:space="preserve">Documented </w:t>
+                      </w:r>
+                      <w:r>
+                        <w:rPr>
+                          <w:color w:val="000000" w:themeColor="text1"/>
+                          <w:sz w:val="20"/>
+                          <w:szCs w:val="20"/>
+                        </w:rPr>
+                        <w:t>and</w:t>
+                      </w:r>
+                      <w:r>
+                        <w:rPr>
+                          <w:color w:val="000000" w:themeColor="text1"/>
+                          <w:sz w:val="20"/>
+                          <w:szCs w:val="20"/>
+                        </w:rPr>
+                        <w:t xml:space="preserve"> completed a detailed testing plan for Osher Lifelong Learning Institute’s lottery system that found potential de</w:t>
+                      </w:r>
+                      <w:r>
+                        <w:rPr>
+                          <w:color w:val="000000" w:themeColor="text1"/>
+                          <w:sz w:val="20"/>
+                          <w:szCs w:val="20"/>
+                        </w:rPr>
+                        <w:t xml:space="preserve">fects prior to a product release. </w:t>
+                      </w:r>
+                      <w:r>
+                        <w:rPr>
+                          <w:color w:val="000000" w:themeColor="text1"/>
+                          <w:sz w:val="20"/>
+                          <w:szCs w:val="20"/>
+                        </w:rPr>
+                        <w:t xml:space="preserve"> </w:t>
+                      </w:r>
+                    </w:p>
+                    <w:p>
+                      <w:pPr>
+                        <w:pStyle w:val="NormalWeb"/>
+                        <w:numPr>
+                          <w:ilvl w:val="0"/>
+                          <w:numId w:val="9"/>
+                        </w:numPr>
+                        <w:shd w:val="clear" w:color="auto" w:fill="FFFFFF"/>
+                        <w:spacing w:before="0" w:beforeAutospacing="0" w:afterAutospacing="0"/>
+                        <w:rPr>
+                          <w:color w:val="000000" w:themeColor="text1"/>
+                          <w:sz w:val="20"/>
+                          <w:szCs w:val="20"/>
+                        </w:rPr>
+                      </w:pPr>
+                      <w:r>
+                        <w:rPr>
+                          <w:color w:val="000000" w:themeColor="text1"/>
+                          <w:sz w:val="20"/>
+                          <w:szCs w:val="20"/>
+                        </w:rPr>
+                        <w:t>Implement</w:t>
+                      </w:r>
+                      <w:r>
+                        <w:rPr>
+                          <w:color w:val="000000" w:themeColor="text1"/>
+                          <w:sz w:val="20"/>
+                          <w:szCs w:val="20"/>
+                        </w:rPr>
+                        <w:t>ed</w:t>
+                      </w:r>
+                      <w:r>
+                        <w:rPr>
+                          <w:color w:val="000000" w:themeColor="text1"/>
+                          <w:sz w:val="20"/>
+                          <w:szCs w:val="20"/>
+                        </w:rPr>
+                        <w:t xml:space="preserve"> mobile friendly, responsive design to</w:t>
+                      </w:r>
+                      <w:r>
+                        <w:rPr>
+                          <w:color w:val="000000" w:themeColor="text1"/>
+                          <w:sz w:val="20"/>
+                          <w:szCs w:val="20"/>
+                        </w:rPr>
+                        <w:t xml:space="preserve"> department</w:t>
+                      </w:r>
+                      <w:r>
+                        <w:rPr>
+                          <w:color w:val="000000" w:themeColor="text1"/>
+                          <w:sz w:val="20"/>
+                          <w:szCs w:val="20"/>
+                        </w:rPr>
+                        <w:t xml:space="preserve"> shopping pages using Bootstrap CSS. </w:t>
+                      </w:r>
+                    </w:p>
+                    <w:p>
+                      <w:pPr>
+                        <w:pStyle w:val="NormalWeb"/>
+                        <w:numPr>
+                          <w:ilvl w:val="0"/>
+                          <w:numId w:val="9"/>
+                        </w:numPr>
+                        <w:shd w:val="clear" w:color="auto" w:fill="FFFFFF"/>
+                        <w:spacing w:before="0" w:beforeAutospacing="0" w:afterAutospacing="0"/>
+                        <w:rPr>
+                          <w:color w:val="000000" w:themeColor="text1"/>
+                          <w:sz w:val="20"/>
+                          <w:szCs w:val="20"/>
+                        </w:rPr>
+                      </w:pPr>
+                      <w:r>
+                        <w:rPr>
+                          <w:color w:val="000000" w:themeColor="text1"/>
+                          <w:sz w:val="20"/>
+                          <w:szCs w:val="20"/>
+                        </w:rPr>
+                        <w:t>U</w:t>
+                      </w:r>
+                      <w:r>
+                        <w:rPr>
+                          <w:color w:val="000000" w:themeColor="text1"/>
+                          <w:sz w:val="20"/>
+                          <w:szCs w:val="20"/>
+                        </w:rPr>
+                        <w:t>tilize</w:t>
+                      </w:r>
+                      <w:r>
+                        <w:rPr>
+                          <w:color w:val="000000" w:themeColor="text1"/>
+                          <w:sz w:val="20"/>
+                          <w:szCs w:val="20"/>
+                        </w:rPr>
+                        <w:t>d</w:t>
+                      </w:r>
+                      <w:r>
+                        <w:rPr>
+                          <w:color w:val="000000" w:themeColor="text1"/>
+                          <w:sz w:val="20"/>
+                          <w:szCs w:val="20"/>
+                        </w:rPr>
+                        <w:t xml:space="preserve"> REST API and JavaScript to bridge </w:t>
+                      </w:r>
+                      <w:r>
+                        <w:rPr>
+                          <w:color w:val="000000" w:themeColor="text1"/>
+                          <w:sz w:val="20"/>
+                          <w:szCs w:val="20"/>
+                        </w:rPr>
+                        <w:t xml:space="preserve">Temple University’s centralized </w:t>
+                      </w:r>
+                      <w:r>
+                        <w:rPr>
+                          <w:color w:val="000000" w:themeColor="text1"/>
+                          <w:sz w:val="20"/>
+                          <w:szCs w:val="20"/>
+                        </w:rPr>
+                        <w:t>alerting system and noncredit shopping site in order to</w:t>
+                      </w:r>
+                      <w:r>
+                        <w:rPr>
+                          <w:color w:val="000000" w:themeColor="text1"/>
+                          <w:sz w:val="20"/>
+                          <w:szCs w:val="20"/>
+                        </w:rPr>
+                        <w:t xml:space="preserve"> automatically populate weather alerts.</w:t>
+                      </w:r>
+                    </w:p>
+                    <w:p>
+                      <w:pPr>
+                        <w:pStyle w:val="NormalWeb"/>
+                        <w:shd w:val="clear" w:color="auto" w:fill="FFFFFF"/>
+                        <w:spacing w:before="0" w:beforeAutospacing="0" w:afterAutospacing="0"/>
+                        <w:rPr>
+                          <w:color w:val="2E74B5" w:themeColor="accent5" w:themeShade="BF"/>
+                          <w:sz w:val="20"/>
+                          <w:szCs w:val="20"/>
+                        </w:rPr>
+                      </w:pPr>
+                    </w:p>
+                    <w:p>
+                      <w:pPr>
+                        <w:pStyle w:val="NormalWeb"/>
+                        <w:shd w:val="clear" w:color="auto" w:fill="FFFFFF"/>
+                        <w:spacing w:beforeAutospacing="0" w:after="200" w:afterAutospacing="0"/>
+                      </w:pPr>
+                      <w:r>
+                        <w:rPr>
+                          <w:b/>
+                          <w:bCs/>
+                          <w:color w:val="3B3838" w:themeColor="background2" w:themeShade="40"/>
+                        </w:rPr>
+                        <w:t>TedxTempleU</w:t>
+                      </w:r>
+                      <w:r>
+                        <w:rPr>
+                          <w:b/>
+                          <w:bCs/>
+                        </w:rPr>
+                        <w:t xml:space="preserve">, </w:t>
+                      </w:r>
+                      <w:r>
+                        <w:t xml:space="preserve">Philadelphia, PA—​Director of Web Development and Maintenance </w:t>
+                      </w:r>
+                    </w:p>
+                    <w:p>
+                      <w:pPr>
+                        <w:pStyle w:val="NormalWeb"/>
+                        <w:shd w:val="clear" w:color="auto" w:fill="FFFFFF"/>
+                        <w:spacing w:beforeAutospacing="0" w:after="200" w:afterAutospacing="0"/>
+                        <w:rPr>
+                          <w:color w:val="767171" w:themeColor="background2" w:themeShade="80"/>
+                          <w:sz w:val="18"/>
+                          <w:szCs w:val="18"/>
+                        </w:rPr>
+                      </w:pPr>
+                      <w:r>
+                        <w:rPr>
+                          <w:color w:val="767171" w:themeColor="background2" w:themeShade="80"/>
+                          <w:sz w:val="18"/>
+                          <w:szCs w:val="18"/>
+                        </w:rPr>
+                        <w:t xml:space="preserve">November 2018 - April 2019 </w:t>
+                      </w:r>
+                    </w:p>
+                    <w:p>
+                      <w:pPr>
+                        <w:pStyle w:val="NormalWeb"/>
+                        <w:numPr>
+                          <w:ilvl w:val="0"/>
+                          <w:numId w:val="8"/>
+                        </w:numPr>
+                        <w:shd w:val="clear" w:color="auto" w:fill="FFFFFF"/>
+                        <w:spacing w:before="0" w:beforeAutospacing="0" w:afterAutospacing="0"/>
+                        <w:rPr>
+                          <w:color w:val="000000" w:themeColor="text1"/>
+                          <w:sz w:val="20"/>
+                          <w:szCs w:val="20"/>
+                        </w:rPr>
+                      </w:pPr>
+                      <w:r>
+                        <w:rPr>
+                          <w:color w:val="000000" w:themeColor="text1"/>
+                          <w:sz w:val="20"/>
+                          <w:szCs w:val="20"/>
+                        </w:rPr>
+                        <w:t xml:space="preserve">Designed a user interface for the TedxTempleU event to document event details and drive </w:t>
+                      </w:r>
+                      <w:r>
+                        <w:rPr>
+                          <w:color w:val="000000" w:themeColor="text1"/>
+                          <w:sz w:val="20"/>
+                          <w:szCs w:val="20"/>
+                        </w:rPr>
+                        <w:t>e-</w:t>
+                      </w:r>
+                      <w:r>
+                        <w:rPr>
+                          <w:color w:val="000000" w:themeColor="text1"/>
+                          <w:sz w:val="20"/>
+                          <w:szCs w:val="20"/>
+                        </w:rPr>
+                        <w:t>ticket sales.</w:t>
+                      </w:r>
+                    </w:p>
+                    <w:p>
+                      <w:pPr>
+                        <w:pStyle w:val="NormalWeb"/>
+                        <w:numPr>
+                          <w:ilvl w:val="0"/>
+                          <w:numId w:val="8"/>
+                        </w:numPr>
+                        <w:shd w:val="clear" w:color="auto" w:fill="FFFFFF"/>
+                        <w:spacing w:before="0" w:beforeAutospacing="0" w:afterAutospacing="0"/>
+                        <w:rPr>
+                          <w:color w:val="000000" w:themeColor="text1"/>
+                          <w:sz w:val="20"/>
+                          <w:szCs w:val="20"/>
+                        </w:rPr>
+                      </w:pPr>
+                      <w:r>
+                        <w:rPr>
+                          <w:color w:val="000000" w:themeColor="text1"/>
+                          <w:sz w:val="20"/>
+                          <w:szCs w:val="20"/>
+                        </w:rPr>
+                        <w:t xml:space="preserve">Collaborated with a design team to decide theme, layout and content for the event site. </w:t>
+                      </w:r>
+                    </w:p>
+                    <w:p>
+                      <w:pPr>
+                        <w:pStyle w:val="NormalWeb"/>
+                        <w:numPr>
+                          <w:ilvl w:val="0"/>
+                          <w:numId w:val="8"/>
+                        </w:numPr>
+                        <w:shd w:val="clear" w:color="auto" w:fill="FFFFFF"/>
+                        <w:spacing w:before="0" w:beforeAutospacing="0" w:afterAutospacing="0"/>
+                        <w:rPr>
+                          <w:color w:val="000000" w:themeColor="text1"/>
+                          <w:sz w:val="20"/>
+                          <w:szCs w:val="20"/>
+                        </w:rPr>
+                      </w:pPr>
+                      <w:r>
+                        <w:rPr>
+                          <w:color w:val="000000" w:themeColor="text1"/>
+                          <w:sz w:val="20"/>
+                          <w:szCs w:val="20"/>
+                        </w:rPr>
+                        <w:t xml:space="preserve">Implemented </w:t>
+                      </w:r>
+                      <w:r>
+                        <w:rPr>
+                          <w:color w:val="000000" w:themeColor="text1"/>
+                          <w:sz w:val="20"/>
+                          <w:szCs w:val="20"/>
+                        </w:rPr>
+                        <w:t>B</w:t>
+                      </w:r>
+                      <w:r>
+                        <w:rPr>
+                          <w:color w:val="000000" w:themeColor="text1"/>
+                          <w:sz w:val="20"/>
+                          <w:szCs w:val="20"/>
+                        </w:rPr>
+                        <w:t xml:space="preserve">ootstrap and CSS driven features to landing page </w:t>
+                      </w:r>
+                      <w:r>
+                        <w:rPr>
+                          <w:color w:val="000000" w:themeColor="text1"/>
+                          <w:sz w:val="20"/>
+                          <w:szCs w:val="20"/>
+                        </w:rPr>
+                        <w:t>in order to</w:t>
+                      </w:r>
+                      <w:r>
+                        <w:rPr>
+                          <w:color w:val="000000" w:themeColor="text1"/>
+                          <w:sz w:val="20"/>
+                          <w:szCs w:val="20"/>
+                        </w:rPr>
+                        <w:t xml:space="preserve"> increase appeal and ease of navigation. </w:t>
+                      </w:r>
+                      <w:r>
+                        <w:rPr>
+                          <w:color w:val="000000" w:themeColor="text1"/>
+                          <w:sz w:val="20"/>
+                          <w:szCs w:val="20"/>
+                        </w:rPr>
+                        <w:t xml:space="preserve">  </w:t>
+                      </w:r>
+                    </w:p>
+                    <w:p>
+                      <w:pPr>
+                        <w:pStyle w:val="NormalWeb"/>
+                        <w:numPr>
+                          <w:ilvl w:val="0"/>
+                          <w:numId w:val="8"/>
+                        </w:numPr>
+                        <w:shd w:val="clear" w:color="auto" w:fill="FFFFFF"/>
+                        <w:spacing w:before="0" w:beforeAutospacing="0" w:afterAutospacing="0"/>
+                        <w:rPr>
+                          <w:color w:val="000000" w:themeColor="text1"/>
+                          <w:sz w:val="20"/>
+                          <w:szCs w:val="20"/>
+                        </w:rPr>
+                      </w:pPr>
+                      <w:r>
+                        <w:rPr>
+                          <w:color w:val="000000" w:themeColor="text1"/>
+                          <w:sz w:val="20"/>
+                          <w:szCs w:val="20"/>
+                        </w:rPr>
+                        <w:t>Engage</w:t>
+                      </w:r>
+                      <w:r>
+                        <w:rPr>
+                          <w:color w:val="000000" w:themeColor="text1"/>
+                          <w:sz w:val="20"/>
+                          <w:szCs w:val="20"/>
+                        </w:rPr>
+                        <w:t>d</w:t>
+                      </w:r>
+                      <w:r>
+                        <w:rPr>
+                          <w:color w:val="000000" w:themeColor="text1"/>
+                          <w:sz w:val="20"/>
+                          <w:szCs w:val="20"/>
+                        </w:rPr>
+                        <w:t xml:space="preserve"> in participant selection process in order to evaluate, diversify and decide program speakers. </w:t>
+                      </w:r>
+                    </w:p>
+                    <w:p>
+                      <w:pPr>
+                        <w:pStyle w:val="NormalWeb"/>
+                        <w:shd w:val="clear" w:color="auto" w:fill="FFFFFF"/>
+                        <w:spacing w:before="0" w:beforeAutospacing="0" w:afterAutospacing="0"/>
+                        <w:ind w:left="360"/>
+                        <w:rPr>
+                          <w:color w:val="000000" w:themeColor="text1"/>
+                          <w:sz w:val="20"/>
+                          <w:szCs w:val="20"/>
+                        </w:rPr>
+                      </w:pPr>
+                    </w:p>
+                    <w:p>
+                      <w:pPr>
+                        <w:pStyle w:val="NormalWeb"/>
+                        <w:shd w:val="clear" w:color="auto" w:fill="FFFFFF"/>
+                        <w:spacing w:before="0" w:beforeAutospacing="0" w:after="200" w:afterAutospacing="0"/>
+                      </w:pPr>
+                      <w:r>
+                        <w:rPr>
+                          <w:b/>
+                          <w:bCs/>
+                          <w:color w:val="3B3838" w:themeColor="background2" w:themeShade="40"/>
+                        </w:rPr>
+                        <w:t>Hosting Our Own Talks</w:t>
+                      </w:r>
+                      <w:r>
+                        <w:rPr>
+                          <w:b/>
+                          <w:bCs/>
+                        </w:rPr>
+                        <w:t xml:space="preserve">, </w:t>
+                      </w:r>
+                      <w:r>
+                        <w:rPr>
+                          <w:b/>
+                          <w:bCs/>
+                        </w:rPr>
+                        <w:t xml:space="preserve"> </w:t>
+                      </w:r>
+                      <w:r>
+                        <w:rPr>
+                          <w:b/>
+                          <w:bCs/>
+                        </w:rPr>
+                        <w:t>​</w:t>
+                      </w:r>
+                      <w:r>
+                        <w:t xml:space="preserve">Philadelphia, PA — Director of Social Media and Marketing </w:t>
+                      </w:r>
+                    </w:p>
+                    <w:p>
+                      <w:pPr>
+                        <w:pStyle w:val="NormalWeb"/>
+                        <w:shd w:val="clear" w:color="auto" w:fill="FFFFFF"/>
+                        <w:spacing w:before="0" w:beforeAutospacing="0" w:after="200" w:afterAutospacing="0"/>
+                        <w:rPr>
+                          <w:color w:val="767171" w:themeColor="background2" w:themeShade="80"/>
+                          <w:sz w:val="18"/>
+                          <w:szCs w:val="18"/>
+                        </w:rPr>
+                      </w:pPr>
+                      <w:r>
+                        <w:rPr>
+                          <w:color w:val="767171" w:themeColor="background2" w:themeShade="80"/>
+                          <w:sz w:val="18"/>
+                          <w:szCs w:val="18"/>
+                        </w:rPr>
+                        <w:t xml:space="preserve">October 2017 </w:t>
+                      </w:r>
+                      <w:r>
+                        <w:rPr>
+                          <w:color w:val="767171" w:themeColor="background2" w:themeShade="80"/>
+                          <w:sz w:val="18"/>
+                          <w:szCs w:val="18"/>
+                        </w:rPr>
+                        <w:t>–</w:t>
+                      </w:r>
+                      <w:r>
+                        <w:rPr>
+                          <w:color w:val="767171" w:themeColor="background2" w:themeShade="80"/>
+                          <w:sz w:val="18"/>
+                          <w:szCs w:val="18"/>
+                        </w:rPr>
+                        <w:t xml:space="preserve"> </w:t>
+                      </w:r>
+                      <w:r>
+                        <w:rPr>
+                          <w:color w:val="767171" w:themeColor="background2" w:themeShade="80"/>
+                          <w:sz w:val="18"/>
+                          <w:szCs w:val="18"/>
+                        </w:rPr>
+                        <w:t>September 2019</w:t>
+                      </w:r>
+                      <w:r>
+                        <w:rPr>
+                          <w:b/>
+                          <w:bCs/>
+                          <w:color w:val="767171" w:themeColor="background2" w:themeShade="80"/>
+                          <w:sz w:val="20"/>
+                          <w:szCs w:val="20"/>
+                        </w:rPr>
+                        <w:t xml:space="preserve"> </w:t>
+                      </w:r>
+                    </w:p>
+                    <w:p>
+                      <w:pPr>
+                        <w:pStyle w:val="NormalWeb"/>
+                        <w:numPr>
+                          <w:ilvl w:val="0"/>
+                          <w:numId w:val="6"/>
+                        </w:numPr>
+                        <w:shd w:val="clear" w:color="auto" w:fill="FFFFFF"/>
+                        <w:spacing w:before="0" w:beforeAutospacing="0" w:afterAutospacing="0"/>
+                        <w:rPr>
+                          <w:color w:val="000000" w:themeColor="text1"/>
+                          <w:sz w:val="20"/>
+                          <w:szCs w:val="20"/>
+                        </w:rPr>
+                      </w:pPr>
+                      <w:r>
+                        <w:rPr>
+                          <w:color w:val="000000" w:themeColor="text1"/>
+                          <w:sz w:val="20"/>
+                          <w:szCs w:val="20"/>
+                        </w:rPr>
+                        <w:t xml:space="preserve">Managed social media platforms and presence of the club to increase outreach for events. </w:t>
+                      </w:r>
+                    </w:p>
+                    <w:p>
+                      <w:pPr>
+                        <w:pStyle w:val="NormalWeb"/>
+                        <w:numPr>
+                          <w:ilvl w:val="0"/>
+                          <w:numId w:val="6"/>
+                        </w:numPr>
+                        <w:shd w:val="clear" w:color="auto" w:fill="FFFFFF"/>
+                        <w:spacing w:before="0" w:beforeAutospacing="0" w:afterAutospacing="0"/>
+                        <w:rPr>
+                          <w:color w:val="000000" w:themeColor="text1"/>
+                          <w:sz w:val="20"/>
+                          <w:szCs w:val="20"/>
+                        </w:rPr>
+                      </w:pPr>
+                      <w:r>
+                        <w:rPr>
+                          <w:color w:val="000000" w:themeColor="text1"/>
+                          <w:sz w:val="20"/>
+                          <w:szCs w:val="20"/>
+                        </w:rPr>
+                        <w:t xml:space="preserve">Implemented and maintained professional standard for the club by creating a </w:t>
+                      </w:r>
+                      <w:r>
+                        <w:rPr>
+                          <w:color w:val="000000" w:themeColor="text1"/>
+                          <w:sz w:val="20"/>
+                          <w:szCs w:val="20"/>
+                        </w:rPr>
+                        <w:t>LinkedIn</w:t>
+                      </w:r>
+                      <w:r>
+                        <w:rPr>
+                          <w:color w:val="000000" w:themeColor="text1"/>
+                          <w:sz w:val="20"/>
+                          <w:szCs w:val="20"/>
+                        </w:rPr>
+                        <w:t xml:space="preserve"> account and unifying all platforms to one central theme. </w:t>
+                      </w:r>
+                    </w:p>
+                    <w:p>
+                      <w:pPr>
+                        <w:pStyle w:val="NormalWeb"/>
+                        <w:numPr>
+                          <w:ilvl w:val="0"/>
+                          <w:numId w:val="6"/>
+                        </w:numPr>
+                        <w:shd w:val="clear" w:color="auto" w:fill="FFFFFF"/>
+                        <w:spacing w:before="0" w:beforeAutospacing="0" w:after="10" w:afterAutospacing="0"/>
+                        <w:rPr>
+                          <w:color w:val="000000" w:themeColor="text1"/>
+                          <w:sz w:val="20"/>
+                          <w:szCs w:val="20"/>
+                        </w:rPr>
+                      </w:pPr>
+                      <w:r>
+                        <w:rPr>
+                          <w:color w:val="000000" w:themeColor="text1"/>
+                          <w:sz w:val="20"/>
+                          <w:szCs w:val="20"/>
+                        </w:rPr>
+                        <w:t xml:space="preserve">Presented information regarding topics that affect society today in order to drive conversation and dialogue. </w:t>
+                      </w:r>
+                    </w:p>
+                    <w:p>
+                      <w:pPr>
+                        <w:pStyle w:val="NormalWeb"/>
+                        <w:shd w:val="clear" w:color="auto" w:fill="FFFFFF"/>
+                        <w:rPr>
+                          <w:b/>
+                          <w:bCs/>
+                          <w:i/>
+                          <w:color w:val="3B3838" w:themeColor="background2" w:themeShade="40"/>
+                          <w:u w:val="single"/>
+                        </w:rPr>
+                      </w:pPr>
+                      <w:r>
+                        <w:rPr>
+                          <w:b/>
+                          <w:bCs/>
+                          <w:i/>
+                          <w:color w:val="3B3838" w:themeColor="background2" w:themeShade="40"/>
+                          <w:u w:val="single"/>
+                        </w:rPr>
+                        <w:t xml:space="preserve">EDUCATION </w:t>
+                      </w:r>
+                    </w:p>
+                    <w:p>
+                      <w:pPr>
+                        <w:pStyle w:val="NormalWeb"/>
+                        <w:shd w:val="clear" w:color="auto" w:fill="FFFFFF"/>
+                        <w:spacing w:before="0" w:beforeAutospacing="0" w:after="200" w:afterAutospacing="0"/>
+                      </w:pPr>
+                      <w:r>
+                        <w:rPr>
+                          <w:b/>
+                          <w:bCs/>
+                          <w:color w:val="3B3838" w:themeColor="background2" w:themeShade="40"/>
+                        </w:rPr>
+                        <w:t>Temple University College of Science and Technology</w:t>
+                      </w:r>
+                      <w:r>
+                        <w:rPr>
+                          <w:b/>
+                          <w:bCs/>
+                        </w:rPr>
+                        <w:t xml:space="preserve">, </w:t>
+                      </w:r>
+                      <w:r>
+                        <w:t>Philadelphia, PA</w:t>
+                      </w:r>
+                    </w:p>
+                    <w:p>
+                      <w:pPr>
+                        <w:pStyle w:val="NormalWeb"/>
+                        <w:shd w:val="clear" w:color="auto" w:fill="FFFFFF"/>
+                        <w:spacing w:before="0" w:beforeAutospacing="0" w:after="200" w:afterAutospacing="0"/>
+                      </w:pPr>
+                      <w:r>
+                        <w:t xml:space="preserve">Bachelor of Science </w:t>
+                      </w:r>
+                      <w:r>
+                        <w:t>—</w:t>
+                      </w:r>
+                      <w:r>
+                        <w:t xml:space="preserve"> Information Science and Technology </w:t>
+                      </w:r>
+                    </w:p>
+                    <w:p>
+                      <w:pPr>
+                        <w:pStyle w:val="NormalWeb"/>
+                        <w:shd w:val="clear" w:color="auto" w:fill="FFFFFF"/>
+                        <w:spacing w:before="0" w:beforeAutospacing="0" w:after="200" w:afterAutospacing="0"/>
+                        <w:rPr>
+                          <w:color w:val="767171" w:themeColor="background2" w:themeShade="80"/>
+                          <w:sz w:val="18"/>
+                          <w:szCs w:val="18"/>
+                        </w:rPr>
+                      </w:pPr>
+                      <w:r>
+                        <w:rPr>
+                          <w:color w:val="767171" w:themeColor="background2" w:themeShade="80"/>
+                          <w:sz w:val="18"/>
+                          <w:szCs w:val="18"/>
+                        </w:rPr>
+                        <w:t xml:space="preserve">May 2021 </w:t>
+                      </w:r>
+                    </w:p>
+                    <w:p>
+                      <w:pPr>
+                        <w:rPr>
+                          <w:rFonts w:ascii="Times New Roman" w:hAnsi="Times New Roman" w:cs="Times New Roman"/>
+                          <w:sz w:val="20"/>
+                          <w:szCs w:val="20"/>
+                        </w:rPr>
+                      </w:pPr>
+                    </w:p>
+                    <w:p>
+                      <w:pPr>
+                        <w:pStyle w:val="NormalWeb"/>
+                        <w:shd w:val="clear" w:color="auto" w:fill="FFFFFF"/>
+                        <w:spacing w:before="0" w:beforeAutospacing="0" w:after="200" w:afterAutospacing="0"/>
+                        <w:rPr>
+                          <w:i/>
+                          <w:color w:val="3B3838" w:themeColor="background2" w:themeShade="40"/>
+                          <w:u w:val="single"/>
+                        </w:rPr>
+                      </w:pPr>
+                      <w:r>
+                        <w:rPr>
+                          <w:b/>
+                          <w:bCs/>
+                          <w:i/>
+                          <w:color w:val="3B3838" w:themeColor="background2" w:themeShade="40"/>
+                          <w:u w:val="single"/>
+                        </w:rPr>
+                        <w:t>Technical</w:t>
+                      </w:r>
+                      <w:r>
+                        <w:rPr>
+                          <w:b/>
+                          <w:bCs/>
+                          <w:i/>
+                          <w:color w:val="3B3838" w:themeColor="background2" w:themeShade="40"/>
+                          <w:u w:val="single"/>
+                        </w:rPr>
+                        <w:t xml:space="preserve"> Courses </w:t>
+                      </w:r>
+                    </w:p>
+                    <w:p>
+                      <w:pPr>
+                        <w:spacing w:line="480" w:lineRule="auto"/>
+                        <w:ind w:left="720" w:hanging="720"/>
+                        <w:rPr>
+                          <w:rFonts w:ascii="Times New Roman" w:hAnsi="Times New Roman" w:cs="Times New Roman"/>
+                          <w:sz w:val="20"/>
+                          <w:szCs w:val="20"/>
+                        </w:rPr>
+                      </w:pPr>
+                      <w:r>
+                        <w:rPr>
+                          <w:rFonts w:ascii="Times New Roman" w:hAnsi="Times New Roman" w:cs="Times New Roman"/>
+                          <w:sz w:val="20"/>
+                          <w:szCs w:val="20"/>
+                        </w:rPr>
+                        <w:t xml:space="preserve">Program Design &amp; Abstraction </w:t>
+                      </w:r>
+                      <w:r>
+                        <w:rPr>
+                          <w:rFonts w:ascii="Times New Roman" w:hAnsi="Times New Roman" w:cs="Times New Roman"/>
+                          <w:sz w:val="20"/>
+                          <w:szCs w:val="20"/>
+                        </w:rPr>
+                        <w:tab/>
+                      </w:r>
+                      <w:r>
+                        <w:rPr>
+                          <w:rFonts w:ascii="Times New Roman" w:hAnsi="Times New Roman" w:cs="Times New Roman"/>
+                          <w:sz w:val="20"/>
+                          <w:szCs w:val="20"/>
+                        </w:rPr>
+                        <w:t>Data Structure</w:t>
+                      </w:r>
+                      <w:r>
+                        <w:rPr>
+                          <w:rFonts w:ascii="Times New Roman" w:hAnsi="Times New Roman" w:cs="Times New Roman"/>
+                          <w:sz w:val="20"/>
+                          <w:szCs w:val="20"/>
+                        </w:rPr>
+                        <w:t>s</w:t>
+                      </w:r>
+                      <w:r>
+                        <w:rPr>
+                          <w:rFonts w:ascii="Times New Roman" w:hAnsi="Times New Roman" w:cs="Times New Roman"/>
+                          <w:sz w:val="20"/>
+                          <w:szCs w:val="20"/>
+                        </w:rPr>
+                        <w:tab/>
+                        <w:t xml:space="preserve">      </w:t>
+                      </w:r>
+                      <w:r>
+                        <w:rPr>
+                          <w:rFonts w:ascii="Times New Roman" w:hAnsi="Times New Roman" w:cs="Times New Roman"/>
+                          <w:sz w:val="20"/>
+                          <w:szCs w:val="20"/>
+                        </w:rPr>
+                        <w:t>Discrete Mathematic</w:t>
+                      </w:r>
+                      <w:r>
+                        <w:rPr>
+                          <w:rFonts w:ascii="Times New Roman" w:hAnsi="Times New Roman" w:cs="Times New Roman"/>
+                          <w:sz w:val="20"/>
+                          <w:szCs w:val="20"/>
+                        </w:rPr>
+                        <w:t>s</w:t>
+                      </w:r>
+                      <w:r>
+                        <w:rPr>
+                          <w:rFonts w:ascii="Times New Roman" w:hAnsi="Times New Roman" w:cs="Times New Roman"/>
+                          <w:sz w:val="20"/>
+                          <w:szCs w:val="20"/>
+                        </w:rPr>
+                        <w:tab/>
+                        <w:t xml:space="preserve">         </w:t>
+                      </w:r>
+                      <w:r>
+                        <w:rPr>
+                          <w:rFonts w:ascii="Times New Roman" w:hAnsi="Times New Roman" w:cs="Times New Roman"/>
+                          <w:sz w:val="20"/>
+                          <w:szCs w:val="20"/>
+                        </w:rPr>
+                        <w:t>Calculu</w:t>
+                      </w:r>
+                      <w:r>
+                        <w:rPr>
+                          <w:rFonts w:ascii="Times New Roman" w:hAnsi="Times New Roman" w:cs="Times New Roman"/>
+                          <w:sz w:val="20"/>
+                          <w:szCs w:val="20"/>
+                        </w:rPr>
+                        <w:t xml:space="preserve">s           </w:t>
+                      </w:r>
+                      <w:r>
+                        <w:rPr>
+                          <w:rFonts w:ascii="Times New Roman" w:hAnsi="Times New Roman" w:cs="Times New Roman"/>
+                          <w:sz w:val="20"/>
+                          <w:szCs w:val="20"/>
+                        </w:rPr>
+                        <w:t xml:space="preserve">Database </w:t>
+                      </w:r>
+                      <w:r>
+                        <w:rPr>
+                          <w:rFonts w:ascii="Times New Roman" w:hAnsi="Times New Roman" w:cs="Times New Roman"/>
+                          <w:sz w:val="20"/>
+                          <w:szCs w:val="20"/>
+                        </w:rPr>
+                        <w:t>Management Systems</w:t>
+                      </w:r>
+                      <w:r>
+                        <w:rPr>
+                          <w:rFonts w:ascii="Times New Roman" w:hAnsi="Times New Roman" w:cs="Times New Roman"/>
+                          <w:sz w:val="20"/>
+                          <w:szCs w:val="20"/>
+                        </w:rPr>
+                        <w:tab/>
+                        <w:t xml:space="preserve">Technical Writing </w:t>
                       </w:r>
                     </w:p>
                   </w:txbxContent>
@@ -2243,6 +2577,8 @@
         <w:fldChar w:fldCharType="end"/>
       </w:r>
     </w:p>
+    <w:bookmarkStart w:id="0" w:name="_GoBack"/>
+    <w:bookmarkEnd w:id="0"/>
     <w:p>
       <w:r>
         <w:rPr>
@@ -2257,13 +2593,13 @@
         <mc:AlternateContent>
           <mc:Choice Requires="wps">
             <w:drawing>
-              <wp:anchor distT="0" distB="0" distL="114300" distR="114300" simplePos="0" relativeHeight="251659264" behindDoc="0" locked="0" layoutInCell="1" allowOverlap="1" wp14:anchorId="017527A5" wp14:editId="430D0887">
+              <wp:anchor distT="0" distB="0" distL="114300" distR="114300" simplePos="0" relativeHeight="251659264" behindDoc="0" locked="0" layoutInCell="1" allowOverlap="1" wp14:anchorId="017527A5" wp14:editId="4C4F0835">
                 <wp:simplePos x="0" y="0"/>
                 <wp:positionH relativeFrom="column">
-                  <wp:posOffset>5243195</wp:posOffset>
+                  <wp:posOffset>5233670</wp:posOffset>
                 </wp:positionH>
                 <wp:positionV relativeFrom="paragraph">
-                  <wp:posOffset>1449219</wp:posOffset>
+                  <wp:posOffset>1239520</wp:posOffset>
                 </wp:positionV>
                 <wp:extent cx="1457960" cy="3871608"/>
                 <wp:effectExtent l="0" t="0" r="0" b="0"/>
@@ -2308,18 +2644,20 @@
                               <w:pStyle w:val="NormalWeb"/>
                               <w:shd w:val="clear" w:color="auto" w:fill="FFFFFF"/>
                               <w:rPr>
-                                <w:color w:val="5B9BD5" w:themeColor="accent5"/>
-                                <w:sz w:val="20"/>
-                                <w:szCs w:val="20"/>
+                                <w:color w:val="3B3838" w:themeColor="background2" w:themeShade="40"/>
+                                <w:sz w:val="20"/>
+                                <w:szCs w:val="20"/>
+                                <w:u w:val="single"/>
                               </w:rPr>
                             </w:pPr>
                             <w:r>
                               <w:rPr>
                                 <w:b/>
                                 <w:bCs/>
-                                <w:color w:val="5B9BD5" w:themeColor="accent5"/>
-                                <w:sz w:val="20"/>
-                                <w:szCs w:val="20"/>
+                                <w:color w:val="3B3838" w:themeColor="background2" w:themeShade="40"/>
+                                <w:sz w:val="20"/>
+                                <w:szCs w:val="20"/>
+                                <w:u w:val="single"/>
                               </w:rPr>
                               <w:t xml:space="preserve">SKILLS </w:t>
                             </w:r>
@@ -2329,14 +2667,14 @@
                               <w:pStyle w:val="NormalWeb"/>
                               <w:shd w:val="clear" w:color="auto" w:fill="FFFFFF"/>
                               <w:rPr>
-                                <w:color w:val="1F4E79" w:themeColor="accent5" w:themeShade="80"/>
+                                <w:color w:val="767171" w:themeColor="background2" w:themeShade="80"/>
                                 <w:sz w:val="20"/>
                                 <w:szCs w:val="20"/>
                               </w:rPr>
                             </w:pPr>
                             <w:r>
                               <w:rPr>
-                                <w:color w:val="1F4E79" w:themeColor="accent5" w:themeShade="80"/>
+                                <w:color w:val="767171" w:themeColor="background2" w:themeShade="80"/>
                                 <w:sz w:val="20"/>
                                 <w:szCs w:val="20"/>
                               </w:rPr>
@@ -2344,7 +2682,7 @@
                             </w:r>
                             <w:r>
                               <w:rPr>
-                                <w:color w:val="1F4E79" w:themeColor="accent5" w:themeShade="80"/>
+                                <w:color w:val="767171" w:themeColor="background2" w:themeShade="80"/>
                                 <w:sz w:val="20"/>
                                 <w:szCs w:val="20"/>
                               </w:rPr>
@@ -2356,14 +2694,14 @@
                               <w:pStyle w:val="NormalWeb"/>
                               <w:shd w:val="clear" w:color="auto" w:fill="FFFFFF"/>
                               <w:rPr>
-                                <w:color w:val="1F4E79" w:themeColor="accent5" w:themeShade="80"/>
+                                <w:color w:val="767171" w:themeColor="background2" w:themeShade="80"/>
                                 <w:sz w:val="20"/>
                                 <w:szCs w:val="20"/>
                               </w:rPr>
                             </w:pPr>
                             <w:r>
                               <w:rPr>
-                                <w:color w:val="1F4E79" w:themeColor="accent5" w:themeShade="80"/>
+                                <w:color w:val="767171" w:themeColor="background2" w:themeShade="80"/>
                                 <w:sz w:val="20"/>
                                 <w:szCs w:val="20"/>
                               </w:rPr>
@@ -2375,14 +2713,14 @@
                               <w:pStyle w:val="NormalWeb"/>
                               <w:shd w:val="clear" w:color="auto" w:fill="FFFFFF"/>
                               <w:rPr>
-                                <w:color w:val="1F4E79" w:themeColor="accent5" w:themeShade="80"/>
+                                <w:color w:val="767171" w:themeColor="background2" w:themeShade="80"/>
                                 <w:sz w:val="20"/>
                                 <w:szCs w:val="20"/>
                               </w:rPr>
                             </w:pPr>
                             <w:r>
                               <w:rPr>
-                                <w:color w:val="1F4E79" w:themeColor="accent5" w:themeShade="80"/>
+                                <w:color w:val="767171" w:themeColor="background2" w:themeShade="80"/>
                                 <w:sz w:val="20"/>
                                 <w:szCs w:val="20"/>
                               </w:rPr>
@@ -2394,14 +2732,14 @@
                               <w:pStyle w:val="NormalWeb"/>
                               <w:shd w:val="clear" w:color="auto" w:fill="FFFFFF"/>
                               <w:rPr>
-                                <w:color w:val="1F4E79" w:themeColor="accent5" w:themeShade="80"/>
+                                <w:color w:val="767171" w:themeColor="background2" w:themeShade="80"/>
                                 <w:sz w:val="20"/>
                                 <w:szCs w:val="20"/>
                               </w:rPr>
                             </w:pPr>
                             <w:r>
                               <w:rPr>
-                                <w:color w:val="1F4E79" w:themeColor="accent5" w:themeShade="80"/>
+                                <w:color w:val="767171" w:themeColor="background2" w:themeShade="80"/>
                                 <w:sz w:val="20"/>
                                 <w:szCs w:val="20"/>
                               </w:rPr>
@@ -2413,14 +2751,14 @@
                               <w:pStyle w:val="NormalWeb"/>
                               <w:shd w:val="clear" w:color="auto" w:fill="FFFFFF"/>
                               <w:rPr>
-                                <w:color w:val="1F4E79" w:themeColor="accent5" w:themeShade="80"/>
+                                <w:color w:val="767171" w:themeColor="background2" w:themeShade="80"/>
                                 <w:sz w:val="20"/>
                                 <w:szCs w:val="20"/>
                               </w:rPr>
                             </w:pPr>
                             <w:r>
                               <w:rPr>
-                                <w:color w:val="1F4E79" w:themeColor="accent5" w:themeShade="80"/>
+                                <w:color w:val="767171" w:themeColor="background2" w:themeShade="80"/>
                                 <w:sz w:val="20"/>
                                 <w:szCs w:val="20"/>
                               </w:rPr>
@@ -2432,14 +2770,14 @@
                               <w:pStyle w:val="NormalWeb"/>
                               <w:shd w:val="clear" w:color="auto" w:fill="FFFFFF"/>
                               <w:rPr>
-                                <w:color w:val="1F4E79" w:themeColor="accent5" w:themeShade="80"/>
+                                <w:color w:val="767171" w:themeColor="background2" w:themeShade="80"/>
                                 <w:sz w:val="20"/>
                                 <w:szCs w:val="20"/>
                               </w:rPr>
                             </w:pPr>
                             <w:r>
                               <w:rPr>
-                                <w:color w:val="1F4E79" w:themeColor="accent5" w:themeShade="80"/>
+                                <w:color w:val="767171" w:themeColor="background2" w:themeShade="80"/>
                                 <w:sz w:val="20"/>
                                 <w:szCs w:val="20"/>
                               </w:rPr>
@@ -2451,14 +2789,14 @@
                               <w:pStyle w:val="NormalWeb"/>
                               <w:shd w:val="clear" w:color="auto" w:fill="FFFFFF"/>
                               <w:rPr>
-                                <w:color w:val="1F4E79" w:themeColor="accent5" w:themeShade="80"/>
+                                <w:color w:val="767171" w:themeColor="background2" w:themeShade="80"/>
                                 <w:sz w:val="20"/>
                                 <w:szCs w:val="20"/>
                               </w:rPr>
                             </w:pPr>
                             <w:r>
                               <w:rPr>
-                                <w:color w:val="1F4E79" w:themeColor="accent5" w:themeShade="80"/>
+                                <w:color w:val="767171" w:themeColor="background2" w:themeShade="80"/>
                                 <w:sz w:val="20"/>
                                 <w:szCs w:val="20"/>
                               </w:rPr>
@@ -2470,14 +2808,14 @@
                               <w:pStyle w:val="NormalWeb"/>
                               <w:shd w:val="clear" w:color="auto" w:fill="FFFFFF"/>
                               <w:rPr>
-                                <w:color w:val="1F4E79" w:themeColor="accent5" w:themeShade="80"/>
+                                <w:color w:val="767171" w:themeColor="background2" w:themeShade="80"/>
                                 <w:sz w:val="20"/>
                                 <w:szCs w:val="20"/>
                               </w:rPr>
                             </w:pPr>
                             <w:r>
                               <w:rPr>
-                                <w:color w:val="1F4E79" w:themeColor="accent5" w:themeShade="80"/>
+                                <w:color w:val="767171" w:themeColor="background2" w:themeShade="80"/>
                                 <w:sz w:val="20"/>
                                 <w:szCs w:val="20"/>
                               </w:rPr>
@@ -2489,14 +2827,14 @@
                               <w:pStyle w:val="NormalWeb"/>
                               <w:shd w:val="clear" w:color="auto" w:fill="FFFFFF"/>
                               <w:rPr>
-                                <w:color w:val="1F4E79" w:themeColor="accent5" w:themeShade="80"/>
+                                <w:color w:val="767171" w:themeColor="background2" w:themeShade="80"/>
                                 <w:sz w:val="20"/>
                                 <w:szCs w:val="20"/>
                               </w:rPr>
                             </w:pPr>
                             <w:r>
                               <w:rPr>
-                                <w:color w:val="1F4E79" w:themeColor="accent5" w:themeShade="80"/>
+                                <w:color w:val="767171" w:themeColor="background2" w:themeShade="80"/>
                                 <w:sz w:val="20"/>
                                 <w:szCs w:val="20"/>
                               </w:rPr>
@@ -2508,14 +2846,14 @@
                               <w:pStyle w:val="NormalWeb"/>
                               <w:shd w:val="clear" w:color="auto" w:fill="FFFFFF"/>
                               <w:rPr>
-                                <w:color w:val="1F4E79" w:themeColor="accent5" w:themeShade="80"/>
+                                <w:color w:val="767171" w:themeColor="background2" w:themeShade="80"/>
                                 <w:sz w:val="20"/>
                                 <w:szCs w:val="20"/>
                               </w:rPr>
                             </w:pPr>
                             <w:r>
                               <w:rPr>
-                                <w:color w:val="1F4E79" w:themeColor="accent5" w:themeShade="80"/>
+                                <w:color w:val="767171" w:themeColor="background2" w:themeShade="80"/>
                                 <w:sz w:val="20"/>
                                 <w:szCs w:val="20"/>
                               </w:rPr>
@@ -2527,14 +2865,14 @@
                               <w:pStyle w:val="NormalWeb"/>
                               <w:shd w:val="clear" w:color="auto" w:fill="FFFFFF"/>
                               <w:rPr>
-                                <w:color w:val="1F4E79" w:themeColor="accent5" w:themeShade="80"/>
+                                <w:color w:val="767171" w:themeColor="background2" w:themeShade="80"/>
                                 <w:sz w:val="20"/>
                                 <w:szCs w:val="20"/>
                               </w:rPr>
                             </w:pPr>
                             <w:r>
                               <w:rPr>
-                                <w:color w:val="1F4E79" w:themeColor="accent5" w:themeShade="80"/>
+                                <w:color w:val="767171" w:themeColor="background2" w:themeShade="80"/>
                                 <w:sz w:val="20"/>
                                 <w:szCs w:val="20"/>
                               </w:rPr>
@@ -2583,7 +2921,7 @@
           </mc:Choice>
           <mc:Fallback>
             <w:pict>
-              <v:shape w14:anchorId="017527A5" id="Text Box 1" o:spid="_x0000_s1028" type="#_x0000_t202" style="position:absolute;margin-left:412.85pt;margin-top:114.1pt;width:114.8pt;height:304.85pt;z-index:251659264;visibility:visible;mso-wrap-style:square;mso-width-percent:0;mso-height-percent:0;mso-wrap-distance-left:9pt;mso-wrap-distance-top:0;mso-wrap-distance-right:9pt;mso-wrap-distance-bottom:0;mso-position-horizontal:absolute;mso-position-horizontal-relative:text;mso-position-vertical:absolute;mso-position-vertical-relative:text;mso-width-percent:0;mso-height-percent:0;mso-width-relative:margin;mso-height-relative:margin;v-text-anchor:top" o:gfxdata="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" filled="f" stroked="f">
+              <v:shape w14:anchorId="017527A5" id="Text Box 1" o:spid="_x0000_s1028" type="#_x0000_t202" style="position:absolute;margin-left:412.1pt;margin-top:97.6pt;width:114.8pt;height:304.85pt;z-index:251659264;visibility:visible;mso-wrap-style:square;mso-width-percent:0;mso-height-percent:0;mso-wrap-distance-left:9pt;mso-wrap-distance-top:0;mso-wrap-distance-right:9pt;mso-wrap-distance-bottom:0;mso-position-horizontal:absolute;mso-position-horizontal-relative:text;mso-position-vertical:absolute;mso-position-vertical-relative:text;mso-width-percent:0;mso-height-percent:0;mso-width-relative:margin;mso-height-relative:margin;v-text-anchor:top" o:gfxdata="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" filled="f" stroked="f">
                 <v:textbox>
                   <w:txbxContent>
                     <w:p>
@@ -2591,18 +2929,20 @@
                         <w:pStyle w:val="NormalWeb"/>
                         <w:shd w:val="clear" w:color="auto" w:fill="FFFFFF"/>
                         <w:rPr>
-                          <w:color w:val="5B9BD5" w:themeColor="accent5"/>
-                          <w:sz w:val="20"/>
-                          <w:szCs w:val="20"/>
+                          <w:color w:val="3B3838" w:themeColor="background2" w:themeShade="40"/>
+                          <w:sz w:val="20"/>
+                          <w:szCs w:val="20"/>
+                          <w:u w:val="single"/>
                         </w:rPr>
                       </w:pPr>
                       <w:r>
                         <w:rPr>
                           <w:b/>
                           <w:bCs/>
-                          <w:color w:val="5B9BD5" w:themeColor="accent5"/>
-                          <w:sz w:val="20"/>
-                          <w:szCs w:val="20"/>
+                          <w:color w:val="3B3838" w:themeColor="background2" w:themeShade="40"/>
+                          <w:sz w:val="20"/>
+                          <w:szCs w:val="20"/>
+                          <w:u w:val="single"/>
                         </w:rPr>
                         <w:t xml:space="preserve">SKILLS </w:t>
                       </w:r>
@@ -2612,14 +2952,14 @@
                         <w:pStyle w:val="NormalWeb"/>
                         <w:shd w:val="clear" w:color="auto" w:fill="FFFFFF"/>
                         <w:rPr>
-                          <w:color w:val="1F4E79" w:themeColor="accent5" w:themeShade="80"/>
+                          <w:color w:val="767171" w:themeColor="background2" w:themeShade="80"/>
                           <w:sz w:val="20"/>
                           <w:szCs w:val="20"/>
                         </w:rPr>
                       </w:pPr>
                       <w:r>
                         <w:rPr>
-                          <w:color w:val="1F4E79" w:themeColor="accent5" w:themeShade="80"/>
+                          <w:color w:val="767171" w:themeColor="background2" w:themeShade="80"/>
                           <w:sz w:val="20"/>
                           <w:szCs w:val="20"/>
                         </w:rPr>
@@ -2627,7 +2967,7 @@
                       </w:r>
                       <w:r>
                         <w:rPr>
-                          <w:color w:val="1F4E79" w:themeColor="accent5" w:themeShade="80"/>
+                          <w:color w:val="767171" w:themeColor="background2" w:themeShade="80"/>
                           <w:sz w:val="20"/>
                           <w:szCs w:val="20"/>
                         </w:rPr>
@@ -2639,14 +2979,14 @@
                         <w:pStyle w:val="NormalWeb"/>
                         <w:shd w:val="clear" w:color="auto" w:fill="FFFFFF"/>
                         <w:rPr>
-                          <w:color w:val="1F4E79" w:themeColor="accent5" w:themeShade="80"/>
+                          <w:color w:val="767171" w:themeColor="background2" w:themeShade="80"/>
                           <w:sz w:val="20"/>
                           <w:szCs w:val="20"/>
                         </w:rPr>
                       </w:pPr>
                       <w:r>
                         <w:rPr>
-                          <w:color w:val="1F4E79" w:themeColor="accent5" w:themeShade="80"/>
+                          <w:color w:val="767171" w:themeColor="background2" w:themeShade="80"/>
                           <w:sz w:val="20"/>
                           <w:szCs w:val="20"/>
                         </w:rPr>
@@ -2658,14 +2998,14 @@
                         <w:pStyle w:val="NormalWeb"/>
                         <w:shd w:val="clear" w:color="auto" w:fill="FFFFFF"/>
                         <w:rPr>
-                          <w:color w:val="1F4E79" w:themeColor="accent5" w:themeShade="80"/>
+                          <w:color w:val="767171" w:themeColor="background2" w:themeShade="80"/>
                           <w:sz w:val="20"/>
                           <w:szCs w:val="20"/>
                         </w:rPr>
                       </w:pPr>
                       <w:r>
                         <w:rPr>
-                          <w:color w:val="1F4E79" w:themeColor="accent5" w:themeShade="80"/>
+                          <w:color w:val="767171" w:themeColor="background2" w:themeShade="80"/>
                           <w:sz w:val="20"/>
                           <w:szCs w:val="20"/>
                         </w:rPr>
@@ -2677,14 +3017,14 @@
                         <w:pStyle w:val="NormalWeb"/>
                         <w:shd w:val="clear" w:color="auto" w:fill="FFFFFF"/>
                         <w:rPr>
-                          <w:color w:val="1F4E79" w:themeColor="accent5" w:themeShade="80"/>
+                          <w:color w:val="767171" w:themeColor="background2" w:themeShade="80"/>
                           <w:sz w:val="20"/>
                           <w:szCs w:val="20"/>
                         </w:rPr>
                       </w:pPr>
                       <w:r>
                         <w:rPr>
-                          <w:color w:val="1F4E79" w:themeColor="accent5" w:themeShade="80"/>
+                          <w:color w:val="767171" w:themeColor="background2" w:themeShade="80"/>
                           <w:sz w:val="20"/>
                           <w:szCs w:val="20"/>
                         </w:rPr>
@@ -2696,14 +3036,14 @@
                         <w:pStyle w:val="NormalWeb"/>
                         <w:shd w:val="clear" w:color="auto" w:fill="FFFFFF"/>
                         <w:rPr>
-                          <w:color w:val="1F4E79" w:themeColor="accent5" w:themeShade="80"/>
+                          <w:color w:val="767171" w:themeColor="background2" w:themeShade="80"/>
                           <w:sz w:val="20"/>
                           <w:szCs w:val="20"/>
                         </w:rPr>
                       </w:pPr>
                       <w:r>
                         <w:rPr>
-                          <w:color w:val="1F4E79" w:themeColor="accent5" w:themeShade="80"/>
+                          <w:color w:val="767171" w:themeColor="background2" w:themeShade="80"/>
                           <w:sz w:val="20"/>
                           <w:szCs w:val="20"/>
                         </w:rPr>
@@ -2715,14 +3055,14 @@
                         <w:pStyle w:val="NormalWeb"/>
                         <w:shd w:val="clear" w:color="auto" w:fill="FFFFFF"/>
                         <w:rPr>
-                          <w:color w:val="1F4E79" w:themeColor="accent5" w:themeShade="80"/>
+                          <w:color w:val="767171" w:themeColor="background2" w:themeShade="80"/>
                           <w:sz w:val="20"/>
                           <w:szCs w:val="20"/>
                         </w:rPr>
                       </w:pPr>
                       <w:r>
                         <w:rPr>
-                          <w:color w:val="1F4E79" w:themeColor="accent5" w:themeShade="80"/>
+                          <w:color w:val="767171" w:themeColor="background2" w:themeShade="80"/>
                           <w:sz w:val="20"/>
                           <w:szCs w:val="20"/>
                         </w:rPr>
@@ -2734,14 +3074,14 @@
                         <w:pStyle w:val="NormalWeb"/>
                         <w:shd w:val="clear" w:color="auto" w:fill="FFFFFF"/>
                         <w:rPr>
-                          <w:color w:val="1F4E79" w:themeColor="accent5" w:themeShade="80"/>
+                          <w:color w:val="767171" w:themeColor="background2" w:themeShade="80"/>
                           <w:sz w:val="20"/>
                           <w:szCs w:val="20"/>
                         </w:rPr>
                       </w:pPr>
                       <w:r>
                         <w:rPr>
-                          <w:color w:val="1F4E79" w:themeColor="accent5" w:themeShade="80"/>
+                          <w:color w:val="767171" w:themeColor="background2" w:themeShade="80"/>
                           <w:sz w:val="20"/>
                           <w:szCs w:val="20"/>
                         </w:rPr>
@@ -2753,14 +3093,14 @@
                         <w:pStyle w:val="NormalWeb"/>
                         <w:shd w:val="clear" w:color="auto" w:fill="FFFFFF"/>
                         <w:rPr>
-                          <w:color w:val="1F4E79" w:themeColor="accent5" w:themeShade="80"/>
+                          <w:color w:val="767171" w:themeColor="background2" w:themeShade="80"/>
                           <w:sz w:val="20"/>
                           <w:szCs w:val="20"/>
                         </w:rPr>
                       </w:pPr>
                       <w:r>
                         <w:rPr>
-                          <w:color w:val="1F4E79" w:themeColor="accent5" w:themeShade="80"/>
+                          <w:color w:val="767171" w:themeColor="background2" w:themeShade="80"/>
                           <w:sz w:val="20"/>
                           <w:szCs w:val="20"/>
                         </w:rPr>
@@ -2772,14 +3112,14 @@
                         <w:pStyle w:val="NormalWeb"/>
                         <w:shd w:val="clear" w:color="auto" w:fill="FFFFFF"/>
                         <w:rPr>
-                          <w:color w:val="1F4E79" w:themeColor="accent5" w:themeShade="80"/>
+                          <w:color w:val="767171" w:themeColor="background2" w:themeShade="80"/>
                           <w:sz w:val="20"/>
                           <w:szCs w:val="20"/>
                         </w:rPr>
                       </w:pPr>
                       <w:r>
                         <w:rPr>
-                          <w:color w:val="1F4E79" w:themeColor="accent5" w:themeShade="80"/>
+                          <w:color w:val="767171" w:themeColor="background2" w:themeShade="80"/>
                           <w:sz w:val="20"/>
                           <w:szCs w:val="20"/>
                         </w:rPr>
@@ -2791,14 +3131,14 @@
                         <w:pStyle w:val="NormalWeb"/>
                         <w:shd w:val="clear" w:color="auto" w:fill="FFFFFF"/>
                         <w:rPr>
-                          <w:color w:val="1F4E79" w:themeColor="accent5" w:themeShade="80"/>
+                          <w:color w:val="767171" w:themeColor="background2" w:themeShade="80"/>
                           <w:sz w:val="20"/>
                           <w:szCs w:val="20"/>
                         </w:rPr>
                       </w:pPr>
                       <w:r>
                         <w:rPr>
-                          <w:color w:val="1F4E79" w:themeColor="accent5" w:themeShade="80"/>
+                          <w:color w:val="767171" w:themeColor="background2" w:themeShade="80"/>
                           <w:sz w:val="20"/>
                           <w:szCs w:val="20"/>
                         </w:rPr>
@@ -2810,14 +3150,14 @@
                         <w:pStyle w:val="NormalWeb"/>
                         <w:shd w:val="clear" w:color="auto" w:fill="FFFFFF"/>
                         <w:rPr>
-                          <w:color w:val="1F4E79" w:themeColor="accent5" w:themeShade="80"/>
+                          <w:color w:val="767171" w:themeColor="background2" w:themeShade="80"/>
                           <w:sz w:val="20"/>
                           <w:szCs w:val="20"/>
                         </w:rPr>
                       </w:pPr>
                       <w:r>
                         <w:rPr>
-                          <w:color w:val="1F4E79" w:themeColor="accent5" w:themeShade="80"/>
+                          <w:color w:val="767171" w:themeColor="background2" w:themeShade="80"/>
                           <w:sz w:val="20"/>
                           <w:szCs w:val="20"/>
                         </w:rPr>
@@ -2864,7 +3204,7 @@
 </file>
 
 <file path=word/endnotes.xml><?xml version="1.0" encoding="utf-8"?>
-<w:endnotes xmlns:wpc="http://schemas.microsoft.com/office/word/2010/wordprocessingCanvas" xmlns:cx="http://schemas.microsoft.com/office/drawing/2014/chartex" xmlns:cx1="http://schemas.microsoft.com/office/drawing/2015/9/8/chartex" xmlns:cx2="http://schemas.microsoft.com/office/drawing/2015/10/21/chartex" xmlns:cx3="http://schemas.microsoft.com/office/drawing/2016/5/9/chartex" xmlns:cx4="http://schemas.microsoft.com/office/drawing/2016/5/10/chartex" xmlns:cx5="http://schemas.microsoft.com/office/drawing/2016/5/11/chartex" xmlns:cx6="http://schemas.microsoft.com/office/drawing/2016/5/12/chartex" xmlns:cx7="http://schemas.microsoft.com/office/drawing/2016/5/13/chartex" xmlns:cx8="http://schemas.microsoft.com/office/drawing/2016/5/14/chartex" xmlns:mc="http://schemas.openxmlformats.org/markup-compatibility/2006" xmlns:aink="http://schemas.microsoft.com/office/drawing/2016/ink" xmlns:am3d="http://schemas.microsoft.com/office/drawing/2017/model3d" xmlns:o="urn:schemas-microsoft-com:office:office" xmlns:r="http://schemas.openxmlformats.org/officeDocument/2006/relationships" xmlns:m="http://schemas.openxmlformats.org/officeDocument/2006/math" xmlns:v="urn:schemas-microsoft-com:vml" xmlns:wp14="http://schemas.microsoft.com/office/word/2010/wordprocessingDrawing" xmlns:wp="http://schemas.openxmlformats.org/drawingml/2006/wordprocessingDrawing" xmlns:w10="urn:schemas-microsoft-com:office:word" xmlns:w="http://schemas.openxmlformats.org/wordprocessingml/2006/main" xmlns:w14="http://schemas.microsoft.com/office/word/2010/wordml" xmlns:w15="http://schemas.microsoft.com/office/word/2012/wordml" xmlns:w16cid="http://schemas.microsoft.com/office/word/2016/wordml/cid" xmlns:w16se="http://schemas.microsoft.com/office/word/2015/wordml/symex" xmlns:wpg="http://schemas.microsoft.com/office/word/2010/wordprocessingGroup" xmlns:wpi="http://schemas.microsoft.com/office/word/2010/wordprocessingInk" xmlns:wne="http://schemas.microsoft.com/office/word/2006/wordml" xmlns:wps="http://schemas.microsoft.com/office/word/2010/wordprocessingShape" mc:Ignorable="w14 w15 w16se w16cid wp14">
+<w:endnotes xmlns:wpc="http://schemas.microsoft.com/office/word/2010/wordprocessingCanvas" xmlns:cx="http://schemas.microsoft.com/office/drawing/2014/chartex" xmlns:cx1="http://schemas.microsoft.com/office/drawing/2015/9/8/chartex" xmlns:mc="http://schemas.openxmlformats.org/markup-compatibility/2006" xmlns:o="urn:schemas-microsoft-com:office:office" xmlns:r="http://schemas.openxmlformats.org/officeDocument/2006/relationships" xmlns:m="http://schemas.openxmlformats.org/officeDocument/2006/math" xmlns:v="urn:schemas-microsoft-com:vml" xmlns:wp14="http://schemas.microsoft.com/office/word/2010/wordprocessingDrawing" xmlns:wp="http://schemas.openxmlformats.org/drawingml/2006/wordprocessingDrawing" xmlns:w10="urn:schemas-microsoft-com:office:word" xmlns:w="http://schemas.openxmlformats.org/wordprocessingml/2006/main" xmlns:w14="http://schemas.microsoft.com/office/word/2010/wordml" xmlns:w15="http://schemas.microsoft.com/office/word/2012/wordml" xmlns:w16se="http://schemas.microsoft.com/office/word/2015/wordml/symex" xmlns:wpg="http://schemas.microsoft.com/office/word/2010/wordprocessingGroup" xmlns:wpi="http://schemas.microsoft.com/office/word/2010/wordprocessingInk" xmlns:wne="http://schemas.microsoft.com/office/word/2006/wordml" xmlns:wps="http://schemas.microsoft.com/office/word/2010/wordprocessingShape" mc:Ignorable="w14 w15 w16se wp14">
   <w:endnote w:type="separator" w:id="-1">
     <w:p>
       <w:r>
@@ -2883,7 +3223,7 @@
 </file>
 
 <file path=word/footer1.xml><?xml version="1.0" encoding="utf-8"?>
-<w:ftr xmlns:wpc="http://schemas.microsoft.com/office/word/2010/wordprocessingCanvas" xmlns:cx="http://schemas.microsoft.com/office/drawing/2014/chartex" xmlns:cx1="http://schemas.microsoft.com/office/drawing/2015/9/8/chartex" xmlns:cx2="http://schemas.microsoft.com/office/drawing/2015/10/21/chartex" xmlns:cx3="http://schemas.microsoft.com/office/drawing/2016/5/9/chartex" xmlns:cx4="http://schemas.microsoft.com/office/drawing/2016/5/10/chartex" xmlns:cx5="http://schemas.microsoft.com/office/drawing/2016/5/11/chartex" xmlns:cx6="http://schemas.microsoft.com/office/drawing/2016/5/12/chartex" xmlns:cx7="http://schemas.microsoft.com/office/drawing/2016/5/13/chartex" xmlns:cx8="http://schemas.microsoft.com/office/drawing/2016/5/14/chartex" xmlns:mc="http://schemas.openxmlformats.org/markup-compatibility/2006" xmlns:aink="http://schemas.microsoft.com/office/drawing/2016/ink" xmlns:am3d="http://schemas.microsoft.com/office/drawing/2017/model3d" xmlns:o="urn:schemas-microsoft-com:office:office" xmlns:r="http://schemas.openxmlformats.org/officeDocument/2006/relationships" xmlns:m="http://schemas.openxmlformats.org/officeDocument/2006/math" xmlns:v="urn:schemas-microsoft-com:vml" xmlns:wp14="http://schemas.microsoft.com/office/word/2010/wordprocessingDrawing" xmlns:wp="http://schemas.openxmlformats.org/drawingml/2006/wordprocessingDrawing" xmlns:w10="urn:schemas-microsoft-com:office:word" xmlns:w="http://schemas.openxmlformats.org/wordprocessingml/2006/main" xmlns:w14="http://schemas.microsoft.com/office/word/2010/wordml" xmlns:w15="http://schemas.microsoft.com/office/word/2012/wordml" xmlns:w16cid="http://schemas.microsoft.com/office/word/2016/wordml/cid" xmlns:w16se="http://schemas.microsoft.com/office/word/2015/wordml/symex" xmlns:wpg="http://schemas.microsoft.com/office/word/2010/wordprocessingGroup" xmlns:wpi="http://schemas.microsoft.com/office/word/2010/wordprocessingInk" xmlns:wne="http://schemas.microsoft.com/office/word/2006/wordml" xmlns:wps="http://schemas.microsoft.com/office/word/2010/wordprocessingShape" mc:Ignorable="w14 w15 w16se w16cid wp14">
+<w:ftr xmlns:wpc="http://schemas.microsoft.com/office/word/2010/wordprocessingCanvas" xmlns:cx="http://schemas.microsoft.com/office/drawing/2014/chartex" xmlns:cx1="http://schemas.microsoft.com/office/drawing/2015/9/8/chartex" xmlns:mc="http://schemas.openxmlformats.org/markup-compatibility/2006" xmlns:o="urn:schemas-microsoft-com:office:office" xmlns:r="http://schemas.openxmlformats.org/officeDocument/2006/relationships" xmlns:m="http://schemas.openxmlformats.org/officeDocument/2006/math" xmlns:v="urn:schemas-microsoft-com:vml" xmlns:wp14="http://schemas.microsoft.com/office/word/2010/wordprocessingDrawing" xmlns:wp="http://schemas.openxmlformats.org/drawingml/2006/wordprocessingDrawing" xmlns:w10="urn:schemas-microsoft-com:office:word" xmlns:w="http://schemas.openxmlformats.org/wordprocessingml/2006/main" xmlns:w14="http://schemas.microsoft.com/office/word/2010/wordml" xmlns:w15="http://schemas.microsoft.com/office/word/2012/wordml" xmlns:w16se="http://schemas.microsoft.com/office/word/2015/wordml/symex" xmlns:wpg="http://schemas.microsoft.com/office/word/2010/wordprocessingGroup" xmlns:wpi="http://schemas.microsoft.com/office/word/2010/wordprocessingInk" xmlns:wne="http://schemas.microsoft.com/office/word/2006/wordml" xmlns:wps="http://schemas.microsoft.com/office/word/2010/wordprocessingShape" mc:Ignorable="w14 w15 w16se wp14">
   <w:p>
     <w:pPr>
       <w:pStyle w:val="Footer"/>
@@ -2930,7 +3270,7 @@
 </file>
 
 <file path=word/footnotes.xml><?xml version="1.0" encoding="utf-8"?>
-<w:footnotes xmlns:wpc="http://schemas.microsoft.com/office/word/2010/wordprocessingCanvas" xmlns:cx="http://schemas.microsoft.com/office/drawing/2014/chartex" xmlns:cx1="http://schemas.microsoft.com/office/drawing/2015/9/8/chartex" xmlns:cx2="http://schemas.microsoft.com/office/drawing/2015/10/21/chartex" xmlns:cx3="http://schemas.microsoft.com/office/drawing/2016/5/9/chartex" xmlns:cx4="http://schemas.microsoft.com/office/drawing/2016/5/10/chartex" xmlns:cx5="http://schemas.microsoft.com/office/drawing/2016/5/11/chartex" xmlns:cx6="http://schemas.microsoft.com/office/drawing/2016/5/12/chartex" xmlns:cx7="http://schemas.microsoft.com/office/drawing/2016/5/13/chartex" xmlns:cx8="http://schemas.microsoft.com/office/drawing/2016/5/14/chartex" xmlns:mc="http://schemas.openxmlformats.org/markup-compatibility/2006" xmlns:aink="http://schemas.microsoft.com/office/drawing/2016/ink" xmlns:am3d="http://schemas.microsoft.com/office/drawing/2017/model3d" xmlns:o="urn:schemas-microsoft-com:office:office" xmlns:r="http://schemas.openxmlformats.org/officeDocument/2006/relationships" xmlns:m="http://schemas.openxmlformats.org/officeDocument/2006/math" xmlns:v="urn:schemas-microsoft-com:vml" xmlns:wp14="http://schemas.microsoft.com/office/word/2010/wordprocessingDrawing" xmlns:wp="http://schemas.openxmlformats.org/drawingml/2006/wordprocessingDrawing" xmlns:w10="urn:schemas-microsoft-com:office:word" xmlns:w="http://schemas.openxmlformats.org/wordprocessingml/2006/main" xmlns:w14="http://schemas.microsoft.com/office/word/2010/wordml" xmlns:w15="http://schemas.microsoft.com/office/word/2012/wordml" xmlns:w16cid="http://schemas.microsoft.com/office/word/2016/wordml/cid" xmlns:w16se="http://schemas.microsoft.com/office/word/2015/wordml/symex" xmlns:wpg="http://schemas.microsoft.com/office/word/2010/wordprocessingGroup" xmlns:wpi="http://schemas.microsoft.com/office/word/2010/wordprocessingInk" xmlns:wne="http://schemas.microsoft.com/office/word/2006/wordml" xmlns:wps="http://schemas.microsoft.com/office/word/2010/wordprocessingShape" mc:Ignorable="w14 w15 w16se w16cid wp14">
+<w:footnotes xmlns:wpc="http://schemas.microsoft.com/office/word/2010/wordprocessingCanvas" xmlns:cx="http://schemas.microsoft.com/office/drawing/2014/chartex" xmlns:cx1="http://schemas.microsoft.com/office/drawing/2015/9/8/chartex" xmlns:mc="http://schemas.openxmlformats.org/markup-compatibility/2006" xmlns:o="urn:schemas-microsoft-com:office:office" xmlns:r="http://schemas.openxmlformats.org/officeDocument/2006/relationships" xmlns:m="http://schemas.openxmlformats.org/officeDocument/2006/math" xmlns:v="urn:schemas-microsoft-com:vml" xmlns:wp14="http://schemas.microsoft.com/office/word/2010/wordprocessingDrawing" xmlns:wp="http://schemas.openxmlformats.org/drawingml/2006/wordprocessingDrawing" xmlns:w10="urn:schemas-microsoft-com:office:word" xmlns:w="http://schemas.openxmlformats.org/wordprocessingml/2006/main" xmlns:w14="http://schemas.microsoft.com/office/word/2010/wordml" xmlns:w15="http://schemas.microsoft.com/office/word/2012/wordml" xmlns:w16se="http://schemas.microsoft.com/office/word/2015/wordml/symex" xmlns:wpg="http://schemas.microsoft.com/office/word/2010/wordprocessingGroup" xmlns:wpi="http://schemas.microsoft.com/office/word/2010/wordprocessingInk" xmlns:wne="http://schemas.microsoft.com/office/word/2006/wordml" xmlns:wps="http://schemas.microsoft.com/office/word/2010/wordprocessingShape" mc:Ignorable="w14 w15 w16se wp14">
   <w:footnote w:type="separator" w:id="-1">
     <w:p>
       <w:r>
@@ -2949,7 +3289,7 @@
 </file>
 
 <file path=word/numbering.xml><?xml version="1.0" encoding="utf-8"?>
-<w:numbering xmlns:wpc="http://schemas.microsoft.com/office/word/2010/wordprocessingCanvas" xmlns:cx="http://schemas.microsoft.com/office/drawing/2014/chartex" xmlns:cx1="http://schemas.microsoft.com/office/drawing/2015/9/8/chartex" xmlns:cx2="http://schemas.microsoft.com/office/drawing/2015/10/21/chartex" xmlns:cx3="http://schemas.microsoft.com/office/drawing/2016/5/9/chartex" xmlns:cx4="http://schemas.microsoft.com/office/drawing/2016/5/10/chartex" xmlns:cx5="http://schemas.microsoft.com/office/drawing/2016/5/11/chartex" xmlns:cx6="http://schemas.microsoft.com/office/drawing/2016/5/12/chartex" xmlns:cx7="http://schemas.microsoft.com/office/drawing/2016/5/13/chartex" xmlns:cx8="http://schemas.microsoft.com/office/drawing/2016/5/14/chartex" xmlns:mc="http://schemas.openxmlformats.org/markup-compatibility/2006" xmlns:aink="http://schemas.microsoft.com/office/drawing/2016/ink" xmlns:am3d="http://schemas.microsoft.com/office/drawing/2017/model3d" xmlns:o="urn:schemas-microsoft-com:office:office" xmlns:r="http://schemas.openxmlformats.org/officeDocument/2006/relationships" xmlns:m="http://schemas.openxmlformats.org/officeDocument/2006/math" xmlns:v="urn:schemas-microsoft-com:vml" xmlns:wp14="http://schemas.microsoft.com/office/word/2010/wordprocessingDrawing" xmlns:wp="http://schemas.openxmlformats.org/drawingml/2006/wordprocessingDrawing" xmlns:w10="urn:schemas-microsoft-com:office:word" xmlns:w="http://schemas.openxmlformats.org/wordprocessingml/2006/main" xmlns:w14="http://schemas.microsoft.com/office/word/2010/wordml" xmlns:w15="http://schemas.microsoft.com/office/word/2012/wordml" xmlns:w16cid="http://schemas.microsoft.com/office/word/2016/wordml/cid" xmlns:w16se="http://schemas.microsoft.com/office/word/2015/wordml/symex" xmlns:wpg="http://schemas.microsoft.com/office/word/2010/wordprocessingGroup" xmlns:wpi="http://schemas.microsoft.com/office/word/2010/wordprocessingInk" xmlns:wne="http://schemas.microsoft.com/office/word/2006/wordml" xmlns:wps="http://schemas.microsoft.com/office/word/2010/wordprocessingShape" mc:Ignorable="w14 w15 w16se w16cid wp14">
+<w:numbering xmlns:wpc="http://schemas.microsoft.com/office/word/2010/wordprocessingCanvas" xmlns:cx="http://schemas.microsoft.com/office/drawing/2014/chartex" xmlns:cx1="http://schemas.microsoft.com/office/drawing/2015/9/8/chartex" xmlns:mc="http://schemas.openxmlformats.org/markup-compatibility/2006" xmlns:o="urn:schemas-microsoft-com:office:office" xmlns:r="http://schemas.openxmlformats.org/officeDocument/2006/relationships" xmlns:m="http://schemas.openxmlformats.org/officeDocument/2006/math" xmlns:v="urn:schemas-microsoft-com:vml" xmlns:wp14="http://schemas.microsoft.com/office/word/2010/wordprocessingDrawing" xmlns:wp="http://schemas.openxmlformats.org/drawingml/2006/wordprocessingDrawing" xmlns:w10="urn:schemas-microsoft-com:office:word" xmlns:w="http://schemas.openxmlformats.org/wordprocessingml/2006/main" xmlns:w14="http://schemas.microsoft.com/office/word/2010/wordml" xmlns:w15="http://schemas.microsoft.com/office/word/2012/wordml" xmlns:w16se="http://schemas.microsoft.com/office/word/2015/wordml/symex" xmlns:wpg="http://schemas.microsoft.com/office/word/2010/wordprocessingGroup" xmlns:wpi="http://schemas.microsoft.com/office/word/2010/wordprocessingInk" xmlns:wne="http://schemas.microsoft.com/office/word/2006/wordml" xmlns:wps="http://schemas.microsoft.com/office/word/2010/wordprocessingShape" mc:Ignorable="w14 w15 w16se wp14">
   <w:abstractNum w:abstractNumId="0" w15:restartNumberingAfterBreak="0">
     <w:nsid w:val="1E612513"/>
     <w:multiLevelType w:val="hybridMultilevel"/>
@@ -3997,7 +4337,7 @@
 </file>
 
 <file path=word/styles.xml><?xml version="1.0" encoding="utf-8"?>
-<w:styles xmlns:mc="http://schemas.openxmlformats.org/markup-compatibility/2006" xmlns:r="http://schemas.openxmlformats.org/officeDocument/2006/relationships" xmlns:w="http://schemas.openxmlformats.org/wordprocessingml/2006/main" xmlns:w14="http://schemas.microsoft.com/office/word/2010/wordml" xmlns:w15="http://schemas.microsoft.com/office/word/2012/wordml" xmlns:w16cid="http://schemas.microsoft.com/office/word/2016/wordml/cid" xmlns:w16se="http://schemas.microsoft.com/office/word/2015/wordml/symex" mc:Ignorable="w14 w15 w16se w16cid">
+<w:styles xmlns:mc="http://schemas.openxmlformats.org/markup-compatibility/2006" xmlns:r="http://schemas.openxmlformats.org/officeDocument/2006/relationships" xmlns:w="http://schemas.openxmlformats.org/wordprocessingml/2006/main" xmlns:w14="http://schemas.microsoft.com/office/word/2010/wordml" xmlns:w15="http://schemas.microsoft.com/office/word/2012/wordml" xmlns:w16se="http://schemas.microsoft.com/office/word/2015/wordml/symex" mc:Ignorable="w14 w15 w16se">
   <w:docDefaults>
     <w:rPrDefault>
       <w:rPr>
@@ -4009,7 +4349,7 @@
     </w:rPrDefault>
     <w:pPrDefault/>
   </w:docDefaults>
-  <w:latentStyles w:defLockedState="0" w:defUIPriority="99" w:defSemiHidden="0" w:defUnhideWhenUsed="0" w:defQFormat="0" w:count="376">
+  <w:latentStyles w:defLockedState="0" w:defUIPriority="99" w:defSemiHidden="0" w:defUnhideWhenUsed="0" w:defQFormat="0" w:count="371">
     <w:lsdException w:name="Normal" w:uiPriority="0" w:qFormat="1"/>
     <w:lsdException w:name="heading 1" w:uiPriority="9" w:qFormat="1"/>
     <w:lsdException w:name="heading 2" w:semiHidden="1" w:uiPriority="9" w:unhideWhenUsed="1" w:qFormat="1"/>
@@ -4381,11 +4721,6 @@
     <w:lsdException w:name="List Table 5 Dark Accent 6" w:uiPriority="50"/>
     <w:lsdException w:name="List Table 6 Colorful Accent 6" w:uiPriority="51"/>
     <w:lsdException w:name="List Table 7 Colorful Accent 6" w:uiPriority="52"/>
-    <w:lsdException w:name="Mention" w:semiHidden="1" w:unhideWhenUsed="1"/>
-    <w:lsdException w:name="Smart Hyperlink" w:semiHidden="1" w:unhideWhenUsed="1"/>
-    <w:lsdException w:name="Hashtag" w:semiHidden="1" w:unhideWhenUsed="1"/>
-    <w:lsdException w:name="Unresolved Mention" w:semiHidden="1" w:unhideWhenUsed="1"/>
-    <w:lsdException w:name="Smart Link" w:semiHidden="1" w:unhideWhenUsed="1"/>
   </w:latentStyles>
   <w:style w:type="paragraph" w:default="1" w:styleId="Normal">
     <w:name w:val="Normal"/>
@@ -4442,7 +4777,7 @@
       <w:u w:val="single"/>
     </w:rPr>
   </w:style>
-  <w:style w:type="character" w:styleId="UnresolvedMention">
+  <w:style w:type="character" w:customStyle="1" w:styleId="UnresolvedMention">
     <w:name w:val="Unresolved Mention"/>
     <w:basedOn w:val="DefaultParagraphFont"/>
     <w:uiPriority w:val="99"/>
@@ -4849,7 +5184,7 @@
 </file>
 
 <file path=customXml/itemProps1.xml><?xml version="1.0" encoding="utf-8"?>
-<ds:datastoreItem xmlns:ds="http://schemas.openxmlformats.org/officeDocument/2006/customXml" ds:itemID="{AE817CEE-FE6C-BE4E-95D4-6D3A06A1A90D}">
+<ds:datastoreItem xmlns:ds="http://schemas.openxmlformats.org/officeDocument/2006/customXml" ds:itemID="{D9968300-E6C8-408D-9F23-036CB70E7505}">
   <ds:schemaRefs>
     <ds:schemaRef ds:uri="http://schemas.openxmlformats.org/officeDocument/2006/bibliography"/>
   </ds:schemaRefs>

--- a/assets/ResumeFiles/resume .docx
+++ b/assets/ResumeFiles/resume .docx
@@ -1,6 +1,6 @@
 
 <file path=word/document.xml><?xml version="1.0" encoding="utf-8"?>
-<w:document xmlns:wpc="http://schemas.microsoft.com/office/word/2010/wordprocessingCanvas" xmlns:cx="http://schemas.microsoft.com/office/drawing/2014/chartex" xmlns:cx1="http://schemas.microsoft.com/office/drawing/2015/9/8/chartex" xmlns:mc="http://schemas.openxmlformats.org/markup-compatibility/2006" xmlns:o="urn:schemas-microsoft-com:office:office" xmlns:r="http://schemas.openxmlformats.org/officeDocument/2006/relationships" xmlns:m="http://schemas.openxmlformats.org/officeDocument/2006/math" xmlns:v="urn:schemas-microsoft-com:vml" xmlns:wp14="http://schemas.microsoft.com/office/word/2010/wordprocessingDrawing" xmlns:wp="http://schemas.openxmlformats.org/drawingml/2006/wordprocessingDrawing" xmlns:w10="urn:schemas-microsoft-com:office:word" xmlns:w="http://schemas.openxmlformats.org/wordprocessingml/2006/main" xmlns:w14="http://schemas.microsoft.com/office/word/2010/wordml" xmlns:w15="http://schemas.microsoft.com/office/word/2012/wordml" xmlns:w16se="http://schemas.microsoft.com/office/word/2015/wordml/symex" xmlns:wpg="http://schemas.microsoft.com/office/word/2010/wordprocessingGroup" xmlns:wpi="http://schemas.microsoft.com/office/word/2010/wordprocessingInk" xmlns:wne="http://schemas.microsoft.com/office/word/2006/wordml" xmlns:wps="http://schemas.microsoft.com/office/word/2010/wordprocessingShape" mc:Ignorable="w14 w15 w16se wp14">
+<w:document xmlns:wpc="http://schemas.microsoft.com/office/word/2010/wordprocessingCanvas" xmlns:cx="http://schemas.microsoft.com/office/drawing/2014/chartex" xmlns:cx1="http://schemas.microsoft.com/office/drawing/2015/9/8/chartex" xmlns:cx2="http://schemas.microsoft.com/office/drawing/2015/10/21/chartex" xmlns:cx3="http://schemas.microsoft.com/office/drawing/2016/5/9/chartex" xmlns:cx4="http://schemas.microsoft.com/office/drawing/2016/5/10/chartex" xmlns:cx5="http://schemas.microsoft.com/office/drawing/2016/5/11/chartex" xmlns:cx6="http://schemas.microsoft.com/office/drawing/2016/5/12/chartex" xmlns:cx7="http://schemas.microsoft.com/office/drawing/2016/5/13/chartex" xmlns:cx8="http://schemas.microsoft.com/office/drawing/2016/5/14/chartex" xmlns:mc="http://schemas.openxmlformats.org/markup-compatibility/2006" xmlns:aink="http://schemas.microsoft.com/office/drawing/2016/ink" xmlns:am3d="http://schemas.microsoft.com/office/drawing/2017/model3d" xmlns:o="urn:schemas-microsoft-com:office:office" xmlns:r="http://schemas.openxmlformats.org/officeDocument/2006/relationships" xmlns:m="http://schemas.openxmlformats.org/officeDocument/2006/math" xmlns:v="urn:schemas-microsoft-com:vml" xmlns:wp14="http://schemas.microsoft.com/office/word/2010/wordprocessingDrawing" xmlns:wp="http://schemas.openxmlformats.org/drawingml/2006/wordprocessingDrawing" xmlns:w10="urn:schemas-microsoft-com:office:word" xmlns:w="http://schemas.openxmlformats.org/wordprocessingml/2006/main" xmlns:w14="http://schemas.microsoft.com/office/word/2010/wordml" xmlns:w15="http://schemas.microsoft.com/office/word/2012/wordml" xmlns:w16cid="http://schemas.microsoft.com/office/word/2016/wordml/cid" xmlns:w16se="http://schemas.microsoft.com/office/word/2015/wordml/symex" xmlns:wpg="http://schemas.microsoft.com/office/word/2010/wordprocessingGroup" xmlns:wpi="http://schemas.microsoft.com/office/word/2010/wordprocessingInk" xmlns:wne="http://schemas.microsoft.com/office/word/2006/wordml" xmlns:wps="http://schemas.microsoft.com/office/word/2010/wordprocessingShape" mc:Ignorable="w14 w15 w16se w16cid wp14">
   <w:body>
     <w:p>
       <w:pPr>
@@ -21,7 +21,2306 @@
         <mc:AlternateContent>
           <mc:Choice Requires="wps">
             <w:drawing>
-              <wp:anchor distT="0" distB="0" distL="114300" distR="114300" simplePos="0" relativeHeight="251665408" behindDoc="0" locked="0" layoutInCell="1" allowOverlap="1" wp14:anchorId="07B3A0FE" wp14:editId="40E12C56">
+              <wp:anchor distT="0" distB="0" distL="114300" distR="114300" simplePos="0" relativeHeight="251662336" behindDoc="0" locked="0" layoutInCell="1" allowOverlap="1" wp14:anchorId="28F1685F" wp14:editId="293F1D59">
+                <wp:simplePos x="0" y="0"/>
+                <wp:positionH relativeFrom="column">
+                  <wp:posOffset>-515501</wp:posOffset>
+                </wp:positionH>
+                <wp:positionV relativeFrom="paragraph">
+                  <wp:posOffset>-254682</wp:posOffset>
+                </wp:positionV>
+                <wp:extent cx="5706110" cy="9696322"/>
+                <wp:effectExtent l="0" t="0" r="0" b="0"/>
+                <wp:wrapNone/>
+                <wp:docPr id="5" name="Text Box 5"/>
+                <wp:cNvGraphicFramePr/>
+                <a:graphic xmlns:a="http://schemas.openxmlformats.org/drawingml/2006/main">
+                  <a:graphicData uri="http://schemas.microsoft.com/office/word/2010/wordprocessingShape">
+                    <wps:wsp>
+                      <wps:cNvSpPr txBox="1"/>
+                      <wps:spPr>
+                        <a:xfrm>
+                          <a:off x="0" y="0"/>
+                          <a:ext cx="5706110" cy="9696322"/>
+                        </a:xfrm>
+                        <a:prstGeom prst="rect">
+                          <a:avLst/>
+                        </a:prstGeom>
+                        <a:noFill/>
+                        <a:ln>
+                          <a:noFill/>
+                        </a:ln>
+                      </wps:spPr>
+                      <wps:style>
+                        <a:lnRef idx="0">
+                          <a:scrgbClr r="0" g="0" b="0"/>
+                        </a:lnRef>
+                        <a:fillRef idx="0">
+                          <a:scrgbClr r="0" g="0" b="0"/>
+                        </a:fillRef>
+                        <a:effectRef idx="0">
+                          <a:scrgbClr r="0" g="0" b="0"/>
+                        </a:effectRef>
+                        <a:fontRef idx="minor">
+                          <a:schemeClr val="dk1"/>
+                        </a:fontRef>
+                      </wps:style>
+                      <wps:txbx>
+                        <w:txbxContent>
+                          <w:p>
+                            <w:pPr>
+                              <w:pStyle w:val="NormalWeb"/>
+                              <w:shd w:val="clear" w:color="auto" w:fill="FFFFFF"/>
+                              <w:jc w:val="both"/>
+                              <w:rPr>
+                                <w:b/>
+                                <w:bCs/>
+                                <w:color w:val="3B3838" w:themeColor="background2" w:themeShade="40"/>
+                                <w:sz w:val="36"/>
+                                <w:szCs w:val="36"/>
+                              </w:rPr>
+                            </w:pPr>
+                            <w:r>
+                              <w:rPr>
+                                <w:b/>
+                                <w:bCs/>
+                                <w:color w:val="3B3838" w:themeColor="background2" w:themeShade="40"/>
+                                <w:sz w:val="36"/>
+                                <w:szCs w:val="36"/>
+                              </w:rPr>
+                              <w:t xml:space="preserve">Lakshmi Shaji </w:t>
+                            </w:r>
+                          </w:p>
+                          <w:p>
+                            <w:pPr>
+                              <w:pStyle w:val="NormalWeb"/>
+                              <w:shd w:val="clear" w:color="auto" w:fill="FFFFFF"/>
+                              <w:rPr>
+                                <w:i/>
+                                <w:color w:val="3B3838" w:themeColor="background2" w:themeShade="40"/>
+                                <w:u w:val="single"/>
+                              </w:rPr>
+                            </w:pPr>
+                            <w:r>
+                              <w:rPr>
+                                <w:b/>
+                                <w:bCs/>
+                                <w:i/>
+                                <w:color w:val="3B3838" w:themeColor="background2" w:themeShade="40"/>
+                                <w:u w:val="single"/>
+                              </w:rPr>
+                              <w:t xml:space="preserve">EXPERIENCE </w:t>
+                            </w:r>
+                          </w:p>
+                          <w:p>
+                            <w:pPr>
+                              <w:pStyle w:val="NormalWeb"/>
+                              <w:shd w:val="clear" w:color="auto" w:fill="FFFFFF"/>
+                              <w:spacing w:before="0" w:beforeAutospacing="0" w:after="200" w:afterAutospacing="0"/>
+                            </w:pPr>
+                            <w:r>
+                              <w:rPr>
+                                <w:b/>
+                                <w:bCs/>
+                                <w:color w:val="3B3838" w:themeColor="background2" w:themeShade="40"/>
+                              </w:rPr>
+                              <w:t>Continuing Education</w:t>
+                            </w:r>
+                            <w:r>
+                              <w:rPr>
+                                <w:b/>
+                                <w:bCs/>
+                                <w:color w:val="3B3838" w:themeColor="background2" w:themeShade="40"/>
+                              </w:rPr>
+                              <w:t xml:space="preserve"> Systems</w:t>
+                            </w:r>
+                            <w:r>
+                              <w:rPr>
+                                <w:b/>
+                                <w:bCs/>
+                              </w:rPr>
+                              <w:t xml:space="preserve">, </w:t>
+                            </w:r>
+                            <w:r>
+                              <w:t>Philadelphia, PA—​Junior Business Analyst</w:t>
+                            </w:r>
+                            <w:r>
+                              <w:t>/ Front End Developer</w:t>
+                            </w:r>
+                          </w:p>
+                          <w:p>
+                            <w:pPr>
+                              <w:pStyle w:val="NormalWeb"/>
+                              <w:shd w:val="clear" w:color="auto" w:fill="FFFFFF"/>
+                              <w:spacing w:before="0" w:beforeAutospacing="0" w:after="200" w:afterAutospacing="0"/>
+                              <w:rPr>
+                                <w:color w:val="767171" w:themeColor="background2" w:themeShade="80"/>
+                                <w:sz w:val="18"/>
+                                <w:szCs w:val="18"/>
+                              </w:rPr>
+                            </w:pPr>
+                            <w:r>
+                              <w:rPr>
+                                <w:color w:val="767171" w:themeColor="background2" w:themeShade="80"/>
+                                <w:sz w:val="18"/>
+                                <w:szCs w:val="18"/>
+                              </w:rPr>
+                              <w:t xml:space="preserve">May 2018 - PRESENT </w:t>
+                            </w:r>
+                          </w:p>
+                          <w:p>
+                            <w:pPr>
+                              <w:pStyle w:val="NormalWeb"/>
+                              <w:numPr>
+                                <w:ilvl w:val="0"/>
+                                <w:numId w:val="9"/>
+                              </w:numPr>
+                              <w:shd w:val="clear" w:color="auto" w:fill="FFFFFF"/>
+                              <w:spacing w:before="0" w:beforeAutospacing="0" w:afterAutospacing="0"/>
+                              <w:rPr>
+                                <w:color w:val="000000" w:themeColor="text1"/>
+                                <w:sz w:val="19"/>
+                                <w:szCs w:val="19"/>
+                              </w:rPr>
+                            </w:pPr>
+                            <w:r>
+                              <w:rPr>
+                                <w:color w:val="000000" w:themeColor="text1"/>
+                                <w:sz w:val="19"/>
+                                <w:szCs w:val="19"/>
+                              </w:rPr>
+                              <w:t xml:space="preserve">Improved user experience by analyzing </w:t>
+                            </w:r>
+                            <w:r>
+                              <w:rPr>
+                                <w:color w:val="000000" w:themeColor="text1"/>
+                                <w:sz w:val="19"/>
+                                <w:szCs w:val="19"/>
+                              </w:rPr>
+                              <w:t xml:space="preserve">site wide </w:t>
+                            </w:r>
+                            <w:r>
+                              <w:rPr>
+                                <w:color w:val="000000" w:themeColor="text1"/>
+                                <w:sz w:val="19"/>
+                                <w:szCs w:val="19"/>
+                              </w:rPr>
+                              <w:t xml:space="preserve">content and created insightful user personas </w:t>
+                            </w:r>
+                            <w:r>
+                              <w:rPr>
+                                <w:color w:val="000000" w:themeColor="text1"/>
+                                <w:sz w:val="19"/>
+                                <w:szCs w:val="19"/>
+                              </w:rPr>
+                              <w:t xml:space="preserve">that drove new redesign efforts for </w:t>
+                            </w:r>
+                            <w:r>
+                              <w:rPr>
+                                <w:color w:val="000000" w:themeColor="text1"/>
+                                <w:sz w:val="19"/>
+                                <w:szCs w:val="19"/>
+                              </w:rPr>
+                              <w:t>the Office of Noncredit.</w:t>
+                            </w:r>
+                            <w:r>
+                              <w:rPr>
+                                <w:color w:val="000000" w:themeColor="text1"/>
+                                <w:sz w:val="19"/>
+                                <w:szCs w:val="19"/>
+                              </w:rPr>
+                              <w:t xml:space="preserve"> </w:t>
+                            </w:r>
+                            <w:r>
+                              <w:rPr>
+                                <w:color w:val="000000" w:themeColor="text1"/>
+                                <w:sz w:val="19"/>
+                                <w:szCs w:val="19"/>
+                              </w:rPr>
+                              <w:t xml:space="preserve"> </w:t>
+                            </w:r>
+                          </w:p>
+                          <w:p>
+                            <w:pPr>
+                              <w:pStyle w:val="NormalWeb"/>
+                              <w:numPr>
+                                <w:ilvl w:val="0"/>
+                                <w:numId w:val="9"/>
+                              </w:numPr>
+                              <w:shd w:val="clear" w:color="auto" w:fill="FFFFFF"/>
+                              <w:spacing w:before="0" w:beforeAutospacing="0" w:afterAutospacing="0"/>
+                              <w:rPr>
+                                <w:color w:val="000000" w:themeColor="text1"/>
+                                <w:sz w:val="19"/>
+                                <w:szCs w:val="19"/>
+                              </w:rPr>
+                            </w:pPr>
+                            <w:r>
+                              <w:rPr>
+                                <w:color w:val="000000" w:themeColor="text1"/>
+                                <w:sz w:val="19"/>
+                                <w:szCs w:val="19"/>
+                              </w:rPr>
+                              <w:t>Took lead role creating software resource specification documen</w:t>
+                            </w:r>
+                            <w:r>
+                              <w:rPr>
+                                <w:color w:val="000000" w:themeColor="text1"/>
+                                <w:sz w:val="19"/>
+                                <w:szCs w:val="19"/>
+                              </w:rPr>
+                              <w:t xml:space="preserve">ts to enhance stakeholder buy </w:t>
+                            </w:r>
+                            <w:r>
+                              <w:rPr>
+                                <w:color w:val="000000" w:themeColor="text1"/>
+                                <w:sz w:val="19"/>
+                                <w:szCs w:val="19"/>
+                              </w:rPr>
+                              <w:t>in.</w:t>
+                            </w:r>
+                          </w:p>
+                          <w:p>
+                            <w:pPr>
+                              <w:pStyle w:val="NormalWeb"/>
+                              <w:numPr>
+                                <w:ilvl w:val="0"/>
+                                <w:numId w:val="9"/>
+                              </w:numPr>
+                              <w:shd w:val="clear" w:color="auto" w:fill="FFFFFF"/>
+                              <w:spacing w:before="0" w:beforeAutospacing="0" w:afterAutospacing="0"/>
+                              <w:rPr>
+                                <w:color w:val="000000" w:themeColor="text1"/>
+                                <w:sz w:val="19"/>
+                                <w:szCs w:val="19"/>
+                              </w:rPr>
+                            </w:pPr>
+                            <w:r>
+                              <w:rPr>
+                                <w:color w:val="000000" w:themeColor="text1"/>
+                                <w:sz w:val="19"/>
+                                <w:szCs w:val="19"/>
+                              </w:rPr>
+                              <w:t xml:space="preserve">Documented </w:t>
+                            </w:r>
+                            <w:r>
+                              <w:rPr>
+                                <w:color w:val="000000" w:themeColor="text1"/>
+                                <w:sz w:val="19"/>
+                                <w:szCs w:val="19"/>
+                              </w:rPr>
+                              <w:t>and</w:t>
+                            </w:r>
+                            <w:r>
+                              <w:rPr>
+                                <w:color w:val="000000" w:themeColor="text1"/>
+                                <w:sz w:val="19"/>
+                                <w:szCs w:val="19"/>
+                              </w:rPr>
+                              <w:t xml:space="preserve"> completed a detailed testing plan for Osher Lifelong Learning Institute’s lottery system that found potential de</w:t>
+                            </w:r>
+                            <w:r>
+                              <w:rPr>
+                                <w:color w:val="000000" w:themeColor="text1"/>
+                                <w:sz w:val="19"/>
+                                <w:szCs w:val="19"/>
+                              </w:rPr>
+                              <w:t xml:space="preserve">fects prior to a product release. </w:t>
+                            </w:r>
+                            <w:r>
+                              <w:rPr>
+                                <w:color w:val="000000" w:themeColor="text1"/>
+                                <w:sz w:val="19"/>
+                                <w:szCs w:val="19"/>
+                              </w:rPr>
+                              <w:t xml:space="preserve"> </w:t>
+                            </w:r>
+                          </w:p>
+                          <w:p>
+                            <w:pPr>
+                              <w:pStyle w:val="NormalWeb"/>
+                              <w:numPr>
+                                <w:ilvl w:val="0"/>
+                                <w:numId w:val="9"/>
+                              </w:numPr>
+                              <w:shd w:val="clear" w:color="auto" w:fill="FFFFFF"/>
+                              <w:spacing w:before="0" w:beforeAutospacing="0" w:afterAutospacing="0"/>
+                              <w:rPr>
+                                <w:color w:val="000000" w:themeColor="text1"/>
+                                <w:sz w:val="19"/>
+                                <w:szCs w:val="19"/>
+                              </w:rPr>
+                            </w:pPr>
+                            <w:r>
+                              <w:rPr>
+                                <w:color w:val="000000" w:themeColor="text1"/>
+                                <w:sz w:val="19"/>
+                                <w:szCs w:val="19"/>
+                              </w:rPr>
+                              <w:t>Implement</w:t>
+                            </w:r>
+                            <w:r>
+                              <w:rPr>
+                                <w:color w:val="000000" w:themeColor="text1"/>
+                                <w:sz w:val="19"/>
+                                <w:szCs w:val="19"/>
+                              </w:rPr>
+                              <w:t>ed</w:t>
+                            </w:r>
+                            <w:r>
+                              <w:rPr>
+                                <w:color w:val="000000" w:themeColor="text1"/>
+                                <w:sz w:val="19"/>
+                                <w:szCs w:val="19"/>
+                              </w:rPr>
+                              <w:t xml:space="preserve"> mobile friendly, responsive design to</w:t>
+                            </w:r>
+                            <w:r>
+                              <w:rPr>
+                                <w:color w:val="000000" w:themeColor="text1"/>
+                                <w:sz w:val="19"/>
+                                <w:szCs w:val="19"/>
+                              </w:rPr>
+                              <w:t xml:space="preserve"> department</w:t>
+                            </w:r>
+                            <w:r>
+                              <w:rPr>
+                                <w:color w:val="000000" w:themeColor="text1"/>
+                                <w:sz w:val="19"/>
+                                <w:szCs w:val="19"/>
+                              </w:rPr>
+                              <w:t xml:space="preserve"> shopping pages using Bootstrap CSS. </w:t>
+                            </w:r>
+                          </w:p>
+                          <w:p>
+                            <w:pPr>
+                              <w:pStyle w:val="NormalWeb"/>
+                              <w:numPr>
+                                <w:ilvl w:val="0"/>
+                                <w:numId w:val="9"/>
+                              </w:numPr>
+                              <w:shd w:val="clear" w:color="auto" w:fill="FFFFFF"/>
+                              <w:spacing w:before="0" w:beforeAutospacing="0" w:afterAutospacing="0"/>
+                              <w:rPr>
+                                <w:color w:val="000000" w:themeColor="text1"/>
+                                <w:sz w:val="19"/>
+                                <w:szCs w:val="19"/>
+                              </w:rPr>
+                            </w:pPr>
+                            <w:r>
+                              <w:rPr>
+                                <w:color w:val="000000" w:themeColor="text1"/>
+                                <w:sz w:val="19"/>
+                                <w:szCs w:val="19"/>
+                              </w:rPr>
+                              <w:t>U</w:t>
+                            </w:r>
+                            <w:r>
+                              <w:rPr>
+                                <w:color w:val="000000" w:themeColor="text1"/>
+                                <w:sz w:val="19"/>
+                                <w:szCs w:val="19"/>
+                              </w:rPr>
+                              <w:t>tilize</w:t>
+                            </w:r>
+                            <w:r>
+                              <w:rPr>
+                                <w:color w:val="000000" w:themeColor="text1"/>
+                                <w:sz w:val="19"/>
+                                <w:szCs w:val="19"/>
+                              </w:rPr>
+                              <w:t>d</w:t>
+                            </w:r>
+                            <w:r>
+                              <w:rPr>
+                                <w:color w:val="000000" w:themeColor="text1"/>
+                                <w:sz w:val="19"/>
+                                <w:szCs w:val="19"/>
+                              </w:rPr>
+                              <w:t xml:space="preserve"> REST API and JavaScript to bridge </w:t>
+                            </w:r>
+                            <w:r>
+                              <w:rPr>
+                                <w:color w:val="000000" w:themeColor="text1"/>
+                                <w:sz w:val="19"/>
+                                <w:szCs w:val="19"/>
+                              </w:rPr>
+                              <w:t xml:space="preserve">Temple University’s centralized </w:t>
+                            </w:r>
+                            <w:r>
+                              <w:rPr>
+                                <w:color w:val="000000" w:themeColor="text1"/>
+                                <w:sz w:val="19"/>
+                                <w:szCs w:val="19"/>
+                              </w:rPr>
+                              <w:t>alerting system and noncredit shopping site in order to</w:t>
+                            </w:r>
+                            <w:r>
+                              <w:rPr>
+                                <w:color w:val="000000" w:themeColor="text1"/>
+                                <w:sz w:val="19"/>
+                                <w:szCs w:val="19"/>
+                              </w:rPr>
+                              <w:t xml:space="preserve"> automatically populate weather alerts.</w:t>
+                            </w:r>
+                          </w:p>
+                          <w:p>
+                            <w:pPr>
+                              <w:pStyle w:val="NormalWeb"/>
+                              <w:shd w:val="clear" w:color="auto" w:fill="FFFFFF"/>
+                              <w:spacing w:before="0" w:beforeAutospacing="0" w:afterAutospacing="0"/>
+                              <w:rPr>
+                                <w:color w:val="2E74B5" w:themeColor="accent5" w:themeShade="BF"/>
+                                <w:sz w:val="20"/>
+                                <w:szCs w:val="20"/>
+                              </w:rPr>
+                            </w:pPr>
+                          </w:p>
+                          <w:p>
+                            <w:pPr>
+                              <w:pStyle w:val="NormalWeb"/>
+                              <w:shd w:val="clear" w:color="auto" w:fill="FFFFFF"/>
+                              <w:spacing w:beforeAutospacing="0" w:after="200" w:afterAutospacing="0"/>
+                            </w:pPr>
+                            <w:r>
+                              <w:rPr>
+                                <w:b/>
+                                <w:bCs/>
+                                <w:color w:val="3B3838" w:themeColor="background2" w:themeShade="40"/>
+                              </w:rPr>
+                              <w:t>TedxTempleU</w:t>
+                            </w:r>
+                            <w:r>
+                              <w:rPr>
+                                <w:b/>
+                                <w:bCs/>
+                              </w:rPr>
+                              <w:t xml:space="preserve">, </w:t>
+                            </w:r>
+                            <w:r>
+                              <w:t xml:space="preserve">Philadelphia, PA—​Director of Web Development and Maintenance </w:t>
+                            </w:r>
+                          </w:p>
+                          <w:p>
+                            <w:pPr>
+                              <w:pStyle w:val="NormalWeb"/>
+                              <w:shd w:val="clear" w:color="auto" w:fill="FFFFFF"/>
+                              <w:spacing w:beforeAutospacing="0" w:after="200" w:afterAutospacing="0"/>
+                              <w:rPr>
+                                <w:color w:val="767171" w:themeColor="background2" w:themeShade="80"/>
+                                <w:sz w:val="18"/>
+                                <w:szCs w:val="18"/>
+                              </w:rPr>
+                            </w:pPr>
+                            <w:r>
+                              <w:rPr>
+                                <w:color w:val="767171" w:themeColor="background2" w:themeShade="80"/>
+                                <w:sz w:val="18"/>
+                                <w:szCs w:val="18"/>
+                              </w:rPr>
+                              <w:t xml:space="preserve">November 2018 - April 2019 </w:t>
+                            </w:r>
+                          </w:p>
+                          <w:p>
+                            <w:pPr>
+                              <w:pStyle w:val="NormalWeb"/>
+                              <w:numPr>
+                                <w:ilvl w:val="0"/>
+                                <w:numId w:val="8"/>
+                              </w:numPr>
+                              <w:shd w:val="clear" w:color="auto" w:fill="FFFFFF"/>
+                              <w:spacing w:before="0" w:beforeAutospacing="0" w:afterAutospacing="0"/>
+                              <w:rPr>
+                                <w:color w:val="000000" w:themeColor="text1"/>
+                                <w:sz w:val="19"/>
+                                <w:szCs w:val="19"/>
+                              </w:rPr>
+                            </w:pPr>
+                            <w:r>
+                              <w:rPr>
+                                <w:color w:val="000000" w:themeColor="text1"/>
+                                <w:sz w:val="19"/>
+                                <w:szCs w:val="19"/>
+                              </w:rPr>
+                              <w:t xml:space="preserve">Designed a user interface for the TedxTempleU event to document event details and drive </w:t>
+                            </w:r>
+                            <w:r>
+                              <w:rPr>
+                                <w:color w:val="000000" w:themeColor="text1"/>
+                                <w:sz w:val="19"/>
+                                <w:szCs w:val="19"/>
+                              </w:rPr>
+                              <w:t>e-</w:t>
+                            </w:r>
+                            <w:r>
+                              <w:rPr>
+                                <w:color w:val="000000" w:themeColor="text1"/>
+                                <w:sz w:val="19"/>
+                                <w:szCs w:val="19"/>
+                              </w:rPr>
+                              <w:t>ticket sales.</w:t>
+                            </w:r>
+                          </w:p>
+                          <w:p>
+                            <w:pPr>
+                              <w:pStyle w:val="NormalWeb"/>
+                              <w:numPr>
+                                <w:ilvl w:val="0"/>
+                                <w:numId w:val="8"/>
+                              </w:numPr>
+                              <w:shd w:val="clear" w:color="auto" w:fill="FFFFFF"/>
+                              <w:spacing w:before="0" w:beforeAutospacing="0" w:afterAutospacing="0"/>
+                              <w:rPr>
+                                <w:color w:val="000000" w:themeColor="text1"/>
+                                <w:sz w:val="19"/>
+                                <w:szCs w:val="19"/>
+                              </w:rPr>
+                            </w:pPr>
+                            <w:r>
+                              <w:rPr>
+                                <w:color w:val="000000" w:themeColor="text1"/>
+                                <w:sz w:val="19"/>
+                                <w:szCs w:val="19"/>
+                              </w:rPr>
+                              <w:t xml:space="preserve">Collaborated with a design team to decide theme, layout and content for the event site. </w:t>
+                            </w:r>
+                          </w:p>
+                          <w:p>
+                            <w:pPr>
+                              <w:pStyle w:val="NormalWeb"/>
+                              <w:numPr>
+                                <w:ilvl w:val="0"/>
+                                <w:numId w:val="8"/>
+                              </w:numPr>
+                              <w:shd w:val="clear" w:color="auto" w:fill="FFFFFF"/>
+                              <w:spacing w:before="0" w:beforeAutospacing="0" w:afterAutospacing="0"/>
+                              <w:rPr>
+                                <w:color w:val="000000" w:themeColor="text1"/>
+                                <w:sz w:val="19"/>
+                                <w:szCs w:val="19"/>
+                              </w:rPr>
+                            </w:pPr>
+                            <w:r>
+                              <w:rPr>
+                                <w:color w:val="000000" w:themeColor="text1"/>
+                                <w:sz w:val="19"/>
+                                <w:szCs w:val="19"/>
+                              </w:rPr>
+                              <w:t xml:space="preserve">Implemented </w:t>
+                            </w:r>
+                            <w:r>
+                              <w:rPr>
+                                <w:color w:val="000000" w:themeColor="text1"/>
+                                <w:sz w:val="19"/>
+                                <w:szCs w:val="19"/>
+                              </w:rPr>
+                              <w:t>B</w:t>
+                            </w:r>
+                            <w:r>
+                              <w:rPr>
+                                <w:color w:val="000000" w:themeColor="text1"/>
+                                <w:sz w:val="19"/>
+                                <w:szCs w:val="19"/>
+                              </w:rPr>
+                              <w:t xml:space="preserve">ootstrap and CSS driven features to landing page </w:t>
+                            </w:r>
+                            <w:r>
+                              <w:rPr>
+                                <w:color w:val="000000" w:themeColor="text1"/>
+                                <w:sz w:val="19"/>
+                                <w:szCs w:val="19"/>
+                              </w:rPr>
+                              <w:t>in order to</w:t>
+                            </w:r>
+                            <w:r>
+                              <w:rPr>
+                                <w:color w:val="000000" w:themeColor="text1"/>
+                                <w:sz w:val="19"/>
+                                <w:szCs w:val="19"/>
+                              </w:rPr>
+                              <w:t xml:space="preserve"> increase appeal and ease of navigation. </w:t>
+                            </w:r>
+                            <w:r>
+                              <w:rPr>
+                                <w:color w:val="000000" w:themeColor="text1"/>
+                                <w:sz w:val="19"/>
+                                <w:szCs w:val="19"/>
+                              </w:rPr>
+                              <w:t xml:space="preserve">  </w:t>
+                            </w:r>
+                          </w:p>
+                          <w:p>
+                            <w:pPr>
+                              <w:pStyle w:val="NormalWeb"/>
+                              <w:numPr>
+                                <w:ilvl w:val="0"/>
+                                <w:numId w:val="8"/>
+                              </w:numPr>
+                              <w:shd w:val="clear" w:color="auto" w:fill="FFFFFF"/>
+                              <w:spacing w:before="0" w:beforeAutospacing="0" w:afterAutospacing="0"/>
+                              <w:rPr>
+                                <w:color w:val="000000" w:themeColor="text1"/>
+                                <w:sz w:val="19"/>
+                                <w:szCs w:val="19"/>
+                              </w:rPr>
+                            </w:pPr>
+                            <w:r>
+                              <w:rPr>
+                                <w:color w:val="000000" w:themeColor="text1"/>
+                                <w:sz w:val="19"/>
+                                <w:szCs w:val="19"/>
+                              </w:rPr>
+                              <w:t>Engage</w:t>
+                            </w:r>
+                            <w:r>
+                              <w:rPr>
+                                <w:color w:val="000000" w:themeColor="text1"/>
+                                <w:sz w:val="19"/>
+                                <w:szCs w:val="19"/>
+                              </w:rPr>
+                              <w:t>d</w:t>
+                            </w:r>
+                            <w:r>
+                              <w:rPr>
+                                <w:color w:val="000000" w:themeColor="text1"/>
+                                <w:sz w:val="19"/>
+                                <w:szCs w:val="19"/>
+                              </w:rPr>
+                              <w:t xml:space="preserve"> in participant selection process in order to evaluate, diversify and decide program speakers. </w:t>
+                            </w:r>
+                          </w:p>
+                          <w:p>
+                            <w:pPr>
+                              <w:pStyle w:val="NormalWeb"/>
+                              <w:shd w:val="clear" w:color="auto" w:fill="FFFFFF"/>
+                              <w:spacing w:before="0" w:beforeAutospacing="0" w:afterAutospacing="0"/>
+                              <w:ind w:left="360"/>
+                              <w:rPr>
+                                <w:color w:val="000000" w:themeColor="text1"/>
+                                <w:sz w:val="20"/>
+                                <w:szCs w:val="20"/>
+                              </w:rPr>
+                            </w:pPr>
+                          </w:p>
+                          <w:p>
+                            <w:pPr>
+                              <w:pStyle w:val="NormalWeb"/>
+                              <w:shd w:val="clear" w:color="auto" w:fill="FFFFFF"/>
+                              <w:spacing w:before="0" w:beforeAutospacing="0" w:after="200" w:afterAutospacing="0"/>
+                            </w:pPr>
+                            <w:r>
+                              <w:rPr>
+                                <w:b/>
+                                <w:bCs/>
+                                <w:color w:val="3B3838" w:themeColor="background2" w:themeShade="40"/>
+                              </w:rPr>
+                              <w:t>Hosting Our Own Talks</w:t>
+                            </w:r>
+                            <w:r>
+                              <w:rPr>
+                                <w:b/>
+                                <w:bCs/>
+                              </w:rPr>
+                              <w:t xml:space="preserve">, </w:t>
+                            </w:r>
+                            <w:r>
+                              <w:rPr>
+                                <w:b/>
+                                <w:bCs/>
+                              </w:rPr>
+                              <w:t xml:space="preserve"> </w:t>
+                            </w:r>
+                            <w:r>
+                              <w:rPr>
+                                <w:b/>
+                                <w:bCs/>
+                              </w:rPr>
+                              <w:t>​</w:t>
+                            </w:r>
+                            <w:r>
+                              <w:t xml:space="preserve">Philadelphia, PA — Director of Social Media and Marketing </w:t>
+                            </w:r>
+                          </w:p>
+                          <w:p>
+                            <w:pPr>
+                              <w:pStyle w:val="NormalWeb"/>
+                              <w:shd w:val="clear" w:color="auto" w:fill="FFFFFF"/>
+                              <w:spacing w:before="0" w:beforeAutospacing="0" w:after="200" w:afterAutospacing="0"/>
+                              <w:rPr>
+                                <w:color w:val="767171" w:themeColor="background2" w:themeShade="80"/>
+                                <w:sz w:val="18"/>
+                                <w:szCs w:val="18"/>
+                              </w:rPr>
+                            </w:pPr>
+                            <w:r>
+                              <w:rPr>
+                                <w:color w:val="767171" w:themeColor="background2" w:themeShade="80"/>
+                                <w:sz w:val="18"/>
+                                <w:szCs w:val="18"/>
+                              </w:rPr>
+                              <w:t xml:space="preserve">October 2017 </w:t>
+                            </w:r>
+                            <w:r>
+                              <w:rPr>
+                                <w:color w:val="767171" w:themeColor="background2" w:themeShade="80"/>
+                                <w:sz w:val="18"/>
+                                <w:szCs w:val="18"/>
+                              </w:rPr>
+                              <w:t>–</w:t>
+                            </w:r>
+                            <w:r>
+                              <w:rPr>
+                                <w:color w:val="767171" w:themeColor="background2" w:themeShade="80"/>
+                                <w:sz w:val="18"/>
+                                <w:szCs w:val="18"/>
+                              </w:rPr>
+                              <w:t xml:space="preserve"> </w:t>
+                            </w:r>
+                            <w:r>
+                              <w:rPr>
+                                <w:color w:val="767171" w:themeColor="background2" w:themeShade="80"/>
+                                <w:sz w:val="18"/>
+                                <w:szCs w:val="18"/>
+                              </w:rPr>
+                              <w:t>September 2019</w:t>
+                            </w:r>
+                            <w:r>
+                              <w:rPr>
+                                <w:b/>
+                                <w:bCs/>
+                                <w:color w:val="767171" w:themeColor="background2" w:themeShade="80"/>
+                                <w:sz w:val="20"/>
+                                <w:szCs w:val="20"/>
+                              </w:rPr>
+                              <w:t xml:space="preserve"> </w:t>
+                            </w:r>
+                          </w:p>
+                          <w:p>
+                            <w:pPr>
+                              <w:pStyle w:val="NormalWeb"/>
+                              <w:numPr>
+                                <w:ilvl w:val="0"/>
+                                <w:numId w:val="6"/>
+                              </w:numPr>
+                              <w:shd w:val="clear" w:color="auto" w:fill="FFFFFF"/>
+                              <w:spacing w:before="0" w:beforeAutospacing="0" w:afterAutospacing="0"/>
+                              <w:rPr>
+                                <w:color w:val="000000" w:themeColor="text1"/>
+                                <w:sz w:val="19"/>
+                                <w:szCs w:val="19"/>
+                              </w:rPr>
+                            </w:pPr>
+                            <w:r>
+                              <w:rPr>
+                                <w:color w:val="000000" w:themeColor="text1"/>
+                                <w:sz w:val="19"/>
+                                <w:szCs w:val="19"/>
+                              </w:rPr>
+                              <w:t xml:space="preserve">Managed social media platforms and presence of the club to increase outreach for events. </w:t>
+                            </w:r>
+                          </w:p>
+                          <w:p>
+                            <w:pPr>
+                              <w:pStyle w:val="NormalWeb"/>
+                              <w:numPr>
+                                <w:ilvl w:val="0"/>
+                                <w:numId w:val="6"/>
+                              </w:numPr>
+                              <w:shd w:val="clear" w:color="auto" w:fill="FFFFFF"/>
+                              <w:spacing w:before="0" w:beforeAutospacing="0" w:afterAutospacing="0"/>
+                              <w:rPr>
+                                <w:color w:val="000000" w:themeColor="text1"/>
+                                <w:sz w:val="19"/>
+                                <w:szCs w:val="19"/>
+                              </w:rPr>
+                            </w:pPr>
+                            <w:r>
+                              <w:rPr>
+                                <w:color w:val="000000" w:themeColor="text1"/>
+                                <w:sz w:val="19"/>
+                                <w:szCs w:val="19"/>
+                              </w:rPr>
+                              <w:t xml:space="preserve">Implemented and maintained professional standard for the club by creating a </w:t>
+                            </w:r>
+                            <w:r>
+                              <w:rPr>
+                                <w:color w:val="000000" w:themeColor="text1"/>
+                                <w:sz w:val="19"/>
+                                <w:szCs w:val="19"/>
+                              </w:rPr>
+                              <w:t>LinkedIn</w:t>
+                            </w:r>
+                            <w:r>
+                              <w:rPr>
+                                <w:color w:val="000000" w:themeColor="text1"/>
+                                <w:sz w:val="19"/>
+                                <w:szCs w:val="19"/>
+                              </w:rPr>
+                              <w:t xml:space="preserve"> account and unifying all platforms to one central theme. </w:t>
+                            </w:r>
+                          </w:p>
+                          <w:p>
+                            <w:pPr>
+                              <w:pStyle w:val="NormalWeb"/>
+                              <w:numPr>
+                                <w:ilvl w:val="0"/>
+                                <w:numId w:val="6"/>
+                              </w:numPr>
+                              <w:shd w:val="clear" w:color="auto" w:fill="FFFFFF"/>
+                              <w:spacing w:before="0" w:beforeAutospacing="0" w:after="10" w:afterAutospacing="0"/>
+                              <w:rPr>
+                                <w:color w:val="000000" w:themeColor="text1"/>
+                                <w:sz w:val="19"/>
+                                <w:szCs w:val="19"/>
+                              </w:rPr>
+                            </w:pPr>
+                            <w:r>
+                              <w:rPr>
+                                <w:color w:val="000000" w:themeColor="text1"/>
+                                <w:sz w:val="19"/>
+                                <w:szCs w:val="19"/>
+                              </w:rPr>
+                              <w:t xml:space="preserve">Presented information regarding topics that affect society today in order to drive conversation and dialogue. </w:t>
+                            </w:r>
+                          </w:p>
+                          <w:p>
+                            <w:pPr>
+                              <w:pStyle w:val="NormalWeb"/>
+                              <w:shd w:val="clear" w:color="auto" w:fill="FFFFFF"/>
+                              <w:rPr>
+                                <w:b/>
+                                <w:bCs/>
+                                <w:i/>
+                                <w:color w:val="3B3838" w:themeColor="background2" w:themeShade="40"/>
+                                <w:u w:val="single"/>
+                              </w:rPr>
+                            </w:pPr>
+                            <w:r>
+                              <w:rPr>
+                                <w:b/>
+                                <w:bCs/>
+                                <w:i/>
+                                <w:color w:val="3B3838" w:themeColor="background2" w:themeShade="40"/>
+                                <w:u w:val="single"/>
+                              </w:rPr>
+                              <w:t xml:space="preserve">EDUCATION </w:t>
+                            </w:r>
+                          </w:p>
+                          <w:p>
+                            <w:pPr>
+                              <w:pStyle w:val="NormalWeb"/>
+                              <w:shd w:val="clear" w:color="auto" w:fill="FFFFFF"/>
+                              <w:spacing w:before="0" w:beforeAutospacing="0" w:after="200" w:afterAutospacing="0"/>
+                            </w:pPr>
+                            <w:r>
+                              <w:rPr>
+                                <w:b/>
+                                <w:bCs/>
+                                <w:color w:val="3B3838" w:themeColor="background2" w:themeShade="40"/>
+                              </w:rPr>
+                              <w:t>Temple University College of Science and Technology</w:t>
+                            </w:r>
+                            <w:r>
+                              <w:rPr>
+                                <w:b/>
+                                <w:bCs/>
+                              </w:rPr>
+                              <w:t xml:space="preserve">, </w:t>
+                            </w:r>
+                            <w:r>
+                              <w:t>Philadelphia, PA</w:t>
+                            </w:r>
+                          </w:p>
+                          <w:p>
+                            <w:pPr>
+                              <w:pStyle w:val="NormalWeb"/>
+                              <w:shd w:val="clear" w:color="auto" w:fill="FFFFFF"/>
+                              <w:spacing w:before="0" w:beforeAutospacing="0" w:after="200" w:afterAutospacing="0"/>
+                            </w:pPr>
+                            <w:r>
+                              <w:t xml:space="preserve">Bachelor of Science </w:t>
+                            </w:r>
+                            <w:r>
+                              <w:t>—</w:t>
+                            </w:r>
+                            <w:r>
+                              <w:t xml:space="preserve"> Information Science and Technology </w:t>
+                            </w:r>
+                          </w:p>
+                          <w:p>
+                            <w:pPr>
+                              <w:pStyle w:val="NormalWeb"/>
+                              <w:shd w:val="clear" w:color="auto" w:fill="FFFFFF"/>
+                              <w:spacing w:before="0" w:beforeAutospacing="0" w:after="200" w:afterAutospacing="0"/>
+                              <w:rPr>
+                                <w:color w:val="767171" w:themeColor="background2" w:themeShade="80"/>
+                                <w:sz w:val="18"/>
+                                <w:szCs w:val="18"/>
+                              </w:rPr>
+                            </w:pPr>
+                            <w:r>
+                              <w:rPr>
+                                <w:color w:val="767171" w:themeColor="background2" w:themeShade="80"/>
+                                <w:sz w:val="18"/>
+                                <w:szCs w:val="18"/>
+                              </w:rPr>
+                              <w:t xml:space="preserve">May 2021 </w:t>
+                            </w:r>
+                          </w:p>
+                          <w:p>
+                            <w:pPr>
+                              <w:rPr>
+                                <w:rFonts w:ascii="Times New Roman" w:hAnsi="Times New Roman" w:cs="Times New Roman"/>
+                                <w:sz w:val="20"/>
+                                <w:szCs w:val="20"/>
+                              </w:rPr>
+                            </w:pPr>
+                          </w:p>
+                          <w:p>
+                            <w:pPr>
+                              <w:pStyle w:val="NormalWeb"/>
+                              <w:shd w:val="clear" w:color="auto" w:fill="FFFFFF"/>
+                              <w:spacing w:before="0" w:beforeAutospacing="0" w:after="200" w:afterAutospacing="0"/>
+                              <w:rPr>
+                                <w:i/>
+                                <w:color w:val="3B3838" w:themeColor="background2" w:themeShade="40"/>
+                                <w:u w:val="single"/>
+                              </w:rPr>
+                            </w:pPr>
+                            <w:r>
+                              <w:rPr>
+                                <w:b/>
+                                <w:bCs/>
+                                <w:i/>
+                                <w:color w:val="3B3838" w:themeColor="background2" w:themeShade="40"/>
+                                <w:u w:val="single"/>
+                              </w:rPr>
+                              <w:t>Technical</w:t>
+                            </w:r>
+                            <w:r>
+                              <w:rPr>
+                                <w:b/>
+                                <w:bCs/>
+                                <w:i/>
+                                <w:color w:val="3B3838" w:themeColor="background2" w:themeShade="40"/>
+                                <w:u w:val="single"/>
+                              </w:rPr>
+                              <w:t xml:space="preserve"> Courses </w:t>
+                            </w:r>
+                          </w:p>
+                          <w:p>
+                            <w:pPr>
+                              <w:spacing w:line="480" w:lineRule="auto"/>
+                              <w:ind w:left="720" w:hanging="720"/>
+                              <w:rPr>
+                                <w:rFonts w:ascii="Times New Roman" w:hAnsi="Times New Roman" w:cs="Times New Roman"/>
+                                <w:sz w:val="19"/>
+                                <w:szCs w:val="19"/>
+                              </w:rPr>
+                            </w:pPr>
+                            <w:r>
+                              <w:rPr>
+                                <w:rFonts w:ascii="Times New Roman" w:hAnsi="Times New Roman" w:cs="Times New Roman"/>
+                                <w:sz w:val="19"/>
+                                <w:szCs w:val="19"/>
+                              </w:rPr>
+                              <w:t xml:space="preserve">Program Design &amp; Abstraction </w:t>
+                            </w:r>
+                            <w:r>
+                              <w:rPr>
+                                <w:rFonts w:ascii="Times New Roman" w:hAnsi="Times New Roman" w:cs="Times New Roman"/>
+                                <w:sz w:val="19"/>
+                                <w:szCs w:val="19"/>
+                              </w:rPr>
+                              <w:tab/>
+                            </w:r>
+                            <w:r>
+                              <w:rPr>
+                                <w:rFonts w:ascii="Times New Roman" w:hAnsi="Times New Roman" w:cs="Times New Roman"/>
+                                <w:sz w:val="19"/>
+                                <w:szCs w:val="19"/>
+                              </w:rPr>
+                              <w:t>Data Structure</w:t>
+                            </w:r>
+                            <w:r>
+                              <w:rPr>
+                                <w:rFonts w:ascii="Times New Roman" w:hAnsi="Times New Roman" w:cs="Times New Roman"/>
+                                <w:sz w:val="19"/>
+                                <w:szCs w:val="19"/>
+                              </w:rPr>
+                              <w:t>s</w:t>
+                            </w:r>
+                            <w:r>
+                              <w:rPr>
+                                <w:rFonts w:ascii="Times New Roman" w:hAnsi="Times New Roman" w:cs="Times New Roman"/>
+                                <w:sz w:val="19"/>
+                                <w:szCs w:val="19"/>
+                              </w:rPr>
+                              <w:tab/>
+                              <w:t xml:space="preserve">      </w:t>
+                            </w:r>
+                            <w:r>
+                              <w:rPr>
+                                <w:rFonts w:ascii="Times New Roman" w:hAnsi="Times New Roman" w:cs="Times New Roman"/>
+                                <w:sz w:val="19"/>
+                                <w:szCs w:val="19"/>
+                              </w:rPr>
+                              <w:t>Discrete Mathematic</w:t>
+                            </w:r>
+                            <w:r>
+                              <w:rPr>
+                                <w:rFonts w:ascii="Times New Roman" w:hAnsi="Times New Roman" w:cs="Times New Roman"/>
+                                <w:sz w:val="19"/>
+                                <w:szCs w:val="19"/>
+                              </w:rPr>
+                              <w:t>s</w:t>
+                            </w:r>
+                            <w:r>
+                              <w:rPr>
+                                <w:rFonts w:ascii="Times New Roman" w:hAnsi="Times New Roman" w:cs="Times New Roman"/>
+                                <w:sz w:val="19"/>
+                                <w:szCs w:val="19"/>
+                              </w:rPr>
+                              <w:tab/>
+                              <w:t xml:space="preserve">         </w:t>
+                            </w:r>
+                            <w:r>
+                              <w:rPr>
+                                <w:rFonts w:ascii="Times New Roman" w:hAnsi="Times New Roman" w:cs="Times New Roman"/>
+                                <w:sz w:val="19"/>
+                                <w:szCs w:val="19"/>
+                              </w:rPr>
+                              <w:t>Calculu</w:t>
+                            </w:r>
+                            <w:r>
+                              <w:rPr>
+                                <w:rFonts w:ascii="Times New Roman" w:hAnsi="Times New Roman" w:cs="Times New Roman"/>
+                                <w:sz w:val="19"/>
+                                <w:szCs w:val="19"/>
+                              </w:rPr>
+                              <w:t xml:space="preserve">s           </w:t>
+                            </w:r>
+                            <w:r>
+                              <w:rPr>
+                                <w:rFonts w:ascii="Times New Roman" w:hAnsi="Times New Roman" w:cs="Times New Roman"/>
+                                <w:sz w:val="19"/>
+                                <w:szCs w:val="19"/>
+                              </w:rPr>
+                              <w:t xml:space="preserve">Database </w:t>
+                            </w:r>
+                            <w:r>
+                              <w:rPr>
+                                <w:rFonts w:ascii="Times New Roman" w:hAnsi="Times New Roman" w:cs="Times New Roman"/>
+                                <w:sz w:val="19"/>
+                                <w:szCs w:val="19"/>
+                              </w:rPr>
+                              <w:t>Management Systems</w:t>
+                            </w:r>
+                            <w:r>
+                              <w:rPr>
+                                <w:rFonts w:ascii="Times New Roman" w:hAnsi="Times New Roman" w:cs="Times New Roman"/>
+                                <w:sz w:val="19"/>
+                                <w:szCs w:val="19"/>
+                              </w:rPr>
+                              <w:tab/>
+                              <w:t>Technical Writing</w:t>
+                            </w:r>
+                            <w:r>
+                              <w:rPr>
+                                <w:rFonts w:ascii="Times New Roman" w:hAnsi="Times New Roman" w:cs="Times New Roman"/>
+                                <w:sz w:val="19"/>
+                                <w:szCs w:val="19"/>
+                              </w:rPr>
+                              <w:tab/>
+                            </w:r>
+                            <w:r>
+                              <w:rPr>
+                                <w:rFonts w:ascii="Times New Roman" w:hAnsi="Times New Roman" w:cs="Times New Roman"/>
+                                <w:sz w:val="19"/>
+                                <w:szCs w:val="19"/>
+                              </w:rPr>
+                              <w:t>Operating Systems &amp; Networking</w:t>
+                            </w:r>
+                          </w:p>
+                          <w:p>
+                            <w:pPr>
+                              <w:spacing w:line="480" w:lineRule="auto"/>
+                              <w:ind w:left="720" w:hanging="720"/>
+                              <w:rPr>
+                                <w:rFonts w:ascii="Times New Roman" w:hAnsi="Times New Roman" w:cs="Times New Roman"/>
+                                <w:sz w:val="19"/>
+                                <w:szCs w:val="19"/>
+                              </w:rPr>
+                            </w:pPr>
+                            <w:r>
+                              <w:rPr>
+                                <w:rFonts w:ascii="Times New Roman" w:hAnsi="Times New Roman" w:cs="Times New Roman"/>
+                                <w:sz w:val="19"/>
+                                <w:szCs w:val="19"/>
+                              </w:rPr>
+                              <w:t>Probability &amp; Statistics</w:t>
+                            </w:r>
+                            <w:r>
+                              <w:rPr>
+                                <w:rFonts w:ascii="Times New Roman" w:hAnsi="Times New Roman" w:cs="Times New Roman"/>
+                                <w:sz w:val="19"/>
+                                <w:szCs w:val="19"/>
+                              </w:rPr>
+                              <w:t xml:space="preserve"> </w:t>
+                            </w:r>
+                          </w:p>
+                        </w:txbxContent>
+                      </wps:txbx>
+                      <wps:bodyPr rot="0" spcFirstLastPara="0" vertOverflow="overflow" horzOverflow="overflow" vert="horz" wrap="square" lIns="91440" tIns="45720" rIns="91440" bIns="45720" numCol="1" spcCol="0" rtlCol="0" fromWordArt="0" anchor="t" anchorCtr="0" forceAA="0" compatLnSpc="1">
+                        <a:prstTxWarp prst="textNoShape">
+                          <a:avLst/>
+                        </a:prstTxWarp>
+                        <a:noAutofit/>
+                      </wps:bodyPr>
+                    </wps:wsp>
+                  </a:graphicData>
+                </a:graphic>
+                <wp14:sizeRelH relativeFrom="margin">
+                  <wp14:pctWidth>0</wp14:pctWidth>
+                </wp14:sizeRelH>
+                <wp14:sizeRelV relativeFrom="margin">
+                  <wp14:pctHeight>0</wp14:pctHeight>
+                </wp14:sizeRelV>
+              </wp:anchor>
+            </w:drawing>
+          </mc:Choice>
+          <mc:Fallback>
+            <w:pict>
+              <v:shapetype w14:anchorId="28F1685F" id="_x0000_t202" coordsize="21600,21600" o:spt="202" path="m,l,21600r21600,l21600,xe">
+                <v:stroke joinstyle="miter"/>
+                <v:path gradientshapeok="t" o:connecttype="rect"/>
+              </v:shapetype>
+              <v:shape id="Text Box 5" o:spid="_x0000_s1026" type="#_x0000_t202" style="position:absolute;margin-left:-40.6pt;margin-top:-20.05pt;width:449.3pt;height:763.5pt;z-index:251662336;visibility:visible;mso-wrap-style:square;mso-width-percent:0;mso-height-percent:0;mso-wrap-distance-left:9pt;mso-wrap-distance-top:0;mso-wrap-distance-right:9pt;mso-wrap-distance-bottom:0;mso-position-horizontal:absolute;mso-position-horizontal-relative:text;mso-position-vertical:absolute;mso-position-vertical-relative:text;mso-width-percent:0;mso-height-percent:0;mso-width-relative:margin;mso-height-relative:margin;v-text-anchor:top" o:gfxdata="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" filled="f" stroked="f">
+                <v:textbox>
+                  <w:txbxContent>
+                    <w:p>
+                      <w:pPr>
+                        <w:pStyle w:val="NormalWeb"/>
+                        <w:shd w:val="clear" w:color="auto" w:fill="FFFFFF"/>
+                        <w:jc w:val="both"/>
+                        <w:rPr>
+                          <w:b/>
+                          <w:bCs/>
+                          <w:color w:val="3B3838" w:themeColor="background2" w:themeShade="40"/>
+                          <w:sz w:val="36"/>
+                          <w:szCs w:val="36"/>
+                        </w:rPr>
+                      </w:pPr>
+                      <w:r>
+                        <w:rPr>
+                          <w:b/>
+                          <w:bCs/>
+                          <w:color w:val="3B3838" w:themeColor="background2" w:themeShade="40"/>
+                          <w:sz w:val="36"/>
+                          <w:szCs w:val="36"/>
+                        </w:rPr>
+                        <w:t xml:space="preserve">Lakshmi Shaji </w:t>
+                      </w:r>
+                    </w:p>
+                    <w:p>
+                      <w:pPr>
+                        <w:pStyle w:val="NormalWeb"/>
+                        <w:shd w:val="clear" w:color="auto" w:fill="FFFFFF"/>
+                        <w:rPr>
+                          <w:i/>
+                          <w:color w:val="3B3838" w:themeColor="background2" w:themeShade="40"/>
+                          <w:u w:val="single"/>
+                        </w:rPr>
+                      </w:pPr>
+                      <w:r>
+                        <w:rPr>
+                          <w:b/>
+                          <w:bCs/>
+                          <w:i/>
+                          <w:color w:val="3B3838" w:themeColor="background2" w:themeShade="40"/>
+                          <w:u w:val="single"/>
+                        </w:rPr>
+                        <w:t xml:space="preserve">EXPERIENCE </w:t>
+                      </w:r>
+                    </w:p>
+                    <w:p>
+                      <w:pPr>
+                        <w:pStyle w:val="NormalWeb"/>
+                        <w:shd w:val="clear" w:color="auto" w:fill="FFFFFF"/>
+                        <w:spacing w:before="0" w:beforeAutospacing="0" w:after="200" w:afterAutospacing="0"/>
+                      </w:pPr>
+                      <w:r>
+                        <w:rPr>
+                          <w:b/>
+                          <w:bCs/>
+                          <w:color w:val="3B3838" w:themeColor="background2" w:themeShade="40"/>
+                        </w:rPr>
+                        <w:t>Continuing Education</w:t>
+                      </w:r>
+                      <w:r>
+                        <w:rPr>
+                          <w:b/>
+                          <w:bCs/>
+                          <w:color w:val="3B3838" w:themeColor="background2" w:themeShade="40"/>
+                        </w:rPr>
+                        <w:t xml:space="preserve"> Systems</w:t>
+                      </w:r>
+                      <w:r>
+                        <w:rPr>
+                          <w:b/>
+                          <w:bCs/>
+                        </w:rPr>
+                        <w:t xml:space="preserve">, </w:t>
+                      </w:r>
+                      <w:r>
+                        <w:t>Philadelphia, PA—​Junior Business Analyst</w:t>
+                      </w:r>
+                      <w:r>
+                        <w:t>/ Front End Developer</w:t>
+                      </w:r>
+                    </w:p>
+                    <w:p>
+                      <w:pPr>
+                        <w:pStyle w:val="NormalWeb"/>
+                        <w:shd w:val="clear" w:color="auto" w:fill="FFFFFF"/>
+                        <w:spacing w:before="0" w:beforeAutospacing="0" w:after="200" w:afterAutospacing="0"/>
+                        <w:rPr>
+                          <w:color w:val="767171" w:themeColor="background2" w:themeShade="80"/>
+                          <w:sz w:val="18"/>
+                          <w:szCs w:val="18"/>
+                        </w:rPr>
+                      </w:pPr>
+                      <w:r>
+                        <w:rPr>
+                          <w:color w:val="767171" w:themeColor="background2" w:themeShade="80"/>
+                          <w:sz w:val="18"/>
+                          <w:szCs w:val="18"/>
+                        </w:rPr>
+                        <w:t xml:space="preserve">May 2018 - PRESENT </w:t>
+                      </w:r>
+                    </w:p>
+                    <w:p>
+                      <w:pPr>
+                        <w:pStyle w:val="NormalWeb"/>
+                        <w:numPr>
+                          <w:ilvl w:val="0"/>
+                          <w:numId w:val="9"/>
+                        </w:numPr>
+                        <w:shd w:val="clear" w:color="auto" w:fill="FFFFFF"/>
+                        <w:spacing w:before="0" w:beforeAutospacing="0" w:afterAutospacing="0"/>
+                        <w:rPr>
+                          <w:color w:val="000000" w:themeColor="text1"/>
+                          <w:sz w:val="19"/>
+                          <w:szCs w:val="19"/>
+                        </w:rPr>
+                      </w:pPr>
+                      <w:r>
+                        <w:rPr>
+                          <w:color w:val="000000" w:themeColor="text1"/>
+                          <w:sz w:val="19"/>
+                          <w:szCs w:val="19"/>
+                        </w:rPr>
+                        <w:t xml:space="preserve">Improved user experience by analyzing </w:t>
+                      </w:r>
+                      <w:r>
+                        <w:rPr>
+                          <w:color w:val="000000" w:themeColor="text1"/>
+                          <w:sz w:val="19"/>
+                          <w:szCs w:val="19"/>
+                        </w:rPr>
+                        <w:t xml:space="preserve">site wide </w:t>
+                      </w:r>
+                      <w:r>
+                        <w:rPr>
+                          <w:color w:val="000000" w:themeColor="text1"/>
+                          <w:sz w:val="19"/>
+                          <w:szCs w:val="19"/>
+                        </w:rPr>
+                        <w:t xml:space="preserve">content and created insightful user personas </w:t>
+                      </w:r>
+                      <w:r>
+                        <w:rPr>
+                          <w:color w:val="000000" w:themeColor="text1"/>
+                          <w:sz w:val="19"/>
+                          <w:szCs w:val="19"/>
+                        </w:rPr>
+                        <w:t xml:space="preserve">that drove new redesign efforts for </w:t>
+                      </w:r>
+                      <w:r>
+                        <w:rPr>
+                          <w:color w:val="000000" w:themeColor="text1"/>
+                          <w:sz w:val="19"/>
+                          <w:szCs w:val="19"/>
+                        </w:rPr>
+                        <w:t>the Office of Noncredit.</w:t>
+                      </w:r>
+                      <w:r>
+                        <w:rPr>
+                          <w:color w:val="000000" w:themeColor="text1"/>
+                          <w:sz w:val="19"/>
+                          <w:szCs w:val="19"/>
+                        </w:rPr>
+                        <w:t xml:space="preserve"> </w:t>
+                      </w:r>
+                      <w:r>
+                        <w:rPr>
+                          <w:color w:val="000000" w:themeColor="text1"/>
+                          <w:sz w:val="19"/>
+                          <w:szCs w:val="19"/>
+                        </w:rPr>
+                        <w:t xml:space="preserve"> </w:t>
+                      </w:r>
+                    </w:p>
+                    <w:p>
+                      <w:pPr>
+                        <w:pStyle w:val="NormalWeb"/>
+                        <w:numPr>
+                          <w:ilvl w:val="0"/>
+                          <w:numId w:val="9"/>
+                        </w:numPr>
+                        <w:shd w:val="clear" w:color="auto" w:fill="FFFFFF"/>
+                        <w:spacing w:before="0" w:beforeAutospacing="0" w:afterAutospacing="0"/>
+                        <w:rPr>
+                          <w:color w:val="000000" w:themeColor="text1"/>
+                          <w:sz w:val="19"/>
+                          <w:szCs w:val="19"/>
+                        </w:rPr>
+                      </w:pPr>
+                      <w:r>
+                        <w:rPr>
+                          <w:color w:val="000000" w:themeColor="text1"/>
+                          <w:sz w:val="19"/>
+                          <w:szCs w:val="19"/>
+                        </w:rPr>
+                        <w:t>Took lead role creating software resource specification documen</w:t>
+                      </w:r>
+                      <w:r>
+                        <w:rPr>
+                          <w:color w:val="000000" w:themeColor="text1"/>
+                          <w:sz w:val="19"/>
+                          <w:szCs w:val="19"/>
+                        </w:rPr>
+                        <w:t xml:space="preserve">ts to enhance stakeholder buy </w:t>
+                      </w:r>
+                      <w:r>
+                        <w:rPr>
+                          <w:color w:val="000000" w:themeColor="text1"/>
+                          <w:sz w:val="19"/>
+                          <w:szCs w:val="19"/>
+                        </w:rPr>
+                        <w:t>in.</w:t>
+                      </w:r>
+                    </w:p>
+                    <w:p>
+                      <w:pPr>
+                        <w:pStyle w:val="NormalWeb"/>
+                        <w:numPr>
+                          <w:ilvl w:val="0"/>
+                          <w:numId w:val="9"/>
+                        </w:numPr>
+                        <w:shd w:val="clear" w:color="auto" w:fill="FFFFFF"/>
+                        <w:spacing w:before="0" w:beforeAutospacing="0" w:afterAutospacing="0"/>
+                        <w:rPr>
+                          <w:color w:val="000000" w:themeColor="text1"/>
+                          <w:sz w:val="19"/>
+                          <w:szCs w:val="19"/>
+                        </w:rPr>
+                      </w:pPr>
+                      <w:r>
+                        <w:rPr>
+                          <w:color w:val="000000" w:themeColor="text1"/>
+                          <w:sz w:val="19"/>
+                          <w:szCs w:val="19"/>
+                        </w:rPr>
+                        <w:t xml:space="preserve">Documented </w:t>
+                      </w:r>
+                      <w:r>
+                        <w:rPr>
+                          <w:color w:val="000000" w:themeColor="text1"/>
+                          <w:sz w:val="19"/>
+                          <w:szCs w:val="19"/>
+                        </w:rPr>
+                        <w:t>and</w:t>
+                      </w:r>
+                      <w:r>
+                        <w:rPr>
+                          <w:color w:val="000000" w:themeColor="text1"/>
+                          <w:sz w:val="19"/>
+                          <w:szCs w:val="19"/>
+                        </w:rPr>
+                        <w:t xml:space="preserve"> completed a detailed testing plan for Osher Lifelong Learning Institute’s lottery system that found potential de</w:t>
+                      </w:r>
+                      <w:r>
+                        <w:rPr>
+                          <w:color w:val="000000" w:themeColor="text1"/>
+                          <w:sz w:val="19"/>
+                          <w:szCs w:val="19"/>
+                        </w:rPr>
+                        <w:t xml:space="preserve">fects prior to a product release. </w:t>
+                      </w:r>
+                      <w:r>
+                        <w:rPr>
+                          <w:color w:val="000000" w:themeColor="text1"/>
+                          <w:sz w:val="19"/>
+                          <w:szCs w:val="19"/>
+                        </w:rPr>
+                        <w:t xml:space="preserve"> </w:t>
+                      </w:r>
+                    </w:p>
+                    <w:p>
+                      <w:pPr>
+                        <w:pStyle w:val="NormalWeb"/>
+                        <w:numPr>
+                          <w:ilvl w:val="0"/>
+                          <w:numId w:val="9"/>
+                        </w:numPr>
+                        <w:shd w:val="clear" w:color="auto" w:fill="FFFFFF"/>
+                        <w:spacing w:before="0" w:beforeAutospacing="0" w:afterAutospacing="0"/>
+                        <w:rPr>
+                          <w:color w:val="000000" w:themeColor="text1"/>
+                          <w:sz w:val="19"/>
+                          <w:szCs w:val="19"/>
+                        </w:rPr>
+                      </w:pPr>
+                      <w:r>
+                        <w:rPr>
+                          <w:color w:val="000000" w:themeColor="text1"/>
+                          <w:sz w:val="19"/>
+                          <w:szCs w:val="19"/>
+                        </w:rPr>
+                        <w:t>Implement</w:t>
+                      </w:r>
+                      <w:r>
+                        <w:rPr>
+                          <w:color w:val="000000" w:themeColor="text1"/>
+                          <w:sz w:val="19"/>
+                          <w:szCs w:val="19"/>
+                        </w:rPr>
+                        <w:t>ed</w:t>
+                      </w:r>
+                      <w:r>
+                        <w:rPr>
+                          <w:color w:val="000000" w:themeColor="text1"/>
+                          <w:sz w:val="19"/>
+                          <w:szCs w:val="19"/>
+                        </w:rPr>
+                        <w:t xml:space="preserve"> mobile friendly, responsive design to</w:t>
+                      </w:r>
+                      <w:r>
+                        <w:rPr>
+                          <w:color w:val="000000" w:themeColor="text1"/>
+                          <w:sz w:val="19"/>
+                          <w:szCs w:val="19"/>
+                        </w:rPr>
+                        <w:t xml:space="preserve"> department</w:t>
+                      </w:r>
+                      <w:r>
+                        <w:rPr>
+                          <w:color w:val="000000" w:themeColor="text1"/>
+                          <w:sz w:val="19"/>
+                          <w:szCs w:val="19"/>
+                        </w:rPr>
+                        <w:t xml:space="preserve"> shopping pages using Bootstrap CSS. </w:t>
+                      </w:r>
+                    </w:p>
+                    <w:p>
+                      <w:pPr>
+                        <w:pStyle w:val="NormalWeb"/>
+                        <w:numPr>
+                          <w:ilvl w:val="0"/>
+                          <w:numId w:val="9"/>
+                        </w:numPr>
+                        <w:shd w:val="clear" w:color="auto" w:fill="FFFFFF"/>
+                        <w:spacing w:before="0" w:beforeAutospacing="0" w:afterAutospacing="0"/>
+                        <w:rPr>
+                          <w:color w:val="000000" w:themeColor="text1"/>
+                          <w:sz w:val="19"/>
+                          <w:szCs w:val="19"/>
+                        </w:rPr>
+                      </w:pPr>
+                      <w:r>
+                        <w:rPr>
+                          <w:color w:val="000000" w:themeColor="text1"/>
+                          <w:sz w:val="19"/>
+                          <w:szCs w:val="19"/>
+                        </w:rPr>
+                        <w:t>U</w:t>
+                      </w:r>
+                      <w:r>
+                        <w:rPr>
+                          <w:color w:val="000000" w:themeColor="text1"/>
+                          <w:sz w:val="19"/>
+                          <w:szCs w:val="19"/>
+                        </w:rPr>
+                        <w:t>tilize</w:t>
+                      </w:r>
+                      <w:r>
+                        <w:rPr>
+                          <w:color w:val="000000" w:themeColor="text1"/>
+                          <w:sz w:val="19"/>
+                          <w:szCs w:val="19"/>
+                        </w:rPr>
+                        <w:t>d</w:t>
+                      </w:r>
+                      <w:r>
+                        <w:rPr>
+                          <w:color w:val="000000" w:themeColor="text1"/>
+                          <w:sz w:val="19"/>
+                          <w:szCs w:val="19"/>
+                        </w:rPr>
+                        <w:t xml:space="preserve"> REST API and JavaScript to bridge </w:t>
+                      </w:r>
+                      <w:r>
+                        <w:rPr>
+                          <w:color w:val="000000" w:themeColor="text1"/>
+                          <w:sz w:val="19"/>
+                          <w:szCs w:val="19"/>
+                        </w:rPr>
+                        <w:t xml:space="preserve">Temple University’s centralized </w:t>
+                      </w:r>
+                      <w:r>
+                        <w:rPr>
+                          <w:color w:val="000000" w:themeColor="text1"/>
+                          <w:sz w:val="19"/>
+                          <w:szCs w:val="19"/>
+                        </w:rPr>
+                        <w:t>alerting system and noncredit shopping site in order to</w:t>
+                      </w:r>
+                      <w:r>
+                        <w:rPr>
+                          <w:color w:val="000000" w:themeColor="text1"/>
+                          <w:sz w:val="19"/>
+                          <w:szCs w:val="19"/>
+                        </w:rPr>
+                        <w:t xml:space="preserve"> automatically populate weather alerts.</w:t>
+                      </w:r>
+                    </w:p>
+                    <w:p>
+                      <w:pPr>
+                        <w:pStyle w:val="NormalWeb"/>
+                        <w:shd w:val="clear" w:color="auto" w:fill="FFFFFF"/>
+                        <w:spacing w:before="0" w:beforeAutospacing="0" w:afterAutospacing="0"/>
+                        <w:rPr>
+                          <w:color w:val="2E74B5" w:themeColor="accent5" w:themeShade="BF"/>
+                          <w:sz w:val="20"/>
+                          <w:szCs w:val="20"/>
+                        </w:rPr>
+                      </w:pPr>
+                    </w:p>
+                    <w:p>
+                      <w:pPr>
+                        <w:pStyle w:val="NormalWeb"/>
+                        <w:shd w:val="clear" w:color="auto" w:fill="FFFFFF"/>
+                        <w:spacing w:beforeAutospacing="0" w:after="200" w:afterAutospacing="0"/>
+                      </w:pPr>
+                      <w:r>
+                        <w:rPr>
+                          <w:b/>
+                          <w:bCs/>
+                          <w:color w:val="3B3838" w:themeColor="background2" w:themeShade="40"/>
+                        </w:rPr>
+                        <w:t>TedxTempleU</w:t>
+                      </w:r>
+                      <w:r>
+                        <w:rPr>
+                          <w:b/>
+                          <w:bCs/>
+                        </w:rPr>
+                        <w:t xml:space="preserve">, </w:t>
+                      </w:r>
+                      <w:r>
+                        <w:t xml:space="preserve">Philadelphia, PA—​Director of Web Development and Maintenance </w:t>
+                      </w:r>
+                    </w:p>
+                    <w:p>
+                      <w:pPr>
+                        <w:pStyle w:val="NormalWeb"/>
+                        <w:shd w:val="clear" w:color="auto" w:fill="FFFFFF"/>
+                        <w:spacing w:beforeAutospacing="0" w:after="200" w:afterAutospacing="0"/>
+                        <w:rPr>
+                          <w:color w:val="767171" w:themeColor="background2" w:themeShade="80"/>
+                          <w:sz w:val="18"/>
+                          <w:szCs w:val="18"/>
+                        </w:rPr>
+                      </w:pPr>
+                      <w:r>
+                        <w:rPr>
+                          <w:color w:val="767171" w:themeColor="background2" w:themeShade="80"/>
+                          <w:sz w:val="18"/>
+                          <w:szCs w:val="18"/>
+                        </w:rPr>
+                        <w:t xml:space="preserve">November 2018 - April 2019 </w:t>
+                      </w:r>
+                    </w:p>
+                    <w:p>
+                      <w:pPr>
+                        <w:pStyle w:val="NormalWeb"/>
+                        <w:numPr>
+                          <w:ilvl w:val="0"/>
+                          <w:numId w:val="8"/>
+                        </w:numPr>
+                        <w:shd w:val="clear" w:color="auto" w:fill="FFFFFF"/>
+                        <w:spacing w:before="0" w:beforeAutospacing="0" w:afterAutospacing="0"/>
+                        <w:rPr>
+                          <w:color w:val="000000" w:themeColor="text1"/>
+                          <w:sz w:val="19"/>
+                          <w:szCs w:val="19"/>
+                        </w:rPr>
+                      </w:pPr>
+                      <w:r>
+                        <w:rPr>
+                          <w:color w:val="000000" w:themeColor="text1"/>
+                          <w:sz w:val="19"/>
+                          <w:szCs w:val="19"/>
+                        </w:rPr>
+                        <w:t xml:space="preserve">Designed a user interface for the TedxTempleU event to document event details and drive </w:t>
+                      </w:r>
+                      <w:r>
+                        <w:rPr>
+                          <w:color w:val="000000" w:themeColor="text1"/>
+                          <w:sz w:val="19"/>
+                          <w:szCs w:val="19"/>
+                        </w:rPr>
+                        <w:t>e-</w:t>
+                      </w:r>
+                      <w:r>
+                        <w:rPr>
+                          <w:color w:val="000000" w:themeColor="text1"/>
+                          <w:sz w:val="19"/>
+                          <w:szCs w:val="19"/>
+                        </w:rPr>
+                        <w:t>ticket sales.</w:t>
+                      </w:r>
+                    </w:p>
+                    <w:p>
+                      <w:pPr>
+                        <w:pStyle w:val="NormalWeb"/>
+                        <w:numPr>
+                          <w:ilvl w:val="0"/>
+                          <w:numId w:val="8"/>
+                        </w:numPr>
+                        <w:shd w:val="clear" w:color="auto" w:fill="FFFFFF"/>
+                        <w:spacing w:before="0" w:beforeAutospacing="0" w:afterAutospacing="0"/>
+                        <w:rPr>
+                          <w:color w:val="000000" w:themeColor="text1"/>
+                          <w:sz w:val="19"/>
+                          <w:szCs w:val="19"/>
+                        </w:rPr>
+                      </w:pPr>
+                      <w:r>
+                        <w:rPr>
+                          <w:color w:val="000000" w:themeColor="text1"/>
+                          <w:sz w:val="19"/>
+                          <w:szCs w:val="19"/>
+                        </w:rPr>
+                        <w:t xml:space="preserve">Collaborated with a design team to decide theme, layout and content for the event site. </w:t>
+                      </w:r>
+                    </w:p>
+                    <w:p>
+                      <w:pPr>
+                        <w:pStyle w:val="NormalWeb"/>
+                        <w:numPr>
+                          <w:ilvl w:val="0"/>
+                          <w:numId w:val="8"/>
+                        </w:numPr>
+                        <w:shd w:val="clear" w:color="auto" w:fill="FFFFFF"/>
+                        <w:spacing w:before="0" w:beforeAutospacing="0" w:afterAutospacing="0"/>
+                        <w:rPr>
+                          <w:color w:val="000000" w:themeColor="text1"/>
+                          <w:sz w:val="19"/>
+                          <w:szCs w:val="19"/>
+                        </w:rPr>
+                      </w:pPr>
+                      <w:r>
+                        <w:rPr>
+                          <w:color w:val="000000" w:themeColor="text1"/>
+                          <w:sz w:val="19"/>
+                          <w:szCs w:val="19"/>
+                        </w:rPr>
+                        <w:t xml:space="preserve">Implemented </w:t>
+                      </w:r>
+                      <w:r>
+                        <w:rPr>
+                          <w:color w:val="000000" w:themeColor="text1"/>
+                          <w:sz w:val="19"/>
+                          <w:szCs w:val="19"/>
+                        </w:rPr>
+                        <w:t>B</w:t>
+                      </w:r>
+                      <w:r>
+                        <w:rPr>
+                          <w:color w:val="000000" w:themeColor="text1"/>
+                          <w:sz w:val="19"/>
+                          <w:szCs w:val="19"/>
+                        </w:rPr>
+                        <w:t xml:space="preserve">ootstrap and CSS driven features to landing page </w:t>
+                      </w:r>
+                      <w:r>
+                        <w:rPr>
+                          <w:color w:val="000000" w:themeColor="text1"/>
+                          <w:sz w:val="19"/>
+                          <w:szCs w:val="19"/>
+                        </w:rPr>
+                        <w:t>in order to</w:t>
+                      </w:r>
+                      <w:r>
+                        <w:rPr>
+                          <w:color w:val="000000" w:themeColor="text1"/>
+                          <w:sz w:val="19"/>
+                          <w:szCs w:val="19"/>
+                        </w:rPr>
+                        <w:t xml:space="preserve"> increase appeal and ease of navigation. </w:t>
+                      </w:r>
+                      <w:r>
+                        <w:rPr>
+                          <w:color w:val="000000" w:themeColor="text1"/>
+                          <w:sz w:val="19"/>
+                          <w:szCs w:val="19"/>
+                        </w:rPr>
+                        <w:t xml:space="preserve">  </w:t>
+                      </w:r>
+                    </w:p>
+                    <w:p>
+                      <w:pPr>
+                        <w:pStyle w:val="NormalWeb"/>
+                        <w:numPr>
+                          <w:ilvl w:val="0"/>
+                          <w:numId w:val="8"/>
+                        </w:numPr>
+                        <w:shd w:val="clear" w:color="auto" w:fill="FFFFFF"/>
+                        <w:spacing w:before="0" w:beforeAutospacing="0" w:afterAutospacing="0"/>
+                        <w:rPr>
+                          <w:color w:val="000000" w:themeColor="text1"/>
+                          <w:sz w:val="19"/>
+                          <w:szCs w:val="19"/>
+                        </w:rPr>
+                      </w:pPr>
+                      <w:r>
+                        <w:rPr>
+                          <w:color w:val="000000" w:themeColor="text1"/>
+                          <w:sz w:val="19"/>
+                          <w:szCs w:val="19"/>
+                        </w:rPr>
+                        <w:t>Engage</w:t>
+                      </w:r>
+                      <w:r>
+                        <w:rPr>
+                          <w:color w:val="000000" w:themeColor="text1"/>
+                          <w:sz w:val="19"/>
+                          <w:szCs w:val="19"/>
+                        </w:rPr>
+                        <w:t>d</w:t>
+                      </w:r>
+                      <w:r>
+                        <w:rPr>
+                          <w:color w:val="000000" w:themeColor="text1"/>
+                          <w:sz w:val="19"/>
+                          <w:szCs w:val="19"/>
+                        </w:rPr>
+                        <w:t xml:space="preserve"> in participant selection process in order to evaluate, diversify and decide program speakers. </w:t>
+                      </w:r>
+                    </w:p>
+                    <w:p>
+                      <w:pPr>
+                        <w:pStyle w:val="NormalWeb"/>
+                        <w:shd w:val="clear" w:color="auto" w:fill="FFFFFF"/>
+                        <w:spacing w:before="0" w:beforeAutospacing="0" w:afterAutospacing="0"/>
+                        <w:ind w:left="360"/>
+                        <w:rPr>
+                          <w:color w:val="000000" w:themeColor="text1"/>
+                          <w:sz w:val="20"/>
+                          <w:szCs w:val="20"/>
+                        </w:rPr>
+                      </w:pPr>
+                    </w:p>
+                    <w:p>
+                      <w:pPr>
+                        <w:pStyle w:val="NormalWeb"/>
+                        <w:shd w:val="clear" w:color="auto" w:fill="FFFFFF"/>
+                        <w:spacing w:before="0" w:beforeAutospacing="0" w:after="200" w:afterAutospacing="0"/>
+                      </w:pPr>
+                      <w:r>
+                        <w:rPr>
+                          <w:b/>
+                          <w:bCs/>
+                          <w:color w:val="3B3838" w:themeColor="background2" w:themeShade="40"/>
+                        </w:rPr>
+                        <w:t>Hosting Our Own Talks</w:t>
+                      </w:r>
+                      <w:r>
+                        <w:rPr>
+                          <w:b/>
+                          <w:bCs/>
+                        </w:rPr>
+                        <w:t xml:space="preserve">, </w:t>
+                      </w:r>
+                      <w:r>
+                        <w:rPr>
+                          <w:b/>
+                          <w:bCs/>
+                        </w:rPr>
+                        <w:t xml:space="preserve"> </w:t>
+                      </w:r>
+                      <w:r>
+                        <w:rPr>
+                          <w:b/>
+                          <w:bCs/>
+                        </w:rPr>
+                        <w:t>​</w:t>
+                      </w:r>
+                      <w:r>
+                        <w:t xml:space="preserve">Philadelphia, PA — Director of Social Media and Marketing </w:t>
+                      </w:r>
+                    </w:p>
+                    <w:p>
+                      <w:pPr>
+                        <w:pStyle w:val="NormalWeb"/>
+                        <w:shd w:val="clear" w:color="auto" w:fill="FFFFFF"/>
+                        <w:spacing w:before="0" w:beforeAutospacing="0" w:after="200" w:afterAutospacing="0"/>
+                        <w:rPr>
+                          <w:color w:val="767171" w:themeColor="background2" w:themeShade="80"/>
+                          <w:sz w:val="18"/>
+                          <w:szCs w:val="18"/>
+                        </w:rPr>
+                      </w:pPr>
+                      <w:r>
+                        <w:rPr>
+                          <w:color w:val="767171" w:themeColor="background2" w:themeShade="80"/>
+                          <w:sz w:val="18"/>
+                          <w:szCs w:val="18"/>
+                        </w:rPr>
+                        <w:t xml:space="preserve">October 2017 </w:t>
+                      </w:r>
+                      <w:r>
+                        <w:rPr>
+                          <w:color w:val="767171" w:themeColor="background2" w:themeShade="80"/>
+                          <w:sz w:val="18"/>
+                          <w:szCs w:val="18"/>
+                        </w:rPr>
+                        <w:t>–</w:t>
+                      </w:r>
+                      <w:r>
+                        <w:rPr>
+                          <w:color w:val="767171" w:themeColor="background2" w:themeShade="80"/>
+                          <w:sz w:val="18"/>
+                          <w:szCs w:val="18"/>
+                        </w:rPr>
+                        <w:t xml:space="preserve"> </w:t>
+                      </w:r>
+                      <w:r>
+                        <w:rPr>
+                          <w:color w:val="767171" w:themeColor="background2" w:themeShade="80"/>
+                          <w:sz w:val="18"/>
+                          <w:szCs w:val="18"/>
+                        </w:rPr>
+                        <w:t>September 2019</w:t>
+                      </w:r>
+                      <w:r>
+                        <w:rPr>
+                          <w:b/>
+                          <w:bCs/>
+                          <w:color w:val="767171" w:themeColor="background2" w:themeShade="80"/>
+                          <w:sz w:val="20"/>
+                          <w:szCs w:val="20"/>
+                        </w:rPr>
+                        <w:t xml:space="preserve"> </w:t>
+                      </w:r>
+                    </w:p>
+                    <w:p>
+                      <w:pPr>
+                        <w:pStyle w:val="NormalWeb"/>
+                        <w:numPr>
+                          <w:ilvl w:val="0"/>
+                          <w:numId w:val="6"/>
+                        </w:numPr>
+                        <w:shd w:val="clear" w:color="auto" w:fill="FFFFFF"/>
+                        <w:spacing w:before="0" w:beforeAutospacing="0" w:afterAutospacing="0"/>
+                        <w:rPr>
+                          <w:color w:val="000000" w:themeColor="text1"/>
+                          <w:sz w:val="19"/>
+                          <w:szCs w:val="19"/>
+                        </w:rPr>
+                      </w:pPr>
+                      <w:r>
+                        <w:rPr>
+                          <w:color w:val="000000" w:themeColor="text1"/>
+                          <w:sz w:val="19"/>
+                          <w:szCs w:val="19"/>
+                        </w:rPr>
+                        <w:t xml:space="preserve">Managed social media platforms and presence of the club to increase outreach for events. </w:t>
+                      </w:r>
+                    </w:p>
+                    <w:p>
+                      <w:pPr>
+                        <w:pStyle w:val="NormalWeb"/>
+                        <w:numPr>
+                          <w:ilvl w:val="0"/>
+                          <w:numId w:val="6"/>
+                        </w:numPr>
+                        <w:shd w:val="clear" w:color="auto" w:fill="FFFFFF"/>
+                        <w:spacing w:before="0" w:beforeAutospacing="0" w:afterAutospacing="0"/>
+                        <w:rPr>
+                          <w:color w:val="000000" w:themeColor="text1"/>
+                          <w:sz w:val="19"/>
+                          <w:szCs w:val="19"/>
+                        </w:rPr>
+                      </w:pPr>
+                      <w:r>
+                        <w:rPr>
+                          <w:color w:val="000000" w:themeColor="text1"/>
+                          <w:sz w:val="19"/>
+                          <w:szCs w:val="19"/>
+                        </w:rPr>
+                        <w:t xml:space="preserve">Implemented and maintained professional standard for the club by creating a </w:t>
+                      </w:r>
+                      <w:r>
+                        <w:rPr>
+                          <w:color w:val="000000" w:themeColor="text1"/>
+                          <w:sz w:val="19"/>
+                          <w:szCs w:val="19"/>
+                        </w:rPr>
+                        <w:t>LinkedIn</w:t>
+                      </w:r>
+                      <w:r>
+                        <w:rPr>
+                          <w:color w:val="000000" w:themeColor="text1"/>
+                          <w:sz w:val="19"/>
+                          <w:szCs w:val="19"/>
+                        </w:rPr>
+                        <w:t xml:space="preserve"> account and unifying all platforms to one central theme. </w:t>
+                      </w:r>
+                    </w:p>
+                    <w:p>
+                      <w:pPr>
+                        <w:pStyle w:val="NormalWeb"/>
+                        <w:numPr>
+                          <w:ilvl w:val="0"/>
+                          <w:numId w:val="6"/>
+                        </w:numPr>
+                        <w:shd w:val="clear" w:color="auto" w:fill="FFFFFF"/>
+                        <w:spacing w:before="0" w:beforeAutospacing="0" w:after="10" w:afterAutospacing="0"/>
+                        <w:rPr>
+                          <w:color w:val="000000" w:themeColor="text1"/>
+                          <w:sz w:val="19"/>
+                          <w:szCs w:val="19"/>
+                        </w:rPr>
+                      </w:pPr>
+                      <w:r>
+                        <w:rPr>
+                          <w:color w:val="000000" w:themeColor="text1"/>
+                          <w:sz w:val="19"/>
+                          <w:szCs w:val="19"/>
+                        </w:rPr>
+                        <w:t xml:space="preserve">Presented information regarding topics that affect society today in order to drive conversation and dialogue. </w:t>
+                      </w:r>
+                    </w:p>
+                    <w:p>
+                      <w:pPr>
+                        <w:pStyle w:val="NormalWeb"/>
+                        <w:shd w:val="clear" w:color="auto" w:fill="FFFFFF"/>
+                        <w:rPr>
+                          <w:b/>
+                          <w:bCs/>
+                          <w:i/>
+                          <w:color w:val="3B3838" w:themeColor="background2" w:themeShade="40"/>
+                          <w:u w:val="single"/>
+                        </w:rPr>
+                      </w:pPr>
+                      <w:r>
+                        <w:rPr>
+                          <w:b/>
+                          <w:bCs/>
+                          <w:i/>
+                          <w:color w:val="3B3838" w:themeColor="background2" w:themeShade="40"/>
+                          <w:u w:val="single"/>
+                        </w:rPr>
+                        <w:t xml:space="preserve">EDUCATION </w:t>
+                      </w:r>
+                    </w:p>
+                    <w:p>
+                      <w:pPr>
+                        <w:pStyle w:val="NormalWeb"/>
+                        <w:shd w:val="clear" w:color="auto" w:fill="FFFFFF"/>
+                        <w:spacing w:before="0" w:beforeAutospacing="0" w:after="200" w:afterAutospacing="0"/>
+                      </w:pPr>
+                      <w:r>
+                        <w:rPr>
+                          <w:b/>
+                          <w:bCs/>
+                          <w:color w:val="3B3838" w:themeColor="background2" w:themeShade="40"/>
+                        </w:rPr>
+                        <w:t>Temple University College of Science and Technology</w:t>
+                      </w:r>
+                      <w:r>
+                        <w:rPr>
+                          <w:b/>
+                          <w:bCs/>
+                        </w:rPr>
+                        <w:t xml:space="preserve">, </w:t>
+                      </w:r>
+                      <w:r>
+                        <w:t>Philadelphia, PA</w:t>
+                      </w:r>
+                    </w:p>
+                    <w:p>
+                      <w:pPr>
+                        <w:pStyle w:val="NormalWeb"/>
+                        <w:shd w:val="clear" w:color="auto" w:fill="FFFFFF"/>
+                        <w:spacing w:before="0" w:beforeAutospacing="0" w:after="200" w:afterAutospacing="0"/>
+                      </w:pPr>
+                      <w:r>
+                        <w:t xml:space="preserve">Bachelor of Science </w:t>
+                      </w:r>
+                      <w:r>
+                        <w:t>—</w:t>
+                      </w:r>
+                      <w:r>
+                        <w:t xml:space="preserve"> Information Science and Technology </w:t>
+                      </w:r>
+                    </w:p>
+                    <w:p>
+                      <w:pPr>
+                        <w:pStyle w:val="NormalWeb"/>
+                        <w:shd w:val="clear" w:color="auto" w:fill="FFFFFF"/>
+                        <w:spacing w:before="0" w:beforeAutospacing="0" w:after="200" w:afterAutospacing="0"/>
+                        <w:rPr>
+                          <w:color w:val="767171" w:themeColor="background2" w:themeShade="80"/>
+                          <w:sz w:val="18"/>
+                          <w:szCs w:val="18"/>
+                        </w:rPr>
+                      </w:pPr>
+                      <w:r>
+                        <w:rPr>
+                          <w:color w:val="767171" w:themeColor="background2" w:themeShade="80"/>
+                          <w:sz w:val="18"/>
+                          <w:szCs w:val="18"/>
+                        </w:rPr>
+                        <w:t xml:space="preserve">May 2021 </w:t>
+                      </w:r>
+                    </w:p>
+                    <w:p>
+                      <w:pPr>
+                        <w:rPr>
+                          <w:rFonts w:ascii="Times New Roman" w:hAnsi="Times New Roman" w:cs="Times New Roman"/>
+                          <w:sz w:val="20"/>
+                          <w:szCs w:val="20"/>
+                        </w:rPr>
+                      </w:pPr>
+                    </w:p>
+                    <w:p>
+                      <w:pPr>
+                        <w:pStyle w:val="NormalWeb"/>
+                        <w:shd w:val="clear" w:color="auto" w:fill="FFFFFF"/>
+                        <w:spacing w:before="0" w:beforeAutospacing="0" w:after="200" w:afterAutospacing="0"/>
+                        <w:rPr>
+                          <w:i/>
+                          <w:color w:val="3B3838" w:themeColor="background2" w:themeShade="40"/>
+                          <w:u w:val="single"/>
+                        </w:rPr>
+                      </w:pPr>
+                      <w:r>
+                        <w:rPr>
+                          <w:b/>
+                          <w:bCs/>
+                          <w:i/>
+                          <w:color w:val="3B3838" w:themeColor="background2" w:themeShade="40"/>
+                          <w:u w:val="single"/>
+                        </w:rPr>
+                        <w:t>Technical</w:t>
+                      </w:r>
+                      <w:r>
+                        <w:rPr>
+                          <w:b/>
+                          <w:bCs/>
+                          <w:i/>
+                          <w:color w:val="3B3838" w:themeColor="background2" w:themeShade="40"/>
+                          <w:u w:val="single"/>
+                        </w:rPr>
+                        <w:t xml:space="preserve"> Courses </w:t>
+                      </w:r>
+                    </w:p>
+                    <w:p>
+                      <w:pPr>
+                        <w:spacing w:line="480" w:lineRule="auto"/>
+                        <w:ind w:left="720" w:hanging="720"/>
+                        <w:rPr>
+                          <w:rFonts w:ascii="Times New Roman" w:hAnsi="Times New Roman" w:cs="Times New Roman"/>
+                          <w:sz w:val="19"/>
+                          <w:szCs w:val="19"/>
+                        </w:rPr>
+                      </w:pPr>
+                      <w:r>
+                        <w:rPr>
+                          <w:rFonts w:ascii="Times New Roman" w:hAnsi="Times New Roman" w:cs="Times New Roman"/>
+                          <w:sz w:val="19"/>
+                          <w:szCs w:val="19"/>
+                        </w:rPr>
+                        <w:t xml:space="preserve">Program Design &amp; Abstraction </w:t>
+                      </w:r>
+                      <w:r>
+                        <w:rPr>
+                          <w:rFonts w:ascii="Times New Roman" w:hAnsi="Times New Roman" w:cs="Times New Roman"/>
+                          <w:sz w:val="19"/>
+                          <w:szCs w:val="19"/>
+                        </w:rPr>
+                        <w:tab/>
+                      </w:r>
+                      <w:r>
+                        <w:rPr>
+                          <w:rFonts w:ascii="Times New Roman" w:hAnsi="Times New Roman" w:cs="Times New Roman"/>
+                          <w:sz w:val="19"/>
+                          <w:szCs w:val="19"/>
+                        </w:rPr>
+                        <w:t>Data Structure</w:t>
+                      </w:r>
+                      <w:r>
+                        <w:rPr>
+                          <w:rFonts w:ascii="Times New Roman" w:hAnsi="Times New Roman" w:cs="Times New Roman"/>
+                          <w:sz w:val="19"/>
+                          <w:szCs w:val="19"/>
+                        </w:rPr>
+                        <w:t>s</w:t>
+                      </w:r>
+                      <w:r>
+                        <w:rPr>
+                          <w:rFonts w:ascii="Times New Roman" w:hAnsi="Times New Roman" w:cs="Times New Roman"/>
+                          <w:sz w:val="19"/>
+                          <w:szCs w:val="19"/>
+                        </w:rPr>
+                        <w:tab/>
+                        <w:t xml:space="preserve">      </w:t>
+                      </w:r>
+                      <w:r>
+                        <w:rPr>
+                          <w:rFonts w:ascii="Times New Roman" w:hAnsi="Times New Roman" w:cs="Times New Roman"/>
+                          <w:sz w:val="19"/>
+                          <w:szCs w:val="19"/>
+                        </w:rPr>
+                        <w:t>Discrete Mathematic</w:t>
+                      </w:r>
+                      <w:r>
+                        <w:rPr>
+                          <w:rFonts w:ascii="Times New Roman" w:hAnsi="Times New Roman" w:cs="Times New Roman"/>
+                          <w:sz w:val="19"/>
+                          <w:szCs w:val="19"/>
+                        </w:rPr>
+                        <w:t>s</w:t>
+                      </w:r>
+                      <w:r>
+                        <w:rPr>
+                          <w:rFonts w:ascii="Times New Roman" w:hAnsi="Times New Roman" w:cs="Times New Roman"/>
+                          <w:sz w:val="19"/>
+                          <w:szCs w:val="19"/>
+                        </w:rPr>
+                        <w:tab/>
+                        <w:t xml:space="preserve">         </w:t>
+                      </w:r>
+                      <w:r>
+                        <w:rPr>
+                          <w:rFonts w:ascii="Times New Roman" w:hAnsi="Times New Roman" w:cs="Times New Roman"/>
+                          <w:sz w:val="19"/>
+                          <w:szCs w:val="19"/>
+                        </w:rPr>
+                        <w:t>Calculu</w:t>
+                      </w:r>
+                      <w:r>
+                        <w:rPr>
+                          <w:rFonts w:ascii="Times New Roman" w:hAnsi="Times New Roman" w:cs="Times New Roman"/>
+                          <w:sz w:val="19"/>
+                          <w:szCs w:val="19"/>
+                        </w:rPr>
+                        <w:t xml:space="preserve">s           </w:t>
+                      </w:r>
+                      <w:r>
+                        <w:rPr>
+                          <w:rFonts w:ascii="Times New Roman" w:hAnsi="Times New Roman" w:cs="Times New Roman"/>
+                          <w:sz w:val="19"/>
+                          <w:szCs w:val="19"/>
+                        </w:rPr>
+                        <w:t xml:space="preserve">Database </w:t>
+                      </w:r>
+                      <w:r>
+                        <w:rPr>
+                          <w:rFonts w:ascii="Times New Roman" w:hAnsi="Times New Roman" w:cs="Times New Roman"/>
+                          <w:sz w:val="19"/>
+                          <w:szCs w:val="19"/>
+                        </w:rPr>
+                        <w:t>Management Systems</w:t>
+                      </w:r>
+                      <w:r>
+                        <w:rPr>
+                          <w:rFonts w:ascii="Times New Roman" w:hAnsi="Times New Roman" w:cs="Times New Roman"/>
+                          <w:sz w:val="19"/>
+                          <w:szCs w:val="19"/>
+                        </w:rPr>
+                        <w:tab/>
+                        <w:t>Technical Writing</w:t>
+                      </w:r>
+                      <w:r>
+                        <w:rPr>
+                          <w:rFonts w:ascii="Times New Roman" w:hAnsi="Times New Roman" w:cs="Times New Roman"/>
+                          <w:sz w:val="19"/>
+                          <w:szCs w:val="19"/>
+                        </w:rPr>
+                        <w:tab/>
+                      </w:r>
+                      <w:r>
+                        <w:rPr>
+                          <w:rFonts w:ascii="Times New Roman" w:hAnsi="Times New Roman" w:cs="Times New Roman"/>
+                          <w:sz w:val="19"/>
+                          <w:szCs w:val="19"/>
+                        </w:rPr>
+                        <w:t>Operating Systems &amp; Networking</w:t>
+                      </w:r>
+                    </w:p>
+                    <w:p>
+                      <w:pPr>
+                        <w:spacing w:line="480" w:lineRule="auto"/>
+                        <w:ind w:left="720" w:hanging="720"/>
+                        <w:rPr>
+                          <w:rFonts w:ascii="Times New Roman" w:hAnsi="Times New Roman" w:cs="Times New Roman"/>
+                          <w:sz w:val="19"/>
+                          <w:szCs w:val="19"/>
+                        </w:rPr>
+                      </w:pPr>
+                      <w:r>
+                        <w:rPr>
+                          <w:rFonts w:ascii="Times New Roman" w:hAnsi="Times New Roman" w:cs="Times New Roman"/>
+                          <w:sz w:val="19"/>
+                          <w:szCs w:val="19"/>
+                        </w:rPr>
+                        <w:t>Probability &amp; Statistics</w:t>
+                      </w:r>
+                      <w:r>
+                        <w:rPr>
+                          <w:rFonts w:ascii="Times New Roman" w:hAnsi="Times New Roman" w:cs="Times New Roman"/>
+                          <w:sz w:val="19"/>
+                          <w:szCs w:val="19"/>
+                        </w:rPr>
+                        <w:t xml:space="preserve"> </w:t>
+                      </w:r>
+                    </w:p>
+                  </w:txbxContent>
+                </v:textbox>
+              </v:shape>
+            </w:pict>
+          </mc:Fallback>
+        </mc:AlternateContent>
+      </w:r>
+      <w:r>
+        <w:rPr>
+          <w:rFonts w:ascii="OpenSans" w:hAnsi="OpenSans"/>
+          <w:b/>
+          <w:bCs/>
+          <w:noProof/>
+          <w:color w:val="1E77C6"/>
+          <w:sz w:val="18"/>
+          <w:szCs w:val="18"/>
+        </w:rPr>
+        <mc:AlternateContent>
+          <mc:Choice Requires="wps">
+            <w:drawing>
+              <wp:anchor distT="0" distB="0" distL="114300" distR="114300" simplePos="0" relativeHeight="251665408" behindDoc="0" locked="0" layoutInCell="1" allowOverlap="1" wp14:anchorId="07B3A0FE" wp14:editId="4060DBA6">
                 <wp:simplePos x="0" y="0"/>
                 <wp:positionH relativeFrom="column">
                   <wp:posOffset>5126355</wp:posOffset>
@@ -71,15 +2370,15 @@
                             <w:pPr>
                               <w:rPr>
                                 <w:rFonts w:ascii="Times New Roman" w:hAnsi="Times New Roman" w:cs="Times New Roman"/>
-                                <w:sz w:val="20"/>
-                                <w:szCs w:val="20"/>
+                                <w:sz w:val="19"/>
+                                <w:szCs w:val="19"/>
                               </w:rPr>
                             </w:pPr>
                             <w:r>
                               <w:rPr>
                                 <w:rFonts w:ascii="Times New Roman" w:hAnsi="Times New Roman" w:cs="Times New Roman"/>
-                                <w:sz w:val="20"/>
-                                <w:szCs w:val="20"/>
+                                <w:sz w:val="19"/>
+                                <w:szCs w:val="19"/>
                               </w:rPr>
                               <w:t xml:space="preserve">418 B Walnut Ave, Horsham, PA, 19044 </w:t>
                             </w:r>
@@ -88,8 +2387,8 @@
                             <w:pPr>
                               <w:rPr>
                                 <w:rFonts w:ascii="Times New Roman" w:hAnsi="Times New Roman" w:cs="Times New Roman"/>
-                                <w:sz w:val="20"/>
-                                <w:szCs w:val="20"/>
+                                <w:sz w:val="19"/>
+                                <w:szCs w:val="19"/>
                               </w:rPr>
                             </w:pPr>
                           </w:p>
@@ -100,8 +2399,8 @@
                                 <w:b/>
                                 <w:bCs/>
                                 <w:color w:val="3B3838" w:themeColor="background2" w:themeShade="40"/>
-                                <w:sz w:val="20"/>
-                                <w:szCs w:val="20"/>
+                                <w:sz w:val="19"/>
+                                <w:szCs w:val="19"/>
                               </w:rPr>
                             </w:pPr>
                             <w:r>
@@ -110,8 +2409,8 @@
                                 <w:b/>
                                 <w:bCs/>
                                 <w:color w:val="3B3838" w:themeColor="background2" w:themeShade="40"/>
-                                <w:sz w:val="20"/>
-                                <w:szCs w:val="20"/>
+                                <w:sz w:val="19"/>
+                                <w:szCs w:val="19"/>
                               </w:rPr>
                               <w:t>(215) 350-3491</w:t>
                             </w:r>
@@ -120,8 +2419,8 @@
                             <w:pPr>
                               <w:rPr>
                                 <w:rFonts w:ascii="Times New Roman" w:hAnsi="Times New Roman" w:cs="Times New Roman"/>
-                                <w:sz w:val="20"/>
-                                <w:szCs w:val="20"/>
+                                <w:sz w:val="19"/>
+                                <w:szCs w:val="19"/>
                               </w:rPr>
                             </w:pPr>
                           </w:p>
@@ -130,8 +2429,8 @@
                               <w:rPr>
                                 <w:rFonts w:ascii="Times New Roman" w:hAnsi="Times New Roman" w:cs="Times New Roman"/>
                                 <w:color w:val="767171" w:themeColor="background2" w:themeShade="80"/>
-                                <w:sz w:val="20"/>
-                                <w:szCs w:val="20"/>
+                                <w:sz w:val="19"/>
+                                <w:szCs w:val="19"/>
                               </w:rPr>
                             </w:pPr>
                             <w:hyperlink r:id="rId8" w:history="1">
@@ -140,10 +2439,30 @@
                                   <w:rStyle w:val="Hyperlink"/>
                                   <w:rFonts w:ascii="Times New Roman" w:hAnsi="Times New Roman" w:cs="Times New Roman"/>
                                   <w:color w:val="767171" w:themeColor="background2" w:themeShade="80"/>
-                                  <w:sz w:val="20"/>
-                                  <w:szCs w:val="20"/>
+                                  <w:sz w:val="19"/>
+                                  <w:szCs w:val="19"/>
                                 </w:rPr>
-                                <w:t>lakshmi.shaji@temple.edu</w:t>
+                                <w:t>lakshmi.shaji</w:t>
+                              </w:r>
+                              <w:r>
+                                <w:rPr>
+                                  <w:rStyle w:val="Hyperlink"/>
+                                  <w:rFonts w:ascii="Times New Roman" w:hAnsi="Times New Roman" w:cs="Times New Roman"/>
+                                  <w:color w:val="767171" w:themeColor="background2" w:themeShade="80"/>
+                                  <w:sz w:val="19"/>
+                                  <w:szCs w:val="19"/>
+                                </w:rPr>
+                                <w:t>@</w:t>
+                              </w:r>
+                              <w:r>
+                                <w:rPr>
+                                  <w:rStyle w:val="Hyperlink"/>
+                                  <w:rFonts w:ascii="Times New Roman" w:hAnsi="Times New Roman" w:cs="Times New Roman"/>
+                                  <w:color w:val="767171" w:themeColor="background2" w:themeShade="80"/>
+                                  <w:sz w:val="19"/>
+                                  <w:szCs w:val="19"/>
+                                </w:rPr>
+                                <w:t>temple.edu</w:t>
                               </w:r>
                             </w:hyperlink>
                           </w:p>
@@ -152,8 +2471,8 @@
                               <w:rPr>
                                 <w:rFonts w:ascii="Times New Roman" w:hAnsi="Times New Roman" w:cs="Times New Roman"/>
                                 <w:color w:val="767171" w:themeColor="background2" w:themeShade="80"/>
-                                <w:sz w:val="20"/>
-                                <w:szCs w:val="20"/>
+                                <w:sz w:val="19"/>
+                                <w:szCs w:val="19"/>
                               </w:rPr>
                             </w:pPr>
                           </w:p>
@@ -173,8 +2492,8 @@
                                   <w:rStyle w:val="Hyperlink"/>
                                   <w:rFonts w:ascii="Times New Roman" w:hAnsi="Times New Roman" w:cs="Times New Roman"/>
                                   <w:color w:val="767171" w:themeColor="background2" w:themeShade="80"/>
-                                  <w:sz w:val="20"/>
-                                  <w:szCs w:val="20"/>
+                                  <w:sz w:val="19"/>
+                                  <w:szCs w:val="19"/>
                                 </w:rPr>
                                 <w:t>https://www.mylaksha.com</w:t>
                               </w:r>
@@ -212,26 +2531,22 @@
           </mc:Choice>
           <mc:Fallback>
             <w:pict>
-              <v:shapetype w14:anchorId="07B3A0FE" id="_x0000_t202" coordsize="21600,21600" o:spt="202" path="m,l,21600r21600,l21600,xe">
-                <v:stroke joinstyle="miter"/>
-                <v:path gradientshapeok="t" o:connecttype="rect"/>
-              </v:shapetype>
-              <v:shape id="Text Box 6" o:spid="_x0000_s1026" type="#_x0000_t202" style="position:absolute;margin-left:403.65pt;margin-top:-7.75pt;width:125.75pt;height:112.1pt;z-index:251665408;visibility:visible;mso-wrap-style:square;mso-width-percent:0;mso-height-percent:0;mso-wrap-distance-left:9pt;mso-wrap-distance-top:0;mso-wrap-distance-right:9pt;mso-wrap-distance-bottom:0;mso-position-horizontal:absolute;mso-position-horizontal-relative:text;mso-position-vertical:absolute;mso-position-vertical-relative:text;mso-width-percent:0;mso-height-percent:0;mso-width-relative:margin;mso-height-relative:margin;v-text-anchor:top" o:gfxdata="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" filled="f" stroked="f">
+              <v:shape w14:anchorId="07B3A0FE" id="Text Box 6" o:spid="_x0000_s1027" type="#_x0000_t202" style="position:absolute;margin-left:403.65pt;margin-top:-7.75pt;width:125.75pt;height:112.1pt;z-index:251665408;visibility:visible;mso-wrap-style:square;mso-width-percent:0;mso-height-percent:0;mso-wrap-distance-left:9pt;mso-wrap-distance-top:0;mso-wrap-distance-right:9pt;mso-wrap-distance-bottom:0;mso-position-horizontal:absolute;mso-position-horizontal-relative:text;mso-position-vertical:absolute;mso-position-vertical-relative:text;mso-width-percent:0;mso-height-percent:0;mso-width-relative:margin;mso-height-relative:margin;v-text-anchor:top" o:gfxdata="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" filled="f" stroked="f">
                 <v:textbox>
                   <w:txbxContent>
                     <w:p>
                       <w:pPr>
                         <w:rPr>
                           <w:rFonts w:ascii="Times New Roman" w:hAnsi="Times New Roman" w:cs="Times New Roman"/>
-                          <w:sz w:val="20"/>
-                          <w:szCs w:val="20"/>
+                          <w:sz w:val="19"/>
+                          <w:szCs w:val="19"/>
                         </w:rPr>
                       </w:pPr>
                       <w:r>
                         <w:rPr>
                           <w:rFonts w:ascii="Times New Roman" w:hAnsi="Times New Roman" w:cs="Times New Roman"/>
-                          <w:sz w:val="20"/>
-                          <w:szCs w:val="20"/>
+                          <w:sz w:val="19"/>
+                          <w:szCs w:val="19"/>
                         </w:rPr>
                         <w:t xml:space="preserve">418 B Walnut Ave, Horsham, PA, 19044 </w:t>
                       </w:r>
@@ -240,8 +2555,8 @@
                       <w:pPr>
                         <w:rPr>
                           <w:rFonts w:ascii="Times New Roman" w:hAnsi="Times New Roman" w:cs="Times New Roman"/>
-                          <w:sz w:val="20"/>
-                          <w:szCs w:val="20"/>
+                          <w:sz w:val="19"/>
+                          <w:szCs w:val="19"/>
                         </w:rPr>
                       </w:pPr>
                     </w:p>
@@ -252,8 +2567,8 @@
                           <w:b/>
                           <w:bCs/>
                           <w:color w:val="3B3838" w:themeColor="background2" w:themeShade="40"/>
-                          <w:sz w:val="20"/>
-                          <w:szCs w:val="20"/>
+                          <w:sz w:val="19"/>
+                          <w:szCs w:val="19"/>
                         </w:rPr>
                       </w:pPr>
                       <w:r>
@@ -262,8 +2577,8 @@
                           <w:b/>
                           <w:bCs/>
                           <w:color w:val="3B3838" w:themeColor="background2" w:themeShade="40"/>
-                          <w:sz w:val="20"/>
-                          <w:szCs w:val="20"/>
+                          <w:sz w:val="19"/>
+                          <w:szCs w:val="19"/>
                         </w:rPr>
                         <w:t>(215) 350-3491</w:t>
                       </w:r>
@@ -272,8 +2587,8 @@
                       <w:pPr>
                         <w:rPr>
                           <w:rFonts w:ascii="Times New Roman" w:hAnsi="Times New Roman" w:cs="Times New Roman"/>
-                          <w:sz w:val="20"/>
-                          <w:szCs w:val="20"/>
+                          <w:sz w:val="19"/>
+                          <w:szCs w:val="19"/>
                         </w:rPr>
                       </w:pPr>
                     </w:p>
@@ -282,8 +2597,8 @@
                         <w:rPr>
                           <w:rFonts w:ascii="Times New Roman" w:hAnsi="Times New Roman" w:cs="Times New Roman"/>
                           <w:color w:val="767171" w:themeColor="background2" w:themeShade="80"/>
-                          <w:sz w:val="20"/>
-                          <w:szCs w:val="20"/>
+                          <w:sz w:val="19"/>
+                          <w:szCs w:val="19"/>
                         </w:rPr>
                       </w:pPr>
                       <w:hyperlink r:id="rId10" w:history="1">
@@ -292,10 +2607,30 @@
                             <w:rStyle w:val="Hyperlink"/>
                             <w:rFonts w:ascii="Times New Roman" w:hAnsi="Times New Roman" w:cs="Times New Roman"/>
                             <w:color w:val="767171" w:themeColor="background2" w:themeShade="80"/>
-                            <w:sz w:val="20"/>
-                            <w:szCs w:val="20"/>
+                            <w:sz w:val="19"/>
+                            <w:szCs w:val="19"/>
                           </w:rPr>
-                          <w:t>lakshmi.shaji@temple.edu</w:t>
+                          <w:t>lakshmi.shaji</w:t>
+                        </w:r>
+                        <w:r>
+                          <w:rPr>
+                            <w:rStyle w:val="Hyperlink"/>
+                            <w:rFonts w:ascii="Times New Roman" w:hAnsi="Times New Roman" w:cs="Times New Roman"/>
+                            <w:color w:val="767171" w:themeColor="background2" w:themeShade="80"/>
+                            <w:sz w:val="19"/>
+                            <w:szCs w:val="19"/>
+                          </w:rPr>
+                          <w:t>@</w:t>
+                        </w:r>
+                        <w:r>
+                          <w:rPr>
+                            <w:rStyle w:val="Hyperlink"/>
+                            <w:rFonts w:ascii="Times New Roman" w:hAnsi="Times New Roman" w:cs="Times New Roman"/>
+                            <w:color w:val="767171" w:themeColor="background2" w:themeShade="80"/>
+                            <w:sz w:val="19"/>
+                            <w:szCs w:val="19"/>
+                          </w:rPr>
+                          <w:t>temple.edu</w:t>
                         </w:r>
                       </w:hyperlink>
                     </w:p>
@@ -304,8 +2639,8 @@
                         <w:rPr>
                           <w:rFonts w:ascii="Times New Roman" w:hAnsi="Times New Roman" w:cs="Times New Roman"/>
                           <w:color w:val="767171" w:themeColor="background2" w:themeShade="80"/>
-                          <w:sz w:val="20"/>
-                          <w:szCs w:val="20"/>
+                          <w:sz w:val="19"/>
+                          <w:szCs w:val="19"/>
                         </w:rPr>
                       </w:pPr>
                     </w:p>
@@ -325,8 +2660,8 @@
                             <w:rStyle w:val="Hyperlink"/>
                             <w:rFonts w:ascii="Times New Roman" w:hAnsi="Times New Roman" w:cs="Times New Roman"/>
                             <w:color w:val="767171" w:themeColor="background2" w:themeShade="80"/>
-                            <w:sz w:val="20"/>
-                            <w:szCs w:val="20"/>
+                            <w:sz w:val="19"/>
+                            <w:szCs w:val="19"/>
                           </w:rPr>
                           <w:t>https://www.mylaksha.com</w:t>
                         </w:r>
@@ -340,2215 +2675,6 @@
                           <w:szCs w:val="20"/>
                         </w:rPr>
                         <w:t xml:space="preserve">   </w:t>
-                      </w:r>
-                    </w:p>
-                  </w:txbxContent>
-                </v:textbox>
-              </v:shape>
-            </w:pict>
-          </mc:Fallback>
-        </mc:AlternateContent>
-      </w:r>
-      <w:r>
-        <w:rPr>
-          <w:rFonts w:ascii="OpenSans" w:hAnsi="OpenSans"/>
-          <w:b/>
-          <w:bCs/>
-          <w:noProof/>
-          <w:color w:val="1E77C6"/>
-          <w:sz w:val="18"/>
-          <w:szCs w:val="18"/>
-        </w:rPr>
-        <mc:AlternateContent>
-          <mc:Choice Requires="wps">
-            <w:drawing>
-              <wp:anchor distT="0" distB="0" distL="114300" distR="114300" simplePos="0" relativeHeight="251662336" behindDoc="0" locked="0" layoutInCell="1" allowOverlap="1" wp14:anchorId="28F1685F" wp14:editId="01685DEC">
-                <wp:simplePos x="0" y="0"/>
-                <wp:positionH relativeFrom="column">
-                  <wp:posOffset>-514350</wp:posOffset>
-                </wp:positionH>
-                <wp:positionV relativeFrom="paragraph">
-                  <wp:posOffset>-257175</wp:posOffset>
-                </wp:positionV>
-                <wp:extent cx="5706110" cy="9363075"/>
-                <wp:effectExtent l="0" t="0" r="0" b="9525"/>
-                <wp:wrapNone/>
-                <wp:docPr id="5" name="Text Box 5"/>
-                <wp:cNvGraphicFramePr/>
-                <a:graphic xmlns:a="http://schemas.openxmlformats.org/drawingml/2006/main">
-                  <a:graphicData uri="http://schemas.microsoft.com/office/word/2010/wordprocessingShape">
-                    <wps:wsp>
-                      <wps:cNvSpPr txBox="1"/>
-                      <wps:spPr>
-                        <a:xfrm>
-                          <a:off x="0" y="0"/>
-                          <a:ext cx="5706110" cy="9363075"/>
-                        </a:xfrm>
-                        <a:prstGeom prst="rect">
-                          <a:avLst/>
-                        </a:prstGeom>
-                        <a:noFill/>
-                        <a:ln>
-                          <a:noFill/>
-                        </a:ln>
-                      </wps:spPr>
-                      <wps:style>
-                        <a:lnRef idx="0">
-                          <a:scrgbClr r="0" g="0" b="0"/>
-                        </a:lnRef>
-                        <a:fillRef idx="0">
-                          <a:scrgbClr r="0" g="0" b="0"/>
-                        </a:fillRef>
-                        <a:effectRef idx="0">
-                          <a:scrgbClr r="0" g="0" b="0"/>
-                        </a:effectRef>
-                        <a:fontRef idx="minor">
-                          <a:schemeClr val="dk1"/>
-                        </a:fontRef>
-                      </wps:style>
-                      <wps:txbx>
-                        <w:txbxContent>
-                          <w:p>
-                            <w:pPr>
-                              <w:pStyle w:val="NormalWeb"/>
-                              <w:shd w:val="clear" w:color="auto" w:fill="FFFFFF"/>
-                              <w:jc w:val="both"/>
-                              <w:rPr>
-                                <w:b/>
-                                <w:bCs/>
-                                <w:color w:val="3B3838" w:themeColor="background2" w:themeShade="40"/>
-                                <w:sz w:val="36"/>
-                                <w:szCs w:val="36"/>
-                              </w:rPr>
-                            </w:pPr>
-                            <w:r>
-                              <w:rPr>
-                                <w:b/>
-                                <w:bCs/>
-                                <w:color w:val="3B3838" w:themeColor="background2" w:themeShade="40"/>
-                                <w:sz w:val="36"/>
-                                <w:szCs w:val="36"/>
-                              </w:rPr>
-                              <w:t xml:space="preserve">Lakshmi Shaji </w:t>
-                            </w:r>
-                          </w:p>
-                          <w:p>
-                            <w:pPr>
-                              <w:pStyle w:val="NormalWeb"/>
-                              <w:shd w:val="clear" w:color="auto" w:fill="FFFFFF"/>
-                              <w:rPr>
-                                <w:i/>
-                                <w:color w:val="3B3838" w:themeColor="background2" w:themeShade="40"/>
-                                <w:u w:val="single"/>
-                              </w:rPr>
-                            </w:pPr>
-                            <w:r>
-                              <w:rPr>
-                                <w:b/>
-                                <w:bCs/>
-                                <w:i/>
-                                <w:color w:val="3B3838" w:themeColor="background2" w:themeShade="40"/>
-                                <w:u w:val="single"/>
-                              </w:rPr>
-                              <w:t xml:space="preserve">EXPERIENCE </w:t>
-                            </w:r>
-                          </w:p>
-                          <w:p>
-                            <w:pPr>
-                              <w:pStyle w:val="NormalWeb"/>
-                              <w:shd w:val="clear" w:color="auto" w:fill="FFFFFF"/>
-                              <w:spacing w:before="0" w:beforeAutospacing="0" w:after="200" w:afterAutospacing="0"/>
-                            </w:pPr>
-                            <w:r>
-                              <w:rPr>
-                                <w:b/>
-                                <w:bCs/>
-                                <w:color w:val="3B3838" w:themeColor="background2" w:themeShade="40"/>
-                              </w:rPr>
-                              <w:t>Continuing Education</w:t>
-                            </w:r>
-                            <w:r>
-                              <w:rPr>
-                                <w:b/>
-                                <w:bCs/>
-                                <w:color w:val="3B3838" w:themeColor="background2" w:themeShade="40"/>
-                              </w:rPr>
-                              <w:t xml:space="preserve"> Systems</w:t>
-                            </w:r>
-                            <w:r>
-                              <w:rPr>
-                                <w:b/>
-                                <w:bCs/>
-                              </w:rPr>
-                              <w:t xml:space="preserve">, </w:t>
-                            </w:r>
-                            <w:r>
-                              <w:t>Philadelphia, PA—​Junior Business Analyst</w:t>
-                            </w:r>
-                            <w:r>
-                              <w:t>/ Front End Developer</w:t>
-                            </w:r>
-                          </w:p>
-                          <w:p>
-                            <w:pPr>
-                              <w:pStyle w:val="NormalWeb"/>
-                              <w:shd w:val="clear" w:color="auto" w:fill="FFFFFF"/>
-                              <w:spacing w:before="0" w:beforeAutospacing="0" w:after="200" w:afterAutospacing="0"/>
-                              <w:rPr>
-                                <w:color w:val="767171" w:themeColor="background2" w:themeShade="80"/>
-                                <w:sz w:val="18"/>
-                                <w:szCs w:val="18"/>
-                              </w:rPr>
-                            </w:pPr>
-                            <w:r>
-                              <w:rPr>
-                                <w:color w:val="767171" w:themeColor="background2" w:themeShade="80"/>
-                                <w:sz w:val="18"/>
-                                <w:szCs w:val="18"/>
-                              </w:rPr>
-                              <w:t xml:space="preserve">May 2018 - PRESENT </w:t>
-                            </w:r>
-                          </w:p>
-                          <w:p>
-                            <w:pPr>
-                              <w:pStyle w:val="NormalWeb"/>
-                              <w:numPr>
-                                <w:ilvl w:val="0"/>
-                                <w:numId w:val="9"/>
-                              </w:numPr>
-                              <w:shd w:val="clear" w:color="auto" w:fill="FFFFFF"/>
-                              <w:spacing w:before="0" w:beforeAutospacing="0" w:afterAutospacing="0"/>
-                              <w:rPr>
-                                <w:color w:val="000000" w:themeColor="text1"/>
-                                <w:sz w:val="20"/>
-                                <w:szCs w:val="20"/>
-                              </w:rPr>
-                            </w:pPr>
-                            <w:r>
-                              <w:rPr>
-                                <w:color w:val="000000" w:themeColor="text1"/>
-                                <w:sz w:val="20"/>
-                                <w:szCs w:val="20"/>
-                              </w:rPr>
-                              <w:t xml:space="preserve">Improved user experience by analyzing </w:t>
-                            </w:r>
-                            <w:r>
-                              <w:rPr>
-                                <w:color w:val="000000" w:themeColor="text1"/>
-                                <w:sz w:val="20"/>
-                                <w:szCs w:val="20"/>
-                              </w:rPr>
-                              <w:t xml:space="preserve">site wide </w:t>
-                            </w:r>
-                            <w:r>
-                              <w:rPr>
-                                <w:color w:val="000000" w:themeColor="text1"/>
-                                <w:sz w:val="20"/>
-                                <w:szCs w:val="20"/>
-                              </w:rPr>
-                              <w:t xml:space="preserve">content and created insightful user personas </w:t>
-                            </w:r>
-                            <w:r>
-                              <w:rPr>
-                                <w:color w:val="000000" w:themeColor="text1"/>
-                                <w:sz w:val="20"/>
-                                <w:szCs w:val="20"/>
-                              </w:rPr>
-                              <w:t xml:space="preserve">that drove new redesign efforts for </w:t>
-                            </w:r>
-                            <w:r>
-                              <w:rPr>
-                                <w:color w:val="000000" w:themeColor="text1"/>
-                                <w:sz w:val="20"/>
-                                <w:szCs w:val="20"/>
-                              </w:rPr>
-                              <w:t>the Office of Noncredit.</w:t>
-                            </w:r>
-                            <w:r>
-                              <w:rPr>
-                                <w:color w:val="000000" w:themeColor="text1"/>
-                                <w:sz w:val="20"/>
-                                <w:szCs w:val="20"/>
-                              </w:rPr>
-                              <w:t xml:space="preserve"> </w:t>
-                            </w:r>
-                            <w:r>
-                              <w:rPr>
-                                <w:color w:val="000000" w:themeColor="text1"/>
-                                <w:sz w:val="20"/>
-                                <w:szCs w:val="20"/>
-                              </w:rPr>
-                              <w:t xml:space="preserve"> </w:t>
-                            </w:r>
-                          </w:p>
-                          <w:p>
-                            <w:pPr>
-                              <w:pStyle w:val="NormalWeb"/>
-                              <w:numPr>
-                                <w:ilvl w:val="0"/>
-                                <w:numId w:val="9"/>
-                              </w:numPr>
-                              <w:shd w:val="clear" w:color="auto" w:fill="FFFFFF"/>
-                              <w:spacing w:before="0" w:beforeAutospacing="0" w:afterAutospacing="0"/>
-                              <w:rPr>
-                                <w:color w:val="000000" w:themeColor="text1"/>
-                                <w:sz w:val="20"/>
-                                <w:szCs w:val="20"/>
-                              </w:rPr>
-                            </w:pPr>
-                            <w:r>
-                              <w:rPr>
-                                <w:color w:val="000000" w:themeColor="text1"/>
-                                <w:sz w:val="20"/>
-                                <w:szCs w:val="20"/>
-                              </w:rPr>
-                              <w:t>Took lead role creating software resource specification documen</w:t>
-                            </w:r>
-                            <w:r>
-                              <w:rPr>
-                                <w:color w:val="000000" w:themeColor="text1"/>
-                                <w:sz w:val="20"/>
-                                <w:szCs w:val="20"/>
-                              </w:rPr>
-                              <w:t xml:space="preserve">ts to enhance stakeholder buy </w:t>
-                            </w:r>
-                            <w:r>
-                              <w:rPr>
-                                <w:color w:val="000000" w:themeColor="text1"/>
-                                <w:sz w:val="20"/>
-                                <w:szCs w:val="20"/>
-                              </w:rPr>
-                              <w:t>in.</w:t>
-                            </w:r>
-                          </w:p>
-                          <w:p>
-                            <w:pPr>
-                              <w:pStyle w:val="NormalWeb"/>
-                              <w:numPr>
-                                <w:ilvl w:val="0"/>
-                                <w:numId w:val="9"/>
-                              </w:numPr>
-                              <w:shd w:val="clear" w:color="auto" w:fill="FFFFFF"/>
-                              <w:spacing w:before="0" w:beforeAutospacing="0" w:afterAutospacing="0"/>
-                              <w:rPr>
-                                <w:color w:val="000000" w:themeColor="text1"/>
-                                <w:sz w:val="20"/>
-                                <w:szCs w:val="20"/>
-                              </w:rPr>
-                            </w:pPr>
-                            <w:r>
-                              <w:rPr>
-                                <w:color w:val="000000" w:themeColor="text1"/>
-                                <w:sz w:val="20"/>
-                                <w:szCs w:val="20"/>
-                              </w:rPr>
-                              <w:t xml:space="preserve">Documented </w:t>
-                            </w:r>
-                            <w:r>
-                              <w:rPr>
-                                <w:color w:val="000000" w:themeColor="text1"/>
-                                <w:sz w:val="20"/>
-                                <w:szCs w:val="20"/>
-                              </w:rPr>
-                              <w:t>and</w:t>
-                            </w:r>
-                            <w:r>
-                              <w:rPr>
-                                <w:color w:val="000000" w:themeColor="text1"/>
-                                <w:sz w:val="20"/>
-                                <w:szCs w:val="20"/>
-                              </w:rPr>
-                              <w:t xml:space="preserve"> completed a detailed testing plan for Osher Lifelong Learning Institute’s lottery system that found potential de</w:t>
-                            </w:r>
-                            <w:r>
-                              <w:rPr>
-                                <w:color w:val="000000" w:themeColor="text1"/>
-                                <w:sz w:val="20"/>
-                                <w:szCs w:val="20"/>
-                              </w:rPr>
-                              <w:t xml:space="preserve">fects prior to a product release. </w:t>
-                            </w:r>
-                            <w:r>
-                              <w:rPr>
-                                <w:color w:val="000000" w:themeColor="text1"/>
-                                <w:sz w:val="20"/>
-                                <w:szCs w:val="20"/>
-                              </w:rPr>
-                              <w:t xml:space="preserve"> </w:t>
-                            </w:r>
-                          </w:p>
-                          <w:p>
-                            <w:pPr>
-                              <w:pStyle w:val="NormalWeb"/>
-                              <w:numPr>
-                                <w:ilvl w:val="0"/>
-                                <w:numId w:val="9"/>
-                              </w:numPr>
-                              <w:shd w:val="clear" w:color="auto" w:fill="FFFFFF"/>
-                              <w:spacing w:before="0" w:beforeAutospacing="0" w:afterAutospacing="0"/>
-                              <w:rPr>
-                                <w:color w:val="000000" w:themeColor="text1"/>
-                                <w:sz w:val="20"/>
-                                <w:szCs w:val="20"/>
-                              </w:rPr>
-                            </w:pPr>
-                            <w:r>
-                              <w:rPr>
-                                <w:color w:val="000000" w:themeColor="text1"/>
-                                <w:sz w:val="20"/>
-                                <w:szCs w:val="20"/>
-                              </w:rPr>
-                              <w:t>Implement</w:t>
-                            </w:r>
-                            <w:r>
-                              <w:rPr>
-                                <w:color w:val="000000" w:themeColor="text1"/>
-                                <w:sz w:val="20"/>
-                                <w:szCs w:val="20"/>
-                              </w:rPr>
-                              <w:t>ed</w:t>
-                            </w:r>
-                            <w:r>
-                              <w:rPr>
-                                <w:color w:val="000000" w:themeColor="text1"/>
-                                <w:sz w:val="20"/>
-                                <w:szCs w:val="20"/>
-                              </w:rPr>
-                              <w:t xml:space="preserve"> mobile friendly, responsive design to</w:t>
-                            </w:r>
-                            <w:r>
-                              <w:rPr>
-                                <w:color w:val="000000" w:themeColor="text1"/>
-                                <w:sz w:val="20"/>
-                                <w:szCs w:val="20"/>
-                              </w:rPr>
-                              <w:t xml:space="preserve"> department</w:t>
-                            </w:r>
-                            <w:r>
-                              <w:rPr>
-                                <w:color w:val="000000" w:themeColor="text1"/>
-                                <w:sz w:val="20"/>
-                                <w:szCs w:val="20"/>
-                              </w:rPr>
-                              <w:t xml:space="preserve"> shopping pages using Bootstrap CSS. </w:t>
-                            </w:r>
-                          </w:p>
-                          <w:p>
-                            <w:pPr>
-                              <w:pStyle w:val="NormalWeb"/>
-                              <w:numPr>
-                                <w:ilvl w:val="0"/>
-                                <w:numId w:val="9"/>
-                              </w:numPr>
-                              <w:shd w:val="clear" w:color="auto" w:fill="FFFFFF"/>
-                              <w:spacing w:before="0" w:beforeAutospacing="0" w:afterAutospacing="0"/>
-                              <w:rPr>
-                                <w:color w:val="000000" w:themeColor="text1"/>
-                                <w:sz w:val="20"/>
-                                <w:szCs w:val="20"/>
-                              </w:rPr>
-                            </w:pPr>
-                            <w:r>
-                              <w:rPr>
-                                <w:color w:val="000000" w:themeColor="text1"/>
-                                <w:sz w:val="20"/>
-                                <w:szCs w:val="20"/>
-                              </w:rPr>
-                              <w:t>U</w:t>
-                            </w:r>
-                            <w:r>
-                              <w:rPr>
-                                <w:color w:val="000000" w:themeColor="text1"/>
-                                <w:sz w:val="20"/>
-                                <w:szCs w:val="20"/>
-                              </w:rPr>
-                              <w:t>tilize</w:t>
-                            </w:r>
-                            <w:r>
-                              <w:rPr>
-                                <w:color w:val="000000" w:themeColor="text1"/>
-                                <w:sz w:val="20"/>
-                                <w:szCs w:val="20"/>
-                              </w:rPr>
-                              <w:t>d</w:t>
-                            </w:r>
-                            <w:r>
-                              <w:rPr>
-                                <w:color w:val="000000" w:themeColor="text1"/>
-                                <w:sz w:val="20"/>
-                                <w:szCs w:val="20"/>
-                              </w:rPr>
-                              <w:t xml:space="preserve"> REST API and JavaScript to bridge </w:t>
-                            </w:r>
-                            <w:r>
-                              <w:rPr>
-                                <w:color w:val="000000" w:themeColor="text1"/>
-                                <w:sz w:val="20"/>
-                                <w:szCs w:val="20"/>
-                              </w:rPr>
-                              <w:t xml:space="preserve">Temple University’s centralized </w:t>
-                            </w:r>
-                            <w:r>
-                              <w:rPr>
-                                <w:color w:val="000000" w:themeColor="text1"/>
-                                <w:sz w:val="20"/>
-                                <w:szCs w:val="20"/>
-                              </w:rPr>
-                              <w:t>alerting system and noncredit shopping site in order to</w:t>
-                            </w:r>
-                            <w:r>
-                              <w:rPr>
-                                <w:color w:val="000000" w:themeColor="text1"/>
-                                <w:sz w:val="20"/>
-                                <w:szCs w:val="20"/>
-                              </w:rPr>
-                              <w:t xml:space="preserve"> automatically populate weather alerts.</w:t>
-                            </w:r>
-                          </w:p>
-                          <w:p>
-                            <w:pPr>
-                              <w:pStyle w:val="NormalWeb"/>
-                              <w:shd w:val="clear" w:color="auto" w:fill="FFFFFF"/>
-                              <w:spacing w:before="0" w:beforeAutospacing="0" w:afterAutospacing="0"/>
-                              <w:rPr>
-                                <w:color w:val="2E74B5" w:themeColor="accent5" w:themeShade="BF"/>
-                                <w:sz w:val="20"/>
-                                <w:szCs w:val="20"/>
-                              </w:rPr>
-                            </w:pPr>
-                          </w:p>
-                          <w:p>
-                            <w:pPr>
-                              <w:pStyle w:val="NormalWeb"/>
-                              <w:shd w:val="clear" w:color="auto" w:fill="FFFFFF"/>
-                              <w:spacing w:beforeAutospacing="0" w:after="200" w:afterAutospacing="0"/>
-                            </w:pPr>
-                            <w:r>
-                              <w:rPr>
-                                <w:b/>
-                                <w:bCs/>
-                                <w:color w:val="3B3838" w:themeColor="background2" w:themeShade="40"/>
-                              </w:rPr>
-                              <w:t>TedxTempleU</w:t>
-                            </w:r>
-                            <w:r>
-                              <w:rPr>
-                                <w:b/>
-                                <w:bCs/>
-                              </w:rPr>
-                              <w:t xml:space="preserve">, </w:t>
-                            </w:r>
-                            <w:r>
-                              <w:t xml:space="preserve">Philadelphia, PA—​Director of Web Development and Maintenance </w:t>
-                            </w:r>
-                          </w:p>
-                          <w:p>
-                            <w:pPr>
-                              <w:pStyle w:val="NormalWeb"/>
-                              <w:shd w:val="clear" w:color="auto" w:fill="FFFFFF"/>
-                              <w:spacing w:beforeAutospacing="0" w:after="200" w:afterAutospacing="0"/>
-                              <w:rPr>
-                                <w:color w:val="767171" w:themeColor="background2" w:themeShade="80"/>
-                                <w:sz w:val="18"/>
-                                <w:szCs w:val="18"/>
-                              </w:rPr>
-                            </w:pPr>
-                            <w:r>
-                              <w:rPr>
-                                <w:color w:val="767171" w:themeColor="background2" w:themeShade="80"/>
-                                <w:sz w:val="18"/>
-                                <w:szCs w:val="18"/>
-                              </w:rPr>
-                              <w:t xml:space="preserve">November 2018 - April 2019 </w:t>
-                            </w:r>
-                          </w:p>
-                          <w:p>
-                            <w:pPr>
-                              <w:pStyle w:val="NormalWeb"/>
-                              <w:numPr>
-                                <w:ilvl w:val="0"/>
-                                <w:numId w:val="8"/>
-                              </w:numPr>
-                              <w:shd w:val="clear" w:color="auto" w:fill="FFFFFF"/>
-                              <w:spacing w:before="0" w:beforeAutospacing="0" w:afterAutospacing="0"/>
-                              <w:rPr>
-                                <w:color w:val="000000" w:themeColor="text1"/>
-                                <w:sz w:val="20"/>
-                                <w:szCs w:val="20"/>
-                              </w:rPr>
-                            </w:pPr>
-                            <w:r>
-                              <w:rPr>
-                                <w:color w:val="000000" w:themeColor="text1"/>
-                                <w:sz w:val="20"/>
-                                <w:szCs w:val="20"/>
-                              </w:rPr>
-                              <w:t xml:space="preserve">Designed a user interface for the TedxTempleU event to document event details and drive </w:t>
-                            </w:r>
-                            <w:r>
-                              <w:rPr>
-                                <w:color w:val="000000" w:themeColor="text1"/>
-                                <w:sz w:val="20"/>
-                                <w:szCs w:val="20"/>
-                              </w:rPr>
-                              <w:t>e-</w:t>
-                            </w:r>
-                            <w:r>
-                              <w:rPr>
-                                <w:color w:val="000000" w:themeColor="text1"/>
-                                <w:sz w:val="20"/>
-                                <w:szCs w:val="20"/>
-                              </w:rPr>
-                              <w:t>ticket sales.</w:t>
-                            </w:r>
-                          </w:p>
-                          <w:p>
-                            <w:pPr>
-                              <w:pStyle w:val="NormalWeb"/>
-                              <w:numPr>
-                                <w:ilvl w:val="0"/>
-                                <w:numId w:val="8"/>
-                              </w:numPr>
-                              <w:shd w:val="clear" w:color="auto" w:fill="FFFFFF"/>
-                              <w:spacing w:before="0" w:beforeAutospacing="0" w:afterAutospacing="0"/>
-                              <w:rPr>
-                                <w:color w:val="000000" w:themeColor="text1"/>
-                                <w:sz w:val="20"/>
-                                <w:szCs w:val="20"/>
-                              </w:rPr>
-                            </w:pPr>
-                            <w:r>
-                              <w:rPr>
-                                <w:color w:val="000000" w:themeColor="text1"/>
-                                <w:sz w:val="20"/>
-                                <w:szCs w:val="20"/>
-                              </w:rPr>
-                              <w:t xml:space="preserve">Collaborated with a design team to decide theme, layout and content for the event site. </w:t>
-                            </w:r>
-                          </w:p>
-                          <w:p>
-                            <w:pPr>
-                              <w:pStyle w:val="NormalWeb"/>
-                              <w:numPr>
-                                <w:ilvl w:val="0"/>
-                                <w:numId w:val="8"/>
-                              </w:numPr>
-                              <w:shd w:val="clear" w:color="auto" w:fill="FFFFFF"/>
-                              <w:spacing w:before="0" w:beforeAutospacing="0" w:afterAutospacing="0"/>
-                              <w:rPr>
-                                <w:color w:val="000000" w:themeColor="text1"/>
-                                <w:sz w:val="20"/>
-                                <w:szCs w:val="20"/>
-                              </w:rPr>
-                            </w:pPr>
-                            <w:r>
-                              <w:rPr>
-                                <w:color w:val="000000" w:themeColor="text1"/>
-                                <w:sz w:val="20"/>
-                                <w:szCs w:val="20"/>
-                              </w:rPr>
-                              <w:t xml:space="preserve">Implemented </w:t>
-                            </w:r>
-                            <w:r>
-                              <w:rPr>
-                                <w:color w:val="000000" w:themeColor="text1"/>
-                                <w:sz w:val="20"/>
-                                <w:szCs w:val="20"/>
-                              </w:rPr>
-                              <w:t>B</w:t>
-                            </w:r>
-                            <w:r>
-                              <w:rPr>
-                                <w:color w:val="000000" w:themeColor="text1"/>
-                                <w:sz w:val="20"/>
-                                <w:szCs w:val="20"/>
-                              </w:rPr>
-                              <w:t xml:space="preserve">ootstrap and CSS driven features to landing page </w:t>
-                            </w:r>
-                            <w:r>
-                              <w:rPr>
-                                <w:color w:val="000000" w:themeColor="text1"/>
-                                <w:sz w:val="20"/>
-                                <w:szCs w:val="20"/>
-                              </w:rPr>
-                              <w:t>in order to</w:t>
-                            </w:r>
-                            <w:r>
-                              <w:rPr>
-                                <w:color w:val="000000" w:themeColor="text1"/>
-                                <w:sz w:val="20"/>
-                                <w:szCs w:val="20"/>
-                              </w:rPr>
-                              <w:t xml:space="preserve"> increase appeal and ease of navigation. </w:t>
-                            </w:r>
-                            <w:r>
-                              <w:rPr>
-                                <w:color w:val="000000" w:themeColor="text1"/>
-                                <w:sz w:val="20"/>
-                                <w:szCs w:val="20"/>
-                              </w:rPr>
-                              <w:t xml:space="preserve">  </w:t>
-                            </w:r>
-                          </w:p>
-                          <w:p>
-                            <w:pPr>
-                              <w:pStyle w:val="NormalWeb"/>
-                              <w:numPr>
-                                <w:ilvl w:val="0"/>
-                                <w:numId w:val="8"/>
-                              </w:numPr>
-                              <w:shd w:val="clear" w:color="auto" w:fill="FFFFFF"/>
-                              <w:spacing w:before="0" w:beforeAutospacing="0" w:afterAutospacing="0"/>
-                              <w:rPr>
-                                <w:color w:val="000000" w:themeColor="text1"/>
-                                <w:sz w:val="20"/>
-                                <w:szCs w:val="20"/>
-                              </w:rPr>
-                            </w:pPr>
-                            <w:r>
-                              <w:rPr>
-                                <w:color w:val="000000" w:themeColor="text1"/>
-                                <w:sz w:val="20"/>
-                                <w:szCs w:val="20"/>
-                              </w:rPr>
-                              <w:t>Engage</w:t>
-                            </w:r>
-                            <w:r>
-                              <w:rPr>
-                                <w:color w:val="000000" w:themeColor="text1"/>
-                                <w:sz w:val="20"/>
-                                <w:szCs w:val="20"/>
-                              </w:rPr>
-                              <w:t>d</w:t>
-                            </w:r>
-                            <w:r>
-                              <w:rPr>
-                                <w:color w:val="000000" w:themeColor="text1"/>
-                                <w:sz w:val="20"/>
-                                <w:szCs w:val="20"/>
-                              </w:rPr>
-                              <w:t xml:space="preserve"> in participant selection process in order to evaluate, diversify and decide program speakers. </w:t>
-                            </w:r>
-                          </w:p>
-                          <w:p>
-                            <w:pPr>
-                              <w:pStyle w:val="NormalWeb"/>
-                              <w:shd w:val="clear" w:color="auto" w:fill="FFFFFF"/>
-                              <w:spacing w:before="0" w:beforeAutospacing="0" w:afterAutospacing="0"/>
-                              <w:ind w:left="360"/>
-                              <w:rPr>
-                                <w:color w:val="000000" w:themeColor="text1"/>
-                                <w:sz w:val="20"/>
-                                <w:szCs w:val="20"/>
-                              </w:rPr>
-                            </w:pPr>
-                          </w:p>
-                          <w:p>
-                            <w:pPr>
-                              <w:pStyle w:val="NormalWeb"/>
-                              <w:shd w:val="clear" w:color="auto" w:fill="FFFFFF"/>
-                              <w:spacing w:before="0" w:beforeAutospacing="0" w:after="200" w:afterAutospacing="0"/>
-                            </w:pPr>
-                            <w:r>
-                              <w:rPr>
-                                <w:b/>
-                                <w:bCs/>
-                                <w:color w:val="3B3838" w:themeColor="background2" w:themeShade="40"/>
-                              </w:rPr>
-                              <w:t>Hosting Our Own Talks</w:t>
-                            </w:r>
-                            <w:r>
-                              <w:rPr>
-                                <w:b/>
-                                <w:bCs/>
-                              </w:rPr>
-                              <w:t xml:space="preserve">, </w:t>
-                            </w:r>
-                            <w:r>
-                              <w:rPr>
-                                <w:b/>
-                                <w:bCs/>
-                              </w:rPr>
-                              <w:t xml:space="preserve"> </w:t>
-                            </w:r>
-                            <w:r>
-                              <w:rPr>
-                                <w:b/>
-                                <w:bCs/>
-                              </w:rPr>
-                              <w:t>​</w:t>
-                            </w:r>
-                            <w:r>
-                              <w:t xml:space="preserve">Philadelphia, PA — Director of Social Media and Marketing </w:t>
-                            </w:r>
-                          </w:p>
-                          <w:p>
-                            <w:pPr>
-                              <w:pStyle w:val="NormalWeb"/>
-                              <w:shd w:val="clear" w:color="auto" w:fill="FFFFFF"/>
-                              <w:spacing w:before="0" w:beforeAutospacing="0" w:after="200" w:afterAutospacing="0"/>
-                              <w:rPr>
-                                <w:color w:val="767171" w:themeColor="background2" w:themeShade="80"/>
-                                <w:sz w:val="18"/>
-                                <w:szCs w:val="18"/>
-                              </w:rPr>
-                            </w:pPr>
-                            <w:r>
-                              <w:rPr>
-                                <w:color w:val="767171" w:themeColor="background2" w:themeShade="80"/>
-                                <w:sz w:val="18"/>
-                                <w:szCs w:val="18"/>
-                              </w:rPr>
-                              <w:t xml:space="preserve">October 2017 </w:t>
-                            </w:r>
-                            <w:r>
-                              <w:rPr>
-                                <w:color w:val="767171" w:themeColor="background2" w:themeShade="80"/>
-                                <w:sz w:val="18"/>
-                                <w:szCs w:val="18"/>
-                              </w:rPr>
-                              <w:t>–</w:t>
-                            </w:r>
-                            <w:r>
-                              <w:rPr>
-                                <w:color w:val="767171" w:themeColor="background2" w:themeShade="80"/>
-                                <w:sz w:val="18"/>
-                                <w:szCs w:val="18"/>
-                              </w:rPr>
-                              <w:t xml:space="preserve"> </w:t>
-                            </w:r>
-                            <w:r>
-                              <w:rPr>
-                                <w:color w:val="767171" w:themeColor="background2" w:themeShade="80"/>
-                                <w:sz w:val="18"/>
-                                <w:szCs w:val="18"/>
-                              </w:rPr>
-                              <w:t>September 2019</w:t>
-                            </w:r>
-                            <w:r>
-                              <w:rPr>
-                                <w:b/>
-                                <w:bCs/>
-                                <w:color w:val="767171" w:themeColor="background2" w:themeShade="80"/>
-                                <w:sz w:val="20"/>
-                                <w:szCs w:val="20"/>
-                              </w:rPr>
-                              <w:t xml:space="preserve"> </w:t>
-                            </w:r>
-                          </w:p>
-                          <w:p>
-                            <w:pPr>
-                              <w:pStyle w:val="NormalWeb"/>
-                              <w:numPr>
-                                <w:ilvl w:val="0"/>
-                                <w:numId w:val="6"/>
-                              </w:numPr>
-                              <w:shd w:val="clear" w:color="auto" w:fill="FFFFFF"/>
-                              <w:spacing w:before="0" w:beforeAutospacing="0" w:afterAutospacing="0"/>
-                              <w:rPr>
-                                <w:color w:val="000000" w:themeColor="text1"/>
-                                <w:sz w:val="20"/>
-                                <w:szCs w:val="20"/>
-                              </w:rPr>
-                            </w:pPr>
-                            <w:r>
-                              <w:rPr>
-                                <w:color w:val="000000" w:themeColor="text1"/>
-                                <w:sz w:val="20"/>
-                                <w:szCs w:val="20"/>
-                              </w:rPr>
-                              <w:t xml:space="preserve">Managed social media platforms and presence of the club to increase outreach for events. </w:t>
-                            </w:r>
-                          </w:p>
-                          <w:p>
-                            <w:pPr>
-                              <w:pStyle w:val="NormalWeb"/>
-                              <w:numPr>
-                                <w:ilvl w:val="0"/>
-                                <w:numId w:val="6"/>
-                              </w:numPr>
-                              <w:shd w:val="clear" w:color="auto" w:fill="FFFFFF"/>
-                              <w:spacing w:before="0" w:beforeAutospacing="0" w:afterAutospacing="0"/>
-                              <w:rPr>
-                                <w:color w:val="000000" w:themeColor="text1"/>
-                                <w:sz w:val="20"/>
-                                <w:szCs w:val="20"/>
-                              </w:rPr>
-                            </w:pPr>
-                            <w:r>
-                              <w:rPr>
-                                <w:color w:val="000000" w:themeColor="text1"/>
-                                <w:sz w:val="20"/>
-                                <w:szCs w:val="20"/>
-                              </w:rPr>
-                              <w:t xml:space="preserve">Implemented and maintained professional standard for the club by creating a </w:t>
-                            </w:r>
-                            <w:r>
-                              <w:rPr>
-                                <w:color w:val="000000" w:themeColor="text1"/>
-                                <w:sz w:val="20"/>
-                                <w:szCs w:val="20"/>
-                              </w:rPr>
-                              <w:t>LinkedIn</w:t>
-                            </w:r>
-                            <w:r>
-                              <w:rPr>
-                                <w:color w:val="000000" w:themeColor="text1"/>
-                                <w:sz w:val="20"/>
-                                <w:szCs w:val="20"/>
-                              </w:rPr>
-                              <w:t xml:space="preserve"> account and unifying all platforms to one central theme. </w:t>
-                            </w:r>
-                          </w:p>
-                          <w:p>
-                            <w:pPr>
-                              <w:pStyle w:val="NormalWeb"/>
-                              <w:numPr>
-                                <w:ilvl w:val="0"/>
-                                <w:numId w:val="6"/>
-                              </w:numPr>
-                              <w:shd w:val="clear" w:color="auto" w:fill="FFFFFF"/>
-                              <w:spacing w:before="0" w:beforeAutospacing="0" w:after="10" w:afterAutospacing="0"/>
-                              <w:rPr>
-                                <w:color w:val="000000" w:themeColor="text1"/>
-                                <w:sz w:val="20"/>
-                                <w:szCs w:val="20"/>
-                              </w:rPr>
-                            </w:pPr>
-                            <w:r>
-                              <w:rPr>
-                                <w:color w:val="000000" w:themeColor="text1"/>
-                                <w:sz w:val="20"/>
-                                <w:szCs w:val="20"/>
-                              </w:rPr>
-                              <w:t xml:space="preserve">Presented information regarding topics that affect society today in order to drive conversation and dialogue. </w:t>
-                            </w:r>
-                          </w:p>
-                          <w:p>
-                            <w:pPr>
-                              <w:pStyle w:val="NormalWeb"/>
-                              <w:shd w:val="clear" w:color="auto" w:fill="FFFFFF"/>
-                              <w:rPr>
-                                <w:b/>
-                                <w:bCs/>
-                                <w:i/>
-                                <w:color w:val="3B3838" w:themeColor="background2" w:themeShade="40"/>
-                                <w:u w:val="single"/>
-                              </w:rPr>
-                            </w:pPr>
-                            <w:r>
-                              <w:rPr>
-                                <w:b/>
-                                <w:bCs/>
-                                <w:i/>
-                                <w:color w:val="3B3838" w:themeColor="background2" w:themeShade="40"/>
-                                <w:u w:val="single"/>
-                              </w:rPr>
-                              <w:t xml:space="preserve">EDUCATION </w:t>
-                            </w:r>
-                          </w:p>
-                          <w:p>
-                            <w:pPr>
-                              <w:pStyle w:val="NormalWeb"/>
-                              <w:shd w:val="clear" w:color="auto" w:fill="FFFFFF"/>
-                              <w:spacing w:before="0" w:beforeAutospacing="0" w:after="200" w:afterAutospacing="0"/>
-                            </w:pPr>
-                            <w:r>
-                              <w:rPr>
-                                <w:b/>
-                                <w:bCs/>
-                                <w:color w:val="3B3838" w:themeColor="background2" w:themeShade="40"/>
-                              </w:rPr>
-                              <w:t>Temple University College of Science and Technology</w:t>
-                            </w:r>
-                            <w:r>
-                              <w:rPr>
-                                <w:b/>
-                                <w:bCs/>
-                              </w:rPr>
-                              <w:t xml:space="preserve">, </w:t>
-                            </w:r>
-                            <w:r>
-                              <w:t>Philadelphia, PA</w:t>
-                            </w:r>
-                          </w:p>
-                          <w:p>
-                            <w:pPr>
-                              <w:pStyle w:val="NormalWeb"/>
-                              <w:shd w:val="clear" w:color="auto" w:fill="FFFFFF"/>
-                              <w:spacing w:before="0" w:beforeAutospacing="0" w:after="200" w:afterAutospacing="0"/>
-                            </w:pPr>
-                            <w:r>
-                              <w:t xml:space="preserve">Bachelor of Science </w:t>
-                            </w:r>
-                            <w:r>
-                              <w:t>—</w:t>
-                            </w:r>
-                            <w:r>
-                              <w:t xml:space="preserve"> Information Science and Technology </w:t>
-                            </w:r>
-                          </w:p>
-                          <w:p>
-                            <w:pPr>
-                              <w:pStyle w:val="NormalWeb"/>
-                              <w:shd w:val="clear" w:color="auto" w:fill="FFFFFF"/>
-                              <w:spacing w:before="0" w:beforeAutospacing="0" w:after="200" w:afterAutospacing="0"/>
-                              <w:rPr>
-                                <w:color w:val="767171" w:themeColor="background2" w:themeShade="80"/>
-                                <w:sz w:val="18"/>
-                                <w:szCs w:val="18"/>
-                              </w:rPr>
-                            </w:pPr>
-                            <w:r>
-                              <w:rPr>
-                                <w:color w:val="767171" w:themeColor="background2" w:themeShade="80"/>
-                                <w:sz w:val="18"/>
-                                <w:szCs w:val="18"/>
-                              </w:rPr>
-                              <w:t xml:space="preserve">May 2021 </w:t>
-                            </w:r>
-                          </w:p>
-                          <w:p>
-                            <w:pPr>
-                              <w:rPr>
-                                <w:rFonts w:ascii="Times New Roman" w:hAnsi="Times New Roman" w:cs="Times New Roman"/>
-                                <w:sz w:val="20"/>
-                                <w:szCs w:val="20"/>
-                              </w:rPr>
-                            </w:pPr>
-                          </w:p>
-                          <w:p>
-                            <w:pPr>
-                              <w:pStyle w:val="NormalWeb"/>
-                              <w:shd w:val="clear" w:color="auto" w:fill="FFFFFF"/>
-                              <w:spacing w:before="0" w:beforeAutospacing="0" w:after="200" w:afterAutospacing="0"/>
-                              <w:rPr>
-                                <w:i/>
-                                <w:color w:val="3B3838" w:themeColor="background2" w:themeShade="40"/>
-                                <w:u w:val="single"/>
-                              </w:rPr>
-                            </w:pPr>
-                            <w:r>
-                              <w:rPr>
-                                <w:b/>
-                                <w:bCs/>
-                                <w:i/>
-                                <w:color w:val="3B3838" w:themeColor="background2" w:themeShade="40"/>
-                                <w:u w:val="single"/>
-                              </w:rPr>
-                              <w:t>Technical</w:t>
-                            </w:r>
-                            <w:r>
-                              <w:rPr>
-                                <w:b/>
-                                <w:bCs/>
-                                <w:i/>
-                                <w:color w:val="3B3838" w:themeColor="background2" w:themeShade="40"/>
-                                <w:u w:val="single"/>
-                              </w:rPr>
-                              <w:t xml:space="preserve"> Courses </w:t>
-                            </w:r>
-                          </w:p>
-                          <w:p>
-                            <w:pPr>
-                              <w:spacing w:line="480" w:lineRule="auto"/>
-                              <w:ind w:left="720" w:hanging="720"/>
-                              <w:rPr>
-                                <w:rFonts w:ascii="Times New Roman" w:hAnsi="Times New Roman" w:cs="Times New Roman"/>
-                                <w:sz w:val="20"/>
-                                <w:szCs w:val="20"/>
-                              </w:rPr>
-                            </w:pPr>
-                            <w:r>
-                              <w:rPr>
-                                <w:rFonts w:ascii="Times New Roman" w:hAnsi="Times New Roman" w:cs="Times New Roman"/>
-                                <w:sz w:val="20"/>
-                                <w:szCs w:val="20"/>
-                              </w:rPr>
-                              <w:t xml:space="preserve">Program Design &amp; Abstraction </w:t>
-                            </w:r>
-                            <w:r>
-                              <w:rPr>
-                                <w:rFonts w:ascii="Times New Roman" w:hAnsi="Times New Roman" w:cs="Times New Roman"/>
-                                <w:sz w:val="20"/>
-                                <w:szCs w:val="20"/>
-                              </w:rPr>
-                              <w:tab/>
-                            </w:r>
-                            <w:r>
-                              <w:rPr>
-                                <w:rFonts w:ascii="Times New Roman" w:hAnsi="Times New Roman" w:cs="Times New Roman"/>
-                                <w:sz w:val="20"/>
-                                <w:szCs w:val="20"/>
-                              </w:rPr>
-                              <w:t>Data Structure</w:t>
-                            </w:r>
-                            <w:r>
-                              <w:rPr>
-                                <w:rFonts w:ascii="Times New Roman" w:hAnsi="Times New Roman" w:cs="Times New Roman"/>
-                                <w:sz w:val="20"/>
-                                <w:szCs w:val="20"/>
-                              </w:rPr>
-                              <w:t>s</w:t>
-                            </w:r>
-                            <w:r>
-                              <w:rPr>
-                                <w:rFonts w:ascii="Times New Roman" w:hAnsi="Times New Roman" w:cs="Times New Roman"/>
-                                <w:sz w:val="20"/>
-                                <w:szCs w:val="20"/>
-                              </w:rPr>
-                              <w:tab/>
-                              <w:t xml:space="preserve">      </w:t>
-                            </w:r>
-                            <w:r>
-                              <w:rPr>
-                                <w:rFonts w:ascii="Times New Roman" w:hAnsi="Times New Roman" w:cs="Times New Roman"/>
-                                <w:sz w:val="20"/>
-                                <w:szCs w:val="20"/>
-                              </w:rPr>
-                              <w:t>Discrete Mathematic</w:t>
-                            </w:r>
-                            <w:r>
-                              <w:rPr>
-                                <w:rFonts w:ascii="Times New Roman" w:hAnsi="Times New Roman" w:cs="Times New Roman"/>
-                                <w:sz w:val="20"/>
-                                <w:szCs w:val="20"/>
-                              </w:rPr>
-                              <w:t>s</w:t>
-                            </w:r>
-                            <w:r>
-                              <w:rPr>
-                                <w:rFonts w:ascii="Times New Roman" w:hAnsi="Times New Roman" w:cs="Times New Roman"/>
-                                <w:sz w:val="20"/>
-                                <w:szCs w:val="20"/>
-                              </w:rPr>
-                              <w:tab/>
-                              <w:t xml:space="preserve">         </w:t>
-                            </w:r>
-                            <w:r>
-                              <w:rPr>
-                                <w:rFonts w:ascii="Times New Roman" w:hAnsi="Times New Roman" w:cs="Times New Roman"/>
-                                <w:sz w:val="20"/>
-                                <w:szCs w:val="20"/>
-                              </w:rPr>
-                              <w:t>Calculu</w:t>
-                            </w:r>
-                            <w:r>
-                              <w:rPr>
-                                <w:rFonts w:ascii="Times New Roman" w:hAnsi="Times New Roman" w:cs="Times New Roman"/>
-                                <w:sz w:val="20"/>
-                                <w:szCs w:val="20"/>
-                              </w:rPr>
-                              <w:t xml:space="preserve">s           </w:t>
-                            </w:r>
-                            <w:r>
-                              <w:rPr>
-                                <w:rFonts w:ascii="Times New Roman" w:hAnsi="Times New Roman" w:cs="Times New Roman"/>
-                                <w:sz w:val="20"/>
-                                <w:szCs w:val="20"/>
-                              </w:rPr>
-                              <w:t xml:space="preserve">Database </w:t>
-                            </w:r>
-                            <w:r>
-                              <w:rPr>
-                                <w:rFonts w:ascii="Times New Roman" w:hAnsi="Times New Roman" w:cs="Times New Roman"/>
-                                <w:sz w:val="20"/>
-                                <w:szCs w:val="20"/>
-                              </w:rPr>
-                              <w:t>Management Systems</w:t>
-                            </w:r>
-                            <w:r>
-                              <w:rPr>
-                                <w:rFonts w:ascii="Times New Roman" w:hAnsi="Times New Roman" w:cs="Times New Roman"/>
-                                <w:sz w:val="20"/>
-                                <w:szCs w:val="20"/>
-                              </w:rPr>
-                              <w:tab/>
-                              <w:t xml:space="preserve">Technical Writing </w:t>
-                            </w:r>
-                          </w:p>
-                        </w:txbxContent>
-                      </wps:txbx>
-                      <wps:bodyPr rot="0" spcFirstLastPara="0" vertOverflow="overflow" horzOverflow="overflow" vert="horz" wrap="square" lIns="91440" tIns="45720" rIns="91440" bIns="45720" numCol="1" spcCol="0" rtlCol="0" fromWordArt="0" anchor="t" anchorCtr="0" forceAA="0" compatLnSpc="1">
-                        <a:prstTxWarp prst="textNoShape">
-                          <a:avLst/>
-                        </a:prstTxWarp>
-                        <a:noAutofit/>
-                      </wps:bodyPr>
-                    </wps:wsp>
-                  </a:graphicData>
-                </a:graphic>
-                <wp14:sizeRelH relativeFrom="margin">
-                  <wp14:pctWidth>0</wp14:pctWidth>
-                </wp14:sizeRelH>
-                <wp14:sizeRelV relativeFrom="margin">
-                  <wp14:pctHeight>0</wp14:pctHeight>
-                </wp14:sizeRelV>
-              </wp:anchor>
-            </w:drawing>
-          </mc:Choice>
-          <mc:Fallback>
-            <w:pict>
-              <v:shape w14:anchorId="28F1685F" id="Text Box 5" o:spid="_x0000_s1027" type="#_x0000_t202" style="position:absolute;margin-left:-40.5pt;margin-top:-20.25pt;width:449.3pt;height:737.25pt;z-index:251662336;visibility:visible;mso-wrap-style:square;mso-width-percent:0;mso-height-percent:0;mso-wrap-distance-left:9pt;mso-wrap-distance-top:0;mso-wrap-distance-right:9pt;mso-wrap-distance-bottom:0;mso-position-horizontal:absolute;mso-position-horizontal-relative:text;mso-position-vertical:absolute;mso-position-vertical-relative:text;mso-width-percent:0;mso-height-percent:0;mso-width-relative:margin;mso-height-relative:margin;v-text-anchor:top" o:gfxdata="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" filled="f" stroked="f">
-                <v:textbox>
-                  <w:txbxContent>
-                    <w:p>
-                      <w:pPr>
-                        <w:pStyle w:val="NormalWeb"/>
-                        <w:shd w:val="clear" w:color="auto" w:fill="FFFFFF"/>
-                        <w:jc w:val="both"/>
-                        <w:rPr>
-                          <w:b/>
-                          <w:bCs/>
-                          <w:color w:val="3B3838" w:themeColor="background2" w:themeShade="40"/>
-                          <w:sz w:val="36"/>
-                          <w:szCs w:val="36"/>
-                        </w:rPr>
-                      </w:pPr>
-                      <w:r>
-                        <w:rPr>
-                          <w:b/>
-                          <w:bCs/>
-                          <w:color w:val="3B3838" w:themeColor="background2" w:themeShade="40"/>
-                          <w:sz w:val="36"/>
-                          <w:szCs w:val="36"/>
-                        </w:rPr>
-                        <w:t xml:space="preserve">Lakshmi Shaji </w:t>
-                      </w:r>
-                    </w:p>
-                    <w:p>
-                      <w:pPr>
-                        <w:pStyle w:val="NormalWeb"/>
-                        <w:shd w:val="clear" w:color="auto" w:fill="FFFFFF"/>
-                        <w:rPr>
-                          <w:i/>
-                          <w:color w:val="3B3838" w:themeColor="background2" w:themeShade="40"/>
-                          <w:u w:val="single"/>
-                        </w:rPr>
-                      </w:pPr>
-                      <w:r>
-                        <w:rPr>
-                          <w:b/>
-                          <w:bCs/>
-                          <w:i/>
-                          <w:color w:val="3B3838" w:themeColor="background2" w:themeShade="40"/>
-                          <w:u w:val="single"/>
-                        </w:rPr>
-                        <w:t xml:space="preserve">EXPERIENCE </w:t>
-                      </w:r>
-                    </w:p>
-                    <w:p>
-                      <w:pPr>
-                        <w:pStyle w:val="NormalWeb"/>
-                        <w:shd w:val="clear" w:color="auto" w:fill="FFFFFF"/>
-                        <w:spacing w:before="0" w:beforeAutospacing="0" w:after="200" w:afterAutospacing="0"/>
-                      </w:pPr>
-                      <w:r>
-                        <w:rPr>
-                          <w:b/>
-                          <w:bCs/>
-                          <w:color w:val="3B3838" w:themeColor="background2" w:themeShade="40"/>
-                        </w:rPr>
-                        <w:t>Continuing Education</w:t>
-                      </w:r>
-                      <w:r>
-                        <w:rPr>
-                          <w:b/>
-                          <w:bCs/>
-                          <w:color w:val="3B3838" w:themeColor="background2" w:themeShade="40"/>
-                        </w:rPr>
-                        <w:t xml:space="preserve"> Systems</w:t>
-                      </w:r>
-                      <w:r>
-                        <w:rPr>
-                          <w:b/>
-                          <w:bCs/>
-                        </w:rPr>
-                        <w:t xml:space="preserve">, </w:t>
-                      </w:r>
-                      <w:r>
-                        <w:t>Philadelphia, PA—​Junior Business Analyst</w:t>
-                      </w:r>
-                      <w:r>
-                        <w:t>/ Front End Developer</w:t>
-                      </w:r>
-                    </w:p>
-                    <w:p>
-                      <w:pPr>
-                        <w:pStyle w:val="NormalWeb"/>
-                        <w:shd w:val="clear" w:color="auto" w:fill="FFFFFF"/>
-                        <w:spacing w:before="0" w:beforeAutospacing="0" w:after="200" w:afterAutospacing="0"/>
-                        <w:rPr>
-                          <w:color w:val="767171" w:themeColor="background2" w:themeShade="80"/>
-                          <w:sz w:val="18"/>
-                          <w:szCs w:val="18"/>
-                        </w:rPr>
-                      </w:pPr>
-                      <w:r>
-                        <w:rPr>
-                          <w:color w:val="767171" w:themeColor="background2" w:themeShade="80"/>
-                          <w:sz w:val="18"/>
-                          <w:szCs w:val="18"/>
-                        </w:rPr>
-                        <w:t xml:space="preserve">May 2018 - PRESENT </w:t>
-                      </w:r>
-                    </w:p>
-                    <w:p>
-                      <w:pPr>
-                        <w:pStyle w:val="NormalWeb"/>
-                        <w:numPr>
-                          <w:ilvl w:val="0"/>
-                          <w:numId w:val="9"/>
-                        </w:numPr>
-                        <w:shd w:val="clear" w:color="auto" w:fill="FFFFFF"/>
-                        <w:spacing w:before="0" w:beforeAutospacing="0" w:afterAutospacing="0"/>
-                        <w:rPr>
-                          <w:color w:val="000000" w:themeColor="text1"/>
-                          <w:sz w:val="20"/>
-                          <w:szCs w:val="20"/>
-                        </w:rPr>
-                      </w:pPr>
-                      <w:r>
-                        <w:rPr>
-                          <w:color w:val="000000" w:themeColor="text1"/>
-                          <w:sz w:val="20"/>
-                          <w:szCs w:val="20"/>
-                        </w:rPr>
-                        <w:t xml:space="preserve">Improved user experience by analyzing </w:t>
-                      </w:r>
-                      <w:r>
-                        <w:rPr>
-                          <w:color w:val="000000" w:themeColor="text1"/>
-                          <w:sz w:val="20"/>
-                          <w:szCs w:val="20"/>
-                        </w:rPr>
-                        <w:t xml:space="preserve">site wide </w:t>
-                      </w:r>
-                      <w:r>
-                        <w:rPr>
-                          <w:color w:val="000000" w:themeColor="text1"/>
-                          <w:sz w:val="20"/>
-                          <w:szCs w:val="20"/>
-                        </w:rPr>
-                        <w:t xml:space="preserve">content and created insightful user personas </w:t>
-                      </w:r>
-                      <w:r>
-                        <w:rPr>
-                          <w:color w:val="000000" w:themeColor="text1"/>
-                          <w:sz w:val="20"/>
-                          <w:szCs w:val="20"/>
-                        </w:rPr>
-                        <w:t xml:space="preserve">that drove new redesign efforts for </w:t>
-                      </w:r>
-                      <w:r>
-                        <w:rPr>
-                          <w:color w:val="000000" w:themeColor="text1"/>
-                          <w:sz w:val="20"/>
-                          <w:szCs w:val="20"/>
-                        </w:rPr>
-                        <w:t>the Office of Noncredit.</w:t>
-                      </w:r>
-                      <w:r>
-                        <w:rPr>
-                          <w:color w:val="000000" w:themeColor="text1"/>
-                          <w:sz w:val="20"/>
-                          <w:szCs w:val="20"/>
-                        </w:rPr>
-                        <w:t xml:space="preserve"> </w:t>
-                      </w:r>
-                      <w:r>
-                        <w:rPr>
-                          <w:color w:val="000000" w:themeColor="text1"/>
-                          <w:sz w:val="20"/>
-                          <w:szCs w:val="20"/>
-                        </w:rPr>
-                        <w:t xml:space="preserve"> </w:t>
-                      </w:r>
-                    </w:p>
-                    <w:p>
-                      <w:pPr>
-                        <w:pStyle w:val="NormalWeb"/>
-                        <w:numPr>
-                          <w:ilvl w:val="0"/>
-                          <w:numId w:val="9"/>
-                        </w:numPr>
-                        <w:shd w:val="clear" w:color="auto" w:fill="FFFFFF"/>
-                        <w:spacing w:before="0" w:beforeAutospacing="0" w:afterAutospacing="0"/>
-                        <w:rPr>
-                          <w:color w:val="000000" w:themeColor="text1"/>
-                          <w:sz w:val="20"/>
-                          <w:szCs w:val="20"/>
-                        </w:rPr>
-                      </w:pPr>
-                      <w:r>
-                        <w:rPr>
-                          <w:color w:val="000000" w:themeColor="text1"/>
-                          <w:sz w:val="20"/>
-                          <w:szCs w:val="20"/>
-                        </w:rPr>
-                        <w:t>Took lead role creating software resource specification documen</w:t>
-                      </w:r>
-                      <w:r>
-                        <w:rPr>
-                          <w:color w:val="000000" w:themeColor="text1"/>
-                          <w:sz w:val="20"/>
-                          <w:szCs w:val="20"/>
-                        </w:rPr>
-                        <w:t xml:space="preserve">ts to enhance stakeholder buy </w:t>
-                      </w:r>
-                      <w:r>
-                        <w:rPr>
-                          <w:color w:val="000000" w:themeColor="text1"/>
-                          <w:sz w:val="20"/>
-                          <w:szCs w:val="20"/>
-                        </w:rPr>
-                        <w:t>in.</w:t>
-                      </w:r>
-                    </w:p>
-                    <w:p>
-                      <w:pPr>
-                        <w:pStyle w:val="NormalWeb"/>
-                        <w:numPr>
-                          <w:ilvl w:val="0"/>
-                          <w:numId w:val="9"/>
-                        </w:numPr>
-                        <w:shd w:val="clear" w:color="auto" w:fill="FFFFFF"/>
-                        <w:spacing w:before="0" w:beforeAutospacing="0" w:afterAutospacing="0"/>
-                        <w:rPr>
-                          <w:color w:val="000000" w:themeColor="text1"/>
-                          <w:sz w:val="20"/>
-                          <w:szCs w:val="20"/>
-                        </w:rPr>
-                      </w:pPr>
-                      <w:r>
-                        <w:rPr>
-                          <w:color w:val="000000" w:themeColor="text1"/>
-                          <w:sz w:val="20"/>
-                          <w:szCs w:val="20"/>
-                        </w:rPr>
-                        <w:t xml:space="preserve">Documented </w:t>
-                      </w:r>
-                      <w:r>
-                        <w:rPr>
-                          <w:color w:val="000000" w:themeColor="text1"/>
-                          <w:sz w:val="20"/>
-                          <w:szCs w:val="20"/>
-                        </w:rPr>
-                        <w:t>and</w:t>
-                      </w:r>
-                      <w:r>
-                        <w:rPr>
-                          <w:color w:val="000000" w:themeColor="text1"/>
-                          <w:sz w:val="20"/>
-                          <w:szCs w:val="20"/>
-                        </w:rPr>
-                        <w:t xml:space="preserve"> completed a detailed testing plan for Osher Lifelong Learning Institute’s lottery system that found potential de</w:t>
-                      </w:r>
-                      <w:r>
-                        <w:rPr>
-                          <w:color w:val="000000" w:themeColor="text1"/>
-                          <w:sz w:val="20"/>
-                          <w:szCs w:val="20"/>
-                        </w:rPr>
-                        <w:t xml:space="preserve">fects prior to a product release. </w:t>
-                      </w:r>
-                      <w:r>
-                        <w:rPr>
-                          <w:color w:val="000000" w:themeColor="text1"/>
-                          <w:sz w:val="20"/>
-                          <w:szCs w:val="20"/>
-                        </w:rPr>
-                        <w:t xml:space="preserve"> </w:t>
-                      </w:r>
-                    </w:p>
-                    <w:p>
-                      <w:pPr>
-                        <w:pStyle w:val="NormalWeb"/>
-                        <w:numPr>
-                          <w:ilvl w:val="0"/>
-                          <w:numId w:val="9"/>
-                        </w:numPr>
-                        <w:shd w:val="clear" w:color="auto" w:fill="FFFFFF"/>
-                        <w:spacing w:before="0" w:beforeAutospacing="0" w:afterAutospacing="0"/>
-                        <w:rPr>
-                          <w:color w:val="000000" w:themeColor="text1"/>
-                          <w:sz w:val="20"/>
-                          <w:szCs w:val="20"/>
-                        </w:rPr>
-                      </w:pPr>
-                      <w:r>
-                        <w:rPr>
-                          <w:color w:val="000000" w:themeColor="text1"/>
-                          <w:sz w:val="20"/>
-                          <w:szCs w:val="20"/>
-                        </w:rPr>
-                        <w:t>Implement</w:t>
-                      </w:r>
-                      <w:r>
-                        <w:rPr>
-                          <w:color w:val="000000" w:themeColor="text1"/>
-                          <w:sz w:val="20"/>
-                          <w:szCs w:val="20"/>
-                        </w:rPr>
-                        <w:t>ed</w:t>
-                      </w:r>
-                      <w:r>
-                        <w:rPr>
-                          <w:color w:val="000000" w:themeColor="text1"/>
-                          <w:sz w:val="20"/>
-                          <w:szCs w:val="20"/>
-                        </w:rPr>
-                        <w:t xml:space="preserve"> mobile friendly, responsive design to</w:t>
-                      </w:r>
-                      <w:r>
-                        <w:rPr>
-                          <w:color w:val="000000" w:themeColor="text1"/>
-                          <w:sz w:val="20"/>
-                          <w:szCs w:val="20"/>
-                        </w:rPr>
-                        <w:t xml:space="preserve"> department</w:t>
-                      </w:r>
-                      <w:r>
-                        <w:rPr>
-                          <w:color w:val="000000" w:themeColor="text1"/>
-                          <w:sz w:val="20"/>
-                          <w:szCs w:val="20"/>
-                        </w:rPr>
-                        <w:t xml:space="preserve"> shopping pages using Bootstrap CSS. </w:t>
-                      </w:r>
-                    </w:p>
-                    <w:p>
-                      <w:pPr>
-                        <w:pStyle w:val="NormalWeb"/>
-                        <w:numPr>
-                          <w:ilvl w:val="0"/>
-                          <w:numId w:val="9"/>
-                        </w:numPr>
-                        <w:shd w:val="clear" w:color="auto" w:fill="FFFFFF"/>
-                        <w:spacing w:before="0" w:beforeAutospacing="0" w:afterAutospacing="0"/>
-                        <w:rPr>
-                          <w:color w:val="000000" w:themeColor="text1"/>
-                          <w:sz w:val="20"/>
-                          <w:szCs w:val="20"/>
-                        </w:rPr>
-                      </w:pPr>
-                      <w:r>
-                        <w:rPr>
-                          <w:color w:val="000000" w:themeColor="text1"/>
-                          <w:sz w:val="20"/>
-                          <w:szCs w:val="20"/>
-                        </w:rPr>
-                        <w:t>U</w:t>
-                      </w:r>
-                      <w:r>
-                        <w:rPr>
-                          <w:color w:val="000000" w:themeColor="text1"/>
-                          <w:sz w:val="20"/>
-                          <w:szCs w:val="20"/>
-                        </w:rPr>
-                        <w:t>tilize</w:t>
-                      </w:r>
-                      <w:r>
-                        <w:rPr>
-                          <w:color w:val="000000" w:themeColor="text1"/>
-                          <w:sz w:val="20"/>
-                          <w:szCs w:val="20"/>
-                        </w:rPr>
-                        <w:t>d</w:t>
-                      </w:r>
-                      <w:r>
-                        <w:rPr>
-                          <w:color w:val="000000" w:themeColor="text1"/>
-                          <w:sz w:val="20"/>
-                          <w:szCs w:val="20"/>
-                        </w:rPr>
-                        <w:t xml:space="preserve"> REST API and JavaScript to bridge </w:t>
-                      </w:r>
-                      <w:r>
-                        <w:rPr>
-                          <w:color w:val="000000" w:themeColor="text1"/>
-                          <w:sz w:val="20"/>
-                          <w:szCs w:val="20"/>
-                        </w:rPr>
-                        <w:t xml:space="preserve">Temple University’s centralized </w:t>
-                      </w:r>
-                      <w:r>
-                        <w:rPr>
-                          <w:color w:val="000000" w:themeColor="text1"/>
-                          <w:sz w:val="20"/>
-                          <w:szCs w:val="20"/>
-                        </w:rPr>
-                        <w:t>alerting system and noncredit shopping site in order to</w:t>
-                      </w:r>
-                      <w:r>
-                        <w:rPr>
-                          <w:color w:val="000000" w:themeColor="text1"/>
-                          <w:sz w:val="20"/>
-                          <w:szCs w:val="20"/>
-                        </w:rPr>
-                        <w:t xml:space="preserve"> automatically populate weather alerts.</w:t>
-                      </w:r>
-                    </w:p>
-                    <w:p>
-                      <w:pPr>
-                        <w:pStyle w:val="NormalWeb"/>
-                        <w:shd w:val="clear" w:color="auto" w:fill="FFFFFF"/>
-                        <w:spacing w:before="0" w:beforeAutospacing="0" w:afterAutospacing="0"/>
-                        <w:rPr>
-                          <w:color w:val="2E74B5" w:themeColor="accent5" w:themeShade="BF"/>
-                          <w:sz w:val="20"/>
-                          <w:szCs w:val="20"/>
-                        </w:rPr>
-                      </w:pPr>
-                    </w:p>
-                    <w:p>
-                      <w:pPr>
-                        <w:pStyle w:val="NormalWeb"/>
-                        <w:shd w:val="clear" w:color="auto" w:fill="FFFFFF"/>
-                        <w:spacing w:beforeAutospacing="0" w:after="200" w:afterAutospacing="0"/>
-                      </w:pPr>
-                      <w:r>
-                        <w:rPr>
-                          <w:b/>
-                          <w:bCs/>
-                          <w:color w:val="3B3838" w:themeColor="background2" w:themeShade="40"/>
-                        </w:rPr>
-                        <w:t>TedxTempleU</w:t>
-                      </w:r>
-                      <w:r>
-                        <w:rPr>
-                          <w:b/>
-                          <w:bCs/>
-                        </w:rPr>
-                        <w:t xml:space="preserve">, </w:t>
-                      </w:r>
-                      <w:r>
-                        <w:t xml:space="preserve">Philadelphia, PA—​Director of Web Development and Maintenance </w:t>
-                      </w:r>
-                    </w:p>
-                    <w:p>
-                      <w:pPr>
-                        <w:pStyle w:val="NormalWeb"/>
-                        <w:shd w:val="clear" w:color="auto" w:fill="FFFFFF"/>
-                        <w:spacing w:beforeAutospacing="0" w:after="200" w:afterAutospacing="0"/>
-                        <w:rPr>
-                          <w:color w:val="767171" w:themeColor="background2" w:themeShade="80"/>
-                          <w:sz w:val="18"/>
-                          <w:szCs w:val="18"/>
-                        </w:rPr>
-                      </w:pPr>
-                      <w:r>
-                        <w:rPr>
-                          <w:color w:val="767171" w:themeColor="background2" w:themeShade="80"/>
-                          <w:sz w:val="18"/>
-                          <w:szCs w:val="18"/>
-                        </w:rPr>
-                        <w:t xml:space="preserve">November 2018 - April 2019 </w:t>
-                      </w:r>
-                    </w:p>
-                    <w:p>
-                      <w:pPr>
-                        <w:pStyle w:val="NormalWeb"/>
-                        <w:numPr>
-                          <w:ilvl w:val="0"/>
-                          <w:numId w:val="8"/>
-                        </w:numPr>
-                        <w:shd w:val="clear" w:color="auto" w:fill="FFFFFF"/>
-                        <w:spacing w:before="0" w:beforeAutospacing="0" w:afterAutospacing="0"/>
-                        <w:rPr>
-                          <w:color w:val="000000" w:themeColor="text1"/>
-                          <w:sz w:val="20"/>
-                          <w:szCs w:val="20"/>
-                        </w:rPr>
-                      </w:pPr>
-                      <w:r>
-                        <w:rPr>
-                          <w:color w:val="000000" w:themeColor="text1"/>
-                          <w:sz w:val="20"/>
-                          <w:szCs w:val="20"/>
-                        </w:rPr>
-                        <w:t xml:space="preserve">Designed a user interface for the TedxTempleU event to document event details and drive </w:t>
-                      </w:r>
-                      <w:r>
-                        <w:rPr>
-                          <w:color w:val="000000" w:themeColor="text1"/>
-                          <w:sz w:val="20"/>
-                          <w:szCs w:val="20"/>
-                        </w:rPr>
-                        <w:t>e-</w:t>
-                      </w:r>
-                      <w:r>
-                        <w:rPr>
-                          <w:color w:val="000000" w:themeColor="text1"/>
-                          <w:sz w:val="20"/>
-                          <w:szCs w:val="20"/>
-                        </w:rPr>
-                        <w:t>ticket sales.</w:t>
-                      </w:r>
-                    </w:p>
-                    <w:p>
-                      <w:pPr>
-                        <w:pStyle w:val="NormalWeb"/>
-                        <w:numPr>
-                          <w:ilvl w:val="0"/>
-                          <w:numId w:val="8"/>
-                        </w:numPr>
-                        <w:shd w:val="clear" w:color="auto" w:fill="FFFFFF"/>
-                        <w:spacing w:before="0" w:beforeAutospacing="0" w:afterAutospacing="0"/>
-                        <w:rPr>
-                          <w:color w:val="000000" w:themeColor="text1"/>
-                          <w:sz w:val="20"/>
-                          <w:szCs w:val="20"/>
-                        </w:rPr>
-                      </w:pPr>
-                      <w:r>
-                        <w:rPr>
-                          <w:color w:val="000000" w:themeColor="text1"/>
-                          <w:sz w:val="20"/>
-                          <w:szCs w:val="20"/>
-                        </w:rPr>
-                        <w:t xml:space="preserve">Collaborated with a design team to decide theme, layout and content for the event site. </w:t>
-                      </w:r>
-                    </w:p>
-                    <w:p>
-                      <w:pPr>
-                        <w:pStyle w:val="NormalWeb"/>
-                        <w:numPr>
-                          <w:ilvl w:val="0"/>
-                          <w:numId w:val="8"/>
-                        </w:numPr>
-                        <w:shd w:val="clear" w:color="auto" w:fill="FFFFFF"/>
-                        <w:spacing w:before="0" w:beforeAutospacing="0" w:afterAutospacing="0"/>
-                        <w:rPr>
-                          <w:color w:val="000000" w:themeColor="text1"/>
-                          <w:sz w:val="20"/>
-                          <w:szCs w:val="20"/>
-                        </w:rPr>
-                      </w:pPr>
-                      <w:r>
-                        <w:rPr>
-                          <w:color w:val="000000" w:themeColor="text1"/>
-                          <w:sz w:val="20"/>
-                          <w:szCs w:val="20"/>
-                        </w:rPr>
-                        <w:t xml:space="preserve">Implemented </w:t>
-                      </w:r>
-                      <w:r>
-                        <w:rPr>
-                          <w:color w:val="000000" w:themeColor="text1"/>
-                          <w:sz w:val="20"/>
-                          <w:szCs w:val="20"/>
-                        </w:rPr>
-                        <w:t>B</w:t>
-                      </w:r>
-                      <w:r>
-                        <w:rPr>
-                          <w:color w:val="000000" w:themeColor="text1"/>
-                          <w:sz w:val="20"/>
-                          <w:szCs w:val="20"/>
-                        </w:rPr>
-                        <w:t xml:space="preserve">ootstrap and CSS driven features to landing page </w:t>
-                      </w:r>
-                      <w:r>
-                        <w:rPr>
-                          <w:color w:val="000000" w:themeColor="text1"/>
-                          <w:sz w:val="20"/>
-                          <w:szCs w:val="20"/>
-                        </w:rPr>
-                        <w:t>in order to</w:t>
-                      </w:r>
-                      <w:r>
-                        <w:rPr>
-                          <w:color w:val="000000" w:themeColor="text1"/>
-                          <w:sz w:val="20"/>
-                          <w:szCs w:val="20"/>
-                        </w:rPr>
-                        <w:t xml:space="preserve"> increase appeal and ease of navigation. </w:t>
-                      </w:r>
-                      <w:r>
-                        <w:rPr>
-                          <w:color w:val="000000" w:themeColor="text1"/>
-                          <w:sz w:val="20"/>
-                          <w:szCs w:val="20"/>
-                        </w:rPr>
-                        <w:t xml:space="preserve">  </w:t>
-                      </w:r>
-                    </w:p>
-                    <w:p>
-                      <w:pPr>
-                        <w:pStyle w:val="NormalWeb"/>
-                        <w:numPr>
-                          <w:ilvl w:val="0"/>
-                          <w:numId w:val="8"/>
-                        </w:numPr>
-                        <w:shd w:val="clear" w:color="auto" w:fill="FFFFFF"/>
-                        <w:spacing w:before="0" w:beforeAutospacing="0" w:afterAutospacing="0"/>
-                        <w:rPr>
-                          <w:color w:val="000000" w:themeColor="text1"/>
-                          <w:sz w:val="20"/>
-                          <w:szCs w:val="20"/>
-                        </w:rPr>
-                      </w:pPr>
-                      <w:r>
-                        <w:rPr>
-                          <w:color w:val="000000" w:themeColor="text1"/>
-                          <w:sz w:val="20"/>
-                          <w:szCs w:val="20"/>
-                        </w:rPr>
-                        <w:t>Engage</w:t>
-                      </w:r>
-                      <w:r>
-                        <w:rPr>
-                          <w:color w:val="000000" w:themeColor="text1"/>
-                          <w:sz w:val="20"/>
-                          <w:szCs w:val="20"/>
-                        </w:rPr>
-                        <w:t>d</w:t>
-                      </w:r>
-                      <w:r>
-                        <w:rPr>
-                          <w:color w:val="000000" w:themeColor="text1"/>
-                          <w:sz w:val="20"/>
-                          <w:szCs w:val="20"/>
-                        </w:rPr>
-                        <w:t xml:space="preserve"> in participant selection process in order to evaluate, diversify and decide program speakers. </w:t>
-                      </w:r>
-                    </w:p>
-                    <w:p>
-                      <w:pPr>
-                        <w:pStyle w:val="NormalWeb"/>
-                        <w:shd w:val="clear" w:color="auto" w:fill="FFFFFF"/>
-                        <w:spacing w:before="0" w:beforeAutospacing="0" w:afterAutospacing="0"/>
-                        <w:ind w:left="360"/>
-                        <w:rPr>
-                          <w:color w:val="000000" w:themeColor="text1"/>
-                          <w:sz w:val="20"/>
-                          <w:szCs w:val="20"/>
-                        </w:rPr>
-                      </w:pPr>
-                    </w:p>
-                    <w:p>
-                      <w:pPr>
-                        <w:pStyle w:val="NormalWeb"/>
-                        <w:shd w:val="clear" w:color="auto" w:fill="FFFFFF"/>
-                        <w:spacing w:before="0" w:beforeAutospacing="0" w:after="200" w:afterAutospacing="0"/>
-                      </w:pPr>
-                      <w:r>
-                        <w:rPr>
-                          <w:b/>
-                          <w:bCs/>
-                          <w:color w:val="3B3838" w:themeColor="background2" w:themeShade="40"/>
-                        </w:rPr>
-                        <w:t>Hosting Our Own Talks</w:t>
-                      </w:r>
-                      <w:r>
-                        <w:rPr>
-                          <w:b/>
-                          <w:bCs/>
-                        </w:rPr>
-                        <w:t xml:space="preserve">, </w:t>
-                      </w:r>
-                      <w:r>
-                        <w:rPr>
-                          <w:b/>
-                          <w:bCs/>
-                        </w:rPr>
-                        <w:t xml:space="preserve"> </w:t>
-                      </w:r>
-                      <w:r>
-                        <w:rPr>
-                          <w:b/>
-                          <w:bCs/>
-                        </w:rPr>
-                        <w:t>​</w:t>
-                      </w:r>
-                      <w:r>
-                        <w:t xml:space="preserve">Philadelphia, PA — Director of Social Media and Marketing </w:t>
-                      </w:r>
-                    </w:p>
-                    <w:p>
-                      <w:pPr>
-                        <w:pStyle w:val="NormalWeb"/>
-                        <w:shd w:val="clear" w:color="auto" w:fill="FFFFFF"/>
-                        <w:spacing w:before="0" w:beforeAutospacing="0" w:after="200" w:afterAutospacing="0"/>
-                        <w:rPr>
-                          <w:color w:val="767171" w:themeColor="background2" w:themeShade="80"/>
-                          <w:sz w:val="18"/>
-                          <w:szCs w:val="18"/>
-                        </w:rPr>
-                      </w:pPr>
-                      <w:r>
-                        <w:rPr>
-                          <w:color w:val="767171" w:themeColor="background2" w:themeShade="80"/>
-                          <w:sz w:val="18"/>
-                          <w:szCs w:val="18"/>
-                        </w:rPr>
-                        <w:t xml:space="preserve">October 2017 </w:t>
-                      </w:r>
-                      <w:r>
-                        <w:rPr>
-                          <w:color w:val="767171" w:themeColor="background2" w:themeShade="80"/>
-                          <w:sz w:val="18"/>
-                          <w:szCs w:val="18"/>
-                        </w:rPr>
-                        <w:t>–</w:t>
-                      </w:r>
-                      <w:r>
-                        <w:rPr>
-                          <w:color w:val="767171" w:themeColor="background2" w:themeShade="80"/>
-                          <w:sz w:val="18"/>
-                          <w:szCs w:val="18"/>
-                        </w:rPr>
-                        <w:t xml:space="preserve"> </w:t>
-                      </w:r>
-                      <w:r>
-                        <w:rPr>
-                          <w:color w:val="767171" w:themeColor="background2" w:themeShade="80"/>
-                          <w:sz w:val="18"/>
-                          <w:szCs w:val="18"/>
-                        </w:rPr>
-                        <w:t>September 2019</w:t>
-                      </w:r>
-                      <w:r>
-                        <w:rPr>
-                          <w:b/>
-                          <w:bCs/>
-                          <w:color w:val="767171" w:themeColor="background2" w:themeShade="80"/>
-                          <w:sz w:val="20"/>
-                          <w:szCs w:val="20"/>
-                        </w:rPr>
-                        <w:t xml:space="preserve"> </w:t>
-                      </w:r>
-                    </w:p>
-                    <w:p>
-                      <w:pPr>
-                        <w:pStyle w:val="NormalWeb"/>
-                        <w:numPr>
-                          <w:ilvl w:val="0"/>
-                          <w:numId w:val="6"/>
-                        </w:numPr>
-                        <w:shd w:val="clear" w:color="auto" w:fill="FFFFFF"/>
-                        <w:spacing w:before="0" w:beforeAutospacing="0" w:afterAutospacing="0"/>
-                        <w:rPr>
-                          <w:color w:val="000000" w:themeColor="text1"/>
-                          <w:sz w:val="20"/>
-                          <w:szCs w:val="20"/>
-                        </w:rPr>
-                      </w:pPr>
-                      <w:r>
-                        <w:rPr>
-                          <w:color w:val="000000" w:themeColor="text1"/>
-                          <w:sz w:val="20"/>
-                          <w:szCs w:val="20"/>
-                        </w:rPr>
-                        <w:t xml:space="preserve">Managed social media platforms and presence of the club to increase outreach for events. </w:t>
-                      </w:r>
-                    </w:p>
-                    <w:p>
-                      <w:pPr>
-                        <w:pStyle w:val="NormalWeb"/>
-                        <w:numPr>
-                          <w:ilvl w:val="0"/>
-                          <w:numId w:val="6"/>
-                        </w:numPr>
-                        <w:shd w:val="clear" w:color="auto" w:fill="FFFFFF"/>
-                        <w:spacing w:before="0" w:beforeAutospacing="0" w:afterAutospacing="0"/>
-                        <w:rPr>
-                          <w:color w:val="000000" w:themeColor="text1"/>
-                          <w:sz w:val="20"/>
-                          <w:szCs w:val="20"/>
-                        </w:rPr>
-                      </w:pPr>
-                      <w:r>
-                        <w:rPr>
-                          <w:color w:val="000000" w:themeColor="text1"/>
-                          <w:sz w:val="20"/>
-                          <w:szCs w:val="20"/>
-                        </w:rPr>
-                        <w:t xml:space="preserve">Implemented and maintained professional standard for the club by creating a </w:t>
-                      </w:r>
-                      <w:r>
-                        <w:rPr>
-                          <w:color w:val="000000" w:themeColor="text1"/>
-                          <w:sz w:val="20"/>
-                          <w:szCs w:val="20"/>
-                        </w:rPr>
-                        <w:t>LinkedIn</w:t>
-                      </w:r>
-                      <w:r>
-                        <w:rPr>
-                          <w:color w:val="000000" w:themeColor="text1"/>
-                          <w:sz w:val="20"/>
-                          <w:szCs w:val="20"/>
-                        </w:rPr>
-                        <w:t xml:space="preserve"> account and unifying all platforms to one central theme. </w:t>
-                      </w:r>
-                    </w:p>
-                    <w:p>
-                      <w:pPr>
-                        <w:pStyle w:val="NormalWeb"/>
-                        <w:numPr>
-                          <w:ilvl w:val="0"/>
-                          <w:numId w:val="6"/>
-                        </w:numPr>
-                        <w:shd w:val="clear" w:color="auto" w:fill="FFFFFF"/>
-                        <w:spacing w:before="0" w:beforeAutospacing="0" w:after="10" w:afterAutospacing="0"/>
-                        <w:rPr>
-                          <w:color w:val="000000" w:themeColor="text1"/>
-                          <w:sz w:val="20"/>
-                          <w:szCs w:val="20"/>
-                        </w:rPr>
-                      </w:pPr>
-                      <w:r>
-                        <w:rPr>
-                          <w:color w:val="000000" w:themeColor="text1"/>
-                          <w:sz w:val="20"/>
-                          <w:szCs w:val="20"/>
-                        </w:rPr>
-                        <w:t xml:space="preserve">Presented information regarding topics that affect society today in order to drive conversation and dialogue. </w:t>
-                      </w:r>
-                    </w:p>
-                    <w:p>
-                      <w:pPr>
-                        <w:pStyle w:val="NormalWeb"/>
-                        <w:shd w:val="clear" w:color="auto" w:fill="FFFFFF"/>
-                        <w:rPr>
-                          <w:b/>
-                          <w:bCs/>
-                          <w:i/>
-                          <w:color w:val="3B3838" w:themeColor="background2" w:themeShade="40"/>
-                          <w:u w:val="single"/>
-                        </w:rPr>
-                      </w:pPr>
-                      <w:r>
-                        <w:rPr>
-                          <w:b/>
-                          <w:bCs/>
-                          <w:i/>
-                          <w:color w:val="3B3838" w:themeColor="background2" w:themeShade="40"/>
-                          <w:u w:val="single"/>
-                        </w:rPr>
-                        <w:t xml:space="preserve">EDUCATION </w:t>
-                      </w:r>
-                    </w:p>
-                    <w:p>
-                      <w:pPr>
-                        <w:pStyle w:val="NormalWeb"/>
-                        <w:shd w:val="clear" w:color="auto" w:fill="FFFFFF"/>
-                        <w:spacing w:before="0" w:beforeAutospacing="0" w:after="200" w:afterAutospacing="0"/>
-                      </w:pPr>
-                      <w:r>
-                        <w:rPr>
-                          <w:b/>
-                          <w:bCs/>
-                          <w:color w:val="3B3838" w:themeColor="background2" w:themeShade="40"/>
-                        </w:rPr>
-                        <w:t>Temple University College of Science and Technology</w:t>
-                      </w:r>
-                      <w:r>
-                        <w:rPr>
-                          <w:b/>
-                          <w:bCs/>
-                        </w:rPr>
-                        <w:t xml:space="preserve">, </w:t>
-                      </w:r>
-                      <w:r>
-                        <w:t>Philadelphia, PA</w:t>
-                      </w:r>
-                    </w:p>
-                    <w:p>
-                      <w:pPr>
-                        <w:pStyle w:val="NormalWeb"/>
-                        <w:shd w:val="clear" w:color="auto" w:fill="FFFFFF"/>
-                        <w:spacing w:before="0" w:beforeAutospacing="0" w:after="200" w:afterAutospacing="0"/>
-                      </w:pPr>
-                      <w:r>
-                        <w:t xml:space="preserve">Bachelor of Science </w:t>
-                      </w:r>
-                      <w:r>
-                        <w:t>—</w:t>
-                      </w:r>
-                      <w:r>
-                        <w:t xml:space="preserve"> Information Science and Technology </w:t>
-                      </w:r>
-                    </w:p>
-                    <w:p>
-                      <w:pPr>
-                        <w:pStyle w:val="NormalWeb"/>
-                        <w:shd w:val="clear" w:color="auto" w:fill="FFFFFF"/>
-                        <w:spacing w:before="0" w:beforeAutospacing="0" w:after="200" w:afterAutospacing="0"/>
-                        <w:rPr>
-                          <w:color w:val="767171" w:themeColor="background2" w:themeShade="80"/>
-                          <w:sz w:val="18"/>
-                          <w:szCs w:val="18"/>
-                        </w:rPr>
-                      </w:pPr>
-                      <w:r>
-                        <w:rPr>
-                          <w:color w:val="767171" w:themeColor="background2" w:themeShade="80"/>
-                          <w:sz w:val="18"/>
-                          <w:szCs w:val="18"/>
-                        </w:rPr>
-                        <w:t xml:space="preserve">May 2021 </w:t>
-                      </w:r>
-                    </w:p>
-                    <w:p>
-                      <w:pPr>
-                        <w:rPr>
-                          <w:rFonts w:ascii="Times New Roman" w:hAnsi="Times New Roman" w:cs="Times New Roman"/>
-                          <w:sz w:val="20"/>
-                          <w:szCs w:val="20"/>
-                        </w:rPr>
-                      </w:pPr>
-                    </w:p>
-                    <w:p>
-                      <w:pPr>
-                        <w:pStyle w:val="NormalWeb"/>
-                        <w:shd w:val="clear" w:color="auto" w:fill="FFFFFF"/>
-                        <w:spacing w:before="0" w:beforeAutospacing="0" w:after="200" w:afterAutospacing="0"/>
-                        <w:rPr>
-                          <w:i/>
-                          <w:color w:val="3B3838" w:themeColor="background2" w:themeShade="40"/>
-                          <w:u w:val="single"/>
-                        </w:rPr>
-                      </w:pPr>
-                      <w:r>
-                        <w:rPr>
-                          <w:b/>
-                          <w:bCs/>
-                          <w:i/>
-                          <w:color w:val="3B3838" w:themeColor="background2" w:themeShade="40"/>
-                          <w:u w:val="single"/>
-                        </w:rPr>
-                        <w:t>Technical</w:t>
-                      </w:r>
-                      <w:r>
-                        <w:rPr>
-                          <w:b/>
-                          <w:bCs/>
-                          <w:i/>
-                          <w:color w:val="3B3838" w:themeColor="background2" w:themeShade="40"/>
-                          <w:u w:val="single"/>
-                        </w:rPr>
-                        <w:t xml:space="preserve"> Courses </w:t>
-                      </w:r>
-                    </w:p>
-                    <w:p>
-                      <w:pPr>
-                        <w:spacing w:line="480" w:lineRule="auto"/>
-                        <w:ind w:left="720" w:hanging="720"/>
-                        <w:rPr>
-                          <w:rFonts w:ascii="Times New Roman" w:hAnsi="Times New Roman" w:cs="Times New Roman"/>
-                          <w:sz w:val="20"/>
-                          <w:szCs w:val="20"/>
-                        </w:rPr>
-                      </w:pPr>
-                      <w:r>
-                        <w:rPr>
-                          <w:rFonts w:ascii="Times New Roman" w:hAnsi="Times New Roman" w:cs="Times New Roman"/>
-                          <w:sz w:val="20"/>
-                          <w:szCs w:val="20"/>
-                        </w:rPr>
-                        <w:t xml:space="preserve">Program Design &amp; Abstraction </w:t>
-                      </w:r>
-                      <w:r>
-                        <w:rPr>
-                          <w:rFonts w:ascii="Times New Roman" w:hAnsi="Times New Roman" w:cs="Times New Roman"/>
-                          <w:sz w:val="20"/>
-                          <w:szCs w:val="20"/>
-                        </w:rPr>
-                        <w:tab/>
-                      </w:r>
-                      <w:r>
-                        <w:rPr>
-                          <w:rFonts w:ascii="Times New Roman" w:hAnsi="Times New Roman" w:cs="Times New Roman"/>
-                          <w:sz w:val="20"/>
-                          <w:szCs w:val="20"/>
-                        </w:rPr>
-                        <w:t>Data Structure</w:t>
-                      </w:r>
-                      <w:r>
-                        <w:rPr>
-                          <w:rFonts w:ascii="Times New Roman" w:hAnsi="Times New Roman" w:cs="Times New Roman"/>
-                          <w:sz w:val="20"/>
-                          <w:szCs w:val="20"/>
-                        </w:rPr>
-                        <w:t>s</w:t>
-                      </w:r>
-                      <w:r>
-                        <w:rPr>
-                          <w:rFonts w:ascii="Times New Roman" w:hAnsi="Times New Roman" w:cs="Times New Roman"/>
-                          <w:sz w:val="20"/>
-                          <w:szCs w:val="20"/>
-                        </w:rPr>
-                        <w:tab/>
-                        <w:t xml:space="preserve">      </w:t>
-                      </w:r>
-                      <w:r>
-                        <w:rPr>
-                          <w:rFonts w:ascii="Times New Roman" w:hAnsi="Times New Roman" w:cs="Times New Roman"/>
-                          <w:sz w:val="20"/>
-                          <w:szCs w:val="20"/>
-                        </w:rPr>
-                        <w:t>Discrete Mathematic</w:t>
-                      </w:r>
-                      <w:r>
-                        <w:rPr>
-                          <w:rFonts w:ascii="Times New Roman" w:hAnsi="Times New Roman" w:cs="Times New Roman"/>
-                          <w:sz w:val="20"/>
-                          <w:szCs w:val="20"/>
-                        </w:rPr>
-                        <w:t>s</w:t>
-                      </w:r>
-                      <w:r>
-                        <w:rPr>
-                          <w:rFonts w:ascii="Times New Roman" w:hAnsi="Times New Roman" w:cs="Times New Roman"/>
-                          <w:sz w:val="20"/>
-                          <w:szCs w:val="20"/>
-                        </w:rPr>
-                        <w:tab/>
-                        <w:t xml:space="preserve">         </w:t>
-                      </w:r>
-                      <w:r>
-                        <w:rPr>
-                          <w:rFonts w:ascii="Times New Roman" w:hAnsi="Times New Roman" w:cs="Times New Roman"/>
-                          <w:sz w:val="20"/>
-                          <w:szCs w:val="20"/>
-                        </w:rPr>
-                        <w:t>Calculu</w:t>
-                      </w:r>
-                      <w:r>
-                        <w:rPr>
-                          <w:rFonts w:ascii="Times New Roman" w:hAnsi="Times New Roman" w:cs="Times New Roman"/>
-                          <w:sz w:val="20"/>
-                          <w:szCs w:val="20"/>
-                        </w:rPr>
-                        <w:t xml:space="preserve">s           </w:t>
-                      </w:r>
-                      <w:r>
-                        <w:rPr>
-                          <w:rFonts w:ascii="Times New Roman" w:hAnsi="Times New Roman" w:cs="Times New Roman"/>
-                          <w:sz w:val="20"/>
-                          <w:szCs w:val="20"/>
-                        </w:rPr>
-                        <w:t xml:space="preserve">Database </w:t>
-                      </w:r>
-                      <w:r>
-                        <w:rPr>
-                          <w:rFonts w:ascii="Times New Roman" w:hAnsi="Times New Roman" w:cs="Times New Roman"/>
-                          <w:sz w:val="20"/>
-                          <w:szCs w:val="20"/>
-                        </w:rPr>
-                        <w:t>Management Systems</w:t>
-                      </w:r>
-                      <w:r>
-                        <w:rPr>
-                          <w:rFonts w:ascii="Times New Roman" w:hAnsi="Times New Roman" w:cs="Times New Roman"/>
-                          <w:sz w:val="20"/>
-                          <w:szCs w:val="20"/>
-                        </w:rPr>
-                        <w:tab/>
-                        <w:t xml:space="preserve">Technical Writing </w:t>
                       </w:r>
                     </w:p>
                   </w:txbxContent>
@@ -2577,9 +2703,9 @@
         <w:fldChar w:fldCharType="end"/>
       </w:r>
     </w:p>
-    <w:bookmarkStart w:id="0" w:name="_GoBack"/>
-    <w:bookmarkEnd w:id="0"/>
     <w:p>
+      <w:bookmarkStart w:id="0" w:name="_GoBack"/>
+      <w:bookmarkEnd w:id="0"/>
       <w:r>
         <w:rPr>
           <w:rFonts w:ascii="OpenSans" w:hAnsi="OpenSans"/>
@@ -2668,23 +2794,23 @@
                               <w:shd w:val="clear" w:color="auto" w:fill="FFFFFF"/>
                               <w:rPr>
                                 <w:color w:val="767171" w:themeColor="background2" w:themeShade="80"/>
-                                <w:sz w:val="20"/>
-                                <w:szCs w:val="20"/>
+                                <w:sz w:val="19"/>
+                                <w:szCs w:val="19"/>
                               </w:rPr>
                             </w:pPr>
                             <w:r>
                               <w:rPr>
                                 <w:color w:val="767171" w:themeColor="background2" w:themeShade="80"/>
-                                <w:sz w:val="20"/>
-                                <w:szCs w:val="20"/>
+                                <w:sz w:val="19"/>
+                                <w:szCs w:val="19"/>
                               </w:rPr>
                               <w:t>HTML</w:t>
                             </w:r>
                             <w:r>
                               <w:rPr>
                                 <w:color w:val="767171" w:themeColor="background2" w:themeShade="80"/>
-                                <w:sz w:val="20"/>
-                                <w:szCs w:val="20"/>
+                                <w:sz w:val="19"/>
+                                <w:szCs w:val="19"/>
                               </w:rPr>
                               <w:t>/CSS</w:t>
                             </w:r>
@@ -2695,15 +2821,15 @@
                               <w:shd w:val="clear" w:color="auto" w:fill="FFFFFF"/>
                               <w:rPr>
                                 <w:color w:val="767171" w:themeColor="background2" w:themeShade="80"/>
-                                <w:sz w:val="20"/>
-                                <w:szCs w:val="20"/>
+                                <w:sz w:val="19"/>
+                                <w:szCs w:val="19"/>
                               </w:rPr>
                             </w:pPr>
                             <w:r>
                               <w:rPr>
                                 <w:color w:val="767171" w:themeColor="background2" w:themeShade="80"/>
-                                <w:sz w:val="20"/>
-                                <w:szCs w:val="20"/>
+                                <w:sz w:val="19"/>
+                                <w:szCs w:val="19"/>
                               </w:rPr>
                               <w:t>Java</w:t>
                             </w:r>
@@ -2714,15 +2840,15 @@
                               <w:shd w:val="clear" w:color="auto" w:fill="FFFFFF"/>
                               <w:rPr>
                                 <w:color w:val="767171" w:themeColor="background2" w:themeShade="80"/>
-                                <w:sz w:val="20"/>
-                                <w:szCs w:val="20"/>
+                                <w:sz w:val="19"/>
+                                <w:szCs w:val="19"/>
                               </w:rPr>
                             </w:pPr>
                             <w:r>
                               <w:rPr>
                                 <w:color w:val="767171" w:themeColor="background2" w:themeShade="80"/>
-                                <w:sz w:val="20"/>
-                                <w:szCs w:val="20"/>
+                                <w:sz w:val="19"/>
+                                <w:szCs w:val="19"/>
                               </w:rPr>
                               <w:t xml:space="preserve">JavaScript </w:t>
                             </w:r>
@@ -2733,15 +2859,15 @@
                               <w:shd w:val="clear" w:color="auto" w:fill="FFFFFF"/>
                               <w:rPr>
                                 <w:color w:val="767171" w:themeColor="background2" w:themeShade="80"/>
-                                <w:sz w:val="20"/>
-                                <w:szCs w:val="20"/>
+                                <w:sz w:val="19"/>
+                                <w:szCs w:val="19"/>
                               </w:rPr>
                             </w:pPr>
                             <w:r>
                               <w:rPr>
                                 <w:color w:val="767171" w:themeColor="background2" w:themeShade="80"/>
-                                <w:sz w:val="20"/>
-                                <w:szCs w:val="20"/>
+                                <w:sz w:val="19"/>
+                                <w:szCs w:val="19"/>
                               </w:rPr>
                               <w:t xml:space="preserve">Markup </w:t>
                             </w:r>
@@ -2752,15 +2878,15 @@
                               <w:shd w:val="clear" w:color="auto" w:fill="FFFFFF"/>
                               <w:rPr>
                                 <w:color w:val="767171" w:themeColor="background2" w:themeShade="80"/>
-                                <w:sz w:val="20"/>
-                                <w:szCs w:val="20"/>
+                                <w:sz w:val="19"/>
+                                <w:szCs w:val="19"/>
                               </w:rPr>
                             </w:pPr>
                             <w:r>
                               <w:rPr>
                                 <w:color w:val="767171" w:themeColor="background2" w:themeShade="80"/>
-                                <w:sz w:val="20"/>
-                                <w:szCs w:val="20"/>
+                                <w:sz w:val="19"/>
+                                <w:szCs w:val="19"/>
                               </w:rPr>
                               <w:t>Photography</w:t>
                             </w:r>
@@ -2771,15 +2897,15 @@
                               <w:shd w:val="clear" w:color="auto" w:fill="FFFFFF"/>
                               <w:rPr>
                                 <w:color w:val="767171" w:themeColor="background2" w:themeShade="80"/>
-                                <w:sz w:val="20"/>
-                                <w:szCs w:val="20"/>
+                                <w:sz w:val="19"/>
+                                <w:szCs w:val="19"/>
                               </w:rPr>
                             </w:pPr>
                             <w:r>
                               <w:rPr>
                                 <w:color w:val="767171" w:themeColor="background2" w:themeShade="80"/>
-                                <w:sz w:val="20"/>
-                                <w:szCs w:val="20"/>
+                                <w:sz w:val="19"/>
+                                <w:szCs w:val="19"/>
                               </w:rPr>
                               <w:t xml:space="preserve">Quality Assurance </w:t>
                             </w:r>
@@ -2790,15 +2916,15 @@
                               <w:shd w:val="clear" w:color="auto" w:fill="FFFFFF"/>
                               <w:rPr>
                                 <w:color w:val="767171" w:themeColor="background2" w:themeShade="80"/>
-                                <w:sz w:val="20"/>
-                                <w:szCs w:val="20"/>
+                                <w:sz w:val="19"/>
+                                <w:szCs w:val="19"/>
                               </w:rPr>
                             </w:pPr>
                             <w:r>
                               <w:rPr>
                                 <w:color w:val="767171" w:themeColor="background2" w:themeShade="80"/>
-                                <w:sz w:val="20"/>
-                                <w:szCs w:val="20"/>
+                                <w:sz w:val="19"/>
+                                <w:szCs w:val="19"/>
                               </w:rPr>
                               <w:t>REST API</w:t>
                             </w:r>
@@ -2809,15 +2935,15 @@
                               <w:shd w:val="clear" w:color="auto" w:fill="FFFFFF"/>
                               <w:rPr>
                                 <w:color w:val="767171" w:themeColor="background2" w:themeShade="80"/>
-                                <w:sz w:val="20"/>
-                                <w:szCs w:val="20"/>
+                                <w:sz w:val="19"/>
+                                <w:szCs w:val="19"/>
                               </w:rPr>
                             </w:pPr>
                             <w:r>
                               <w:rPr>
                                 <w:color w:val="767171" w:themeColor="background2" w:themeShade="80"/>
-                                <w:sz w:val="20"/>
-                                <w:szCs w:val="20"/>
+                                <w:sz w:val="19"/>
+                                <w:szCs w:val="19"/>
                               </w:rPr>
                               <w:t xml:space="preserve">SQL </w:t>
                             </w:r>
@@ -2828,15 +2954,15 @@
                               <w:shd w:val="clear" w:color="auto" w:fill="FFFFFF"/>
                               <w:rPr>
                                 <w:color w:val="767171" w:themeColor="background2" w:themeShade="80"/>
-                                <w:sz w:val="20"/>
-                                <w:szCs w:val="20"/>
+                                <w:sz w:val="19"/>
+                                <w:szCs w:val="19"/>
                               </w:rPr>
                             </w:pPr>
                             <w:r>
                               <w:rPr>
                                 <w:color w:val="767171" w:themeColor="background2" w:themeShade="80"/>
-                                <w:sz w:val="20"/>
-                                <w:szCs w:val="20"/>
+                                <w:sz w:val="19"/>
+                                <w:szCs w:val="19"/>
                               </w:rPr>
                               <w:t>Technical Writing</w:t>
                             </w:r>
@@ -2847,15 +2973,15 @@
                               <w:shd w:val="clear" w:color="auto" w:fill="FFFFFF"/>
                               <w:rPr>
                                 <w:color w:val="767171" w:themeColor="background2" w:themeShade="80"/>
-                                <w:sz w:val="20"/>
-                                <w:szCs w:val="20"/>
+                                <w:sz w:val="19"/>
+                                <w:szCs w:val="19"/>
                               </w:rPr>
                             </w:pPr>
                             <w:r>
                               <w:rPr>
                                 <w:color w:val="767171" w:themeColor="background2" w:themeShade="80"/>
-                                <w:sz w:val="20"/>
-                                <w:szCs w:val="20"/>
+                                <w:sz w:val="19"/>
+                                <w:szCs w:val="19"/>
                               </w:rPr>
                               <w:t xml:space="preserve">UX/ UI </w:t>
                             </w:r>
@@ -2866,15 +2992,15 @@
                               <w:shd w:val="clear" w:color="auto" w:fill="FFFFFF"/>
                               <w:rPr>
                                 <w:color w:val="767171" w:themeColor="background2" w:themeShade="80"/>
-                                <w:sz w:val="20"/>
-                                <w:szCs w:val="20"/>
+                                <w:sz w:val="19"/>
+                                <w:szCs w:val="19"/>
                               </w:rPr>
                             </w:pPr>
                             <w:r>
                               <w:rPr>
                                 <w:color w:val="767171" w:themeColor="background2" w:themeShade="80"/>
-                                <w:sz w:val="20"/>
-                                <w:szCs w:val="20"/>
+                                <w:sz w:val="19"/>
+                                <w:szCs w:val="19"/>
                               </w:rPr>
                               <w:t>Version Control</w:t>
                             </w:r>
@@ -2921,7 +3047,7 @@
           </mc:Choice>
           <mc:Fallback>
             <w:pict>
-              <v:shape w14:anchorId="017527A5" id="Text Box 1" o:spid="_x0000_s1028" type="#_x0000_t202" style="position:absolute;margin-left:412.1pt;margin-top:97.6pt;width:114.8pt;height:304.85pt;z-index:251659264;visibility:visible;mso-wrap-style:square;mso-width-percent:0;mso-height-percent:0;mso-wrap-distance-left:9pt;mso-wrap-distance-top:0;mso-wrap-distance-right:9pt;mso-wrap-distance-bottom:0;mso-position-horizontal:absolute;mso-position-horizontal-relative:text;mso-position-vertical:absolute;mso-position-vertical-relative:text;mso-width-percent:0;mso-height-percent:0;mso-width-relative:margin;mso-height-relative:margin;v-text-anchor:top" o:gfxdata="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" filled="f" stroked="f">
+              <v:shape w14:anchorId="017527A5" id="Text Box 1" o:spid="_x0000_s1028" type="#_x0000_t202" style="position:absolute;margin-left:412.1pt;margin-top:97.6pt;width:114.8pt;height:304.85pt;z-index:251659264;visibility:visible;mso-wrap-style:square;mso-width-percent:0;mso-height-percent:0;mso-wrap-distance-left:9pt;mso-wrap-distance-top:0;mso-wrap-distance-right:9pt;mso-wrap-distance-bottom:0;mso-position-horizontal:absolute;mso-position-horizontal-relative:text;mso-position-vertical:absolute;mso-position-vertical-relative:text;mso-width-percent:0;mso-height-percent:0;mso-width-relative:margin;mso-height-relative:margin;v-text-anchor:top" o:gfxdata="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" filled="f" stroked="f">
                 <v:textbox>
                   <w:txbxContent>
                     <w:p>
@@ -2953,23 +3079,23 @@
                         <w:shd w:val="clear" w:color="auto" w:fill="FFFFFF"/>
                         <w:rPr>
                           <w:color w:val="767171" w:themeColor="background2" w:themeShade="80"/>
-                          <w:sz w:val="20"/>
-                          <w:szCs w:val="20"/>
+                          <w:sz w:val="19"/>
+                          <w:szCs w:val="19"/>
                         </w:rPr>
                       </w:pPr>
                       <w:r>
                         <w:rPr>
                           <w:color w:val="767171" w:themeColor="background2" w:themeShade="80"/>
-                          <w:sz w:val="20"/>
-                          <w:szCs w:val="20"/>
+                          <w:sz w:val="19"/>
+                          <w:szCs w:val="19"/>
                         </w:rPr>
                         <w:t>HTML</w:t>
                       </w:r>
                       <w:r>
                         <w:rPr>
                           <w:color w:val="767171" w:themeColor="background2" w:themeShade="80"/>
-                          <w:sz w:val="20"/>
-                          <w:szCs w:val="20"/>
+                          <w:sz w:val="19"/>
+                          <w:szCs w:val="19"/>
                         </w:rPr>
                         <w:t>/CSS</w:t>
                       </w:r>
@@ -2980,15 +3106,15 @@
                         <w:shd w:val="clear" w:color="auto" w:fill="FFFFFF"/>
                         <w:rPr>
                           <w:color w:val="767171" w:themeColor="background2" w:themeShade="80"/>
-                          <w:sz w:val="20"/>
-                          <w:szCs w:val="20"/>
+                          <w:sz w:val="19"/>
+                          <w:szCs w:val="19"/>
                         </w:rPr>
                       </w:pPr>
                       <w:r>
                         <w:rPr>
                           <w:color w:val="767171" w:themeColor="background2" w:themeShade="80"/>
-                          <w:sz w:val="20"/>
-                          <w:szCs w:val="20"/>
+                          <w:sz w:val="19"/>
+                          <w:szCs w:val="19"/>
                         </w:rPr>
                         <w:t>Java</w:t>
                       </w:r>
@@ -2999,15 +3125,15 @@
                         <w:shd w:val="clear" w:color="auto" w:fill="FFFFFF"/>
                         <w:rPr>
                           <w:color w:val="767171" w:themeColor="background2" w:themeShade="80"/>
-                          <w:sz w:val="20"/>
-                          <w:szCs w:val="20"/>
+                          <w:sz w:val="19"/>
+                          <w:szCs w:val="19"/>
                         </w:rPr>
                       </w:pPr>
                       <w:r>
                         <w:rPr>
                           <w:color w:val="767171" w:themeColor="background2" w:themeShade="80"/>
-                          <w:sz w:val="20"/>
-                          <w:szCs w:val="20"/>
+                          <w:sz w:val="19"/>
+                          <w:szCs w:val="19"/>
                         </w:rPr>
                         <w:t xml:space="preserve">JavaScript </w:t>
                       </w:r>
@@ -3018,15 +3144,15 @@
                         <w:shd w:val="clear" w:color="auto" w:fill="FFFFFF"/>
                         <w:rPr>
                           <w:color w:val="767171" w:themeColor="background2" w:themeShade="80"/>
-                          <w:sz w:val="20"/>
-                          <w:szCs w:val="20"/>
+                          <w:sz w:val="19"/>
+                          <w:szCs w:val="19"/>
                         </w:rPr>
                       </w:pPr>
                       <w:r>
                         <w:rPr>
                           <w:color w:val="767171" w:themeColor="background2" w:themeShade="80"/>
-                          <w:sz w:val="20"/>
-                          <w:szCs w:val="20"/>
+                          <w:sz w:val="19"/>
+                          <w:szCs w:val="19"/>
                         </w:rPr>
                         <w:t xml:space="preserve">Markup </w:t>
                       </w:r>
@@ -3037,15 +3163,15 @@
                         <w:shd w:val="clear" w:color="auto" w:fill="FFFFFF"/>
                         <w:rPr>
                           <w:color w:val="767171" w:themeColor="background2" w:themeShade="80"/>
-                          <w:sz w:val="20"/>
-                          <w:szCs w:val="20"/>
+                          <w:sz w:val="19"/>
+                          <w:szCs w:val="19"/>
                         </w:rPr>
                       </w:pPr>
                       <w:r>
                         <w:rPr>
                           <w:color w:val="767171" w:themeColor="background2" w:themeShade="80"/>
-                          <w:sz w:val="20"/>
-                          <w:szCs w:val="20"/>
+                          <w:sz w:val="19"/>
+                          <w:szCs w:val="19"/>
                         </w:rPr>
                         <w:t>Photography</w:t>
                       </w:r>
@@ -3056,15 +3182,15 @@
                         <w:shd w:val="clear" w:color="auto" w:fill="FFFFFF"/>
                         <w:rPr>
                           <w:color w:val="767171" w:themeColor="background2" w:themeShade="80"/>
-                          <w:sz w:val="20"/>
-                          <w:szCs w:val="20"/>
+                          <w:sz w:val="19"/>
+                          <w:szCs w:val="19"/>
                         </w:rPr>
                       </w:pPr>
                       <w:r>
                         <w:rPr>
                           <w:color w:val="767171" w:themeColor="background2" w:themeShade="80"/>
-                          <w:sz w:val="20"/>
-                          <w:szCs w:val="20"/>
+                          <w:sz w:val="19"/>
+                          <w:szCs w:val="19"/>
                         </w:rPr>
                         <w:t xml:space="preserve">Quality Assurance </w:t>
                       </w:r>
@@ -3075,15 +3201,15 @@
                         <w:shd w:val="clear" w:color="auto" w:fill="FFFFFF"/>
                         <w:rPr>
                           <w:color w:val="767171" w:themeColor="background2" w:themeShade="80"/>
-                          <w:sz w:val="20"/>
-                          <w:szCs w:val="20"/>
+                          <w:sz w:val="19"/>
+                          <w:szCs w:val="19"/>
                         </w:rPr>
                       </w:pPr>
                       <w:r>
                         <w:rPr>
                           <w:color w:val="767171" w:themeColor="background2" w:themeShade="80"/>
-                          <w:sz w:val="20"/>
-                          <w:szCs w:val="20"/>
+                          <w:sz w:val="19"/>
+                          <w:szCs w:val="19"/>
                         </w:rPr>
                         <w:t>REST API</w:t>
                       </w:r>
@@ -3094,15 +3220,15 @@
                         <w:shd w:val="clear" w:color="auto" w:fill="FFFFFF"/>
                         <w:rPr>
                           <w:color w:val="767171" w:themeColor="background2" w:themeShade="80"/>
-                          <w:sz w:val="20"/>
-                          <w:szCs w:val="20"/>
+                          <w:sz w:val="19"/>
+                          <w:szCs w:val="19"/>
                         </w:rPr>
                       </w:pPr>
                       <w:r>
                         <w:rPr>
                           <w:color w:val="767171" w:themeColor="background2" w:themeShade="80"/>
-                          <w:sz w:val="20"/>
-                          <w:szCs w:val="20"/>
+                          <w:sz w:val="19"/>
+                          <w:szCs w:val="19"/>
                         </w:rPr>
                         <w:t xml:space="preserve">SQL </w:t>
                       </w:r>
@@ -3113,15 +3239,15 @@
                         <w:shd w:val="clear" w:color="auto" w:fill="FFFFFF"/>
                         <w:rPr>
                           <w:color w:val="767171" w:themeColor="background2" w:themeShade="80"/>
-                          <w:sz w:val="20"/>
-                          <w:szCs w:val="20"/>
+                          <w:sz w:val="19"/>
+                          <w:szCs w:val="19"/>
                         </w:rPr>
                       </w:pPr>
                       <w:r>
                         <w:rPr>
                           <w:color w:val="767171" w:themeColor="background2" w:themeShade="80"/>
-                          <w:sz w:val="20"/>
-                          <w:szCs w:val="20"/>
+                          <w:sz w:val="19"/>
+                          <w:szCs w:val="19"/>
                         </w:rPr>
                         <w:t>Technical Writing</w:t>
                       </w:r>
@@ -3132,15 +3258,15 @@
                         <w:shd w:val="clear" w:color="auto" w:fill="FFFFFF"/>
                         <w:rPr>
                           <w:color w:val="767171" w:themeColor="background2" w:themeShade="80"/>
-                          <w:sz w:val="20"/>
-                          <w:szCs w:val="20"/>
+                          <w:sz w:val="19"/>
+                          <w:szCs w:val="19"/>
                         </w:rPr>
                       </w:pPr>
                       <w:r>
                         <w:rPr>
                           <w:color w:val="767171" w:themeColor="background2" w:themeShade="80"/>
-                          <w:sz w:val="20"/>
-                          <w:szCs w:val="20"/>
+                          <w:sz w:val="19"/>
+                          <w:szCs w:val="19"/>
                         </w:rPr>
                         <w:t xml:space="preserve">UX/ UI </w:t>
                       </w:r>
@@ -3151,15 +3277,15 @@
                         <w:shd w:val="clear" w:color="auto" w:fill="FFFFFF"/>
                         <w:rPr>
                           <w:color w:val="767171" w:themeColor="background2" w:themeShade="80"/>
-                          <w:sz w:val="20"/>
-                          <w:szCs w:val="20"/>
+                          <w:sz w:val="19"/>
+                          <w:szCs w:val="19"/>
                         </w:rPr>
                       </w:pPr>
                       <w:r>
                         <w:rPr>
                           <w:color w:val="767171" w:themeColor="background2" w:themeShade="80"/>
-                          <w:sz w:val="20"/>
-                          <w:szCs w:val="20"/>
+                          <w:sz w:val="19"/>
+                          <w:szCs w:val="19"/>
                         </w:rPr>
                         <w:t>Version Control</w:t>
                       </w:r>
@@ -3204,7 +3330,7 @@
 </file>
 
 <file path=word/endnotes.xml><?xml version="1.0" encoding="utf-8"?>
-<w:endnotes xmlns:wpc="http://schemas.microsoft.com/office/word/2010/wordprocessingCanvas" xmlns:cx="http://schemas.microsoft.com/office/drawing/2014/chartex" xmlns:cx1="http://schemas.microsoft.com/office/drawing/2015/9/8/chartex" xmlns:mc="http://schemas.openxmlformats.org/markup-compatibility/2006" xmlns:o="urn:schemas-microsoft-com:office:office" xmlns:r="http://schemas.openxmlformats.org/officeDocument/2006/relationships" xmlns:m="http://schemas.openxmlformats.org/officeDocument/2006/math" xmlns:v="urn:schemas-microsoft-com:vml" xmlns:wp14="http://schemas.microsoft.com/office/word/2010/wordprocessingDrawing" xmlns:wp="http://schemas.openxmlformats.org/drawingml/2006/wordprocessingDrawing" xmlns:w10="urn:schemas-microsoft-com:office:word" xmlns:w="http://schemas.openxmlformats.org/wordprocessingml/2006/main" xmlns:w14="http://schemas.microsoft.com/office/word/2010/wordml" xmlns:w15="http://schemas.microsoft.com/office/word/2012/wordml" xmlns:w16se="http://schemas.microsoft.com/office/word/2015/wordml/symex" xmlns:wpg="http://schemas.microsoft.com/office/word/2010/wordprocessingGroup" xmlns:wpi="http://schemas.microsoft.com/office/word/2010/wordprocessingInk" xmlns:wne="http://schemas.microsoft.com/office/word/2006/wordml" xmlns:wps="http://schemas.microsoft.com/office/word/2010/wordprocessingShape" mc:Ignorable="w14 w15 w16se wp14">
+<w:endnotes xmlns:wpc="http://schemas.microsoft.com/office/word/2010/wordprocessingCanvas" xmlns:cx="http://schemas.microsoft.com/office/drawing/2014/chartex" xmlns:cx1="http://schemas.microsoft.com/office/drawing/2015/9/8/chartex" xmlns:cx2="http://schemas.microsoft.com/office/drawing/2015/10/21/chartex" xmlns:cx3="http://schemas.microsoft.com/office/drawing/2016/5/9/chartex" xmlns:cx4="http://schemas.microsoft.com/office/drawing/2016/5/10/chartex" xmlns:cx5="http://schemas.microsoft.com/office/drawing/2016/5/11/chartex" xmlns:cx6="http://schemas.microsoft.com/office/drawing/2016/5/12/chartex" xmlns:cx7="http://schemas.microsoft.com/office/drawing/2016/5/13/chartex" xmlns:cx8="http://schemas.microsoft.com/office/drawing/2016/5/14/chartex" xmlns:mc="http://schemas.openxmlformats.org/markup-compatibility/2006" xmlns:aink="http://schemas.microsoft.com/office/drawing/2016/ink" xmlns:am3d="http://schemas.microsoft.com/office/drawing/2017/model3d" xmlns:o="urn:schemas-microsoft-com:office:office" xmlns:r="http://schemas.openxmlformats.org/officeDocument/2006/relationships" xmlns:m="http://schemas.openxmlformats.org/officeDocument/2006/math" xmlns:v="urn:schemas-microsoft-com:vml" xmlns:wp14="http://schemas.microsoft.com/office/word/2010/wordprocessingDrawing" xmlns:wp="http://schemas.openxmlformats.org/drawingml/2006/wordprocessingDrawing" xmlns:w10="urn:schemas-microsoft-com:office:word" xmlns:w="http://schemas.openxmlformats.org/wordprocessingml/2006/main" xmlns:w14="http://schemas.microsoft.com/office/word/2010/wordml" xmlns:w15="http://schemas.microsoft.com/office/word/2012/wordml" xmlns:w16cid="http://schemas.microsoft.com/office/word/2016/wordml/cid" xmlns:w16se="http://schemas.microsoft.com/office/word/2015/wordml/symex" xmlns:wpg="http://schemas.microsoft.com/office/word/2010/wordprocessingGroup" xmlns:wpi="http://schemas.microsoft.com/office/word/2010/wordprocessingInk" xmlns:wne="http://schemas.microsoft.com/office/word/2006/wordml" xmlns:wps="http://schemas.microsoft.com/office/word/2010/wordprocessingShape" mc:Ignorable="w14 w15 w16se w16cid wp14">
   <w:endnote w:type="separator" w:id="-1">
     <w:p>
       <w:r>
@@ -3223,7 +3349,7 @@
 </file>
 
 <file path=word/footer1.xml><?xml version="1.0" encoding="utf-8"?>
-<w:ftr xmlns:wpc="http://schemas.microsoft.com/office/word/2010/wordprocessingCanvas" xmlns:cx="http://schemas.microsoft.com/office/drawing/2014/chartex" xmlns:cx1="http://schemas.microsoft.com/office/drawing/2015/9/8/chartex" xmlns:mc="http://schemas.openxmlformats.org/markup-compatibility/2006" xmlns:o="urn:schemas-microsoft-com:office:office" xmlns:r="http://schemas.openxmlformats.org/officeDocument/2006/relationships" xmlns:m="http://schemas.openxmlformats.org/officeDocument/2006/math" xmlns:v="urn:schemas-microsoft-com:vml" xmlns:wp14="http://schemas.microsoft.com/office/word/2010/wordprocessingDrawing" xmlns:wp="http://schemas.openxmlformats.org/drawingml/2006/wordprocessingDrawing" xmlns:w10="urn:schemas-microsoft-com:office:word" xmlns:w="http://schemas.openxmlformats.org/wordprocessingml/2006/main" xmlns:w14="http://schemas.microsoft.com/office/word/2010/wordml" xmlns:w15="http://schemas.microsoft.com/office/word/2012/wordml" xmlns:w16se="http://schemas.microsoft.com/office/word/2015/wordml/symex" xmlns:wpg="http://schemas.microsoft.com/office/word/2010/wordprocessingGroup" xmlns:wpi="http://schemas.microsoft.com/office/word/2010/wordprocessingInk" xmlns:wne="http://schemas.microsoft.com/office/word/2006/wordml" xmlns:wps="http://schemas.microsoft.com/office/word/2010/wordprocessingShape" mc:Ignorable="w14 w15 w16se wp14">
+<w:ftr xmlns:wpc="http://schemas.microsoft.com/office/word/2010/wordprocessingCanvas" xmlns:cx="http://schemas.microsoft.com/office/drawing/2014/chartex" xmlns:cx1="http://schemas.microsoft.com/office/drawing/2015/9/8/chartex" xmlns:cx2="http://schemas.microsoft.com/office/drawing/2015/10/21/chartex" xmlns:cx3="http://schemas.microsoft.com/office/drawing/2016/5/9/chartex" xmlns:cx4="http://schemas.microsoft.com/office/drawing/2016/5/10/chartex" xmlns:cx5="http://schemas.microsoft.com/office/drawing/2016/5/11/chartex" xmlns:cx6="http://schemas.microsoft.com/office/drawing/2016/5/12/chartex" xmlns:cx7="http://schemas.microsoft.com/office/drawing/2016/5/13/chartex" xmlns:cx8="http://schemas.microsoft.com/office/drawing/2016/5/14/chartex" xmlns:mc="http://schemas.openxmlformats.org/markup-compatibility/2006" xmlns:aink="http://schemas.microsoft.com/office/drawing/2016/ink" xmlns:am3d="http://schemas.microsoft.com/office/drawing/2017/model3d" xmlns:o="urn:schemas-microsoft-com:office:office" xmlns:r="http://schemas.openxmlformats.org/officeDocument/2006/relationships" xmlns:m="http://schemas.openxmlformats.org/officeDocument/2006/math" xmlns:v="urn:schemas-microsoft-com:vml" xmlns:wp14="http://schemas.microsoft.com/office/word/2010/wordprocessingDrawing" xmlns:wp="http://schemas.openxmlformats.org/drawingml/2006/wordprocessingDrawing" xmlns:w10="urn:schemas-microsoft-com:office:word" xmlns:w="http://schemas.openxmlformats.org/wordprocessingml/2006/main" xmlns:w14="http://schemas.microsoft.com/office/word/2010/wordml" xmlns:w15="http://schemas.microsoft.com/office/word/2012/wordml" xmlns:w16cid="http://schemas.microsoft.com/office/word/2016/wordml/cid" xmlns:w16se="http://schemas.microsoft.com/office/word/2015/wordml/symex" xmlns:wpg="http://schemas.microsoft.com/office/word/2010/wordprocessingGroup" xmlns:wpi="http://schemas.microsoft.com/office/word/2010/wordprocessingInk" xmlns:wne="http://schemas.microsoft.com/office/word/2006/wordml" xmlns:wps="http://schemas.microsoft.com/office/word/2010/wordprocessingShape" mc:Ignorable="w14 w15 w16se w16cid wp14">
   <w:p>
     <w:pPr>
       <w:pStyle w:val="Footer"/>
@@ -3235,6 +3361,46 @@
         <w:szCs w:val="20"/>
       </w:rPr>
     </w:pPr>
+    <w:r>
+      <w:rPr>
+        <w:rFonts w:ascii="Times New Roman" w:hAnsi="Times New Roman" w:cs="Times New Roman"/>
+        <w:i/>
+        <w:iCs/>
+        <w:sz w:val="20"/>
+        <w:szCs w:val="20"/>
+      </w:rPr>
+      <w:tab/>
+    </w:r>
+    <w:r>
+      <w:rPr>
+        <w:rFonts w:ascii="Times New Roman" w:hAnsi="Times New Roman" w:cs="Times New Roman"/>
+        <w:i/>
+        <w:iCs/>
+        <w:sz w:val="20"/>
+        <w:szCs w:val="20"/>
+      </w:rPr>
+      <w:tab/>
+    </w:r>
+    <w:r>
+      <w:rPr>
+        <w:rFonts w:ascii="Times New Roman" w:hAnsi="Times New Roman" w:cs="Times New Roman"/>
+        <w:i/>
+        <w:iCs/>
+        <w:sz w:val="20"/>
+        <w:szCs w:val="20"/>
+      </w:rPr>
+      <w:tab/>
+    </w:r>
+    <w:r>
+      <w:rPr>
+        <w:rFonts w:ascii="Times New Roman" w:hAnsi="Times New Roman" w:cs="Times New Roman"/>
+        <w:i/>
+        <w:iCs/>
+        <w:sz w:val="20"/>
+        <w:szCs w:val="20"/>
+      </w:rPr>
+      <w:tab/>
+    </w:r>
     <w:r>
       <w:rPr>
         <w:rFonts w:ascii="Times New Roman" w:hAnsi="Times New Roman" w:cs="Times New Roman"/>
@@ -3270,7 +3436,7 @@
 </file>
 
 <file path=word/footnotes.xml><?xml version="1.0" encoding="utf-8"?>
-<w:footnotes xmlns:wpc="http://schemas.microsoft.com/office/word/2010/wordprocessingCanvas" xmlns:cx="http://schemas.microsoft.com/office/drawing/2014/chartex" xmlns:cx1="http://schemas.microsoft.com/office/drawing/2015/9/8/chartex" xmlns:mc="http://schemas.openxmlformats.org/markup-compatibility/2006" xmlns:o="urn:schemas-microsoft-com:office:office" xmlns:r="http://schemas.openxmlformats.org/officeDocument/2006/relationships" xmlns:m="http://schemas.openxmlformats.org/officeDocument/2006/math" xmlns:v="urn:schemas-microsoft-com:vml" xmlns:wp14="http://schemas.microsoft.com/office/word/2010/wordprocessingDrawing" xmlns:wp="http://schemas.openxmlformats.org/drawingml/2006/wordprocessingDrawing" xmlns:w10="urn:schemas-microsoft-com:office:word" xmlns:w="http://schemas.openxmlformats.org/wordprocessingml/2006/main" xmlns:w14="http://schemas.microsoft.com/office/word/2010/wordml" xmlns:w15="http://schemas.microsoft.com/office/word/2012/wordml" xmlns:w16se="http://schemas.microsoft.com/office/word/2015/wordml/symex" xmlns:wpg="http://schemas.microsoft.com/office/word/2010/wordprocessingGroup" xmlns:wpi="http://schemas.microsoft.com/office/word/2010/wordprocessingInk" xmlns:wne="http://schemas.microsoft.com/office/word/2006/wordml" xmlns:wps="http://schemas.microsoft.com/office/word/2010/wordprocessingShape" mc:Ignorable="w14 w15 w16se wp14">
+<w:footnotes xmlns:wpc="http://schemas.microsoft.com/office/word/2010/wordprocessingCanvas" xmlns:cx="http://schemas.microsoft.com/office/drawing/2014/chartex" xmlns:cx1="http://schemas.microsoft.com/office/drawing/2015/9/8/chartex" xmlns:cx2="http://schemas.microsoft.com/office/drawing/2015/10/21/chartex" xmlns:cx3="http://schemas.microsoft.com/office/drawing/2016/5/9/chartex" xmlns:cx4="http://schemas.microsoft.com/office/drawing/2016/5/10/chartex" xmlns:cx5="http://schemas.microsoft.com/office/drawing/2016/5/11/chartex" xmlns:cx6="http://schemas.microsoft.com/office/drawing/2016/5/12/chartex" xmlns:cx7="http://schemas.microsoft.com/office/drawing/2016/5/13/chartex" xmlns:cx8="http://schemas.microsoft.com/office/drawing/2016/5/14/chartex" xmlns:mc="http://schemas.openxmlformats.org/markup-compatibility/2006" xmlns:aink="http://schemas.microsoft.com/office/drawing/2016/ink" xmlns:am3d="http://schemas.microsoft.com/office/drawing/2017/model3d" xmlns:o="urn:schemas-microsoft-com:office:office" xmlns:r="http://schemas.openxmlformats.org/officeDocument/2006/relationships" xmlns:m="http://schemas.openxmlformats.org/officeDocument/2006/math" xmlns:v="urn:schemas-microsoft-com:vml" xmlns:wp14="http://schemas.microsoft.com/office/word/2010/wordprocessingDrawing" xmlns:wp="http://schemas.openxmlformats.org/drawingml/2006/wordprocessingDrawing" xmlns:w10="urn:schemas-microsoft-com:office:word" xmlns:w="http://schemas.openxmlformats.org/wordprocessingml/2006/main" xmlns:w14="http://schemas.microsoft.com/office/word/2010/wordml" xmlns:w15="http://schemas.microsoft.com/office/word/2012/wordml" xmlns:w16cid="http://schemas.microsoft.com/office/word/2016/wordml/cid" xmlns:w16se="http://schemas.microsoft.com/office/word/2015/wordml/symex" xmlns:wpg="http://schemas.microsoft.com/office/word/2010/wordprocessingGroup" xmlns:wpi="http://schemas.microsoft.com/office/word/2010/wordprocessingInk" xmlns:wne="http://schemas.microsoft.com/office/word/2006/wordml" xmlns:wps="http://schemas.microsoft.com/office/word/2010/wordprocessingShape" mc:Ignorable="w14 w15 w16se w16cid wp14">
   <w:footnote w:type="separator" w:id="-1">
     <w:p>
       <w:r>
@@ -3289,7 +3455,7 @@
 </file>
 
 <file path=word/numbering.xml><?xml version="1.0" encoding="utf-8"?>
-<w:numbering xmlns:wpc="http://schemas.microsoft.com/office/word/2010/wordprocessingCanvas" xmlns:cx="http://schemas.microsoft.com/office/drawing/2014/chartex" xmlns:cx1="http://schemas.microsoft.com/office/drawing/2015/9/8/chartex" xmlns:mc="http://schemas.openxmlformats.org/markup-compatibility/2006" xmlns:o="urn:schemas-microsoft-com:office:office" xmlns:r="http://schemas.openxmlformats.org/officeDocument/2006/relationships" xmlns:m="http://schemas.openxmlformats.org/officeDocument/2006/math" xmlns:v="urn:schemas-microsoft-com:vml" xmlns:wp14="http://schemas.microsoft.com/office/word/2010/wordprocessingDrawing" xmlns:wp="http://schemas.openxmlformats.org/drawingml/2006/wordprocessingDrawing" xmlns:w10="urn:schemas-microsoft-com:office:word" xmlns:w="http://schemas.openxmlformats.org/wordprocessingml/2006/main" xmlns:w14="http://schemas.microsoft.com/office/word/2010/wordml" xmlns:w15="http://schemas.microsoft.com/office/word/2012/wordml" xmlns:w16se="http://schemas.microsoft.com/office/word/2015/wordml/symex" xmlns:wpg="http://schemas.microsoft.com/office/word/2010/wordprocessingGroup" xmlns:wpi="http://schemas.microsoft.com/office/word/2010/wordprocessingInk" xmlns:wne="http://schemas.microsoft.com/office/word/2006/wordml" xmlns:wps="http://schemas.microsoft.com/office/word/2010/wordprocessingShape" mc:Ignorable="w14 w15 w16se wp14">
+<w:numbering xmlns:wpc="http://schemas.microsoft.com/office/word/2010/wordprocessingCanvas" xmlns:cx="http://schemas.microsoft.com/office/drawing/2014/chartex" xmlns:cx1="http://schemas.microsoft.com/office/drawing/2015/9/8/chartex" xmlns:cx2="http://schemas.microsoft.com/office/drawing/2015/10/21/chartex" xmlns:cx3="http://schemas.microsoft.com/office/drawing/2016/5/9/chartex" xmlns:cx4="http://schemas.microsoft.com/office/drawing/2016/5/10/chartex" xmlns:cx5="http://schemas.microsoft.com/office/drawing/2016/5/11/chartex" xmlns:cx6="http://schemas.microsoft.com/office/drawing/2016/5/12/chartex" xmlns:cx7="http://schemas.microsoft.com/office/drawing/2016/5/13/chartex" xmlns:cx8="http://schemas.microsoft.com/office/drawing/2016/5/14/chartex" xmlns:mc="http://schemas.openxmlformats.org/markup-compatibility/2006" xmlns:aink="http://schemas.microsoft.com/office/drawing/2016/ink" xmlns:am3d="http://schemas.microsoft.com/office/drawing/2017/model3d" xmlns:o="urn:schemas-microsoft-com:office:office" xmlns:r="http://schemas.openxmlformats.org/officeDocument/2006/relationships" xmlns:m="http://schemas.openxmlformats.org/officeDocument/2006/math" xmlns:v="urn:schemas-microsoft-com:vml" xmlns:wp14="http://schemas.microsoft.com/office/word/2010/wordprocessingDrawing" xmlns:wp="http://schemas.openxmlformats.org/drawingml/2006/wordprocessingDrawing" xmlns:w10="urn:schemas-microsoft-com:office:word" xmlns:w="http://schemas.openxmlformats.org/wordprocessingml/2006/main" xmlns:w14="http://schemas.microsoft.com/office/word/2010/wordml" xmlns:w15="http://schemas.microsoft.com/office/word/2012/wordml" xmlns:w16cid="http://schemas.microsoft.com/office/word/2016/wordml/cid" xmlns:w16se="http://schemas.microsoft.com/office/word/2015/wordml/symex" xmlns:wpg="http://schemas.microsoft.com/office/word/2010/wordprocessingGroup" xmlns:wpi="http://schemas.microsoft.com/office/word/2010/wordprocessingInk" xmlns:wne="http://schemas.microsoft.com/office/word/2006/wordml" xmlns:wps="http://schemas.microsoft.com/office/word/2010/wordprocessingShape" mc:Ignorable="w14 w15 w16se w16cid wp14">
   <w:abstractNum w:abstractNumId="0" w15:restartNumberingAfterBreak="0">
     <w:nsid w:val="1E612513"/>
     <w:multiLevelType w:val="hybridMultilevel"/>
@@ -4337,7 +4503,7 @@
 </file>
 
 <file path=word/styles.xml><?xml version="1.0" encoding="utf-8"?>
-<w:styles xmlns:mc="http://schemas.openxmlformats.org/markup-compatibility/2006" xmlns:r="http://schemas.openxmlformats.org/officeDocument/2006/relationships" xmlns:w="http://schemas.openxmlformats.org/wordprocessingml/2006/main" xmlns:w14="http://schemas.microsoft.com/office/word/2010/wordml" xmlns:w15="http://schemas.microsoft.com/office/word/2012/wordml" xmlns:w16se="http://schemas.microsoft.com/office/word/2015/wordml/symex" mc:Ignorable="w14 w15 w16se">
+<w:styles xmlns:mc="http://schemas.openxmlformats.org/markup-compatibility/2006" xmlns:r="http://schemas.openxmlformats.org/officeDocument/2006/relationships" xmlns:w="http://schemas.openxmlformats.org/wordprocessingml/2006/main" xmlns:w14="http://schemas.microsoft.com/office/word/2010/wordml" xmlns:w15="http://schemas.microsoft.com/office/word/2012/wordml" xmlns:w16cid="http://schemas.microsoft.com/office/word/2016/wordml/cid" xmlns:w16se="http://schemas.microsoft.com/office/word/2015/wordml/symex" mc:Ignorable="w14 w15 w16se w16cid">
   <w:docDefaults>
     <w:rPrDefault>
       <w:rPr>
@@ -4349,7 +4515,7 @@
     </w:rPrDefault>
     <w:pPrDefault/>
   </w:docDefaults>
-  <w:latentStyles w:defLockedState="0" w:defUIPriority="99" w:defSemiHidden="0" w:defUnhideWhenUsed="0" w:defQFormat="0" w:count="371">
+  <w:latentStyles w:defLockedState="0" w:defUIPriority="99" w:defSemiHidden="0" w:defUnhideWhenUsed="0" w:defQFormat="0" w:count="376">
     <w:lsdException w:name="Normal" w:uiPriority="0" w:qFormat="1"/>
     <w:lsdException w:name="heading 1" w:uiPriority="9" w:qFormat="1"/>
     <w:lsdException w:name="heading 2" w:semiHidden="1" w:uiPriority="9" w:unhideWhenUsed="1" w:qFormat="1"/>
@@ -4455,7 +4621,6 @@
     <w:lsdException w:name="HTML Sample" w:semiHidden="1" w:unhideWhenUsed="1"/>
     <w:lsdException w:name="HTML Typewriter" w:semiHidden="1" w:unhideWhenUsed="1"/>
     <w:lsdException w:name="HTML Variable" w:semiHidden="1" w:unhideWhenUsed="1"/>
-    <w:lsdException w:name="Normal Table" w:semiHidden="1" w:unhideWhenUsed="1"/>
     <w:lsdException w:name="annotation subject" w:semiHidden="1" w:unhideWhenUsed="1"/>
     <w:lsdException w:name="No List" w:semiHidden="1" w:unhideWhenUsed="1"/>
     <w:lsdException w:name="Outline List 1" w:semiHidden="1" w:unhideWhenUsed="1"/>
@@ -4498,11 +4663,8 @@
     <w:lsdException w:name="Table Contemporary" w:semiHidden="1" w:unhideWhenUsed="1"/>
     <w:lsdException w:name="Table Elegant" w:semiHidden="1" w:unhideWhenUsed="1"/>
     <w:lsdException w:name="Table Professional" w:semiHidden="1" w:unhideWhenUsed="1"/>
-    <w:lsdException w:name="Table Subtle 1" w:semiHidden="1" w:unhideWhenUsed="1"/>
     <w:lsdException w:name="Table Subtle 2" w:semiHidden="1" w:unhideWhenUsed="1"/>
     <w:lsdException w:name="Table Web 1" w:semiHidden="1" w:unhideWhenUsed="1"/>
-    <w:lsdException w:name="Table Web 2" w:semiHidden="1" w:unhideWhenUsed="1"/>
-    <w:lsdException w:name="Table Web 3" w:semiHidden="1" w:unhideWhenUsed="1"/>
     <w:lsdException w:name="Balloon Text" w:semiHidden="1" w:unhideWhenUsed="1"/>
     <w:lsdException w:name="Table Grid" w:uiPriority="39"/>
     <w:lsdException w:name="Table Theme" w:semiHidden="1" w:unhideWhenUsed="1"/>
@@ -4721,6 +4883,11 @@
     <w:lsdException w:name="List Table 5 Dark Accent 6" w:uiPriority="50"/>
     <w:lsdException w:name="List Table 6 Colorful Accent 6" w:uiPriority="51"/>
     <w:lsdException w:name="List Table 7 Colorful Accent 6" w:uiPriority="52"/>
+    <w:lsdException w:name="Mention" w:semiHidden="1" w:unhideWhenUsed="1"/>
+    <w:lsdException w:name="Smart Hyperlink" w:semiHidden="1" w:unhideWhenUsed="1"/>
+    <w:lsdException w:name="Hashtag" w:semiHidden="1" w:unhideWhenUsed="1"/>
+    <w:lsdException w:name="Unresolved Mention" w:semiHidden="1" w:unhideWhenUsed="1"/>
+    <w:lsdException w:name="Smart Link" w:semiHidden="1" w:unhideWhenUsed="1"/>
   </w:latentStyles>
   <w:style w:type="paragraph" w:default="1" w:styleId="Normal">
     <w:name w:val="Normal"/>
@@ -4777,8 +4944,8 @@
       <w:u w:val="single"/>
     </w:rPr>
   </w:style>
-  <w:style w:type="character" w:customStyle="1" w:styleId="UnresolvedMention">
-    <w:name w:val="Unresolved Mention"/>
+  <w:style w:type="character" w:customStyle="1" w:styleId="UnresolvedMention1">
+    <w:name w:val="Unresolved Mention1"/>
     <w:basedOn w:val="DefaultParagraphFont"/>
     <w:uiPriority w:val="99"/>
     <w:semiHidden/>
@@ -5184,7 +5351,7 @@
 </file>
 
 <file path=customXml/itemProps1.xml><?xml version="1.0" encoding="utf-8"?>
-<ds:datastoreItem xmlns:ds="http://schemas.openxmlformats.org/officeDocument/2006/customXml" ds:itemID="{D9968300-E6C8-408D-9F23-036CB70E7505}">
+<ds:datastoreItem xmlns:ds="http://schemas.openxmlformats.org/officeDocument/2006/customXml" ds:itemID="{C0E96498-0B33-6542-B0AE-C0237CE7CA39}">
   <ds:schemaRefs>
     <ds:schemaRef ds:uri="http://schemas.openxmlformats.org/officeDocument/2006/bibliography"/>
   </ds:schemaRefs>

--- a/assets/ResumeFiles/resume .docx
+++ b/assets/ResumeFiles/resume .docx
@@ -1,6 +1,6 @@
 
 <file path=word/document.xml><?xml version="1.0" encoding="utf-8"?>
-<w:document xmlns:wpc="http://schemas.microsoft.com/office/word/2010/wordprocessingCanvas" xmlns:cx="http://schemas.microsoft.com/office/drawing/2014/chartex" xmlns:cx1="http://schemas.microsoft.com/office/drawing/2015/9/8/chartex" xmlns:cx2="http://schemas.microsoft.com/office/drawing/2015/10/21/chartex" xmlns:cx3="http://schemas.microsoft.com/office/drawing/2016/5/9/chartex" xmlns:cx4="http://schemas.microsoft.com/office/drawing/2016/5/10/chartex" xmlns:cx5="http://schemas.microsoft.com/office/drawing/2016/5/11/chartex" xmlns:cx6="http://schemas.microsoft.com/office/drawing/2016/5/12/chartex" xmlns:cx7="http://schemas.microsoft.com/office/drawing/2016/5/13/chartex" xmlns:cx8="http://schemas.microsoft.com/office/drawing/2016/5/14/chartex" xmlns:mc="http://schemas.openxmlformats.org/markup-compatibility/2006" xmlns:aink="http://schemas.microsoft.com/office/drawing/2016/ink" xmlns:am3d="http://schemas.microsoft.com/office/drawing/2017/model3d" xmlns:o="urn:schemas-microsoft-com:office:office" xmlns:r="http://schemas.openxmlformats.org/officeDocument/2006/relationships" xmlns:m="http://schemas.openxmlformats.org/officeDocument/2006/math" xmlns:v="urn:schemas-microsoft-com:vml" xmlns:wp14="http://schemas.microsoft.com/office/word/2010/wordprocessingDrawing" xmlns:wp="http://schemas.openxmlformats.org/drawingml/2006/wordprocessingDrawing" xmlns:w10="urn:schemas-microsoft-com:office:word" xmlns:w="http://schemas.openxmlformats.org/wordprocessingml/2006/main" xmlns:w14="http://schemas.microsoft.com/office/word/2010/wordml" xmlns:w15="http://schemas.microsoft.com/office/word/2012/wordml" xmlns:w16cid="http://schemas.microsoft.com/office/word/2016/wordml/cid" xmlns:w16se="http://schemas.microsoft.com/office/word/2015/wordml/symex" xmlns:wpg="http://schemas.microsoft.com/office/word/2010/wordprocessingGroup" xmlns:wpi="http://schemas.microsoft.com/office/word/2010/wordprocessingInk" xmlns:wne="http://schemas.microsoft.com/office/word/2006/wordml" xmlns:wps="http://schemas.microsoft.com/office/word/2010/wordprocessingShape" mc:Ignorable="w14 w15 w16se w16cid wp14">
+<w:document xmlns:wpc="http://schemas.microsoft.com/office/word/2010/wordprocessingCanvas" xmlns:cx="http://schemas.microsoft.com/office/drawing/2014/chartex" xmlns:cx1="http://schemas.microsoft.com/office/drawing/2015/9/8/chartex" xmlns:cx2="http://schemas.microsoft.com/office/drawing/2015/10/21/chartex" xmlns:cx3="http://schemas.microsoft.com/office/drawing/2016/5/9/chartex" xmlns:cx4="http://schemas.microsoft.com/office/drawing/2016/5/10/chartex" xmlns:cx5="http://schemas.microsoft.com/office/drawing/2016/5/11/chartex" xmlns:cx6="http://schemas.microsoft.com/office/drawing/2016/5/12/chartex" xmlns:cx7="http://schemas.microsoft.com/office/drawing/2016/5/13/chartex" xmlns:cx8="http://schemas.microsoft.com/office/drawing/2016/5/14/chartex" xmlns:mc="http://schemas.openxmlformats.org/markup-compatibility/2006" xmlns:aink="http://schemas.microsoft.com/office/drawing/2016/ink" xmlns:am3d="http://schemas.microsoft.com/office/drawing/2017/model3d" xmlns:o="urn:schemas-microsoft-com:office:office" xmlns:r="http://schemas.openxmlformats.org/officeDocument/2006/relationships" xmlns:m="http://schemas.openxmlformats.org/officeDocument/2006/math" xmlns:v="urn:schemas-microsoft-com:vml" xmlns:wp14="http://schemas.microsoft.com/office/word/2010/wordprocessingDrawing" xmlns:wp="http://schemas.openxmlformats.org/drawingml/2006/wordprocessingDrawing" xmlns:w10="urn:schemas-microsoft-com:office:word" xmlns:w="http://schemas.openxmlformats.org/wordprocessingml/2006/main" xmlns:w14="http://schemas.microsoft.com/office/word/2010/wordml" xmlns:w15="http://schemas.microsoft.com/office/word/2012/wordml" xmlns:w16cex="http://schemas.microsoft.com/office/word/2018/wordml/cex" xmlns:w16cid="http://schemas.microsoft.com/office/word/2016/wordml/cid" xmlns:w16="http://schemas.microsoft.com/office/word/2018/wordml" xmlns:w16se="http://schemas.microsoft.com/office/word/2015/wordml/symex" xmlns:wpg="http://schemas.microsoft.com/office/word/2010/wordprocessingGroup" xmlns:wpi="http://schemas.microsoft.com/office/word/2010/wordprocessingInk" xmlns:wne="http://schemas.microsoft.com/office/word/2006/wordml" xmlns:wps="http://schemas.microsoft.com/office/word/2010/wordprocessingShape" mc:Ignorable="w14 w15 w16se w16cid w16 w16cex wp14">
   <w:body>
     <w:p>
       <w:pPr>
@@ -21,15 +21,15 @@
         <mc:AlternateContent>
           <mc:Choice Requires="wps">
             <w:drawing>
-              <wp:anchor distT="0" distB="0" distL="114300" distR="114300" simplePos="0" relativeHeight="251662336" behindDoc="0" locked="0" layoutInCell="1" allowOverlap="1" wp14:anchorId="28F1685F" wp14:editId="293F1D59">
+              <wp:anchor distT="0" distB="0" distL="114300" distR="114300" simplePos="0" relativeHeight="251662336" behindDoc="0" locked="0" layoutInCell="1" allowOverlap="1" wp14:anchorId="28F1685F" wp14:editId="1BC724BA">
                 <wp:simplePos x="0" y="0"/>
                 <wp:positionH relativeFrom="column">
-                  <wp:posOffset>-515501</wp:posOffset>
+                  <wp:posOffset>-514350</wp:posOffset>
                 </wp:positionH>
                 <wp:positionV relativeFrom="paragraph">
-                  <wp:posOffset>-254682</wp:posOffset>
+                  <wp:posOffset>-254726</wp:posOffset>
                 </wp:positionV>
-                <wp:extent cx="5706110" cy="9696322"/>
+                <wp:extent cx="5706110" cy="9070340"/>
                 <wp:effectExtent l="0" t="0" r="0" b="0"/>
                 <wp:wrapNone/>
                 <wp:docPr id="5" name="Text Box 5"/>
@@ -41,7 +41,7 @@
                       <wps:spPr>
                         <a:xfrm>
                           <a:off x="0" y="0"/>
-                          <a:ext cx="5706110" cy="9696322"/>
+                          <a:ext cx="5706110" cy="9070340"/>
                         </a:xfrm>
                         <a:prstGeom prst="rect">
                           <a:avLst/>
@@ -70,12 +70,11 @@
                           <w:p>
                             <w:pPr>
                               <w:pStyle w:val="NormalWeb"/>
-                              <w:shd w:val="clear" w:color="auto" w:fill="FFFFFF"/>
                               <w:jc w:val="both"/>
                               <w:rPr>
                                 <w:b/>
                                 <w:bCs/>
-                                <w:color w:val="3B3838" w:themeColor="background2" w:themeShade="40"/>
+                                <w:color w:val="2F5496" w:themeColor="accent1" w:themeShade="BF"/>
                                 <w:sz w:val="36"/>
                                 <w:szCs w:val="36"/>
                               </w:rPr>
@@ -84,7 +83,7 @@
                               <w:rPr>
                                 <w:b/>
                                 <w:bCs/>
-                                <w:color w:val="3B3838" w:themeColor="background2" w:themeShade="40"/>
+                                <w:color w:val="2F5496" w:themeColor="accent1" w:themeShade="BF"/>
                                 <w:sz w:val="36"/>
                                 <w:szCs w:val="36"/>
                               </w:rPr>
@@ -94,64 +93,163 @@
                           <w:p>
                             <w:pPr>
                               <w:pStyle w:val="NormalWeb"/>
-                              <w:shd w:val="clear" w:color="auto" w:fill="FFFFFF"/>
-                              <w:rPr>
-                                <w:i/>
-                                <w:color w:val="3B3838" w:themeColor="background2" w:themeShade="40"/>
-                                <w:u w:val="single"/>
-                              </w:rPr>
-                            </w:pPr>
-                            <w:r>
                               <w:rPr>
                                 <w:b/>
                                 <w:bCs/>
                                 <w:i/>
-                                <w:color w:val="3B3838" w:themeColor="background2" w:themeShade="40"/>
+                                <w:color w:val="4472C4" w:themeColor="accent1"/>
                                 <w:u w:val="single"/>
                               </w:rPr>
-                              <w:t xml:space="preserve">EXPERIENCE </w:t>
+                            </w:pPr>
+                            <w:r>
+                              <w:rPr>
+                                <w:b/>
+                                <w:bCs/>
+                                <w:i/>
+                                <w:color w:val="4472C4" w:themeColor="accent1"/>
+                                <w:u w:val="single"/>
+                              </w:rPr>
+                              <w:t xml:space="preserve">EDUCATION </w:t>
                             </w:r>
                           </w:p>
                           <w:p>
                             <w:pPr>
                               <w:pStyle w:val="NormalWeb"/>
-                              <w:shd w:val="clear" w:color="auto" w:fill="FFFFFF"/>
                               <w:spacing w:before="0" w:beforeAutospacing="0" w:after="200" w:afterAutospacing="0"/>
                             </w:pPr>
                             <w:r>
                               <w:rPr>
                                 <w:b/>
                                 <w:bCs/>
-                                <w:color w:val="3B3838" w:themeColor="background2" w:themeShade="40"/>
-                              </w:rPr>
-                              <w:t>Continuing Education</w:t>
+                                <w:color w:val="2F5496" w:themeColor="accent1" w:themeShade="BF"/>
+                              </w:rPr>
+                              <w:t>Temple University College of Science and Technology</w:t>
                             </w:r>
                             <w:r>
                               <w:rPr>
                                 <w:b/>
                                 <w:bCs/>
-                                <w:color w:val="3B3838" w:themeColor="background2" w:themeShade="40"/>
-                              </w:rPr>
-                              <w:t xml:space="preserve"> Systems</w:t>
-                            </w:r>
-                            <w:r>
-                              <w:rPr>
-                                <w:b/>
-                                <w:bCs/>
                               </w:rPr>
                               <w:t xml:space="preserve">, </w:t>
                             </w:r>
                             <w:r>
-                              <w:t>Philadelphia, PA—​Junior Business Analyst</w:t>
-                            </w:r>
-                            <w:r>
-                              <w:t>/ Front End Developer</w:t>
+                              <w:t>Philadelphia, PA</w:t>
                             </w:r>
                           </w:p>
                           <w:p>
                             <w:pPr>
                               <w:pStyle w:val="NormalWeb"/>
-                              <w:shd w:val="clear" w:color="auto" w:fill="FFFFFF"/>
+                              <w:spacing w:before="0" w:beforeAutospacing="0" w:after="200" w:afterAutospacing="0"/>
+                            </w:pPr>
+                            <w:r>
+                              <w:t xml:space="preserve">Bachelor of Science </w:t>
+                            </w:r>
+                            <w:r>
+                              <w:t>—</w:t>
+                            </w:r>
+                            <w:r>
+                              <w:t xml:space="preserve"> Information Science and Technology </w:t>
+                            </w:r>
+                          </w:p>
+                          <w:p>
+                            <w:pPr>
+                              <w:pStyle w:val="NormalWeb"/>
+                              <w:spacing w:before="0" w:beforeAutospacing="0" w:after="200" w:afterAutospacing="0"/>
+                            </w:pPr>
+                            <w:r>
+                              <w:t>Computer Security &amp; Digital Forensics Certificate</w:t>
+                            </w:r>
+                          </w:p>
+                          <w:p>
+                            <w:pPr>
+                              <w:pStyle w:val="NormalWeb"/>
+                              <w:spacing w:before="0" w:beforeAutospacing="0" w:after="200" w:afterAutospacing="0"/>
+                            </w:pPr>
+                            <w:r>
+                              <w:rPr>
+                                <w:color w:val="767171" w:themeColor="background2" w:themeShade="80"/>
+                                <w:sz w:val="18"/>
+                                <w:szCs w:val="18"/>
+                              </w:rPr>
+                              <w:t>December</w:t>
+                            </w:r>
+                            <w:r>
+                              <w:rPr>
+                                <w:color w:val="767171" w:themeColor="background2" w:themeShade="80"/>
+                                <w:sz w:val="18"/>
+                                <w:szCs w:val="18"/>
+                              </w:rPr>
+                              <w:t xml:space="preserve"> 2021 </w:t>
+                            </w:r>
+                          </w:p>
+                          <w:p>
+                            <w:pPr>
+                              <w:pStyle w:val="NormalWeb"/>
+                              <w:rPr>
+                                <w:i/>
+                                <w:color w:val="4472C4" w:themeColor="accent1"/>
+                                <w:u w:val="single"/>
+                              </w:rPr>
+                            </w:pPr>
+                            <w:r>
+                              <w:rPr>
+                                <w:b/>
+                                <w:bCs/>
+                                <w:i/>
+                                <w:color w:val="4472C4" w:themeColor="accent1"/>
+                                <w:u w:val="single"/>
+                              </w:rPr>
+                              <w:t>TECHNICAL EXPERIENCE</w:t>
+                            </w:r>
+                            <w:r>
+                              <w:rPr>
+                                <w:b/>
+                                <w:bCs/>
+                                <w:i/>
+                                <w:color w:val="4472C4" w:themeColor="accent1"/>
+                                <w:u w:val="single"/>
+                              </w:rPr>
+                              <w:t xml:space="preserve"> </w:t>
+                            </w:r>
+                          </w:p>
+                          <w:p>
+                            <w:pPr>
+                              <w:pStyle w:val="NormalWeb"/>
+                              <w:spacing w:before="0" w:beforeAutospacing="0" w:after="200" w:afterAutospacing="0"/>
+                            </w:pPr>
+                            <w:r>
+                              <w:rPr>
+                                <w:b/>
+                                <w:bCs/>
+                                <w:color w:val="2F5496" w:themeColor="accent1" w:themeShade="BF"/>
+                              </w:rPr>
+                              <w:t>Continuing Education</w:t>
+                            </w:r>
+                            <w:r>
+                              <w:rPr>
+                                <w:b/>
+                                <w:bCs/>
+                                <w:color w:val="2F5496" w:themeColor="accent1" w:themeShade="BF"/>
+                              </w:rPr>
+                              <w:t xml:space="preserve"> Systems</w:t>
+                            </w:r>
+                            <w:r>
+                              <w:rPr>
+                                <w:b/>
+                                <w:bCs/>
+                              </w:rPr>
+                              <w:t xml:space="preserve">, </w:t>
+                            </w:r>
+                            <w:r>
+                              <w:t>Philadelphia, PA—​Junior Business Analyst</w:t>
+                            </w:r>
+                            <w:r>
+                              <w:t>/ Front End Developer</w:t>
+                            </w:r>
+                          </w:p>
+                          <w:p>
+                            <w:pPr>
+                              <w:pStyle w:val="NormalWeb"/>
                               <w:spacing w:before="0" w:beforeAutospacing="0" w:after="200" w:afterAutospacing="0"/>
                               <w:rPr>
                                 <w:color w:val="767171" w:themeColor="background2" w:themeShade="80"/>
@@ -175,7 +273,6 @@
                                 <w:ilvl w:val="0"/>
                                 <w:numId w:val="9"/>
                               </w:numPr>
-                              <w:shd w:val="clear" w:color="auto" w:fill="FFFFFF"/>
                               <w:spacing w:before="0" w:beforeAutospacing="0" w:afterAutospacing="0"/>
                               <w:rPr>
                                 <w:color w:val="000000" w:themeColor="text1"/>
@@ -247,7 +344,6 @@
                                 <w:ilvl w:val="0"/>
                                 <w:numId w:val="9"/>
                               </w:numPr>
-                              <w:shd w:val="clear" w:color="auto" w:fill="FFFFFF"/>
                               <w:spacing w:before="0" w:beforeAutospacing="0" w:afterAutospacing="0"/>
                               <w:rPr>
                                 <w:color w:val="000000" w:themeColor="text1"/>
@@ -287,7 +383,6 @@
                                 <w:ilvl w:val="0"/>
                                 <w:numId w:val="9"/>
                               </w:numPr>
-                              <w:shd w:val="clear" w:color="auto" w:fill="FFFFFF"/>
                               <w:spacing w:before="0" w:beforeAutospacing="0" w:afterAutospacing="0"/>
                               <w:rPr>
                                 <w:color w:val="000000" w:themeColor="text1"/>
@@ -343,7 +438,6 @@
                                 <w:ilvl w:val="0"/>
                                 <w:numId w:val="9"/>
                               </w:numPr>
-                              <w:shd w:val="clear" w:color="auto" w:fill="FFFFFF"/>
                               <w:spacing w:before="0" w:beforeAutospacing="0" w:afterAutospacing="0"/>
                               <w:rPr>
                                 <w:color w:val="000000" w:themeColor="text1"/>
@@ -399,7 +493,6 @@
                                 <w:ilvl w:val="0"/>
                                 <w:numId w:val="9"/>
                               </w:numPr>
-                              <w:shd w:val="clear" w:color="auto" w:fill="FFFFFF"/>
                               <w:spacing w:before="0" w:beforeAutospacing="0" w:afterAutospacing="0"/>
                               <w:rPr>
                                 <w:color w:val="000000" w:themeColor="text1"/>
@@ -467,7 +560,6 @@
                           <w:p>
                             <w:pPr>
                               <w:pStyle w:val="NormalWeb"/>
-                              <w:shd w:val="clear" w:color="auto" w:fill="FFFFFF"/>
                               <w:spacing w:before="0" w:beforeAutospacing="0" w:afterAutospacing="0"/>
                               <w:rPr>
                                 <w:color w:val="2E74B5" w:themeColor="accent5" w:themeShade="BF"/>
@@ -479,14 +571,13 @@
                           <w:p>
                             <w:pPr>
                               <w:pStyle w:val="NormalWeb"/>
-                              <w:shd w:val="clear" w:color="auto" w:fill="FFFFFF"/>
                               <w:spacing w:beforeAutospacing="0" w:after="200" w:afterAutospacing="0"/>
                             </w:pPr>
                             <w:r>
                               <w:rPr>
                                 <w:b/>
                                 <w:bCs/>
-                                <w:color w:val="3B3838" w:themeColor="background2" w:themeShade="40"/>
+                                <w:color w:val="2F5496" w:themeColor="accent1" w:themeShade="BF"/>
                               </w:rPr>
                               <w:t>TedxTempleU</w:t>
                             </w:r>
@@ -504,7 +595,6 @@
                           <w:p>
                             <w:pPr>
                               <w:pStyle w:val="NormalWeb"/>
-                              <w:shd w:val="clear" w:color="auto" w:fill="FFFFFF"/>
                               <w:spacing w:beforeAutospacing="0" w:after="200" w:afterAutospacing="0"/>
                               <w:rPr>
                                 <w:color w:val="767171" w:themeColor="background2" w:themeShade="80"/>
@@ -528,7 +618,6 @@
                                 <w:ilvl w:val="0"/>
                                 <w:numId w:val="8"/>
                               </w:numPr>
-                              <w:shd w:val="clear" w:color="auto" w:fill="FFFFFF"/>
                               <w:spacing w:before="0" w:beforeAutospacing="0" w:afterAutospacing="0"/>
                               <w:rPr>
                                 <w:color w:val="000000" w:themeColor="text1"/>
@@ -568,7 +657,6 @@
                                 <w:ilvl w:val="0"/>
                                 <w:numId w:val="8"/>
                               </w:numPr>
-                              <w:shd w:val="clear" w:color="auto" w:fill="FFFFFF"/>
                               <w:spacing w:before="0" w:beforeAutospacing="0" w:afterAutospacing="0"/>
                               <w:rPr>
                                 <w:color w:val="000000" w:themeColor="text1"/>
@@ -592,7 +680,6 @@
                                 <w:ilvl w:val="0"/>
                                 <w:numId w:val="8"/>
                               </w:numPr>
-                              <w:shd w:val="clear" w:color="auto" w:fill="FFFFFF"/>
                               <w:spacing w:before="0" w:beforeAutospacing="0" w:afterAutospacing="0"/>
                               <w:rPr>
                                 <w:color w:val="000000" w:themeColor="text1"/>
@@ -656,7 +743,6 @@
                                 <w:ilvl w:val="0"/>
                                 <w:numId w:val="8"/>
                               </w:numPr>
-                              <w:shd w:val="clear" w:color="auto" w:fill="FFFFFF"/>
                               <w:spacing w:before="0" w:beforeAutospacing="0" w:afterAutospacing="0"/>
                               <w:rPr>
                                 <w:color w:val="000000" w:themeColor="text1"/>
@@ -692,59 +778,96 @@
                           <w:p>
                             <w:pPr>
                               <w:pStyle w:val="NormalWeb"/>
-                              <w:shd w:val="clear" w:color="auto" w:fill="FFFFFF"/>
                               <w:spacing w:before="0" w:beforeAutospacing="0" w:afterAutospacing="0"/>
-                              <w:ind w:left="360"/>
-                              <w:rPr>
-                                <w:color w:val="000000" w:themeColor="text1"/>
-                                <w:sz w:val="20"/>
-                                <w:szCs w:val="20"/>
+                              <w:rPr>
+                                <w:color w:val="000000" w:themeColor="text1"/>
+                                <w:sz w:val="19"/>
+                                <w:szCs w:val="19"/>
                               </w:rPr>
                             </w:pPr>
                           </w:p>
                           <w:p>
                             <w:pPr>
                               <w:pStyle w:val="NormalWeb"/>
-                              <w:shd w:val="clear" w:color="auto" w:fill="FFFFFF"/>
-                              <w:spacing w:before="0" w:beforeAutospacing="0" w:after="200" w:afterAutospacing="0"/>
+                              <w:spacing w:before="0" w:beforeAutospacing="0" w:afterAutospacing="0"/>
+                              <w:rPr>
+                                <w:color w:val="000000" w:themeColor="text1"/>
+                                <w:sz w:val="19"/>
+                                <w:szCs w:val="19"/>
+                              </w:rPr>
                             </w:pPr>
                             <w:r>
                               <w:rPr>
                                 <w:b/>
                                 <w:bCs/>
-                                <w:color w:val="3B3838" w:themeColor="background2" w:themeShade="40"/>
-                              </w:rPr>
-                              <w:t>Hosting Our Own Talks</w:t>
+                                <w:i/>
+                                <w:color w:val="4472C4" w:themeColor="accent1"/>
+                                <w:u w:val="single"/>
+                              </w:rPr>
+                              <w:t>T</w:t>
                             </w:r>
                             <w:r>
                               <w:rPr>
                                 <w:b/>
                                 <w:bCs/>
-                              </w:rPr>
-                              <w:t xml:space="preserve">, </w:t>
+                                <w:i/>
+                                <w:color w:val="4472C4" w:themeColor="accent1"/>
+                                <w:u w:val="single"/>
+                              </w:rPr>
+                              <w:t>EAMORK AND LEADERSHIP</w:t>
                             </w:r>
                             <w:r>
                               <w:rPr>
                                 <w:b/>
                                 <w:bCs/>
+                                <w:i/>
+                                <w:color w:val="4472C4" w:themeColor="accent1"/>
+                                <w:u w:val="single"/>
                               </w:rPr>
                               <w:t xml:space="preserve"> </w:t>
-                            </w:r>
-                            <w:r>
-                              <w:rPr>
-                                <w:b/>
-                                <w:bCs/>
-                              </w:rPr>
-                              <w:t>​</w:t>
-                            </w:r>
-                            <w:r>
-                              <w:t xml:space="preserve">Philadelphia, PA — Director of Social Media and Marketing </w:t>
                             </w:r>
                           </w:p>
                           <w:p>
                             <w:pPr>
                               <w:pStyle w:val="NormalWeb"/>
-                              <w:shd w:val="clear" w:color="auto" w:fill="FFFFFF"/>
+                              <w:spacing w:before="0" w:beforeAutospacing="0" w:after="200" w:afterAutospacing="0"/>
+                            </w:pPr>
+                            <w:r>
+                              <w:rPr>
+                                <w:b/>
+                                <w:bCs/>
+                                <w:color w:val="2F5496" w:themeColor="accent1" w:themeShade="BF"/>
+                              </w:rPr>
+                              <w:t>Hosting Our Own Talks</w:t>
+                            </w:r>
+                            <w:r>
+                              <w:rPr>
+                                <w:b/>
+                                <w:bCs/>
+                              </w:rPr>
+                              <w:t xml:space="preserve">, </w:t>
+                            </w:r>
+                            <w:r>
+                              <w:rPr>
+                                <w:b/>
+                                <w:bCs/>
+                              </w:rPr>
+                              <w:t xml:space="preserve"> </w:t>
+                            </w:r>
+                            <w:r>
+                              <w:rPr>
+                                <w:b/>
+                                <w:bCs/>
+                              </w:rPr>
+                              <w:t>​</w:t>
+                            </w:r>
+                            <w:r>
+                              <w:t xml:space="preserve">Philadelphia, PA — Director of Social Media and Marketing </w:t>
+                            </w:r>
+                          </w:p>
+                          <w:p>
+                            <w:pPr>
+                              <w:pStyle w:val="NormalWeb"/>
                               <w:spacing w:before="0" w:beforeAutospacing="0" w:after="200" w:afterAutospacing="0"/>
                               <w:rPr>
                                 <w:color w:val="767171" w:themeColor="background2" w:themeShade="80"/>
@@ -758,31 +881,7 @@
                                 <w:sz w:val="18"/>
                                 <w:szCs w:val="18"/>
                               </w:rPr>
-                              <w:t xml:space="preserve">October 2017 </w:t>
-                            </w:r>
-                            <w:r>
-                              <w:rPr>
-                                <w:color w:val="767171" w:themeColor="background2" w:themeShade="80"/>
-                                <w:sz w:val="18"/>
-                                <w:szCs w:val="18"/>
-                              </w:rPr>
-                              <w:t>–</w:t>
-                            </w:r>
-                            <w:r>
-                              <w:rPr>
-                                <w:color w:val="767171" w:themeColor="background2" w:themeShade="80"/>
-                                <w:sz w:val="18"/>
-                                <w:szCs w:val="18"/>
-                              </w:rPr>
-                              <w:t xml:space="preserve"> </w:t>
-                            </w:r>
-                            <w:r>
-                              <w:rPr>
-                                <w:color w:val="767171" w:themeColor="background2" w:themeShade="80"/>
-                                <w:sz w:val="18"/>
-                                <w:szCs w:val="18"/>
-                              </w:rPr>
-                              <w:t>September 2019</w:t>
+                              <w:t>October 2017 – September 2019</w:t>
                             </w:r>
                             <w:r>
                               <w:rPr>
@@ -802,7 +901,6 @@
                                 <w:ilvl w:val="0"/>
                                 <w:numId w:val="6"/>
                               </w:numPr>
-                              <w:shd w:val="clear" w:color="auto" w:fill="FFFFFF"/>
                               <w:spacing w:before="0" w:beforeAutospacing="0" w:afterAutospacing="0"/>
                               <w:rPr>
                                 <w:color w:val="000000" w:themeColor="text1"/>
@@ -826,7 +924,6 @@
                                 <w:ilvl w:val="0"/>
                                 <w:numId w:val="6"/>
                               </w:numPr>
-                              <w:shd w:val="clear" w:color="auto" w:fill="FFFFFF"/>
                               <w:spacing w:before="0" w:beforeAutospacing="0" w:afterAutospacing="0"/>
                               <w:rPr>
                                 <w:color w:val="000000" w:themeColor="text1"/>
@@ -840,23 +937,7 @@
                                 <w:sz w:val="19"/>
                                 <w:szCs w:val="19"/>
                               </w:rPr>
-                              <w:t xml:space="preserve">Implemented and maintained professional standard for the club by creating a </w:t>
-                            </w:r>
-                            <w:r>
-                              <w:rPr>
-                                <w:color w:val="000000" w:themeColor="text1"/>
-                                <w:sz w:val="19"/>
-                                <w:szCs w:val="19"/>
-                              </w:rPr>
-                              <w:t>LinkedIn</w:t>
-                            </w:r>
-                            <w:r>
-                              <w:rPr>
-                                <w:color w:val="000000" w:themeColor="text1"/>
-                                <w:sz w:val="19"/>
-                                <w:szCs w:val="19"/>
-                              </w:rPr>
-                              <w:t xml:space="preserve"> account and unifying all platforms to one central theme. </w:t>
+                              <w:t xml:space="preserve">Implemented and maintained professional standard for the club by creating a LinkedIn account and unifying all platforms to one central theme. </w:t>
                             </w:r>
                           </w:p>
                           <w:p>
@@ -866,7 +947,6 @@
                                 <w:ilvl w:val="0"/>
                                 <w:numId w:val="6"/>
                               </w:numPr>
-                              <w:shd w:val="clear" w:color="auto" w:fill="FFFFFF"/>
                               <w:spacing w:before="0" w:beforeAutospacing="0" w:after="10" w:afterAutospacing="0"/>
                               <w:rPr>
                                 <w:color w:val="000000" w:themeColor="text1"/>
@@ -881,131 +961,6 @@
                                 <w:szCs w:val="19"/>
                               </w:rPr>
                               <w:t xml:space="preserve">Presented information regarding topics that affect society today in order to drive conversation and dialogue. </w:t>
-                            </w:r>
-                          </w:p>
-                          <w:p>
-                            <w:pPr>
-                              <w:pStyle w:val="NormalWeb"/>
-                              <w:shd w:val="clear" w:color="auto" w:fill="FFFFFF"/>
-                              <w:rPr>
-                                <w:b/>
-                                <w:bCs/>
-                                <w:i/>
-                                <w:color w:val="3B3838" w:themeColor="background2" w:themeShade="40"/>
-                                <w:u w:val="single"/>
-                              </w:rPr>
-                            </w:pPr>
-                            <w:r>
-                              <w:rPr>
-                                <w:b/>
-                                <w:bCs/>
-                                <w:i/>
-                                <w:color w:val="3B3838" w:themeColor="background2" w:themeShade="40"/>
-                                <w:u w:val="single"/>
-                              </w:rPr>
-                              <w:t xml:space="preserve">EDUCATION </w:t>
-                            </w:r>
-                          </w:p>
-                          <w:p>
-                            <w:pPr>
-                              <w:pStyle w:val="NormalWeb"/>
-                              <w:shd w:val="clear" w:color="auto" w:fill="FFFFFF"/>
-                              <w:spacing w:before="0" w:beforeAutospacing="0" w:after="200" w:afterAutospacing="0"/>
-                            </w:pPr>
-                            <w:r>
-                              <w:rPr>
-                                <w:b/>
-                                <w:bCs/>
-                                <w:color w:val="3B3838" w:themeColor="background2" w:themeShade="40"/>
-                              </w:rPr>
-                              <w:t>Temple University College of Science and Technology</w:t>
-                            </w:r>
-                            <w:r>
-                              <w:rPr>
-                                <w:b/>
-                                <w:bCs/>
-                              </w:rPr>
-                              <w:t xml:space="preserve">, </w:t>
-                            </w:r>
-                            <w:r>
-                              <w:t>Philadelphia, PA</w:t>
-                            </w:r>
-                          </w:p>
-                          <w:p>
-                            <w:pPr>
-                              <w:pStyle w:val="NormalWeb"/>
-                              <w:shd w:val="clear" w:color="auto" w:fill="FFFFFF"/>
-                              <w:spacing w:before="0" w:beforeAutospacing="0" w:after="200" w:afterAutospacing="0"/>
-                            </w:pPr>
-                            <w:r>
-                              <w:t xml:space="preserve">Bachelor of Science </w:t>
-                            </w:r>
-                            <w:r>
-                              <w:t>—</w:t>
-                            </w:r>
-                            <w:r>
-                              <w:t xml:space="preserve"> Information Science and Technology </w:t>
-                            </w:r>
-                          </w:p>
-                          <w:p>
-                            <w:pPr>
-                              <w:pStyle w:val="NormalWeb"/>
-                              <w:shd w:val="clear" w:color="auto" w:fill="FFFFFF"/>
-                              <w:spacing w:before="0" w:beforeAutospacing="0" w:after="200" w:afterAutospacing="0"/>
-                              <w:rPr>
-                                <w:color w:val="767171" w:themeColor="background2" w:themeShade="80"/>
-                                <w:sz w:val="18"/>
-                                <w:szCs w:val="18"/>
-                              </w:rPr>
-                            </w:pPr>
-                            <w:r>
-                              <w:rPr>
-                                <w:color w:val="767171" w:themeColor="background2" w:themeShade="80"/>
-                                <w:sz w:val="18"/>
-                                <w:szCs w:val="18"/>
-                              </w:rPr>
-                              <w:t xml:space="preserve">May 2021 </w:t>
-                            </w:r>
-                          </w:p>
-                          <w:p>
-                            <w:pPr>
-                              <w:rPr>
-                                <w:rFonts w:ascii="Times New Roman" w:hAnsi="Times New Roman" w:cs="Times New Roman"/>
-                                <w:sz w:val="20"/>
-                                <w:szCs w:val="20"/>
-                              </w:rPr>
-                            </w:pPr>
-                          </w:p>
-                          <w:p>
-                            <w:pPr>
-                              <w:pStyle w:val="NormalWeb"/>
-                              <w:shd w:val="clear" w:color="auto" w:fill="FFFFFF"/>
-                              <w:spacing w:before="0" w:beforeAutospacing="0" w:after="200" w:afterAutospacing="0"/>
-                              <w:rPr>
-                                <w:i/>
-                                <w:color w:val="3B3838" w:themeColor="background2" w:themeShade="40"/>
-                                <w:u w:val="single"/>
-                              </w:rPr>
-                            </w:pPr>
-                            <w:r>
-                              <w:rPr>
-                                <w:b/>
-                                <w:bCs/>
-                                <w:i/>
-                                <w:color w:val="3B3838" w:themeColor="background2" w:themeShade="40"/>
-                                <w:u w:val="single"/>
-                              </w:rPr>
-                              <w:t>Technical</w:t>
-                            </w:r>
-                            <w:r>
-                              <w:rPr>
-                                <w:b/>
-                                <w:bCs/>
-                                <w:i/>
-                                <w:color w:val="3B3838" w:themeColor="background2" w:themeShade="40"/>
-                                <w:u w:val="single"/>
-                              </w:rPr>
-                              <w:t xml:space="preserve"> Courses </w:t>
                             </w:r>
                           </w:p>
                           <w:p>
@@ -1018,156 +973,6 @@
                                 <w:szCs w:val="19"/>
                               </w:rPr>
                             </w:pPr>
-                            <w:r>
-                              <w:rPr>
-                                <w:rFonts w:ascii="Times New Roman" w:hAnsi="Times New Roman" w:cs="Times New Roman"/>
-                                <w:sz w:val="19"/>
-                                <w:szCs w:val="19"/>
-                              </w:rPr>
-                              <w:t xml:space="preserve">Program Design &amp; Abstraction </w:t>
-                            </w:r>
-                            <w:r>
-                              <w:rPr>
-                                <w:rFonts w:ascii="Times New Roman" w:hAnsi="Times New Roman" w:cs="Times New Roman"/>
-                                <w:sz w:val="19"/>
-                                <w:szCs w:val="19"/>
-                              </w:rPr>
-                              <w:tab/>
-                            </w:r>
-                            <w:r>
-                              <w:rPr>
-                                <w:rFonts w:ascii="Times New Roman" w:hAnsi="Times New Roman" w:cs="Times New Roman"/>
-                                <w:sz w:val="19"/>
-                                <w:szCs w:val="19"/>
-                              </w:rPr>
-                              <w:t>Data Structure</w:t>
-                            </w:r>
-                            <w:r>
-                              <w:rPr>
-                                <w:rFonts w:ascii="Times New Roman" w:hAnsi="Times New Roman" w:cs="Times New Roman"/>
-                                <w:sz w:val="19"/>
-                                <w:szCs w:val="19"/>
-                              </w:rPr>
-                              <w:t>s</w:t>
-                            </w:r>
-                            <w:r>
-                              <w:rPr>
-                                <w:rFonts w:ascii="Times New Roman" w:hAnsi="Times New Roman" w:cs="Times New Roman"/>
-                                <w:sz w:val="19"/>
-                                <w:szCs w:val="19"/>
-                              </w:rPr>
-                              <w:tab/>
-                              <w:t xml:space="preserve">      </w:t>
-                            </w:r>
-                            <w:r>
-                              <w:rPr>
-                                <w:rFonts w:ascii="Times New Roman" w:hAnsi="Times New Roman" w:cs="Times New Roman"/>
-                                <w:sz w:val="19"/>
-                                <w:szCs w:val="19"/>
-                              </w:rPr>
-                              <w:t>Discrete Mathematic</w:t>
-                            </w:r>
-                            <w:r>
-                              <w:rPr>
-                                <w:rFonts w:ascii="Times New Roman" w:hAnsi="Times New Roman" w:cs="Times New Roman"/>
-                                <w:sz w:val="19"/>
-                                <w:szCs w:val="19"/>
-                              </w:rPr>
-                              <w:t>s</w:t>
-                            </w:r>
-                            <w:r>
-                              <w:rPr>
-                                <w:rFonts w:ascii="Times New Roman" w:hAnsi="Times New Roman" w:cs="Times New Roman"/>
-                                <w:sz w:val="19"/>
-                                <w:szCs w:val="19"/>
-                              </w:rPr>
-                              <w:tab/>
-                              <w:t xml:space="preserve">         </w:t>
-                            </w:r>
-                            <w:r>
-                              <w:rPr>
-                                <w:rFonts w:ascii="Times New Roman" w:hAnsi="Times New Roman" w:cs="Times New Roman"/>
-                                <w:sz w:val="19"/>
-                                <w:szCs w:val="19"/>
-                              </w:rPr>
-                              <w:t>Calculu</w:t>
-                            </w:r>
-                            <w:r>
-                              <w:rPr>
-                                <w:rFonts w:ascii="Times New Roman" w:hAnsi="Times New Roman" w:cs="Times New Roman"/>
-                                <w:sz w:val="19"/>
-                                <w:szCs w:val="19"/>
-                              </w:rPr>
-                              <w:t xml:space="preserve">s           </w:t>
-                            </w:r>
-                            <w:r>
-                              <w:rPr>
-                                <w:rFonts w:ascii="Times New Roman" w:hAnsi="Times New Roman" w:cs="Times New Roman"/>
-                                <w:sz w:val="19"/>
-                                <w:szCs w:val="19"/>
-                              </w:rPr>
-                              <w:t xml:space="preserve">Database </w:t>
-                            </w:r>
-                            <w:r>
-                              <w:rPr>
-                                <w:rFonts w:ascii="Times New Roman" w:hAnsi="Times New Roman" w:cs="Times New Roman"/>
-                                <w:sz w:val="19"/>
-                                <w:szCs w:val="19"/>
-                              </w:rPr>
-                              <w:t>Management Systems</w:t>
-                            </w:r>
-                            <w:r>
-                              <w:rPr>
-                                <w:rFonts w:ascii="Times New Roman" w:hAnsi="Times New Roman" w:cs="Times New Roman"/>
-                                <w:sz w:val="19"/>
-                                <w:szCs w:val="19"/>
-                              </w:rPr>
-                              <w:tab/>
-                              <w:t>Technical Writing</w:t>
-                            </w:r>
-                            <w:r>
-                              <w:rPr>
-                                <w:rFonts w:ascii="Times New Roman" w:hAnsi="Times New Roman" w:cs="Times New Roman"/>
-                                <w:sz w:val="19"/>
-                                <w:szCs w:val="19"/>
-                              </w:rPr>
-                              <w:tab/>
-                            </w:r>
-                            <w:r>
-                              <w:rPr>
-                                <w:rFonts w:ascii="Times New Roman" w:hAnsi="Times New Roman" w:cs="Times New Roman"/>
-                                <w:sz w:val="19"/>
-                                <w:szCs w:val="19"/>
-                              </w:rPr>
-                              <w:t>Operating Systems &amp; Networking</w:t>
-                            </w:r>
-                          </w:p>
-                          <w:p>
-                            <w:pPr>
-                              <w:spacing w:line="480" w:lineRule="auto"/>
-                              <w:ind w:left="720" w:hanging="720"/>
-                              <w:rPr>
-                                <w:rFonts w:ascii="Times New Roman" w:hAnsi="Times New Roman" w:cs="Times New Roman"/>
-                                <w:sz w:val="19"/>
-                                <w:szCs w:val="19"/>
-                              </w:rPr>
-                            </w:pPr>
-                            <w:r>
-                              <w:rPr>
-                                <w:rFonts w:ascii="Times New Roman" w:hAnsi="Times New Roman" w:cs="Times New Roman"/>
-                                <w:sz w:val="19"/>
-                                <w:szCs w:val="19"/>
-                              </w:rPr>
-                              <w:t>Probability &amp; Statistics</w:t>
-                            </w:r>
-                            <w:r>
-                              <w:rPr>
-                                <w:rFonts w:ascii="Times New Roman" w:hAnsi="Times New Roman" w:cs="Times New Roman"/>
-                                <w:sz w:val="19"/>
-                                <w:szCs w:val="19"/>
-                              </w:rPr>
-                              <w:t xml:space="preserve"> </w:t>
-                            </w:r>
                           </w:p>
                         </w:txbxContent>
                       </wps:txbx>
@@ -1195,18 +1000,17 @@
                 <v:stroke joinstyle="miter"/>
                 <v:path gradientshapeok="t" o:connecttype="rect"/>
               </v:shapetype>
-              <v:shape id="Text Box 5" o:spid="_x0000_s1026" type="#_x0000_t202" style="position:absolute;margin-left:-40.6pt;margin-top:-20.05pt;width:449.3pt;height:763.5pt;z-index:251662336;visibility:visible;mso-wrap-style:square;mso-width-percent:0;mso-height-percent:0;mso-wrap-distance-left:9pt;mso-wrap-distance-top:0;mso-wrap-distance-right:9pt;mso-wrap-distance-bottom:0;mso-position-horizontal:absolute;mso-position-horizontal-relative:text;mso-position-vertical:absolute;mso-position-vertical-relative:text;mso-width-percent:0;mso-height-percent:0;mso-width-relative:margin;mso-height-relative:margin;v-text-anchor:top" o:gfxdata="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" filled="f" stroked="f">
+              <v:shape id="Text Box 5" o:spid="_x0000_s1026" type="#_x0000_t202" style="position:absolute;margin-left:-40.5pt;margin-top:-20.05pt;width:449.3pt;height:714.2pt;z-index:251662336;visibility:visible;mso-wrap-style:square;mso-width-percent:0;mso-height-percent:0;mso-wrap-distance-left:9pt;mso-wrap-distance-top:0;mso-wrap-distance-right:9pt;mso-wrap-distance-bottom:0;mso-position-horizontal:absolute;mso-position-horizontal-relative:text;mso-position-vertical:absolute;mso-position-vertical-relative:text;mso-width-percent:0;mso-height-percent:0;mso-width-relative:margin;mso-height-relative:margin;v-text-anchor:top" o:gfxdata="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" filled="f" stroked="f">
                 <v:textbox>
                   <w:txbxContent>
                     <w:p>
                       <w:pPr>
                         <w:pStyle w:val="NormalWeb"/>
-                        <w:shd w:val="clear" w:color="auto" w:fill="FFFFFF"/>
                         <w:jc w:val="both"/>
                         <w:rPr>
                           <w:b/>
                           <w:bCs/>
-                          <w:color w:val="3B3838" w:themeColor="background2" w:themeShade="40"/>
+                          <w:color w:val="2F5496" w:themeColor="accent1" w:themeShade="BF"/>
                           <w:sz w:val="36"/>
                           <w:szCs w:val="36"/>
                         </w:rPr>
@@ -1215,7 +1019,7 @@
                         <w:rPr>
                           <w:b/>
                           <w:bCs/>
-                          <w:color w:val="3B3838" w:themeColor="background2" w:themeShade="40"/>
+                          <w:color w:val="2F5496" w:themeColor="accent1" w:themeShade="BF"/>
                           <w:sz w:val="36"/>
                           <w:szCs w:val="36"/>
                         </w:rPr>
@@ -1225,64 +1029,163 @@
                     <w:p>
                       <w:pPr>
                         <w:pStyle w:val="NormalWeb"/>
-                        <w:shd w:val="clear" w:color="auto" w:fill="FFFFFF"/>
-                        <w:rPr>
-                          <w:i/>
-                          <w:color w:val="3B3838" w:themeColor="background2" w:themeShade="40"/>
-                          <w:u w:val="single"/>
-                        </w:rPr>
-                      </w:pPr>
-                      <w:r>
                         <w:rPr>
                           <w:b/>
                           <w:bCs/>
                           <w:i/>
-                          <w:color w:val="3B3838" w:themeColor="background2" w:themeShade="40"/>
+                          <w:color w:val="4472C4" w:themeColor="accent1"/>
                           <w:u w:val="single"/>
                         </w:rPr>
-                        <w:t xml:space="preserve">EXPERIENCE </w:t>
+                      </w:pPr>
+                      <w:r>
+                        <w:rPr>
+                          <w:b/>
+                          <w:bCs/>
+                          <w:i/>
+                          <w:color w:val="4472C4" w:themeColor="accent1"/>
+                          <w:u w:val="single"/>
+                        </w:rPr>
+                        <w:t xml:space="preserve">EDUCATION </w:t>
                       </w:r>
                     </w:p>
                     <w:p>
                       <w:pPr>
                         <w:pStyle w:val="NormalWeb"/>
-                        <w:shd w:val="clear" w:color="auto" w:fill="FFFFFF"/>
                         <w:spacing w:before="0" w:beforeAutospacing="0" w:after="200" w:afterAutospacing="0"/>
                       </w:pPr>
                       <w:r>
                         <w:rPr>
                           <w:b/>
                           <w:bCs/>
-                          <w:color w:val="3B3838" w:themeColor="background2" w:themeShade="40"/>
-                        </w:rPr>
-                        <w:t>Continuing Education</w:t>
+                          <w:color w:val="2F5496" w:themeColor="accent1" w:themeShade="BF"/>
+                        </w:rPr>
+                        <w:t>Temple University College of Science and Technology</w:t>
                       </w:r>
                       <w:r>
                         <w:rPr>
                           <w:b/>
                           <w:bCs/>
-                          <w:color w:val="3B3838" w:themeColor="background2" w:themeShade="40"/>
-                        </w:rPr>
-                        <w:t xml:space="preserve"> Systems</w:t>
-                      </w:r>
-                      <w:r>
-                        <w:rPr>
-                          <w:b/>
-                          <w:bCs/>
                         </w:rPr>
                         <w:t xml:space="preserve">, </w:t>
                       </w:r>
                       <w:r>
-                        <w:t>Philadelphia, PA—​Junior Business Analyst</w:t>
-                      </w:r>
-                      <w:r>
-                        <w:t>/ Front End Developer</w:t>
+                        <w:t>Philadelphia, PA</w:t>
                       </w:r>
                     </w:p>
                     <w:p>
                       <w:pPr>
                         <w:pStyle w:val="NormalWeb"/>
-                        <w:shd w:val="clear" w:color="auto" w:fill="FFFFFF"/>
+                        <w:spacing w:before="0" w:beforeAutospacing="0" w:after="200" w:afterAutospacing="0"/>
+                      </w:pPr>
+                      <w:r>
+                        <w:t xml:space="preserve">Bachelor of Science </w:t>
+                      </w:r>
+                      <w:r>
+                        <w:t>—</w:t>
+                      </w:r>
+                      <w:r>
+                        <w:t xml:space="preserve"> Information Science and Technology </w:t>
+                      </w:r>
+                    </w:p>
+                    <w:p>
+                      <w:pPr>
+                        <w:pStyle w:val="NormalWeb"/>
+                        <w:spacing w:before="0" w:beforeAutospacing="0" w:after="200" w:afterAutospacing="0"/>
+                      </w:pPr>
+                      <w:r>
+                        <w:t>Computer Security &amp; Digital Forensics Certificate</w:t>
+                      </w:r>
+                    </w:p>
+                    <w:p>
+                      <w:pPr>
+                        <w:pStyle w:val="NormalWeb"/>
+                        <w:spacing w:before="0" w:beforeAutospacing="0" w:after="200" w:afterAutospacing="0"/>
+                      </w:pPr>
+                      <w:r>
+                        <w:rPr>
+                          <w:color w:val="767171" w:themeColor="background2" w:themeShade="80"/>
+                          <w:sz w:val="18"/>
+                          <w:szCs w:val="18"/>
+                        </w:rPr>
+                        <w:t>December</w:t>
+                      </w:r>
+                      <w:r>
+                        <w:rPr>
+                          <w:color w:val="767171" w:themeColor="background2" w:themeShade="80"/>
+                          <w:sz w:val="18"/>
+                          <w:szCs w:val="18"/>
+                        </w:rPr>
+                        <w:t xml:space="preserve"> 2021 </w:t>
+                      </w:r>
+                    </w:p>
+                    <w:p>
+                      <w:pPr>
+                        <w:pStyle w:val="NormalWeb"/>
+                        <w:rPr>
+                          <w:i/>
+                          <w:color w:val="4472C4" w:themeColor="accent1"/>
+                          <w:u w:val="single"/>
+                        </w:rPr>
+                      </w:pPr>
+                      <w:r>
+                        <w:rPr>
+                          <w:b/>
+                          <w:bCs/>
+                          <w:i/>
+                          <w:color w:val="4472C4" w:themeColor="accent1"/>
+                          <w:u w:val="single"/>
+                        </w:rPr>
+                        <w:t>TECHNICAL EXPERIENCE</w:t>
+                      </w:r>
+                      <w:r>
+                        <w:rPr>
+                          <w:b/>
+                          <w:bCs/>
+                          <w:i/>
+                          <w:color w:val="4472C4" w:themeColor="accent1"/>
+                          <w:u w:val="single"/>
+                        </w:rPr>
+                        <w:t xml:space="preserve"> </w:t>
+                      </w:r>
+                    </w:p>
+                    <w:p>
+                      <w:pPr>
+                        <w:pStyle w:val="NormalWeb"/>
+                        <w:spacing w:before="0" w:beforeAutospacing="0" w:after="200" w:afterAutospacing="0"/>
+                      </w:pPr>
+                      <w:r>
+                        <w:rPr>
+                          <w:b/>
+                          <w:bCs/>
+                          <w:color w:val="2F5496" w:themeColor="accent1" w:themeShade="BF"/>
+                        </w:rPr>
+                        <w:t>Continuing Education</w:t>
+                      </w:r>
+                      <w:r>
+                        <w:rPr>
+                          <w:b/>
+                          <w:bCs/>
+                          <w:color w:val="2F5496" w:themeColor="accent1" w:themeShade="BF"/>
+                        </w:rPr>
+                        <w:t xml:space="preserve"> Systems</w:t>
+                      </w:r>
+                      <w:r>
+                        <w:rPr>
+                          <w:b/>
+                          <w:bCs/>
+                        </w:rPr>
+                        <w:t xml:space="preserve">, </w:t>
+                      </w:r>
+                      <w:r>
+                        <w:t>Philadelphia, PA—​Junior Business Analyst</w:t>
+                      </w:r>
+                      <w:r>
+                        <w:t>/ Front End Developer</w:t>
+                      </w:r>
+                    </w:p>
+                    <w:p>
+                      <w:pPr>
+                        <w:pStyle w:val="NormalWeb"/>
                         <w:spacing w:before="0" w:beforeAutospacing="0" w:after="200" w:afterAutospacing="0"/>
                         <w:rPr>
                           <w:color w:val="767171" w:themeColor="background2" w:themeShade="80"/>
@@ -1306,7 +1209,6 @@
                           <w:ilvl w:val="0"/>
                           <w:numId w:val="9"/>
                         </w:numPr>
-                        <w:shd w:val="clear" w:color="auto" w:fill="FFFFFF"/>
                         <w:spacing w:before="0" w:beforeAutospacing="0" w:afterAutospacing="0"/>
                         <w:rPr>
                           <w:color w:val="000000" w:themeColor="text1"/>
@@ -1378,7 +1280,6 @@
                           <w:ilvl w:val="0"/>
                           <w:numId w:val="9"/>
                         </w:numPr>
-                        <w:shd w:val="clear" w:color="auto" w:fill="FFFFFF"/>
                         <w:spacing w:before="0" w:beforeAutospacing="0" w:afterAutospacing="0"/>
                         <w:rPr>
                           <w:color w:val="000000" w:themeColor="text1"/>
@@ -1418,7 +1319,6 @@
                           <w:ilvl w:val="0"/>
                           <w:numId w:val="9"/>
                         </w:numPr>
-                        <w:shd w:val="clear" w:color="auto" w:fill="FFFFFF"/>
                         <w:spacing w:before="0" w:beforeAutospacing="0" w:afterAutospacing="0"/>
                         <w:rPr>
                           <w:color w:val="000000" w:themeColor="text1"/>
@@ -1474,7 +1374,6 @@
                           <w:ilvl w:val="0"/>
                           <w:numId w:val="9"/>
                         </w:numPr>
-                        <w:shd w:val="clear" w:color="auto" w:fill="FFFFFF"/>
                         <w:spacing w:before="0" w:beforeAutospacing="0" w:afterAutospacing="0"/>
                         <w:rPr>
                           <w:color w:val="000000" w:themeColor="text1"/>
@@ -1530,7 +1429,6 @@
                           <w:ilvl w:val="0"/>
                           <w:numId w:val="9"/>
                         </w:numPr>
-                        <w:shd w:val="clear" w:color="auto" w:fill="FFFFFF"/>
                         <w:spacing w:before="0" w:beforeAutospacing="0" w:afterAutospacing="0"/>
                         <w:rPr>
                           <w:color w:val="000000" w:themeColor="text1"/>
@@ -1598,7 +1496,6 @@
                     <w:p>
                       <w:pPr>
                         <w:pStyle w:val="NormalWeb"/>
-                        <w:shd w:val="clear" w:color="auto" w:fill="FFFFFF"/>
                         <w:spacing w:before="0" w:beforeAutospacing="0" w:afterAutospacing="0"/>
                         <w:rPr>
                           <w:color w:val="2E74B5" w:themeColor="accent5" w:themeShade="BF"/>
@@ -1610,14 +1507,13 @@
                     <w:p>
                       <w:pPr>
                         <w:pStyle w:val="NormalWeb"/>
-                        <w:shd w:val="clear" w:color="auto" w:fill="FFFFFF"/>
                         <w:spacing w:beforeAutospacing="0" w:after="200" w:afterAutospacing="0"/>
                       </w:pPr>
                       <w:r>
                         <w:rPr>
                           <w:b/>
                           <w:bCs/>
-                          <w:color w:val="3B3838" w:themeColor="background2" w:themeShade="40"/>
+                          <w:color w:val="2F5496" w:themeColor="accent1" w:themeShade="BF"/>
                         </w:rPr>
                         <w:t>TedxTempleU</w:t>
                       </w:r>
@@ -1635,7 +1531,6 @@
                     <w:p>
                       <w:pPr>
                         <w:pStyle w:val="NormalWeb"/>
-                        <w:shd w:val="clear" w:color="auto" w:fill="FFFFFF"/>
                         <w:spacing w:beforeAutospacing="0" w:after="200" w:afterAutospacing="0"/>
                         <w:rPr>
                           <w:color w:val="767171" w:themeColor="background2" w:themeShade="80"/>
@@ -1659,7 +1554,6 @@
                           <w:ilvl w:val="0"/>
                           <w:numId w:val="8"/>
                         </w:numPr>
-                        <w:shd w:val="clear" w:color="auto" w:fill="FFFFFF"/>
                         <w:spacing w:before="0" w:beforeAutospacing="0" w:afterAutospacing="0"/>
                         <w:rPr>
                           <w:color w:val="000000" w:themeColor="text1"/>
@@ -1699,7 +1593,6 @@
                           <w:ilvl w:val="0"/>
                           <w:numId w:val="8"/>
                         </w:numPr>
-                        <w:shd w:val="clear" w:color="auto" w:fill="FFFFFF"/>
                         <w:spacing w:before="0" w:beforeAutospacing="0" w:afterAutospacing="0"/>
                         <w:rPr>
                           <w:color w:val="000000" w:themeColor="text1"/>
@@ -1723,7 +1616,6 @@
                           <w:ilvl w:val="0"/>
                           <w:numId w:val="8"/>
                         </w:numPr>
-                        <w:shd w:val="clear" w:color="auto" w:fill="FFFFFF"/>
                         <w:spacing w:before="0" w:beforeAutospacing="0" w:afterAutospacing="0"/>
                         <w:rPr>
                           <w:color w:val="000000" w:themeColor="text1"/>
@@ -1787,7 +1679,6 @@
                           <w:ilvl w:val="0"/>
                           <w:numId w:val="8"/>
                         </w:numPr>
-                        <w:shd w:val="clear" w:color="auto" w:fill="FFFFFF"/>
                         <w:spacing w:before="0" w:beforeAutospacing="0" w:afterAutospacing="0"/>
                         <w:rPr>
                           <w:color w:val="000000" w:themeColor="text1"/>
@@ -1823,59 +1714,96 @@
                     <w:p>
                       <w:pPr>
                         <w:pStyle w:val="NormalWeb"/>
-                        <w:shd w:val="clear" w:color="auto" w:fill="FFFFFF"/>
                         <w:spacing w:before="0" w:beforeAutospacing="0" w:afterAutospacing="0"/>
-                        <w:ind w:left="360"/>
-                        <w:rPr>
-                          <w:color w:val="000000" w:themeColor="text1"/>
-                          <w:sz w:val="20"/>
-                          <w:szCs w:val="20"/>
+                        <w:rPr>
+                          <w:color w:val="000000" w:themeColor="text1"/>
+                          <w:sz w:val="19"/>
+                          <w:szCs w:val="19"/>
                         </w:rPr>
                       </w:pPr>
                     </w:p>
                     <w:p>
                       <w:pPr>
                         <w:pStyle w:val="NormalWeb"/>
-                        <w:shd w:val="clear" w:color="auto" w:fill="FFFFFF"/>
-                        <w:spacing w:before="0" w:beforeAutospacing="0" w:after="200" w:afterAutospacing="0"/>
+                        <w:spacing w:before="0" w:beforeAutospacing="0" w:afterAutospacing="0"/>
+                        <w:rPr>
+                          <w:color w:val="000000" w:themeColor="text1"/>
+                          <w:sz w:val="19"/>
+                          <w:szCs w:val="19"/>
+                        </w:rPr>
                       </w:pPr>
                       <w:r>
                         <w:rPr>
                           <w:b/>
                           <w:bCs/>
-                          <w:color w:val="3B3838" w:themeColor="background2" w:themeShade="40"/>
-                        </w:rPr>
-                        <w:t>Hosting Our Own Talks</w:t>
+                          <w:i/>
+                          <w:color w:val="4472C4" w:themeColor="accent1"/>
+                          <w:u w:val="single"/>
+                        </w:rPr>
+                        <w:t>T</w:t>
                       </w:r>
                       <w:r>
                         <w:rPr>
                           <w:b/>
                           <w:bCs/>
-                        </w:rPr>
-                        <w:t xml:space="preserve">, </w:t>
+                          <w:i/>
+                          <w:color w:val="4472C4" w:themeColor="accent1"/>
+                          <w:u w:val="single"/>
+                        </w:rPr>
+                        <w:t>EAMORK AND LEADERSHIP</w:t>
                       </w:r>
                       <w:r>
                         <w:rPr>
                           <w:b/>
                           <w:bCs/>
+                          <w:i/>
+                          <w:color w:val="4472C4" w:themeColor="accent1"/>
+                          <w:u w:val="single"/>
                         </w:rPr>
                         <w:t xml:space="preserve"> </w:t>
-                      </w:r>
-                      <w:r>
-                        <w:rPr>
-                          <w:b/>
-                          <w:bCs/>
-                        </w:rPr>
-                        <w:t>​</w:t>
-                      </w:r>
-                      <w:r>
-                        <w:t xml:space="preserve">Philadelphia, PA — Director of Social Media and Marketing </w:t>
                       </w:r>
                     </w:p>
                     <w:p>
                       <w:pPr>
                         <w:pStyle w:val="NormalWeb"/>
-                        <w:shd w:val="clear" w:color="auto" w:fill="FFFFFF"/>
+                        <w:spacing w:before="0" w:beforeAutospacing="0" w:after="200" w:afterAutospacing="0"/>
+                      </w:pPr>
+                      <w:r>
+                        <w:rPr>
+                          <w:b/>
+                          <w:bCs/>
+                          <w:color w:val="2F5496" w:themeColor="accent1" w:themeShade="BF"/>
+                        </w:rPr>
+                        <w:t>Hosting Our Own Talks</w:t>
+                      </w:r>
+                      <w:r>
+                        <w:rPr>
+                          <w:b/>
+                          <w:bCs/>
+                        </w:rPr>
+                        <w:t xml:space="preserve">, </w:t>
+                      </w:r>
+                      <w:r>
+                        <w:rPr>
+                          <w:b/>
+                          <w:bCs/>
+                        </w:rPr>
+                        <w:t xml:space="preserve"> </w:t>
+                      </w:r>
+                      <w:r>
+                        <w:rPr>
+                          <w:b/>
+                          <w:bCs/>
+                        </w:rPr>
+                        <w:t>​</w:t>
+                      </w:r>
+                      <w:r>
+                        <w:t xml:space="preserve">Philadelphia, PA — Director of Social Media and Marketing </w:t>
+                      </w:r>
+                    </w:p>
+                    <w:p>
+                      <w:pPr>
+                        <w:pStyle w:val="NormalWeb"/>
                         <w:spacing w:before="0" w:beforeAutospacing="0" w:after="200" w:afterAutospacing="0"/>
                         <w:rPr>
                           <w:color w:val="767171" w:themeColor="background2" w:themeShade="80"/>
@@ -1889,31 +1817,7 @@
                           <w:sz w:val="18"/>
                           <w:szCs w:val="18"/>
                         </w:rPr>
-                        <w:t xml:space="preserve">October 2017 </w:t>
-                      </w:r>
-                      <w:r>
-                        <w:rPr>
-                          <w:color w:val="767171" w:themeColor="background2" w:themeShade="80"/>
-                          <w:sz w:val="18"/>
-                          <w:szCs w:val="18"/>
-                        </w:rPr>
-                        <w:t>–</w:t>
-                      </w:r>
-                      <w:r>
-                        <w:rPr>
-                          <w:color w:val="767171" w:themeColor="background2" w:themeShade="80"/>
-                          <w:sz w:val="18"/>
-                          <w:szCs w:val="18"/>
-                        </w:rPr>
-                        <w:t xml:space="preserve"> </w:t>
-                      </w:r>
-                      <w:r>
-                        <w:rPr>
-                          <w:color w:val="767171" w:themeColor="background2" w:themeShade="80"/>
-                          <w:sz w:val="18"/>
-                          <w:szCs w:val="18"/>
-                        </w:rPr>
-                        <w:t>September 2019</w:t>
+                        <w:t>October 2017 – September 2019</w:t>
                       </w:r>
                       <w:r>
                         <w:rPr>
@@ -1933,7 +1837,6 @@
                           <w:ilvl w:val="0"/>
                           <w:numId w:val="6"/>
                         </w:numPr>
-                        <w:shd w:val="clear" w:color="auto" w:fill="FFFFFF"/>
                         <w:spacing w:before="0" w:beforeAutospacing="0" w:afterAutospacing="0"/>
                         <w:rPr>
                           <w:color w:val="000000" w:themeColor="text1"/>
@@ -1957,7 +1860,6 @@
                           <w:ilvl w:val="0"/>
                           <w:numId w:val="6"/>
                         </w:numPr>
-                        <w:shd w:val="clear" w:color="auto" w:fill="FFFFFF"/>
                         <w:spacing w:before="0" w:beforeAutospacing="0" w:afterAutospacing="0"/>
                         <w:rPr>
                           <w:color w:val="000000" w:themeColor="text1"/>
@@ -1971,23 +1873,7 @@
                           <w:sz w:val="19"/>
                           <w:szCs w:val="19"/>
                         </w:rPr>
-                        <w:t xml:space="preserve">Implemented and maintained professional standard for the club by creating a </w:t>
-                      </w:r>
-                      <w:r>
-                        <w:rPr>
-                          <w:color w:val="000000" w:themeColor="text1"/>
-                          <w:sz w:val="19"/>
-                          <w:szCs w:val="19"/>
-                        </w:rPr>
-                        <w:t>LinkedIn</w:t>
-                      </w:r>
-                      <w:r>
-                        <w:rPr>
-                          <w:color w:val="000000" w:themeColor="text1"/>
-                          <w:sz w:val="19"/>
-                          <w:szCs w:val="19"/>
-                        </w:rPr>
-                        <w:t xml:space="preserve"> account and unifying all platforms to one central theme. </w:t>
+                        <w:t xml:space="preserve">Implemented and maintained professional standard for the club by creating a LinkedIn account and unifying all platforms to one central theme. </w:t>
                       </w:r>
                     </w:p>
                     <w:p>
@@ -1997,7 +1883,6 @@
                           <w:ilvl w:val="0"/>
                           <w:numId w:val="6"/>
                         </w:numPr>
-                        <w:shd w:val="clear" w:color="auto" w:fill="FFFFFF"/>
                         <w:spacing w:before="0" w:beforeAutospacing="0" w:after="10" w:afterAutospacing="0"/>
                         <w:rPr>
                           <w:color w:val="000000" w:themeColor="text1"/>
@@ -2012,131 +1897,6 @@
                           <w:szCs w:val="19"/>
                         </w:rPr>
                         <w:t xml:space="preserve">Presented information regarding topics that affect society today in order to drive conversation and dialogue. </w:t>
-                      </w:r>
-                    </w:p>
-                    <w:p>
-                      <w:pPr>
-                        <w:pStyle w:val="NormalWeb"/>
-                        <w:shd w:val="clear" w:color="auto" w:fill="FFFFFF"/>
-                        <w:rPr>
-                          <w:b/>
-                          <w:bCs/>
-                          <w:i/>
-                          <w:color w:val="3B3838" w:themeColor="background2" w:themeShade="40"/>
-                          <w:u w:val="single"/>
-                        </w:rPr>
-                      </w:pPr>
-                      <w:r>
-                        <w:rPr>
-                          <w:b/>
-                          <w:bCs/>
-                          <w:i/>
-                          <w:color w:val="3B3838" w:themeColor="background2" w:themeShade="40"/>
-                          <w:u w:val="single"/>
-                        </w:rPr>
-                        <w:t xml:space="preserve">EDUCATION </w:t>
-                      </w:r>
-                    </w:p>
-                    <w:p>
-                      <w:pPr>
-                        <w:pStyle w:val="NormalWeb"/>
-                        <w:shd w:val="clear" w:color="auto" w:fill="FFFFFF"/>
-                        <w:spacing w:before="0" w:beforeAutospacing="0" w:after="200" w:afterAutospacing="0"/>
-                      </w:pPr>
-                      <w:r>
-                        <w:rPr>
-                          <w:b/>
-                          <w:bCs/>
-                          <w:color w:val="3B3838" w:themeColor="background2" w:themeShade="40"/>
-                        </w:rPr>
-                        <w:t>Temple University College of Science and Technology</w:t>
-                      </w:r>
-                      <w:r>
-                        <w:rPr>
-                          <w:b/>
-                          <w:bCs/>
-                        </w:rPr>
-                        <w:t xml:space="preserve">, </w:t>
-                      </w:r>
-                      <w:r>
-                        <w:t>Philadelphia, PA</w:t>
-                      </w:r>
-                    </w:p>
-                    <w:p>
-                      <w:pPr>
-                        <w:pStyle w:val="NormalWeb"/>
-                        <w:shd w:val="clear" w:color="auto" w:fill="FFFFFF"/>
-                        <w:spacing w:before="0" w:beforeAutospacing="0" w:after="200" w:afterAutospacing="0"/>
-                      </w:pPr>
-                      <w:r>
-                        <w:t xml:space="preserve">Bachelor of Science </w:t>
-                      </w:r>
-                      <w:r>
-                        <w:t>—</w:t>
-                      </w:r>
-                      <w:r>
-                        <w:t xml:space="preserve"> Information Science and Technology </w:t>
-                      </w:r>
-                    </w:p>
-                    <w:p>
-                      <w:pPr>
-                        <w:pStyle w:val="NormalWeb"/>
-                        <w:shd w:val="clear" w:color="auto" w:fill="FFFFFF"/>
-                        <w:spacing w:before="0" w:beforeAutospacing="0" w:after="200" w:afterAutospacing="0"/>
-                        <w:rPr>
-                          <w:color w:val="767171" w:themeColor="background2" w:themeShade="80"/>
-                          <w:sz w:val="18"/>
-                          <w:szCs w:val="18"/>
-                        </w:rPr>
-                      </w:pPr>
-                      <w:r>
-                        <w:rPr>
-                          <w:color w:val="767171" w:themeColor="background2" w:themeShade="80"/>
-                          <w:sz w:val="18"/>
-                          <w:szCs w:val="18"/>
-                        </w:rPr>
-                        <w:t xml:space="preserve">May 2021 </w:t>
-                      </w:r>
-                    </w:p>
-                    <w:p>
-                      <w:pPr>
-                        <w:rPr>
-                          <w:rFonts w:ascii="Times New Roman" w:hAnsi="Times New Roman" w:cs="Times New Roman"/>
-                          <w:sz w:val="20"/>
-                          <w:szCs w:val="20"/>
-                        </w:rPr>
-                      </w:pPr>
-                    </w:p>
-                    <w:p>
-                      <w:pPr>
-                        <w:pStyle w:val="NormalWeb"/>
-                        <w:shd w:val="clear" w:color="auto" w:fill="FFFFFF"/>
-                        <w:spacing w:before="0" w:beforeAutospacing="0" w:after="200" w:afterAutospacing="0"/>
-                        <w:rPr>
-                          <w:i/>
-                          <w:color w:val="3B3838" w:themeColor="background2" w:themeShade="40"/>
-                          <w:u w:val="single"/>
-                        </w:rPr>
-                      </w:pPr>
-                      <w:r>
-                        <w:rPr>
-                          <w:b/>
-                          <w:bCs/>
-                          <w:i/>
-                          <w:color w:val="3B3838" w:themeColor="background2" w:themeShade="40"/>
-                          <w:u w:val="single"/>
-                        </w:rPr>
-                        <w:t>Technical</w:t>
-                      </w:r>
-                      <w:r>
-                        <w:rPr>
-                          <w:b/>
-                          <w:bCs/>
-                          <w:i/>
-                          <w:color w:val="3B3838" w:themeColor="background2" w:themeShade="40"/>
-                          <w:u w:val="single"/>
-                        </w:rPr>
-                        <w:t xml:space="preserve"> Courses </w:t>
                       </w:r>
                     </w:p>
                     <w:p>
@@ -2149,156 +1909,6 @@
                           <w:szCs w:val="19"/>
                         </w:rPr>
                       </w:pPr>
-                      <w:r>
-                        <w:rPr>
-                          <w:rFonts w:ascii="Times New Roman" w:hAnsi="Times New Roman" w:cs="Times New Roman"/>
-                          <w:sz w:val="19"/>
-                          <w:szCs w:val="19"/>
-                        </w:rPr>
-                        <w:t xml:space="preserve">Program Design &amp; Abstraction </w:t>
-                      </w:r>
-                      <w:r>
-                        <w:rPr>
-                          <w:rFonts w:ascii="Times New Roman" w:hAnsi="Times New Roman" w:cs="Times New Roman"/>
-                          <w:sz w:val="19"/>
-                          <w:szCs w:val="19"/>
-                        </w:rPr>
-                        <w:tab/>
-                      </w:r>
-                      <w:r>
-                        <w:rPr>
-                          <w:rFonts w:ascii="Times New Roman" w:hAnsi="Times New Roman" w:cs="Times New Roman"/>
-                          <w:sz w:val="19"/>
-                          <w:szCs w:val="19"/>
-                        </w:rPr>
-                        <w:t>Data Structure</w:t>
-                      </w:r>
-                      <w:r>
-                        <w:rPr>
-                          <w:rFonts w:ascii="Times New Roman" w:hAnsi="Times New Roman" w:cs="Times New Roman"/>
-                          <w:sz w:val="19"/>
-                          <w:szCs w:val="19"/>
-                        </w:rPr>
-                        <w:t>s</w:t>
-                      </w:r>
-                      <w:r>
-                        <w:rPr>
-                          <w:rFonts w:ascii="Times New Roman" w:hAnsi="Times New Roman" w:cs="Times New Roman"/>
-                          <w:sz w:val="19"/>
-                          <w:szCs w:val="19"/>
-                        </w:rPr>
-                        <w:tab/>
-                        <w:t xml:space="preserve">      </w:t>
-                      </w:r>
-                      <w:r>
-                        <w:rPr>
-                          <w:rFonts w:ascii="Times New Roman" w:hAnsi="Times New Roman" w:cs="Times New Roman"/>
-                          <w:sz w:val="19"/>
-                          <w:szCs w:val="19"/>
-                        </w:rPr>
-                        <w:t>Discrete Mathematic</w:t>
-                      </w:r>
-                      <w:r>
-                        <w:rPr>
-                          <w:rFonts w:ascii="Times New Roman" w:hAnsi="Times New Roman" w:cs="Times New Roman"/>
-                          <w:sz w:val="19"/>
-                          <w:szCs w:val="19"/>
-                        </w:rPr>
-                        <w:t>s</w:t>
-                      </w:r>
-                      <w:r>
-                        <w:rPr>
-                          <w:rFonts w:ascii="Times New Roman" w:hAnsi="Times New Roman" w:cs="Times New Roman"/>
-                          <w:sz w:val="19"/>
-                          <w:szCs w:val="19"/>
-                        </w:rPr>
-                        <w:tab/>
-                        <w:t xml:space="preserve">         </w:t>
-                      </w:r>
-                      <w:r>
-                        <w:rPr>
-                          <w:rFonts w:ascii="Times New Roman" w:hAnsi="Times New Roman" w:cs="Times New Roman"/>
-                          <w:sz w:val="19"/>
-                          <w:szCs w:val="19"/>
-                        </w:rPr>
-                        <w:t>Calculu</w:t>
-                      </w:r>
-                      <w:r>
-                        <w:rPr>
-                          <w:rFonts w:ascii="Times New Roman" w:hAnsi="Times New Roman" w:cs="Times New Roman"/>
-                          <w:sz w:val="19"/>
-                          <w:szCs w:val="19"/>
-                        </w:rPr>
-                        <w:t xml:space="preserve">s           </w:t>
-                      </w:r>
-                      <w:r>
-                        <w:rPr>
-                          <w:rFonts w:ascii="Times New Roman" w:hAnsi="Times New Roman" w:cs="Times New Roman"/>
-                          <w:sz w:val="19"/>
-                          <w:szCs w:val="19"/>
-                        </w:rPr>
-                        <w:t xml:space="preserve">Database </w:t>
-                      </w:r>
-                      <w:r>
-                        <w:rPr>
-                          <w:rFonts w:ascii="Times New Roman" w:hAnsi="Times New Roman" w:cs="Times New Roman"/>
-                          <w:sz w:val="19"/>
-                          <w:szCs w:val="19"/>
-                        </w:rPr>
-                        <w:t>Management Systems</w:t>
-                      </w:r>
-                      <w:r>
-                        <w:rPr>
-                          <w:rFonts w:ascii="Times New Roman" w:hAnsi="Times New Roman" w:cs="Times New Roman"/>
-                          <w:sz w:val="19"/>
-                          <w:szCs w:val="19"/>
-                        </w:rPr>
-                        <w:tab/>
-                        <w:t>Technical Writing</w:t>
-                      </w:r>
-                      <w:r>
-                        <w:rPr>
-                          <w:rFonts w:ascii="Times New Roman" w:hAnsi="Times New Roman" w:cs="Times New Roman"/>
-                          <w:sz w:val="19"/>
-                          <w:szCs w:val="19"/>
-                        </w:rPr>
-                        <w:tab/>
-                      </w:r>
-                      <w:r>
-                        <w:rPr>
-                          <w:rFonts w:ascii="Times New Roman" w:hAnsi="Times New Roman" w:cs="Times New Roman"/>
-                          <w:sz w:val="19"/>
-                          <w:szCs w:val="19"/>
-                        </w:rPr>
-                        <w:t>Operating Systems &amp; Networking</w:t>
-                      </w:r>
-                    </w:p>
-                    <w:p>
-                      <w:pPr>
-                        <w:spacing w:line="480" w:lineRule="auto"/>
-                        <w:ind w:left="720" w:hanging="720"/>
-                        <w:rPr>
-                          <w:rFonts w:ascii="Times New Roman" w:hAnsi="Times New Roman" w:cs="Times New Roman"/>
-                          <w:sz w:val="19"/>
-                          <w:szCs w:val="19"/>
-                        </w:rPr>
-                      </w:pPr>
-                      <w:r>
-                        <w:rPr>
-                          <w:rFonts w:ascii="Times New Roman" w:hAnsi="Times New Roman" w:cs="Times New Roman"/>
-                          <w:sz w:val="19"/>
-                          <w:szCs w:val="19"/>
-                        </w:rPr>
-                        <w:t>Probability &amp; Statistics</w:t>
-                      </w:r>
-                      <w:r>
-                        <w:rPr>
-                          <w:rFonts w:ascii="Times New Roman" w:hAnsi="Times New Roman" w:cs="Times New Roman"/>
-                          <w:sz w:val="19"/>
-                          <w:szCs w:val="19"/>
-                        </w:rPr>
-                        <w:t xml:space="preserve"> </w:t>
-                      </w:r>
                     </w:p>
                   </w:txbxContent>
                 </v:textbox>
@@ -2320,15 +1930,15 @@
         <mc:AlternateContent>
           <mc:Choice Requires="wps">
             <w:drawing>
-              <wp:anchor distT="0" distB="0" distL="114300" distR="114300" simplePos="0" relativeHeight="251665408" behindDoc="0" locked="0" layoutInCell="1" allowOverlap="1" wp14:anchorId="07B3A0FE" wp14:editId="4060DBA6">
+              <wp:anchor distT="0" distB="0" distL="114300" distR="114300" simplePos="0" relativeHeight="251665408" behindDoc="0" locked="0" layoutInCell="1" allowOverlap="1" wp14:anchorId="07B3A0FE" wp14:editId="66FD3B14">
                 <wp:simplePos x="0" y="0"/>
                 <wp:positionH relativeFrom="column">
-                  <wp:posOffset>5126355</wp:posOffset>
+                  <wp:posOffset>4661535</wp:posOffset>
                 </wp:positionH>
                 <wp:positionV relativeFrom="paragraph">
-                  <wp:posOffset>-98425</wp:posOffset>
+                  <wp:posOffset>-375104</wp:posOffset>
                 </wp:positionV>
-                <wp:extent cx="1597025" cy="1423670"/>
+                <wp:extent cx="2269399" cy="1249045"/>
                 <wp:effectExtent l="0" t="0" r="0" b="0"/>
                 <wp:wrapNone/>
                 <wp:docPr id="6" name="Text Box 6"/>
@@ -2340,7 +1950,7 @@
                       <wps:spPr>
                         <a:xfrm>
                           <a:off x="0" y="0"/>
-                          <a:ext cx="1597025" cy="1423670"/>
+                          <a:ext cx="2269399" cy="1249045"/>
                         </a:xfrm>
                         <a:prstGeom prst="rect">
                           <a:avLst/>
@@ -2370,6 +1980,9 @@
                             <w:pPr>
                               <w:rPr>
                                 <w:rFonts w:ascii="Times New Roman" w:hAnsi="Times New Roman" w:cs="Times New Roman"/>
+                                <w:b/>
+                                <w:bCs/>
+                                <w:color w:val="3B3838" w:themeColor="background2" w:themeShade="40"/>
                                 <w:sz w:val="19"/>
                                 <w:szCs w:val="19"/>
                               </w:rPr>
@@ -2377,16 +1990,22 @@
                             <w:r>
                               <w:rPr>
                                 <w:rFonts w:ascii="Times New Roman" w:hAnsi="Times New Roman" w:cs="Times New Roman"/>
-                                <w:sz w:val="19"/>
-                                <w:szCs w:val="19"/>
-                              </w:rPr>
-                              <w:t xml:space="preserve">418 B Walnut Ave, Horsham, PA, 19044 </w:t>
+                                <w:b/>
+                                <w:bCs/>
+                                <w:color w:val="3B3838" w:themeColor="background2" w:themeShade="40"/>
+                                <w:sz w:val="19"/>
+                                <w:szCs w:val="19"/>
+                              </w:rPr>
+                              <w:t>418B Walnut Ave, Horsham, PA 19044</w:t>
                             </w:r>
                           </w:p>
                           <w:p>
                             <w:pPr>
                               <w:rPr>
                                 <w:rFonts w:ascii="Times New Roman" w:hAnsi="Times New Roman" w:cs="Times New Roman"/>
+                                <w:b/>
+                                <w:bCs/>
+                                <w:color w:val="3B3838" w:themeColor="background2" w:themeShade="40"/>
                                 <w:sz w:val="19"/>
                                 <w:szCs w:val="19"/>
                               </w:rPr>
@@ -2396,14 +2015,23 @@
                             <w:pPr>
                               <w:rPr>
                                 <w:rFonts w:ascii="Times New Roman" w:hAnsi="Times New Roman" w:cs="Times New Roman"/>
-                                <w:b/>
-                                <w:bCs/>
                                 <w:color w:val="3B3838" w:themeColor="background2" w:themeShade="40"/>
                                 <w:sz w:val="19"/>
                                 <w:szCs w:val="19"/>
                               </w:rPr>
                             </w:pPr>
                             <w:r>
+                              <w:rPr>
+                                <w:rFonts w:ascii="Times New Roman" w:hAnsi="Times New Roman" w:cs="Times New Roman"/>
+                                <w:color w:val="3B3838" w:themeColor="background2" w:themeShade="40"/>
+                                <w:sz w:val="19"/>
+                                <w:szCs w:val="19"/>
+                              </w:rPr>
+                              <w:t>(215) 350-3491</w:t>
+                            </w:r>
+                          </w:p>
+                          <w:p>
+                            <w:pPr>
                               <w:rPr>
                                 <w:rFonts w:ascii="Times New Roman" w:hAnsi="Times New Roman" w:cs="Times New Roman"/>
                                 <w:b/>
@@ -2412,23 +2040,13 @@
                                 <w:sz w:val="19"/>
                                 <w:szCs w:val="19"/>
                               </w:rPr>
-                              <w:t>(215) 350-3491</w:t>
-                            </w:r>
-                          </w:p>
-                          <w:p>
-                            <w:pPr>
-                              <w:rPr>
-                                <w:rFonts w:ascii="Times New Roman" w:hAnsi="Times New Roman" w:cs="Times New Roman"/>
-                                <w:sz w:val="19"/>
-                                <w:szCs w:val="19"/>
-                              </w:rPr>
                             </w:pPr>
                           </w:p>
                           <w:p>
                             <w:pPr>
                               <w:rPr>
                                 <w:rFonts w:ascii="Times New Roman" w:hAnsi="Times New Roman" w:cs="Times New Roman"/>
-                                <w:color w:val="767171" w:themeColor="background2" w:themeShade="80"/>
+                                <w:color w:val="4472C4" w:themeColor="accent1"/>
                                 <w:sz w:val="19"/>
                                 <w:szCs w:val="19"/>
                               </w:rPr>
@@ -2438,31 +2056,11 @@
                                 <w:rPr>
                                   <w:rStyle w:val="Hyperlink"/>
                                   <w:rFonts w:ascii="Times New Roman" w:hAnsi="Times New Roman" w:cs="Times New Roman"/>
-                                  <w:color w:val="767171" w:themeColor="background2" w:themeShade="80"/>
+                                  <w:color w:val="4472C4" w:themeColor="accent1"/>
                                   <w:sz w:val="19"/>
                                   <w:szCs w:val="19"/>
                                 </w:rPr>
-                                <w:t>lakshmi.shaji</w:t>
-                              </w:r>
-                              <w:r>
-                                <w:rPr>
-                                  <w:rStyle w:val="Hyperlink"/>
-                                  <w:rFonts w:ascii="Times New Roman" w:hAnsi="Times New Roman" w:cs="Times New Roman"/>
-                                  <w:color w:val="767171" w:themeColor="background2" w:themeShade="80"/>
-                                  <w:sz w:val="19"/>
-                                  <w:szCs w:val="19"/>
-                                </w:rPr>
-                                <w:t>@</w:t>
-                              </w:r>
-                              <w:r>
-                                <w:rPr>
-                                  <w:rStyle w:val="Hyperlink"/>
-                                  <w:rFonts w:ascii="Times New Roman" w:hAnsi="Times New Roman" w:cs="Times New Roman"/>
-                                  <w:color w:val="767171" w:themeColor="background2" w:themeShade="80"/>
-                                  <w:sz w:val="19"/>
-                                  <w:szCs w:val="19"/>
-                                </w:rPr>
-                                <w:t>temple.edu</w:t>
+                                <w:t>lakshmi.shaji@temple.edu</w:t>
                               </w:r>
                             </w:hyperlink>
                           </w:p>
@@ -2470,7 +2068,7 @@
                             <w:pPr>
                               <w:rPr>
                                 <w:rFonts w:ascii="Times New Roman" w:hAnsi="Times New Roman" w:cs="Times New Roman"/>
-                                <w:color w:val="767171" w:themeColor="background2" w:themeShade="80"/>
+                                <w:color w:val="4472C4" w:themeColor="accent1"/>
                                 <w:sz w:val="19"/>
                                 <w:szCs w:val="19"/>
                               </w:rPr>
@@ -2482,31 +2080,21 @@
                                 <w:rFonts w:ascii="Times New Roman" w:hAnsi="Times New Roman" w:cs="Times New Roman"/>
                                 <w:b/>
                                 <w:bCs/>
+                                <w:color w:val="4472C4" w:themeColor="accent1"/>
                                 <w:sz w:val="20"/>
                                 <w:szCs w:val="20"/>
                               </w:rPr>
                             </w:pPr>
-                            <w:hyperlink r:id="rId9" w:history="1">
-                              <w:r>
-                                <w:rPr>
-                                  <w:rStyle w:val="Hyperlink"/>
-                                  <w:rFonts w:ascii="Times New Roman" w:hAnsi="Times New Roman" w:cs="Times New Roman"/>
-                                  <w:color w:val="767171" w:themeColor="background2" w:themeShade="80"/>
-                                  <w:sz w:val="19"/>
-                                  <w:szCs w:val="19"/>
-                                </w:rPr>
-                                <w:t>https://www.mylaksha.com</w:t>
-                              </w:r>
-                            </w:hyperlink>
                             <w:r>
                               <w:rPr>
                                 <w:rFonts w:ascii="Times New Roman" w:hAnsi="Times New Roman" w:cs="Times New Roman"/>
                                 <w:b/>
                                 <w:bCs/>
-                                <w:sz w:val="20"/>
-                                <w:szCs w:val="20"/>
-                              </w:rPr>
-                              <w:t xml:space="preserve">   </w:t>
+                                <w:color w:val="3B3838" w:themeColor="background2" w:themeShade="40"/>
+                                <w:sz w:val="19"/>
+                                <w:szCs w:val="19"/>
+                              </w:rPr>
+                              <w:t>Work Authorization: U.S. Citizen</w:t>
                             </w:r>
                           </w:p>
                         </w:txbxContent>
@@ -2531,13 +2119,16 @@
           </mc:Choice>
           <mc:Fallback>
             <w:pict>
-              <v:shape w14:anchorId="07B3A0FE" id="Text Box 6" o:spid="_x0000_s1027" type="#_x0000_t202" style="position:absolute;margin-left:403.65pt;margin-top:-7.75pt;width:125.75pt;height:112.1pt;z-index:251665408;visibility:visible;mso-wrap-style:square;mso-width-percent:0;mso-height-percent:0;mso-wrap-distance-left:9pt;mso-wrap-distance-top:0;mso-wrap-distance-right:9pt;mso-wrap-distance-bottom:0;mso-position-horizontal:absolute;mso-position-horizontal-relative:text;mso-position-vertical:absolute;mso-position-vertical-relative:text;mso-width-percent:0;mso-height-percent:0;mso-width-relative:margin;mso-height-relative:margin;v-text-anchor:top" o:gfxdata="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" filled="f" stroked="f">
+              <v:shape w14:anchorId="07B3A0FE" id="Text Box 6" o:spid="_x0000_s1027" type="#_x0000_t202" style="position:absolute;margin-left:367.05pt;margin-top:-29.55pt;width:178.7pt;height:98.35pt;z-index:251665408;visibility:visible;mso-wrap-style:square;mso-width-percent:0;mso-height-percent:0;mso-wrap-distance-left:9pt;mso-wrap-distance-top:0;mso-wrap-distance-right:9pt;mso-wrap-distance-bottom:0;mso-position-horizontal:absolute;mso-position-horizontal-relative:text;mso-position-vertical:absolute;mso-position-vertical-relative:text;mso-width-percent:0;mso-height-percent:0;mso-width-relative:margin;mso-height-relative:margin;v-text-anchor:top" o:gfxdata="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" filled="f" stroked="f">
                 <v:textbox>
                   <w:txbxContent>
                     <w:p>
                       <w:pPr>
                         <w:rPr>
                           <w:rFonts w:ascii="Times New Roman" w:hAnsi="Times New Roman" w:cs="Times New Roman"/>
+                          <w:b/>
+                          <w:bCs/>
+                          <w:color w:val="3B3838" w:themeColor="background2" w:themeShade="40"/>
                           <w:sz w:val="19"/>
                           <w:szCs w:val="19"/>
                         </w:rPr>
@@ -2545,16 +2136,22 @@
                       <w:r>
                         <w:rPr>
                           <w:rFonts w:ascii="Times New Roman" w:hAnsi="Times New Roman" w:cs="Times New Roman"/>
-                          <w:sz w:val="19"/>
-                          <w:szCs w:val="19"/>
-                        </w:rPr>
-                        <w:t xml:space="preserve">418 B Walnut Ave, Horsham, PA, 19044 </w:t>
+                          <w:b/>
+                          <w:bCs/>
+                          <w:color w:val="3B3838" w:themeColor="background2" w:themeShade="40"/>
+                          <w:sz w:val="19"/>
+                          <w:szCs w:val="19"/>
+                        </w:rPr>
+                        <w:t>418B Walnut Ave, Horsham, PA 19044</w:t>
                       </w:r>
                     </w:p>
                     <w:p>
                       <w:pPr>
                         <w:rPr>
                           <w:rFonts w:ascii="Times New Roman" w:hAnsi="Times New Roman" w:cs="Times New Roman"/>
+                          <w:b/>
+                          <w:bCs/>
+                          <w:color w:val="3B3838" w:themeColor="background2" w:themeShade="40"/>
                           <w:sz w:val="19"/>
                           <w:szCs w:val="19"/>
                         </w:rPr>
@@ -2564,14 +2161,23 @@
                       <w:pPr>
                         <w:rPr>
                           <w:rFonts w:ascii="Times New Roman" w:hAnsi="Times New Roman" w:cs="Times New Roman"/>
-                          <w:b/>
-                          <w:bCs/>
                           <w:color w:val="3B3838" w:themeColor="background2" w:themeShade="40"/>
                           <w:sz w:val="19"/>
                           <w:szCs w:val="19"/>
                         </w:rPr>
                       </w:pPr>
                       <w:r>
+                        <w:rPr>
+                          <w:rFonts w:ascii="Times New Roman" w:hAnsi="Times New Roman" w:cs="Times New Roman"/>
+                          <w:color w:val="3B3838" w:themeColor="background2" w:themeShade="40"/>
+                          <w:sz w:val="19"/>
+                          <w:szCs w:val="19"/>
+                        </w:rPr>
+                        <w:t>(215) 350-3491</w:t>
+                      </w:r>
+                    </w:p>
+                    <w:p>
+                      <w:pPr>
                         <w:rPr>
                           <w:rFonts w:ascii="Times New Roman" w:hAnsi="Times New Roman" w:cs="Times New Roman"/>
                           <w:b/>
@@ -2580,57 +2186,27 @@
                           <w:sz w:val="19"/>
                           <w:szCs w:val="19"/>
                         </w:rPr>
-                        <w:t>(215) 350-3491</w:t>
-                      </w:r>
-                    </w:p>
-                    <w:p>
-                      <w:pPr>
-                        <w:rPr>
-                          <w:rFonts w:ascii="Times New Roman" w:hAnsi="Times New Roman" w:cs="Times New Roman"/>
-                          <w:sz w:val="19"/>
-                          <w:szCs w:val="19"/>
-                        </w:rPr>
                       </w:pPr>
                     </w:p>
                     <w:p>
                       <w:pPr>
                         <w:rPr>
                           <w:rFonts w:ascii="Times New Roman" w:hAnsi="Times New Roman" w:cs="Times New Roman"/>
-                          <w:color w:val="767171" w:themeColor="background2" w:themeShade="80"/>
+                          <w:color w:val="4472C4" w:themeColor="accent1"/>
                           <w:sz w:val="19"/>
                           <w:szCs w:val="19"/>
                         </w:rPr>
                       </w:pPr>
-                      <w:hyperlink r:id="rId10" w:history="1">
+                      <w:hyperlink r:id="rId9" w:history="1">
                         <w:r>
                           <w:rPr>
                             <w:rStyle w:val="Hyperlink"/>
                             <w:rFonts w:ascii="Times New Roman" w:hAnsi="Times New Roman" w:cs="Times New Roman"/>
-                            <w:color w:val="767171" w:themeColor="background2" w:themeShade="80"/>
+                            <w:color w:val="4472C4" w:themeColor="accent1"/>
                             <w:sz w:val="19"/>
                             <w:szCs w:val="19"/>
                           </w:rPr>
-                          <w:t>lakshmi.shaji</w:t>
-                        </w:r>
-                        <w:r>
-                          <w:rPr>
-                            <w:rStyle w:val="Hyperlink"/>
-                            <w:rFonts w:ascii="Times New Roman" w:hAnsi="Times New Roman" w:cs="Times New Roman"/>
-                            <w:color w:val="767171" w:themeColor="background2" w:themeShade="80"/>
-                            <w:sz w:val="19"/>
-                            <w:szCs w:val="19"/>
-                          </w:rPr>
-                          <w:t>@</w:t>
-                        </w:r>
-                        <w:r>
-                          <w:rPr>
-                            <w:rStyle w:val="Hyperlink"/>
-                            <w:rFonts w:ascii="Times New Roman" w:hAnsi="Times New Roman" w:cs="Times New Roman"/>
-                            <w:color w:val="767171" w:themeColor="background2" w:themeShade="80"/>
-                            <w:sz w:val="19"/>
-                            <w:szCs w:val="19"/>
-                          </w:rPr>
-                          <w:t>temple.edu</w:t>
+                          <w:t>lakshmi.shaji@temple.edu</w:t>
                         </w:r>
                       </w:hyperlink>
                     </w:p>
@@ -2638,7 +2214,7 @@
                       <w:pPr>
                         <w:rPr>
                           <w:rFonts w:ascii="Times New Roman" w:hAnsi="Times New Roman" w:cs="Times New Roman"/>
-                          <w:color w:val="767171" w:themeColor="background2" w:themeShade="80"/>
+                          <w:color w:val="4472C4" w:themeColor="accent1"/>
                           <w:sz w:val="19"/>
                           <w:szCs w:val="19"/>
                         </w:rPr>
@@ -2650,31 +2226,21 @@
                           <w:rFonts w:ascii="Times New Roman" w:hAnsi="Times New Roman" w:cs="Times New Roman"/>
                           <w:b/>
                           <w:bCs/>
+                          <w:color w:val="4472C4" w:themeColor="accent1"/>
                           <w:sz w:val="20"/>
                           <w:szCs w:val="20"/>
                         </w:rPr>
                       </w:pPr>
-                      <w:hyperlink r:id="rId11" w:history="1">
-                        <w:r>
-                          <w:rPr>
-                            <w:rStyle w:val="Hyperlink"/>
-                            <w:rFonts w:ascii="Times New Roman" w:hAnsi="Times New Roman" w:cs="Times New Roman"/>
-                            <w:color w:val="767171" w:themeColor="background2" w:themeShade="80"/>
-                            <w:sz w:val="19"/>
-                            <w:szCs w:val="19"/>
-                          </w:rPr>
-                          <w:t>https://www.mylaksha.com</w:t>
-                        </w:r>
-                      </w:hyperlink>
                       <w:r>
                         <w:rPr>
                           <w:rFonts w:ascii="Times New Roman" w:hAnsi="Times New Roman" w:cs="Times New Roman"/>
                           <w:b/>
                           <w:bCs/>
-                          <w:sz w:val="20"/>
-                          <w:szCs w:val="20"/>
-                        </w:rPr>
-                        <w:t xml:space="preserve">   </w:t>
+                          <w:color w:val="3B3838" w:themeColor="background2" w:themeShade="40"/>
+                          <w:sz w:val="19"/>
+                          <w:szCs w:val="19"/>
+                        </w:rPr>
+                        <w:t>Work Authorization: U.S. Citizen</w:t>
                       </w:r>
                     </w:p>
                   </w:txbxContent>
@@ -2704,8 +2270,6 @@
       </w:r>
     </w:p>
     <w:p>
-      <w:bookmarkStart w:id="0" w:name="_GoBack"/>
-      <w:bookmarkEnd w:id="0"/>
       <w:r>
         <w:rPr>
           <w:rFonts w:ascii="OpenSans" w:hAnsi="OpenSans"/>
@@ -2719,13 +2283,13 @@
         <mc:AlternateContent>
           <mc:Choice Requires="wps">
             <w:drawing>
-              <wp:anchor distT="0" distB="0" distL="114300" distR="114300" simplePos="0" relativeHeight="251659264" behindDoc="0" locked="0" layoutInCell="1" allowOverlap="1" wp14:anchorId="017527A5" wp14:editId="4C4F0835">
+              <wp:anchor distT="0" distB="0" distL="114300" distR="114300" simplePos="0" relativeHeight="251659264" behindDoc="0" locked="0" layoutInCell="1" allowOverlap="1" wp14:anchorId="017527A5" wp14:editId="126EDD16">
                 <wp:simplePos x="0" y="0"/>
                 <wp:positionH relativeFrom="column">
-                  <wp:posOffset>5233670</wp:posOffset>
+                  <wp:posOffset>5192939</wp:posOffset>
                 </wp:positionH>
                 <wp:positionV relativeFrom="paragraph">
-                  <wp:posOffset>1239520</wp:posOffset>
+                  <wp:posOffset>699135</wp:posOffset>
                 </wp:positionV>
                 <wp:extent cx="1457960" cy="3871608"/>
                 <wp:effectExtent l="0" t="0" r="0" b="0"/>
@@ -2770,7 +2334,7 @@
                               <w:pStyle w:val="NormalWeb"/>
                               <w:shd w:val="clear" w:color="auto" w:fill="FFFFFF"/>
                               <w:rPr>
-                                <w:color w:val="3B3838" w:themeColor="background2" w:themeShade="40"/>
+                                <w:color w:val="4472C4" w:themeColor="accent1"/>
                                 <w:sz w:val="20"/>
                                 <w:szCs w:val="20"/>
                                 <w:u w:val="single"/>
@@ -2780,12 +2344,12 @@
                               <w:rPr>
                                 <w:b/>
                                 <w:bCs/>
-                                <w:color w:val="3B3838" w:themeColor="background2" w:themeShade="40"/>
+                                <w:color w:val="4472C4" w:themeColor="accent1"/>
                                 <w:sz w:val="20"/>
                                 <w:szCs w:val="20"/>
                                 <w:u w:val="single"/>
                               </w:rPr>
-                              <w:t xml:space="preserve">SKILLS </w:t>
+                              <w:t>Technical Skills</w:t>
                             </w:r>
                           </w:p>
                           <w:p>
@@ -2831,7 +2395,7 @@
                                 <w:sz w:val="19"/>
                                 <w:szCs w:val="19"/>
                               </w:rPr>
-                              <w:t>Java</w:t>
+                              <w:t xml:space="preserve">JavaScript </w:t>
                             </w:r>
                           </w:p>
                           <w:p>
@@ -2850,7 +2414,7 @@
                                 <w:sz w:val="19"/>
                                 <w:szCs w:val="19"/>
                               </w:rPr>
-                              <w:t xml:space="preserve">JavaScript </w:t>
+                              <w:t>Photography</w:t>
                             </w:r>
                           </w:p>
                           <w:p>
@@ -2869,7 +2433,7 @@
                                 <w:sz w:val="19"/>
                                 <w:szCs w:val="19"/>
                               </w:rPr>
-                              <w:t xml:space="preserve">Markup </w:t>
+                              <w:t xml:space="preserve">Quality Assurance </w:t>
                             </w:r>
                           </w:p>
                           <w:p>
@@ -2888,7 +2452,7 @@
                                 <w:sz w:val="19"/>
                                 <w:szCs w:val="19"/>
                               </w:rPr>
-                              <w:t>Photography</w:t>
+                              <w:t>REST API</w:t>
                             </w:r>
                           </w:p>
                           <w:p>
@@ -2907,7 +2471,7 @@
                                 <w:sz w:val="19"/>
                                 <w:szCs w:val="19"/>
                               </w:rPr>
-                              <w:t xml:space="preserve">Quality Assurance </w:t>
+                              <w:t xml:space="preserve">SQL </w:t>
                             </w:r>
                           </w:p>
                           <w:p>
@@ -2926,7 +2490,7 @@
                                 <w:sz w:val="19"/>
                                 <w:szCs w:val="19"/>
                               </w:rPr>
-                              <w:t>REST API</w:t>
+                              <w:t>Technical Writing</w:t>
                             </w:r>
                           </w:p>
                           <w:p>
@@ -2945,7 +2509,15 @@
                                 <w:sz w:val="19"/>
                                 <w:szCs w:val="19"/>
                               </w:rPr>
-                              <w:t xml:space="preserve">SQL </w:t>
+                              <w:t xml:space="preserve">UX/ UI </w:t>
+                            </w:r>
+                            <w:r>
+                              <w:rPr>
+                                <w:color w:val="767171" w:themeColor="background2" w:themeShade="80"/>
+                                <w:sz w:val="19"/>
+                                <w:szCs w:val="19"/>
+                              </w:rPr>
+                              <w:t>Design</w:t>
                             </w:r>
                           </w:p>
                           <w:p>
@@ -2964,45 +2536,7 @@
                                 <w:sz w:val="19"/>
                                 <w:szCs w:val="19"/>
                               </w:rPr>
-                              <w:t>Technical Writing</w:t>
-                            </w:r>
-                          </w:p>
-                          <w:p>
-                            <w:pPr>
-                              <w:pStyle w:val="NormalWeb"/>
-                              <w:shd w:val="clear" w:color="auto" w:fill="FFFFFF"/>
-                              <w:rPr>
-                                <w:color w:val="767171" w:themeColor="background2" w:themeShade="80"/>
-                                <w:sz w:val="19"/>
-                                <w:szCs w:val="19"/>
-                              </w:rPr>
-                            </w:pPr>
-                            <w:r>
-                              <w:rPr>
-                                <w:color w:val="767171" w:themeColor="background2" w:themeShade="80"/>
-                                <w:sz w:val="19"/>
-                                <w:szCs w:val="19"/>
-                              </w:rPr>
-                              <w:t xml:space="preserve">UX/ UI </w:t>
-                            </w:r>
-                          </w:p>
-                          <w:p>
-                            <w:pPr>
-                              <w:pStyle w:val="NormalWeb"/>
-                              <w:shd w:val="clear" w:color="auto" w:fill="FFFFFF"/>
-                              <w:rPr>
-                                <w:color w:val="767171" w:themeColor="background2" w:themeShade="80"/>
-                                <w:sz w:val="19"/>
-                                <w:szCs w:val="19"/>
-                              </w:rPr>
-                            </w:pPr>
-                            <w:r>
-                              <w:rPr>
-                                <w:color w:val="767171" w:themeColor="background2" w:themeShade="80"/>
-                                <w:sz w:val="19"/>
-                                <w:szCs w:val="19"/>
-                              </w:rPr>
-                              <w:t>Version Control</w:t>
+                              <w:t>Git Version Control</w:t>
                             </w:r>
                           </w:p>
                           <w:p>
@@ -3047,7 +2581,7 @@
           </mc:Choice>
           <mc:Fallback>
             <w:pict>
-              <v:shape w14:anchorId="017527A5" id="Text Box 1" o:spid="_x0000_s1028" type="#_x0000_t202" style="position:absolute;margin-left:412.1pt;margin-top:97.6pt;width:114.8pt;height:304.85pt;z-index:251659264;visibility:visible;mso-wrap-style:square;mso-width-percent:0;mso-height-percent:0;mso-wrap-distance-left:9pt;mso-wrap-distance-top:0;mso-wrap-distance-right:9pt;mso-wrap-distance-bottom:0;mso-position-horizontal:absolute;mso-position-horizontal-relative:text;mso-position-vertical:absolute;mso-position-vertical-relative:text;mso-width-percent:0;mso-height-percent:0;mso-width-relative:margin;mso-height-relative:margin;v-text-anchor:top" o:gfxdata="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" filled="f" stroked="f">
+              <v:shape w14:anchorId="017527A5" id="Text Box 1" o:spid="_x0000_s1028" type="#_x0000_t202" style="position:absolute;margin-left:408.9pt;margin-top:55.05pt;width:114.8pt;height:304.85pt;z-index:251659264;visibility:visible;mso-wrap-style:square;mso-width-percent:0;mso-height-percent:0;mso-wrap-distance-left:9pt;mso-wrap-distance-top:0;mso-wrap-distance-right:9pt;mso-wrap-distance-bottom:0;mso-position-horizontal:absolute;mso-position-horizontal-relative:text;mso-position-vertical:absolute;mso-position-vertical-relative:text;mso-width-percent:0;mso-height-percent:0;mso-width-relative:margin;mso-height-relative:margin;v-text-anchor:top" o:gfxdata="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" filled="f" stroked="f">
                 <v:textbox>
                   <w:txbxContent>
                     <w:p>
@@ -3055,7 +2589,7 @@
                         <w:pStyle w:val="NormalWeb"/>
                         <w:shd w:val="clear" w:color="auto" w:fill="FFFFFF"/>
                         <w:rPr>
-                          <w:color w:val="3B3838" w:themeColor="background2" w:themeShade="40"/>
+                          <w:color w:val="4472C4" w:themeColor="accent1"/>
                           <w:sz w:val="20"/>
                           <w:szCs w:val="20"/>
                           <w:u w:val="single"/>
@@ -3065,12 +2599,12 @@
                         <w:rPr>
                           <w:b/>
                           <w:bCs/>
-                          <w:color w:val="3B3838" w:themeColor="background2" w:themeShade="40"/>
+                          <w:color w:val="4472C4" w:themeColor="accent1"/>
                           <w:sz w:val="20"/>
                           <w:szCs w:val="20"/>
                           <w:u w:val="single"/>
                         </w:rPr>
-                        <w:t xml:space="preserve">SKILLS </w:t>
+                        <w:t>Technical Skills</w:t>
                       </w:r>
                     </w:p>
                     <w:p>
@@ -3116,7 +2650,7 @@
                           <w:sz w:val="19"/>
                           <w:szCs w:val="19"/>
                         </w:rPr>
-                        <w:t>Java</w:t>
+                        <w:t xml:space="preserve">JavaScript </w:t>
                       </w:r>
                     </w:p>
                     <w:p>
@@ -3135,7 +2669,7 @@
                           <w:sz w:val="19"/>
                           <w:szCs w:val="19"/>
                         </w:rPr>
-                        <w:t xml:space="preserve">JavaScript </w:t>
+                        <w:t>Photography</w:t>
                       </w:r>
                     </w:p>
                     <w:p>
@@ -3154,7 +2688,7 @@
                           <w:sz w:val="19"/>
                           <w:szCs w:val="19"/>
                         </w:rPr>
-                        <w:t xml:space="preserve">Markup </w:t>
+                        <w:t xml:space="preserve">Quality Assurance </w:t>
                       </w:r>
                     </w:p>
                     <w:p>
@@ -3173,7 +2707,7 @@
                           <w:sz w:val="19"/>
                           <w:szCs w:val="19"/>
                         </w:rPr>
-                        <w:t>Photography</w:t>
+                        <w:t>REST API</w:t>
                       </w:r>
                     </w:p>
                     <w:p>
@@ -3192,7 +2726,7 @@
                           <w:sz w:val="19"/>
                           <w:szCs w:val="19"/>
                         </w:rPr>
-                        <w:t xml:space="preserve">Quality Assurance </w:t>
+                        <w:t xml:space="preserve">SQL </w:t>
                       </w:r>
                     </w:p>
                     <w:p>
@@ -3211,7 +2745,7 @@
                           <w:sz w:val="19"/>
                           <w:szCs w:val="19"/>
                         </w:rPr>
-                        <w:t>REST API</w:t>
+                        <w:t>Technical Writing</w:t>
                       </w:r>
                     </w:p>
                     <w:p>
@@ -3230,7 +2764,15 @@
                           <w:sz w:val="19"/>
                           <w:szCs w:val="19"/>
                         </w:rPr>
-                        <w:t xml:space="preserve">SQL </w:t>
+                        <w:t xml:space="preserve">UX/ UI </w:t>
+                      </w:r>
+                      <w:r>
+                        <w:rPr>
+                          <w:color w:val="767171" w:themeColor="background2" w:themeShade="80"/>
+                          <w:sz w:val="19"/>
+                          <w:szCs w:val="19"/>
+                        </w:rPr>
+                        <w:t>Design</w:t>
                       </w:r>
                     </w:p>
                     <w:p>
@@ -3249,45 +2791,7 @@
                           <w:sz w:val="19"/>
                           <w:szCs w:val="19"/>
                         </w:rPr>
-                        <w:t>Technical Writing</w:t>
-                      </w:r>
-                    </w:p>
-                    <w:p>
-                      <w:pPr>
-                        <w:pStyle w:val="NormalWeb"/>
-                        <w:shd w:val="clear" w:color="auto" w:fill="FFFFFF"/>
-                        <w:rPr>
-                          <w:color w:val="767171" w:themeColor="background2" w:themeShade="80"/>
-                          <w:sz w:val="19"/>
-                          <w:szCs w:val="19"/>
-                        </w:rPr>
-                      </w:pPr>
-                      <w:r>
-                        <w:rPr>
-                          <w:color w:val="767171" w:themeColor="background2" w:themeShade="80"/>
-                          <w:sz w:val="19"/>
-                          <w:szCs w:val="19"/>
-                        </w:rPr>
-                        <w:t xml:space="preserve">UX/ UI </w:t>
-                      </w:r>
-                    </w:p>
-                    <w:p>
-                      <w:pPr>
-                        <w:pStyle w:val="NormalWeb"/>
-                        <w:shd w:val="clear" w:color="auto" w:fill="FFFFFF"/>
-                        <w:rPr>
-                          <w:color w:val="767171" w:themeColor="background2" w:themeShade="80"/>
-                          <w:sz w:val="19"/>
-                          <w:szCs w:val="19"/>
-                        </w:rPr>
-                      </w:pPr>
-                      <w:r>
-                        <w:rPr>
-                          <w:color w:val="767171" w:themeColor="background2" w:themeShade="80"/>
-                          <w:sz w:val="19"/>
-                          <w:szCs w:val="19"/>
-                        </w:rPr>
-                        <w:t>Version Control</w:t>
+                        <w:t>Git Version Control</w:t>
                       </w:r>
                     </w:p>
                     <w:p>
@@ -3319,7 +2823,7 @@
       </w:r>
     </w:p>
     <w:sectPr>
-      <w:footerReference w:type="default" r:id="rId12"/>
+      <w:footerReference w:type="default" r:id="rId10"/>
       <w:pgSz w:w="12240" w:h="15840"/>
       <w:pgMar w:top="720" w:right="1440" w:bottom="1440" w:left="1440" w:header="720" w:footer="720" w:gutter="0"/>
       <w:cols w:space="720"/>
@@ -3330,7 +2834,7 @@
 </file>
 
 <file path=word/endnotes.xml><?xml version="1.0" encoding="utf-8"?>
-<w:endnotes xmlns:wpc="http://schemas.microsoft.com/office/word/2010/wordprocessingCanvas" xmlns:cx="http://schemas.microsoft.com/office/drawing/2014/chartex" xmlns:cx1="http://schemas.microsoft.com/office/drawing/2015/9/8/chartex" xmlns:cx2="http://schemas.microsoft.com/office/drawing/2015/10/21/chartex" xmlns:cx3="http://schemas.microsoft.com/office/drawing/2016/5/9/chartex" xmlns:cx4="http://schemas.microsoft.com/office/drawing/2016/5/10/chartex" xmlns:cx5="http://schemas.microsoft.com/office/drawing/2016/5/11/chartex" xmlns:cx6="http://schemas.microsoft.com/office/drawing/2016/5/12/chartex" xmlns:cx7="http://schemas.microsoft.com/office/drawing/2016/5/13/chartex" xmlns:cx8="http://schemas.microsoft.com/office/drawing/2016/5/14/chartex" xmlns:mc="http://schemas.openxmlformats.org/markup-compatibility/2006" xmlns:aink="http://schemas.microsoft.com/office/drawing/2016/ink" xmlns:am3d="http://schemas.microsoft.com/office/drawing/2017/model3d" xmlns:o="urn:schemas-microsoft-com:office:office" xmlns:r="http://schemas.openxmlformats.org/officeDocument/2006/relationships" xmlns:m="http://schemas.openxmlformats.org/officeDocument/2006/math" xmlns:v="urn:schemas-microsoft-com:vml" xmlns:wp14="http://schemas.microsoft.com/office/word/2010/wordprocessingDrawing" xmlns:wp="http://schemas.openxmlformats.org/drawingml/2006/wordprocessingDrawing" xmlns:w10="urn:schemas-microsoft-com:office:word" xmlns:w="http://schemas.openxmlformats.org/wordprocessingml/2006/main" xmlns:w14="http://schemas.microsoft.com/office/word/2010/wordml" xmlns:w15="http://schemas.microsoft.com/office/word/2012/wordml" xmlns:w16cid="http://schemas.microsoft.com/office/word/2016/wordml/cid" xmlns:w16se="http://schemas.microsoft.com/office/word/2015/wordml/symex" xmlns:wpg="http://schemas.microsoft.com/office/word/2010/wordprocessingGroup" xmlns:wpi="http://schemas.microsoft.com/office/word/2010/wordprocessingInk" xmlns:wne="http://schemas.microsoft.com/office/word/2006/wordml" xmlns:wps="http://schemas.microsoft.com/office/word/2010/wordprocessingShape" mc:Ignorable="w14 w15 w16se w16cid wp14">
+<w:endnotes xmlns:wpc="http://schemas.microsoft.com/office/word/2010/wordprocessingCanvas" xmlns:cx="http://schemas.microsoft.com/office/drawing/2014/chartex" xmlns:cx1="http://schemas.microsoft.com/office/drawing/2015/9/8/chartex" xmlns:cx2="http://schemas.microsoft.com/office/drawing/2015/10/21/chartex" xmlns:cx3="http://schemas.microsoft.com/office/drawing/2016/5/9/chartex" xmlns:cx4="http://schemas.microsoft.com/office/drawing/2016/5/10/chartex" xmlns:cx5="http://schemas.microsoft.com/office/drawing/2016/5/11/chartex" xmlns:cx6="http://schemas.microsoft.com/office/drawing/2016/5/12/chartex" xmlns:cx7="http://schemas.microsoft.com/office/drawing/2016/5/13/chartex" xmlns:cx8="http://schemas.microsoft.com/office/drawing/2016/5/14/chartex" xmlns:mc="http://schemas.openxmlformats.org/markup-compatibility/2006" xmlns:aink="http://schemas.microsoft.com/office/drawing/2016/ink" xmlns:am3d="http://schemas.microsoft.com/office/drawing/2017/model3d" xmlns:o="urn:schemas-microsoft-com:office:office" xmlns:r="http://schemas.openxmlformats.org/officeDocument/2006/relationships" xmlns:m="http://schemas.openxmlformats.org/officeDocument/2006/math" xmlns:v="urn:schemas-microsoft-com:vml" xmlns:wp14="http://schemas.microsoft.com/office/word/2010/wordprocessingDrawing" xmlns:wp="http://schemas.openxmlformats.org/drawingml/2006/wordprocessingDrawing" xmlns:w10="urn:schemas-microsoft-com:office:word" xmlns:w="http://schemas.openxmlformats.org/wordprocessingml/2006/main" xmlns:w14="http://schemas.microsoft.com/office/word/2010/wordml" xmlns:w15="http://schemas.microsoft.com/office/word/2012/wordml" xmlns:w16cex="http://schemas.microsoft.com/office/word/2018/wordml/cex" xmlns:w16cid="http://schemas.microsoft.com/office/word/2016/wordml/cid" xmlns:w16="http://schemas.microsoft.com/office/word/2018/wordml" xmlns:w16se="http://schemas.microsoft.com/office/word/2015/wordml/symex" xmlns:wpg="http://schemas.microsoft.com/office/word/2010/wordprocessingGroup" xmlns:wpi="http://schemas.microsoft.com/office/word/2010/wordprocessingInk" xmlns:wne="http://schemas.microsoft.com/office/word/2006/wordml" xmlns:wps="http://schemas.microsoft.com/office/word/2010/wordprocessingShape" mc:Ignorable="w14 w15 w16se w16cid w16 w16cex wp14">
   <w:endnote w:type="separator" w:id="-1">
     <w:p>
       <w:r>
@@ -3349,7 +2853,7 @@
 </file>
 
 <file path=word/footer1.xml><?xml version="1.0" encoding="utf-8"?>
-<w:ftr xmlns:wpc="http://schemas.microsoft.com/office/word/2010/wordprocessingCanvas" xmlns:cx="http://schemas.microsoft.com/office/drawing/2014/chartex" xmlns:cx1="http://schemas.microsoft.com/office/drawing/2015/9/8/chartex" xmlns:cx2="http://schemas.microsoft.com/office/drawing/2015/10/21/chartex" xmlns:cx3="http://schemas.microsoft.com/office/drawing/2016/5/9/chartex" xmlns:cx4="http://schemas.microsoft.com/office/drawing/2016/5/10/chartex" xmlns:cx5="http://schemas.microsoft.com/office/drawing/2016/5/11/chartex" xmlns:cx6="http://schemas.microsoft.com/office/drawing/2016/5/12/chartex" xmlns:cx7="http://schemas.microsoft.com/office/drawing/2016/5/13/chartex" xmlns:cx8="http://schemas.microsoft.com/office/drawing/2016/5/14/chartex" xmlns:mc="http://schemas.openxmlformats.org/markup-compatibility/2006" xmlns:aink="http://schemas.microsoft.com/office/drawing/2016/ink" xmlns:am3d="http://schemas.microsoft.com/office/drawing/2017/model3d" xmlns:o="urn:schemas-microsoft-com:office:office" xmlns:r="http://schemas.openxmlformats.org/officeDocument/2006/relationships" xmlns:m="http://schemas.openxmlformats.org/officeDocument/2006/math" xmlns:v="urn:schemas-microsoft-com:vml" xmlns:wp14="http://schemas.microsoft.com/office/word/2010/wordprocessingDrawing" xmlns:wp="http://schemas.openxmlformats.org/drawingml/2006/wordprocessingDrawing" xmlns:w10="urn:schemas-microsoft-com:office:word" xmlns:w="http://schemas.openxmlformats.org/wordprocessingml/2006/main" xmlns:w14="http://schemas.microsoft.com/office/word/2010/wordml" xmlns:w15="http://schemas.microsoft.com/office/word/2012/wordml" xmlns:w16cid="http://schemas.microsoft.com/office/word/2016/wordml/cid" xmlns:w16se="http://schemas.microsoft.com/office/word/2015/wordml/symex" xmlns:wpg="http://schemas.microsoft.com/office/word/2010/wordprocessingGroup" xmlns:wpi="http://schemas.microsoft.com/office/word/2010/wordprocessingInk" xmlns:wne="http://schemas.microsoft.com/office/word/2006/wordml" xmlns:wps="http://schemas.microsoft.com/office/word/2010/wordprocessingShape" mc:Ignorable="w14 w15 w16se w16cid wp14">
+<w:ftr xmlns:wpc="http://schemas.microsoft.com/office/word/2010/wordprocessingCanvas" xmlns:cx="http://schemas.microsoft.com/office/drawing/2014/chartex" xmlns:cx1="http://schemas.microsoft.com/office/drawing/2015/9/8/chartex" xmlns:cx2="http://schemas.microsoft.com/office/drawing/2015/10/21/chartex" xmlns:cx3="http://schemas.microsoft.com/office/drawing/2016/5/9/chartex" xmlns:cx4="http://schemas.microsoft.com/office/drawing/2016/5/10/chartex" xmlns:cx5="http://schemas.microsoft.com/office/drawing/2016/5/11/chartex" xmlns:cx6="http://schemas.microsoft.com/office/drawing/2016/5/12/chartex" xmlns:cx7="http://schemas.microsoft.com/office/drawing/2016/5/13/chartex" xmlns:cx8="http://schemas.microsoft.com/office/drawing/2016/5/14/chartex" xmlns:mc="http://schemas.openxmlformats.org/markup-compatibility/2006" xmlns:aink="http://schemas.microsoft.com/office/drawing/2016/ink" xmlns:am3d="http://schemas.microsoft.com/office/drawing/2017/model3d" xmlns:o="urn:schemas-microsoft-com:office:office" xmlns:r="http://schemas.openxmlformats.org/officeDocument/2006/relationships" xmlns:m="http://schemas.openxmlformats.org/officeDocument/2006/math" xmlns:v="urn:schemas-microsoft-com:vml" xmlns:wp14="http://schemas.microsoft.com/office/word/2010/wordprocessingDrawing" xmlns:wp="http://schemas.openxmlformats.org/drawingml/2006/wordprocessingDrawing" xmlns:w10="urn:schemas-microsoft-com:office:word" xmlns:w="http://schemas.openxmlformats.org/wordprocessingml/2006/main" xmlns:w14="http://schemas.microsoft.com/office/word/2010/wordml" xmlns:w15="http://schemas.microsoft.com/office/word/2012/wordml" xmlns:w16cex="http://schemas.microsoft.com/office/word/2018/wordml/cex" xmlns:w16cid="http://schemas.microsoft.com/office/word/2016/wordml/cid" xmlns:w16="http://schemas.microsoft.com/office/word/2018/wordml" xmlns:w16se="http://schemas.microsoft.com/office/word/2015/wordml/symex" xmlns:wpg="http://schemas.microsoft.com/office/word/2010/wordprocessingGroup" xmlns:wpi="http://schemas.microsoft.com/office/word/2010/wordprocessingInk" xmlns:wne="http://schemas.microsoft.com/office/word/2006/wordml" xmlns:wps="http://schemas.microsoft.com/office/word/2010/wordprocessingShape" mc:Ignorable="w14 w15 w16se w16cid w16 w16cex wp14">
   <w:p>
     <w:pPr>
       <w:pStyle w:val="Footer"/>
@@ -3401,7 +2905,10 @@
       </w:rPr>
       <w:tab/>
     </w:r>
-    <w:r>
+  </w:p>
+  <w:p>
+    <w:pPr>
+      <w:pStyle w:val="Footer"/>
       <w:rPr>
         <w:rFonts w:ascii="Times New Roman" w:hAnsi="Times New Roman" w:cs="Times New Roman"/>
         <w:i/>
@@ -3409,9 +2916,12 @@
         <w:sz w:val="20"/>
         <w:szCs w:val="20"/>
       </w:rPr>
-      <w:tab/>
-    </w:r>
-    <w:r>
+    </w:pPr>
+  </w:p>
+  <w:p>
+    <w:pPr>
+      <w:pStyle w:val="Footer"/>
+      <w:jc w:val="right"/>
       <w:rPr>
         <w:rFonts w:ascii="Times New Roman" w:hAnsi="Times New Roman" w:cs="Times New Roman"/>
         <w:i/>
@@ -3419,8 +2929,7 @@
         <w:sz w:val="20"/>
         <w:szCs w:val="20"/>
       </w:rPr>
-      <w:tab/>
-    </w:r>
+    </w:pPr>
     <w:r>
       <w:rPr>
         <w:rFonts w:ascii="Times New Roman" w:hAnsi="Times New Roman" w:cs="Times New Roman"/>
@@ -3429,14 +2938,14 @@
         <w:sz w:val="20"/>
         <w:szCs w:val="20"/>
       </w:rPr>
-      <w:t xml:space="preserve">United States Citizen </w:t>
+      <w:t>https://www.linkedin.com/in/lakshmi-shaji-6784b0170/</w:t>
     </w:r>
   </w:p>
 </w:ftr>
 </file>
 
 <file path=word/footnotes.xml><?xml version="1.0" encoding="utf-8"?>
-<w:footnotes xmlns:wpc="http://schemas.microsoft.com/office/word/2010/wordprocessingCanvas" xmlns:cx="http://schemas.microsoft.com/office/drawing/2014/chartex" xmlns:cx1="http://schemas.microsoft.com/office/drawing/2015/9/8/chartex" xmlns:cx2="http://schemas.microsoft.com/office/drawing/2015/10/21/chartex" xmlns:cx3="http://schemas.microsoft.com/office/drawing/2016/5/9/chartex" xmlns:cx4="http://schemas.microsoft.com/office/drawing/2016/5/10/chartex" xmlns:cx5="http://schemas.microsoft.com/office/drawing/2016/5/11/chartex" xmlns:cx6="http://schemas.microsoft.com/office/drawing/2016/5/12/chartex" xmlns:cx7="http://schemas.microsoft.com/office/drawing/2016/5/13/chartex" xmlns:cx8="http://schemas.microsoft.com/office/drawing/2016/5/14/chartex" xmlns:mc="http://schemas.openxmlformats.org/markup-compatibility/2006" xmlns:aink="http://schemas.microsoft.com/office/drawing/2016/ink" xmlns:am3d="http://schemas.microsoft.com/office/drawing/2017/model3d" xmlns:o="urn:schemas-microsoft-com:office:office" xmlns:r="http://schemas.openxmlformats.org/officeDocument/2006/relationships" xmlns:m="http://schemas.openxmlformats.org/officeDocument/2006/math" xmlns:v="urn:schemas-microsoft-com:vml" xmlns:wp14="http://schemas.microsoft.com/office/word/2010/wordprocessingDrawing" xmlns:wp="http://schemas.openxmlformats.org/drawingml/2006/wordprocessingDrawing" xmlns:w10="urn:schemas-microsoft-com:office:word" xmlns:w="http://schemas.openxmlformats.org/wordprocessingml/2006/main" xmlns:w14="http://schemas.microsoft.com/office/word/2010/wordml" xmlns:w15="http://schemas.microsoft.com/office/word/2012/wordml" xmlns:w16cid="http://schemas.microsoft.com/office/word/2016/wordml/cid" xmlns:w16se="http://schemas.microsoft.com/office/word/2015/wordml/symex" xmlns:wpg="http://schemas.microsoft.com/office/word/2010/wordprocessingGroup" xmlns:wpi="http://schemas.microsoft.com/office/word/2010/wordprocessingInk" xmlns:wne="http://schemas.microsoft.com/office/word/2006/wordml" xmlns:wps="http://schemas.microsoft.com/office/word/2010/wordprocessingShape" mc:Ignorable="w14 w15 w16se w16cid wp14">
+<w:footnotes xmlns:wpc="http://schemas.microsoft.com/office/word/2010/wordprocessingCanvas" xmlns:cx="http://schemas.microsoft.com/office/drawing/2014/chartex" xmlns:cx1="http://schemas.microsoft.com/office/drawing/2015/9/8/chartex" xmlns:cx2="http://schemas.microsoft.com/office/drawing/2015/10/21/chartex" xmlns:cx3="http://schemas.microsoft.com/office/drawing/2016/5/9/chartex" xmlns:cx4="http://schemas.microsoft.com/office/drawing/2016/5/10/chartex" xmlns:cx5="http://schemas.microsoft.com/office/drawing/2016/5/11/chartex" xmlns:cx6="http://schemas.microsoft.com/office/drawing/2016/5/12/chartex" xmlns:cx7="http://schemas.microsoft.com/office/drawing/2016/5/13/chartex" xmlns:cx8="http://schemas.microsoft.com/office/drawing/2016/5/14/chartex" xmlns:mc="http://schemas.openxmlformats.org/markup-compatibility/2006" xmlns:aink="http://schemas.microsoft.com/office/drawing/2016/ink" xmlns:am3d="http://schemas.microsoft.com/office/drawing/2017/model3d" xmlns:o="urn:schemas-microsoft-com:office:office" xmlns:r="http://schemas.openxmlformats.org/officeDocument/2006/relationships" xmlns:m="http://schemas.openxmlformats.org/officeDocument/2006/math" xmlns:v="urn:schemas-microsoft-com:vml" xmlns:wp14="http://schemas.microsoft.com/office/word/2010/wordprocessingDrawing" xmlns:wp="http://schemas.openxmlformats.org/drawingml/2006/wordprocessingDrawing" xmlns:w10="urn:schemas-microsoft-com:office:word" xmlns:w="http://schemas.openxmlformats.org/wordprocessingml/2006/main" xmlns:w14="http://schemas.microsoft.com/office/word/2010/wordml" xmlns:w15="http://schemas.microsoft.com/office/word/2012/wordml" xmlns:w16cex="http://schemas.microsoft.com/office/word/2018/wordml/cex" xmlns:w16cid="http://schemas.microsoft.com/office/word/2016/wordml/cid" xmlns:w16="http://schemas.microsoft.com/office/word/2018/wordml" xmlns:w16se="http://schemas.microsoft.com/office/word/2015/wordml/symex" xmlns:wpg="http://schemas.microsoft.com/office/word/2010/wordprocessingGroup" xmlns:wpi="http://schemas.microsoft.com/office/word/2010/wordprocessingInk" xmlns:wne="http://schemas.microsoft.com/office/word/2006/wordml" xmlns:wps="http://schemas.microsoft.com/office/word/2010/wordprocessingShape" mc:Ignorable="w14 w15 w16se w16cid w16 w16cex wp14">
   <w:footnote w:type="separator" w:id="-1">
     <w:p>
       <w:r>
@@ -3455,7 +2964,7 @@
 </file>
 
 <file path=word/numbering.xml><?xml version="1.0" encoding="utf-8"?>
-<w:numbering xmlns:wpc="http://schemas.microsoft.com/office/word/2010/wordprocessingCanvas" xmlns:cx="http://schemas.microsoft.com/office/drawing/2014/chartex" xmlns:cx1="http://schemas.microsoft.com/office/drawing/2015/9/8/chartex" xmlns:cx2="http://schemas.microsoft.com/office/drawing/2015/10/21/chartex" xmlns:cx3="http://schemas.microsoft.com/office/drawing/2016/5/9/chartex" xmlns:cx4="http://schemas.microsoft.com/office/drawing/2016/5/10/chartex" xmlns:cx5="http://schemas.microsoft.com/office/drawing/2016/5/11/chartex" xmlns:cx6="http://schemas.microsoft.com/office/drawing/2016/5/12/chartex" xmlns:cx7="http://schemas.microsoft.com/office/drawing/2016/5/13/chartex" xmlns:cx8="http://schemas.microsoft.com/office/drawing/2016/5/14/chartex" xmlns:mc="http://schemas.openxmlformats.org/markup-compatibility/2006" xmlns:aink="http://schemas.microsoft.com/office/drawing/2016/ink" xmlns:am3d="http://schemas.microsoft.com/office/drawing/2017/model3d" xmlns:o="urn:schemas-microsoft-com:office:office" xmlns:r="http://schemas.openxmlformats.org/officeDocument/2006/relationships" xmlns:m="http://schemas.openxmlformats.org/officeDocument/2006/math" xmlns:v="urn:schemas-microsoft-com:vml" xmlns:wp14="http://schemas.microsoft.com/office/word/2010/wordprocessingDrawing" xmlns:wp="http://schemas.openxmlformats.org/drawingml/2006/wordprocessingDrawing" xmlns:w10="urn:schemas-microsoft-com:office:word" xmlns:w="http://schemas.openxmlformats.org/wordprocessingml/2006/main" xmlns:w14="http://schemas.microsoft.com/office/word/2010/wordml" xmlns:w15="http://schemas.microsoft.com/office/word/2012/wordml" xmlns:w16cid="http://schemas.microsoft.com/office/word/2016/wordml/cid" xmlns:w16se="http://schemas.microsoft.com/office/word/2015/wordml/symex" xmlns:wpg="http://schemas.microsoft.com/office/word/2010/wordprocessingGroup" xmlns:wpi="http://schemas.microsoft.com/office/word/2010/wordprocessingInk" xmlns:wne="http://schemas.microsoft.com/office/word/2006/wordml" xmlns:wps="http://schemas.microsoft.com/office/word/2010/wordprocessingShape" mc:Ignorable="w14 w15 w16se w16cid wp14">
+<w:numbering xmlns:wpc="http://schemas.microsoft.com/office/word/2010/wordprocessingCanvas" xmlns:cx="http://schemas.microsoft.com/office/drawing/2014/chartex" xmlns:cx1="http://schemas.microsoft.com/office/drawing/2015/9/8/chartex" xmlns:cx2="http://schemas.microsoft.com/office/drawing/2015/10/21/chartex" xmlns:cx3="http://schemas.microsoft.com/office/drawing/2016/5/9/chartex" xmlns:cx4="http://schemas.microsoft.com/office/drawing/2016/5/10/chartex" xmlns:cx5="http://schemas.microsoft.com/office/drawing/2016/5/11/chartex" xmlns:cx6="http://schemas.microsoft.com/office/drawing/2016/5/12/chartex" xmlns:cx7="http://schemas.microsoft.com/office/drawing/2016/5/13/chartex" xmlns:cx8="http://schemas.microsoft.com/office/drawing/2016/5/14/chartex" xmlns:mc="http://schemas.openxmlformats.org/markup-compatibility/2006" xmlns:aink="http://schemas.microsoft.com/office/drawing/2016/ink" xmlns:am3d="http://schemas.microsoft.com/office/drawing/2017/model3d" xmlns:o="urn:schemas-microsoft-com:office:office" xmlns:r="http://schemas.openxmlformats.org/officeDocument/2006/relationships" xmlns:m="http://schemas.openxmlformats.org/officeDocument/2006/math" xmlns:v="urn:schemas-microsoft-com:vml" xmlns:wp14="http://schemas.microsoft.com/office/word/2010/wordprocessingDrawing" xmlns:wp="http://schemas.openxmlformats.org/drawingml/2006/wordprocessingDrawing" xmlns:w10="urn:schemas-microsoft-com:office:word" xmlns:w="http://schemas.openxmlformats.org/wordprocessingml/2006/main" xmlns:w14="http://schemas.microsoft.com/office/word/2010/wordml" xmlns:w15="http://schemas.microsoft.com/office/word/2012/wordml" xmlns:w16cex="http://schemas.microsoft.com/office/word/2018/wordml/cex" xmlns:w16cid="http://schemas.microsoft.com/office/word/2016/wordml/cid" xmlns:w16="http://schemas.microsoft.com/office/word/2018/wordml" xmlns:w16se="http://schemas.microsoft.com/office/word/2015/wordml/symex" xmlns:wpg="http://schemas.microsoft.com/office/word/2010/wordprocessingGroup" xmlns:wpi="http://schemas.microsoft.com/office/word/2010/wordprocessingInk" xmlns:wne="http://schemas.microsoft.com/office/word/2006/wordml" xmlns:wps="http://schemas.microsoft.com/office/word/2010/wordprocessingShape" mc:Ignorable="w14 w15 w16se w16cid w16 w16cex wp14">
   <w:abstractNum w:abstractNumId="0" w15:restartNumberingAfterBreak="0">
     <w:nsid w:val="1E612513"/>
     <w:multiLevelType w:val="hybridMultilevel"/>
@@ -4503,7 +4012,7 @@
 </file>
 
 <file path=word/styles.xml><?xml version="1.0" encoding="utf-8"?>
-<w:styles xmlns:mc="http://schemas.openxmlformats.org/markup-compatibility/2006" xmlns:r="http://schemas.openxmlformats.org/officeDocument/2006/relationships" xmlns:w="http://schemas.openxmlformats.org/wordprocessingml/2006/main" xmlns:w14="http://schemas.microsoft.com/office/word/2010/wordml" xmlns:w15="http://schemas.microsoft.com/office/word/2012/wordml" xmlns:w16cid="http://schemas.microsoft.com/office/word/2016/wordml/cid" xmlns:w16se="http://schemas.microsoft.com/office/word/2015/wordml/symex" mc:Ignorable="w14 w15 w16se w16cid">
+<w:styles xmlns:mc="http://schemas.openxmlformats.org/markup-compatibility/2006" xmlns:r="http://schemas.openxmlformats.org/officeDocument/2006/relationships" xmlns:w="http://schemas.openxmlformats.org/wordprocessingml/2006/main" xmlns:w14="http://schemas.microsoft.com/office/word/2010/wordml" xmlns:w15="http://schemas.microsoft.com/office/word/2012/wordml" xmlns:w16cex="http://schemas.microsoft.com/office/word/2018/wordml/cex" xmlns:w16cid="http://schemas.microsoft.com/office/word/2016/wordml/cid" xmlns:w16="http://schemas.microsoft.com/office/word/2018/wordml" xmlns:w16se="http://schemas.microsoft.com/office/word/2015/wordml/symex" mc:Ignorable="w14 w15 w16se w16cid w16 w16cex">
   <w:docDefaults>
     <w:rPrDefault>
       <w:rPr>
@@ -4621,6 +4130,7 @@
     <w:lsdException w:name="HTML Sample" w:semiHidden="1" w:unhideWhenUsed="1"/>
     <w:lsdException w:name="HTML Typewriter" w:semiHidden="1" w:unhideWhenUsed="1"/>
     <w:lsdException w:name="HTML Variable" w:semiHidden="1" w:unhideWhenUsed="1"/>
+    <w:lsdException w:name="Normal Table" w:semiHidden="1" w:unhideWhenUsed="1"/>
     <w:lsdException w:name="annotation subject" w:semiHidden="1" w:unhideWhenUsed="1"/>
     <w:lsdException w:name="No List" w:semiHidden="1" w:unhideWhenUsed="1"/>
     <w:lsdException w:name="Outline List 1" w:semiHidden="1" w:unhideWhenUsed="1"/>
@@ -4663,8 +4173,11 @@
     <w:lsdException w:name="Table Contemporary" w:semiHidden="1" w:unhideWhenUsed="1"/>
     <w:lsdException w:name="Table Elegant" w:semiHidden="1" w:unhideWhenUsed="1"/>
     <w:lsdException w:name="Table Professional" w:semiHidden="1" w:unhideWhenUsed="1"/>
+    <w:lsdException w:name="Table Subtle 1" w:semiHidden="1" w:unhideWhenUsed="1"/>
     <w:lsdException w:name="Table Subtle 2" w:semiHidden="1" w:unhideWhenUsed="1"/>
     <w:lsdException w:name="Table Web 1" w:semiHidden="1" w:unhideWhenUsed="1"/>
+    <w:lsdException w:name="Table Web 2" w:semiHidden="1" w:unhideWhenUsed="1"/>
+    <w:lsdException w:name="Table Web 3" w:semiHidden="1" w:unhideWhenUsed="1"/>
     <w:lsdException w:name="Balloon Text" w:semiHidden="1" w:unhideWhenUsed="1"/>
     <w:lsdException w:name="Table Grid" w:uiPriority="39"/>
     <w:lsdException w:name="Table Theme" w:semiHidden="1" w:unhideWhenUsed="1"/>

--- a/assets/ResumeFiles/resume .docx
+++ b/assets/ResumeFiles/resume .docx
@@ -9,52 +9,53 @@
         </w:tabs>
         <w:spacing w:after="0" w:line="259" w:lineRule="auto"/>
         <w:ind w:left="0" w:firstLine="0"/>
-      </w:pPr>
-      <w:r>
-        <w:rPr>
+        <w:rPr>
+          <w:rFonts w:asciiTheme="minorHAnsi" w:hAnsiTheme="minorHAnsi" w:cstheme="minorHAnsi"/>
+        </w:rPr>
+      </w:pPr>
+      <w:r>
+        <w:rPr>
+          <w:rFonts w:asciiTheme="minorHAnsi" w:hAnsiTheme="minorHAnsi" w:cstheme="minorHAnsi"/>
           <w:b/>
+          <w:sz w:val="28"/>
+          <w:szCs w:val="28"/>
+        </w:rPr>
+        <w:t>Lakshmi Shaji</w:t>
+      </w:r>
+      <w:r>
+        <w:rPr>
+          <w:rFonts w:asciiTheme="minorHAnsi" w:hAnsiTheme="minorHAnsi" w:cstheme="minorHAnsi"/>
           <w:sz w:val="32"/>
         </w:rPr>
-        <w:t>Lakshmi Shaji</w:t>
-      </w:r>
-      <w:r>
-        <w:rPr>
-          <w:sz w:val="32"/>
-        </w:rPr>
         <w:t xml:space="preserve">  </w:t>
       </w:r>
       <w:r>
         <w:rPr>
+          <w:rFonts w:asciiTheme="minorHAnsi" w:hAnsiTheme="minorHAnsi" w:cstheme="minorHAnsi"/>
           <w:sz w:val="20"/>
         </w:rPr>
         <w:t xml:space="preserve"> </w:t>
       </w:r>
       <w:r>
         <w:rPr>
+          <w:rFonts w:asciiTheme="minorHAnsi" w:hAnsiTheme="minorHAnsi" w:cstheme="minorHAnsi"/>
           <w:sz w:val="20"/>
         </w:rPr>
         <w:tab/>
       </w:r>
-      <w:r>
-        <w:rPr>
-          <w:sz w:val="20"/>
-        </w:rPr>
-        <w:t>l</w:t>
-      </w:r>
-      <w:r>
-        <w:rPr>
-          <w:sz w:val="20"/>
-        </w:rPr>
-        <w:t>akshmi.shaji</w:t>
-      </w:r>
-      <w:r>
-        <w:rPr>
-          <w:sz w:val="20"/>
-        </w:rPr>
-        <w:t>@temple.edu</w:t>
-      </w:r>
-      <w:r>
-        <w:rPr>
+      <w:hyperlink r:id="rId5" w:history="1">
+        <w:r>
+          <w:rPr>
+            <w:rStyle w:val="Hyperlink"/>
+            <w:rFonts w:asciiTheme="minorHAnsi" w:hAnsiTheme="minorHAnsi" w:cstheme="minorHAnsi"/>
+            <w:sz w:val="20"/>
+          </w:rPr>
+          <w:t>lakshmi.shaji@temple.edu</w:t>
+        </w:r>
+      </w:hyperlink>
+      <w:r>
+        <w:rPr>
+          <w:rFonts w:asciiTheme="minorHAnsi" w:hAnsiTheme="minorHAnsi" w:cstheme="minorHAnsi"/>
           <w:b/>
           <w:sz w:val="20"/>
         </w:rPr>
@@ -65,9 +66,13 @@
       <w:pPr>
         <w:spacing w:after="77" w:line="259" w:lineRule="auto"/>
         <w:ind w:left="-74" w:right="-90" w:firstLine="0"/>
-      </w:pPr>
-      <w:r>
-        <w:rPr>
+        <w:rPr>
+          <w:rFonts w:asciiTheme="minorHAnsi" w:hAnsiTheme="minorHAnsi" w:cstheme="minorHAnsi"/>
+        </w:rPr>
+      </w:pPr>
+      <w:r>
+        <w:rPr>
+          <w:rFonts w:asciiTheme="minorHAnsi" w:hAnsiTheme="minorHAnsi" w:cstheme="minorHAnsi"/>
           <w:noProof/>
           <w:sz w:val="22"/>
         </w:rPr>
@@ -159,67 +164,66 @@
       <w:pPr>
         <w:spacing w:after="25" w:line="259" w:lineRule="auto"/>
         <w:ind w:left="12"/>
-      </w:pPr>
-      <w:r>
-        <w:rPr>
+        <w:rPr>
+          <w:rFonts w:asciiTheme="minorHAnsi" w:hAnsiTheme="minorHAnsi" w:cstheme="minorHAnsi"/>
+        </w:rPr>
+      </w:pPr>
+      <w:r>
+        <w:rPr>
+          <w:rFonts w:asciiTheme="minorHAnsi" w:hAnsiTheme="minorHAnsi" w:cstheme="minorHAnsi"/>
           <w:sz w:val="20"/>
         </w:rPr>
         <w:t xml:space="preserve"> </w:t>
       </w:r>
       <w:r>
         <w:rPr>
+          <w:rFonts w:asciiTheme="minorHAnsi" w:hAnsiTheme="minorHAnsi" w:cstheme="minorHAnsi"/>
           <w:sz w:val="20"/>
         </w:rPr>
         <w:t>215-350-3491</w:t>
       </w:r>
       <w:r>
         <w:rPr>
+          <w:rFonts w:asciiTheme="minorHAnsi" w:hAnsiTheme="minorHAnsi" w:cstheme="minorHAnsi"/>
           <w:sz w:val="20"/>
         </w:rPr>
         <w:t xml:space="preserve"> | </w:t>
-      </w:r>
-      <w:hyperlink r:id="rId5" w:history="1">
-        <w:r>
-          <w:rPr>
-            <w:rStyle w:val="Hyperlink"/>
-            <w:sz w:val="20"/>
-          </w:rPr>
-          <w:t>https://www.linkedin.com</w:t>
-        </w:r>
-        <w:r>
-          <w:rPr>
-            <w:rStyle w:val="Hyperlink"/>
-            <w:sz w:val="20"/>
-          </w:rPr>
-          <w:t>/</w:t>
-        </w:r>
-        <w:r>
-          <w:rPr>
-            <w:rStyle w:val="Hyperlink"/>
-            <w:sz w:val="20"/>
-          </w:rPr>
-          <w:t>in/lakshmi-shaji-6784b0170/</w:t>
-        </w:r>
-      </w:hyperlink>
-      <w:r>
-        <w:rPr>
-          <w:sz w:val="20"/>
-        </w:rPr>
-        <w:t xml:space="preserve"> </w:t>
-      </w:r>
-      <w:r>
-        <w:rPr>
-          <w:sz w:val="20"/>
-        </w:rPr>
-        <w:t>|</w:t>
-      </w:r>
-      <w:r>
-        <w:t xml:space="preserve"> </w:t>
       </w:r>
       <w:hyperlink r:id="rId6" w:history="1">
         <w:r>
           <w:rPr>
             <w:rStyle w:val="Hyperlink"/>
+            <w:rFonts w:asciiTheme="minorHAnsi" w:hAnsiTheme="minorHAnsi" w:cstheme="minorHAnsi"/>
+            <w:sz w:val="20"/>
+          </w:rPr>
+          <w:t>https://www.linkedin.com/in/lakshmi-shaji-6784b0170/</w:t>
+        </w:r>
+      </w:hyperlink>
+      <w:r>
+        <w:rPr>
+          <w:rFonts w:asciiTheme="minorHAnsi" w:hAnsiTheme="minorHAnsi" w:cstheme="minorHAnsi"/>
+          <w:sz w:val="20"/>
+        </w:rPr>
+        <w:t xml:space="preserve"> </w:t>
+      </w:r>
+      <w:r>
+        <w:rPr>
+          <w:rFonts w:asciiTheme="minorHAnsi" w:hAnsiTheme="minorHAnsi" w:cstheme="minorHAnsi"/>
+          <w:sz w:val="20"/>
+        </w:rPr>
+        <w:t>|</w:t>
+      </w:r>
+      <w:r>
+        <w:rPr>
+          <w:rFonts w:asciiTheme="minorHAnsi" w:hAnsiTheme="minorHAnsi" w:cstheme="minorHAnsi"/>
+        </w:rPr>
+        <w:t xml:space="preserve"> </w:t>
+      </w:r>
+      <w:hyperlink r:id="rId7" w:history="1">
+        <w:r>
+          <w:rPr>
+            <w:rStyle w:val="Hyperlink"/>
+            <w:rFonts w:asciiTheme="minorHAnsi" w:hAnsiTheme="minorHAnsi" w:cstheme="minorHAnsi"/>
             <w:sz w:val="20"/>
           </w:rPr>
           <w:t>https://github.com/shaji-lakshmi</w:t>
@@ -227,6 +231,7 @@
       </w:hyperlink>
       <w:r>
         <w:rPr>
+          <w:rFonts w:asciiTheme="minorHAnsi" w:hAnsiTheme="minorHAnsi" w:cstheme="minorHAnsi"/>
           <w:sz w:val="20"/>
         </w:rPr>
         <w:t xml:space="preserve"> </w:t>
@@ -234,76 +239,175 @@
     </w:p>
     <w:p>
       <w:pPr>
-        <w:spacing w:after="7" w:line="259" w:lineRule="auto"/>
+        <w:spacing w:after="25" w:line="259" w:lineRule="auto"/>
+        <w:ind w:left="12"/>
+        <w:rPr>
+          <w:rFonts w:asciiTheme="minorHAnsi" w:hAnsiTheme="minorHAnsi" w:cstheme="minorHAnsi"/>
+        </w:rPr>
+      </w:pPr>
+    </w:p>
+    <w:p>
+      <w:pPr>
+        <w:pStyle w:val="Heading1"/>
+        <w:rPr>
+          <w:rFonts w:asciiTheme="minorHAnsi" w:hAnsiTheme="minorHAnsi" w:cstheme="minorHAnsi"/>
+          <w:u w:val="none"/>
+        </w:rPr>
+      </w:pPr>
+      <w:r>
+        <w:rPr>
+          <w:rFonts w:asciiTheme="minorHAnsi" w:hAnsiTheme="minorHAnsi" w:cstheme="minorHAnsi"/>
+        </w:rPr>
+        <w:t>EDUCATION</w:t>
+      </w:r>
+      <w:r>
+        <w:rPr>
+          <w:rFonts w:asciiTheme="minorHAnsi" w:hAnsiTheme="minorHAnsi" w:cstheme="minorHAnsi"/>
+          <w:u w:val="none"/>
+        </w:rPr>
+        <w:t xml:space="preserve"> </w:t>
+      </w:r>
+    </w:p>
+    <w:p>
+      <w:pPr>
+        <w:tabs>
+          <w:tab w:val="right" w:pos="9916"/>
+        </w:tabs>
         <w:ind w:left="0" w:firstLine="0"/>
-      </w:pPr>
-      <w:r>
+        <w:rPr>
+          <w:rFonts w:asciiTheme="minorHAnsi" w:hAnsiTheme="minorHAnsi" w:cstheme="minorHAnsi"/>
+        </w:rPr>
+      </w:pPr>
+      <w:r>
+        <w:rPr>
+          <w:rFonts w:asciiTheme="minorHAnsi" w:hAnsiTheme="minorHAnsi" w:cstheme="minorHAnsi"/>
+        </w:rPr>
+        <w:t>TEMPLE UNIVERSITY, College of Science and Technology</w:t>
+      </w:r>
+      <w:r>
+        <w:rPr>
+          <w:rFonts w:asciiTheme="minorHAnsi" w:hAnsiTheme="minorHAnsi" w:cstheme="minorHAnsi"/>
+        </w:rPr>
+        <w:t xml:space="preserve">  </w:t>
+      </w:r>
+      <w:r>
+        <w:rPr>
+          <w:rFonts w:asciiTheme="minorHAnsi" w:hAnsiTheme="minorHAnsi" w:cstheme="minorHAnsi"/>
+        </w:rPr>
+        <w:tab/>
+      </w:r>
+      <w:r>
+        <w:rPr>
+          <w:rFonts w:asciiTheme="minorHAnsi" w:hAnsiTheme="minorHAnsi" w:cstheme="minorHAnsi"/>
+        </w:rPr>
+        <w:t>December 2021</w:t>
+      </w:r>
+    </w:p>
+    <w:p>
+      <w:pPr>
+        <w:rPr>
+          <w:rFonts w:asciiTheme="minorHAnsi" w:hAnsiTheme="minorHAnsi" w:cstheme="minorHAnsi"/>
+          <w:lang w:bidi="ar-SA"/>
+        </w:rPr>
+      </w:pPr>
+      <w:r>
+        <w:rPr>
+          <w:rFonts w:asciiTheme="minorHAnsi" w:hAnsiTheme="minorHAnsi" w:cstheme="minorHAnsi"/>
+          <w:lang w:bidi="ar-SA"/>
+        </w:rPr>
+        <w:t>Bachelor of Science in Information Science and Technology</w:t>
+      </w:r>
+    </w:p>
+    <w:p>
+      <w:pPr>
+        <w:rPr>
+          <w:rFonts w:asciiTheme="minorHAnsi" w:hAnsiTheme="minorHAnsi" w:cstheme="minorHAnsi"/>
+        </w:rPr>
+      </w:pPr>
+      <w:r>
+        <w:rPr>
+          <w:rFonts w:asciiTheme="minorHAnsi" w:hAnsiTheme="minorHAnsi" w:cstheme="minorHAnsi"/>
+          <w:lang w:bidi="ar-SA"/>
+        </w:rPr>
+        <w:t>Certificate in Computer Security and Digital Forensics</w:t>
+      </w:r>
+      <w:r>
+        <w:rPr>
+          <w:rFonts w:asciiTheme="minorHAnsi" w:hAnsiTheme="minorHAnsi" w:cstheme="minorHAnsi"/>
+        </w:rPr>
         <w:t xml:space="preserve"> </w:t>
       </w:r>
     </w:p>
     <w:p>
       <w:pPr>
-        <w:pStyle w:val="Heading1"/>
-      </w:pPr>
-      <w:r>
-        <w:t>EDUCATION</w:t>
-      </w:r>
-      <w:r>
-        <w:rPr>
-          <w:u w:val="none"/>
-        </w:rPr>
-        <w:t xml:space="preserve"> </w:t>
-      </w:r>
-    </w:p>
-    <w:p>
-      <w:pPr>
-        <w:ind w:left="-4"/>
-      </w:pPr>
-      <w:r>
-        <w:t xml:space="preserve">TEMPLE UNVERSITY, College of Science &amp; Technology, Philadelphia, PA </w:t>
-      </w:r>
-    </w:p>
-    <w:p>
-      <w:pPr>
-        <w:ind w:left="-4"/>
-      </w:pPr>
-      <w:r>
-        <w:t xml:space="preserve">Bachelor of Science, Expected Graduation: </w:t>
-      </w:r>
-      <w:r>
+        <w:rPr>
+          <w:rFonts w:asciiTheme="minorHAnsi" w:hAnsiTheme="minorHAnsi" w:cstheme="minorHAnsi"/>
+        </w:rPr>
+      </w:pPr>
+    </w:p>
+    <w:p>
+      <w:pPr>
+        <w:tabs>
+          <w:tab w:val="right" w:pos="9916"/>
+        </w:tabs>
+        <w:ind w:left="0" w:firstLine="0"/>
+        <w:rPr>
+          <w:rFonts w:asciiTheme="minorHAnsi" w:hAnsiTheme="minorHAnsi" w:cstheme="minorHAnsi"/>
+        </w:rPr>
+      </w:pPr>
+      <w:r>
+        <w:rPr>
+          <w:rFonts w:asciiTheme="minorHAnsi" w:hAnsiTheme="minorHAnsi" w:cstheme="minorHAnsi"/>
+        </w:rPr>
+        <w:t>UNIVERSITY OF PENNSYLVANIA</w:t>
+      </w:r>
+      <w:r>
+        <w:rPr>
+          <w:rFonts w:asciiTheme="minorHAnsi" w:hAnsiTheme="minorHAnsi" w:cstheme="minorHAnsi"/>
+        </w:rPr>
+        <w:t xml:space="preserve">, College of </w:t>
+      </w:r>
+      <w:r>
+        <w:rPr>
+          <w:rFonts w:asciiTheme="minorHAnsi" w:hAnsiTheme="minorHAnsi" w:cstheme="minorHAnsi"/>
+        </w:rPr>
+        <w:t>Liberal Arts and Professional Studies</w:t>
+      </w:r>
+      <w:r>
+        <w:rPr>
+          <w:rFonts w:asciiTheme="minorHAnsi" w:hAnsiTheme="minorHAnsi" w:cstheme="minorHAnsi"/>
+        </w:rPr>
+        <w:t xml:space="preserve">  </w:t>
+      </w:r>
+      <w:r>
+        <w:rPr>
+          <w:rFonts w:asciiTheme="minorHAnsi" w:hAnsiTheme="minorHAnsi" w:cstheme="minorHAnsi"/>
+        </w:rPr>
+        <w:tab/>
         <w:t>December 2021</w:t>
       </w:r>
-      <w:r>
-        <w:t xml:space="preserve"> </w:t>
-      </w:r>
-    </w:p>
-    <w:p>
-      <w:pPr>
-        <w:ind w:left="-4"/>
-      </w:pPr>
-      <w:r>
-        <w:t xml:space="preserve">Major: </w:t>
-      </w:r>
-      <w:r>
-        <w:t>Information Science and Technology</w:t>
-      </w:r>
-      <w:r>
-        <w:t xml:space="preserve">, </w:t>
-      </w:r>
-      <w:r>
-        <w:t xml:space="preserve">Certificate in </w:t>
-      </w:r>
-      <w:r>
-        <w:t>Computer Security and Digital Forensics</w:t>
-      </w:r>
-      <w:r>
-        <w:t xml:space="preserve"> </w:t>
+    </w:p>
+    <w:p>
+      <w:pPr>
+        <w:rPr>
+          <w:rFonts w:asciiTheme="minorHAnsi" w:hAnsiTheme="minorHAnsi" w:cstheme="minorHAnsi"/>
+        </w:rPr>
+      </w:pPr>
+      <w:r>
+        <w:rPr>
+          <w:rFonts w:asciiTheme="minorHAnsi" w:hAnsiTheme="minorHAnsi" w:cstheme="minorHAnsi"/>
+          <w:lang w:bidi="ar-SA"/>
+        </w:rPr>
+        <w:t>Certificate in Data Analysis and Visualization</w:t>
       </w:r>
     </w:p>
     <w:p>
       <w:pPr>
         <w:spacing w:after="0" w:line="259" w:lineRule="auto"/>
-        <w:ind w:left="1" w:firstLine="0"/>
+        <w:ind w:left="0" w:firstLine="0"/>
+        <w:rPr>
+          <w:rFonts w:asciiTheme="minorHAnsi" w:hAnsiTheme="minorHAnsi" w:cstheme="minorHAnsi"/>
+        </w:rPr>
       </w:pPr>
     </w:p>
     <w:p>
@@ -311,14 +415,19 @@
         <w:pStyle w:val="Heading2"/>
         <w:ind w:left="-5"/>
         <w:rPr>
+          <w:rFonts w:asciiTheme="minorHAnsi" w:hAnsiTheme="minorHAnsi" w:cstheme="minorHAnsi"/>
           <w:u w:val="none"/>
         </w:rPr>
       </w:pPr>
       <w:r>
+        <w:rPr>
+          <w:rFonts w:asciiTheme="minorHAnsi" w:hAnsiTheme="minorHAnsi" w:cstheme="minorHAnsi"/>
+        </w:rPr>
         <w:t>TECHNICAL SKILLS</w:t>
       </w:r>
       <w:r>
         <w:rPr>
+          <w:rFonts w:asciiTheme="minorHAnsi" w:hAnsiTheme="minorHAnsi" w:cstheme="minorHAnsi"/>
           <w:u w:val="none"/>
         </w:rPr>
         <w:t xml:space="preserve"> </w:t>
@@ -327,29 +436,23 @@
     <w:tbl>
       <w:tblPr>
         <w:tblStyle w:val="TableGrid"/>
-        <w:tblW w:w="9903" w:type="dxa"/>
+        <w:tblW w:w="11312" w:type="dxa"/>
         <w:tblInd w:w="0" w:type="dxa"/>
-        <w:tblCellMar>
-          <w:top w:w="0" w:type="dxa"/>
-          <w:left w:w="0" w:type="dxa"/>
-          <w:bottom w:w="0" w:type="dxa"/>
-          <w:right w:w="0" w:type="dxa"/>
-        </w:tblCellMar>
         <w:tblLook w:val="04A0" w:firstRow="1" w:lastRow="0" w:firstColumn="1" w:lastColumn="0" w:noHBand="0" w:noVBand="1"/>
       </w:tblPr>
       <w:tblGrid>
-        <w:gridCol w:w="2651"/>
-        <w:gridCol w:w="2622"/>
-        <w:gridCol w:w="2619"/>
-        <w:gridCol w:w="2011"/>
+        <w:gridCol w:w="3392"/>
+        <w:gridCol w:w="2365"/>
+        <w:gridCol w:w="2648"/>
+        <w:gridCol w:w="2907"/>
       </w:tblGrid>
       <w:tr>
         <w:trPr>
-          <w:trHeight w:val="1284"/>
+          <w:trHeight w:val="564"/>
         </w:trPr>
         <w:tc>
           <w:tcPr>
-            <w:tcW w:w="2651" w:type="dxa"/>
+            <w:tcW w:w="3392" w:type="dxa"/>
             <w:tcBorders>
               <w:top w:val="nil"/>
               <w:left w:val="nil"/>
@@ -361,8 +464,14 @@
             <w:pPr>
               <w:spacing w:after="0" w:line="259" w:lineRule="auto"/>
               <w:ind w:left="0" w:firstLine="0"/>
+              <w:rPr>
+                <w:rFonts w:asciiTheme="minorHAnsi" w:hAnsiTheme="minorHAnsi" w:cstheme="minorHAnsi"/>
+              </w:rPr>
             </w:pPr>
             <w:r>
+              <w:rPr>
+                <w:rFonts w:asciiTheme="minorHAnsi" w:hAnsiTheme="minorHAnsi" w:cstheme="minorHAnsi"/>
+              </w:rPr>
               <w:t>Application Prototyping</w:t>
             </w:r>
           </w:p>
@@ -370,26 +479,44 @@
             <w:pPr>
               <w:spacing w:after="0" w:line="259" w:lineRule="auto"/>
               <w:ind w:left="0" w:firstLine="0"/>
+              <w:rPr>
+                <w:rFonts w:asciiTheme="minorHAnsi" w:hAnsiTheme="minorHAnsi" w:cstheme="minorHAnsi"/>
+              </w:rPr>
             </w:pPr>
             <w:r>
-              <w:t>Data Modeling</w:t>
-            </w:r>
-          </w:p>
-          <w:p>
-            <w:pPr>
-              <w:spacing w:after="2" w:line="237" w:lineRule="auto"/>
-              <w:ind w:left="0" w:right="1794" w:firstLine="0"/>
-            </w:pPr>
-            <w:r>
-              <w:t>Postman</w:t>
+              <w:rPr>
+                <w:rFonts w:asciiTheme="minorHAnsi" w:hAnsiTheme="minorHAnsi" w:cstheme="minorHAnsi"/>
+              </w:rPr>
+              <w:t>Git Version Control</w:t>
             </w:r>
           </w:p>
           <w:p>
             <w:pPr>
               <w:spacing w:after="0" w:line="259" w:lineRule="auto"/>
               <w:ind w:left="0" w:firstLine="0"/>
+              <w:rPr>
+                <w:rFonts w:asciiTheme="minorHAnsi" w:hAnsiTheme="minorHAnsi" w:cstheme="minorHAnsi"/>
+              </w:rPr>
             </w:pPr>
             <w:r>
+              <w:rPr>
+                <w:rFonts w:asciiTheme="minorHAnsi" w:hAnsiTheme="minorHAnsi" w:cstheme="minorHAnsi"/>
+              </w:rPr>
+              <w:t>Quality Assurance and Testing</w:t>
+            </w:r>
+          </w:p>
+          <w:p>
+            <w:pPr>
+              <w:spacing w:after="0" w:line="259" w:lineRule="auto"/>
+              <w:ind w:left="0" w:firstLine="0"/>
+              <w:rPr>
+                <w:rFonts w:asciiTheme="minorHAnsi" w:hAnsiTheme="minorHAnsi" w:cstheme="minorHAnsi"/>
+              </w:rPr>
+            </w:pPr>
+            <w:r>
+              <w:rPr>
+                <w:rFonts w:asciiTheme="minorHAnsi" w:hAnsiTheme="minorHAnsi" w:cstheme="minorHAnsi"/>
+              </w:rPr>
               <w:t xml:space="preserve">UX/UI Design </w:t>
             </w:r>
           </w:p>
@@ -397,12 +524,15 @@
             <w:pPr>
               <w:spacing w:after="0" w:line="259" w:lineRule="auto"/>
               <w:ind w:left="0" w:firstLine="0"/>
+              <w:rPr>
+                <w:rFonts w:asciiTheme="minorHAnsi" w:hAnsiTheme="minorHAnsi" w:cstheme="minorHAnsi"/>
+              </w:rPr>
             </w:pPr>
           </w:p>
         </w:tc>
         <w:tc>
           <w:tcPr>
-            <w:tcW w:w="2626" w:type="dxa"/>
+            <w:tcW w:w="2365" w:type="dxa"/>
             <w:tcBorders>
               <w:top w:val="nil"/>
               <w:left w:val="nil"/>
@@ -414,8 +544,14 @@
             <w:pPr>
               <w:spacing w:after="0" w:line="259" w:lineRule="auto"/>
               <w:ind w:left="0" w:firstLine="0"/>
+              <w:rPr>
+                <w:rFonts w:asciiTheme="minorHAnsi" w:hAnsiTheme="minorHAnsi" w:cstheme="minorHAnsi"/>
+              </w:rPr>
             </w:pPr>
             <w:r>
+              <w:rPr>
+                <w:rFonts w:asciiTheme="minorHAnsi" w:hAnsiTheme="minorHAnsi" w:cstheme="minorHAnsi"/>
+              </w:rPr>
               <w:t>Bootstrap</w:t>
             </w:r>
           </w:p>
@@ -423,24 +559,45 @@
             <w:pPr>
               <w:spacing w:after="0" w:line="259" w:lineRule="auto"/>
               <w:ind w:left="0" w:firstLine="0"/>
+              <w:rPr>
+                <w:rFonts w:asciiTheme="minorHAnsi" w:hAnsiTheme="minorHAnsi" w:cstheme="minorHAnsi"/>
+              </w:rPr>
             </w:pPr>
             <w:r>
-              <w:t>Git Version Control</w:t>
+              <w:rPr>
+                <w:rFonts w:asciiTheme="minorHAnsi" w:hAnsiTheme="minorHAnsi" w:cstheme="minorHAnsi"/>
+              </w:rPr>
+              <w:t>HTML,CSS</w:t>
             </w:r>
           </w:p>
           <w:p>
             <w:pPr>
               <w:spacing w:after="0" w:line="259" w:lineRule="auto"/>
               <w:ind w:left="0" w:firstLine="0"/>
+              <w:rPr>
+                <w:rFonts w:asciiTheme="minorHAnsi" w:hAnsiTheme="minorHAnsi" w:cstheme="minorHAnsi"/>
+              </w:rPr>
             </w:pPr>
             <w:r>
-              <w:t>Quality Assurance</w:t>
+              <w:rPr>
+                <w:rFonts w:asciiTheme="minorHAnsi" w:hAnsiTheme="minorHAnsi" w:cstheme="minorHAnsi"/>
+              </w:rPr>
+              <w:t>RESTful API</w:t>
             </w:r>
+          </w:p>
+          <w:p>
+            <w:pPr>
+              <w:spacing w:after="0" w:line="259" w:lineRule="auto"/>
+              <w:ind w:left="0" w:firstLine="0"/>
+              <w:rPr>
+                <w:rFonts w:asciiTheme="minorHAnsi" w:hAnsiTheme="minorHAnsi" w:cstheme="minorHAnsi"/>
+              </w:rPr>
+            </w:pPr>
           </w:p>
         </w:tc>
         <w:tc>
           <w:tcPr>
-            <w:tcW w:w="2624" w:type="dxa"/>
+            <w:tcW w:w="2648" w:type="dxa"/>
             <w:tcBorders>
               <w:top w:val="nil"/>
               <w:left w:val="nil"/>
@@ -452,8 +609,14 @@
             <w:pPr>
               <w:spacing w:after="0" w:line="259" w:lineRule="auto"/>
               <w:ind w:left="0" w:firstLine="0"/>
+              <w:rPr>
+                <w:rFonts w:asciiTheme="minorHAnsi" w:hAnsiTheme="minorHAnsi" w:cstheme="minorHAnsi"/>
+              </w:rPr>
             </w:pPr>
             <w:r>
+              <w:rPr>
+                <w:rFonts w:asciiTheme="minorHAnsi" w:hAnsiTheme="minorHAnsi" w:cstheme="minorHAnsi"/>
+              </w:rPr>
               <w:t>Business Analysis</w:t>
             </w:r>
           </w:p>
@@ -461,24 +624,36 @@
             <w:pPr>
               <w:spacing w:after="0" w:line="259" w:lineRule="auto"/>
               <w:ind w:left="0" w:firstLine="0"/>
+              <w:rPr>
+                <w:rFonts w:asciiTheme="minorHAnsi" w:hAnsiTheme="minorHAnsi" w:cstheme="minorHAnsi"/>
+              </w:rPr>
             </w:pPr>
             <w:r>
-              <w:t xml:space="preserve">HTML, JS, CSS </w:t>
+              <w:rPr>
+                <w:rFonts w:asciiTheme="minorHAnsi" w:hAnsiTheme="minorHAnsi" w:cstheme="minorHAnsi"/>
+              </w:rPr>
+              <w:t xml:space="preserve">JavaScript </w:t>
             </w:r>
           </w:p>
           <w:p>
             <w:pPr>
               <w:spacing w:after="0" w:line="259" w:lineRule="auto"/>
               <w:ind w:left="0" w:firstLine="0"/>
+              <w:rPr>
+                <w:rFonts w:asciiTheme="minorHAnsi" w:hAnsiTheme="minorHAnsi" w:cstheme="minorHAnsi"/>
+              </w:rPr>
             </w:pPr>
             <w:r>
+              <w:rPr>
+                <w:rFonts w:asciiTheme="minorHAnsi" w:hAnsiTheme="minorHAnsi" w:cstheme="minorHAnsi"/>
+              </w:rPr>
               <w:t>SQL</w:t>
             </w:r>
           </w:p>
         </w:tc>
         <w:tc>
           <w:tcPr>
-            <w:tcW w:w="2002" w:type="dxa"/>
+            <w:tcW w:w="2907" w:type="dxa"/>
             <w:tcBorders>
               <w:top w:val="nil"/>
               <w:left w:val="nil"/>
@@ -490,26 +665,50 @@
             <w:pPr>
               <w:spacing w:after="2" w:line="237" w:lineRule="auto"/>
               <w:ind w:left="0" w:right="1794" w:firstLine="0"/>
+              <w:rPr>
+                <w:rFonts w:asciiTheme="minorHAnsi" w:hAnsiTheme="minorHAnsi" w:cstheme="minorHAnsi"/>
+              </w:rPr>
             </w:pPr>
             <w:r>
+              <w:rPr>
+                <w:rFonts w:asciiTheme="minorHAnsi" w:hAnsiTheme="minorHAnsi" w:cstheme="minorHAnsi"/>
+              </w:rPr>
               <w:t xml:space="preserve">C# </w:t>
+            </w:r>
+          </w:p>
+          <w:p>
+            <w:pPr>
+              <w:spacing w:after="2" w:line="237" w:lineRule="auto"/>
+              <w:ind w:left="0" w:right="1794" w:firstLine="0"/>
+              <w:rPr>
+                <w:rFonts w:asciiTheme="minorHAnsi" w:hAnsiTheme="minorHAnsi" w:cstheme="minorHAnsi"/>
+              </w:rPr>
+            </w:pPr>
+            <w:r>
+              <w:rPr>
+                <w:rFonts w:asciiTheme="minorHAnsi" w:hAnsiTheme="minorHAnsi" w:cstheme="minorHAnsi"/>
+              </w:rPr>
+              <w:t>Postman</w:t>
+            </w:r>
+            <w:r>
+              <w:rPr>
+                <w:rFonts w:asciiTheme="minorHAnsi" w:hAnsiTheme="minorHAnsi" w:cstheme="minorHAnsi"/>
+              </w:rPr>
+              <w:t xml:space="preserve"> </w:t>
             </w:r>
           </w:p>
           <w:p>
             <w:pPr>
               <w:spacing w:after="0" w:line="259" w:lineRule="auto"/>
               <w:ind w:left="0" w:firstLine="0"/>
+              <w:rPr>
+                <w:rFonts w:asciiTheme="minorHAnsi" w:hAnsiTheme="minorHAnsi" w:cstheme="minorHAnsi"/>
+              </w:rPr>
             </w:pPr>
             <w:r>
-              <w:t xml:space="preserve">JAVA </w:t>
-            </w:r>
-          </w:p>
-          <w:p>
-            <w:pPr>
-              <w:spacing w:after="0" w:line="259" w:lineRule="auto"/>
-              <w:ind w:left="0" w:firstLine="0"/>
-            </w:pPr>
-            <w:r>
+              <w:rPr>
+                <w:rFonts w:asciiTheme="minorHAnsi" w:hAnsiTheme="minorHAnsi" w:cstheme="minorHAnsi"/>
+              </w:rPr>
               <w:t xml:space="preserve">Technical Writing </w:t>
             </w:r>
           </w:p>
@@ -517,11 +716,11 @@
       </w:tr>
       <w:tr>
         <w:trPr>
-          <w:trHeight w:val="198"/>
+          <w:trHeight w:val="42"/>
         </w:trPr>
         <w:tc>
           <w:tcPr>
-            <w:tcW w:w="2651" w:type="dxa"/>
+            <w:tcW w:w="3392" w:type="dxa"/>
             <w:tcBorders>
               <w:top w:val="nil"/>
               <w:left w:val="nil"/>
@@ -531,11 +730,15 @@
           </w:tcPr>
           <w:p>
             <w:pPr>
-              <w:spacing w:after="0" w:line="259" w:lineRule="auto"/>
+              <w:spacing w:after="0" w:line="240" w:lineRule="auto"/>
               <w:ind w:left="0" w:firstLine="0"/>
+              <w:rPr>
+                <w:rFonts w:asciiTheme="minorHAnsi" w:hAnsiTheme="minorHAnsi" w:cstheme="minorHAnsi"/>
+              </w:rPr>
             </w:pPr>
             <w:r>
               <w:rPr>
+                <w:rFonts w:asciiTheme="minorHAnsi" w:hAnsiTheme="minorHAnsi" w:cstheme="minorHAnsi"/>
                 <w:b/>
                 <w:sz w:val="22"/>
                 <w:u w:val="single" w:color="000000"/>
@@ -546,7 +749,7 @@
         </w:tc>
         <w:tc>
           <w:tcPr>
-            <w:tcW w:w="2626" w:type="dxa"/>
+            <w:tcW w:w="2365" w:type="dxa"/>
             <w:tcBorders>
               <w:top w:val="nil"/>
               <w:left w:val="nil"/>
@@ -556,14 +759,17 @@
           </w:tcPr>
           <w:p>
             <w:pPr>
-              <w:spacing w:after="160" w:line="259" w:lineRule="auto"/>
+              <w:spacing w:after="0" w:line="240" w:lineRule="auto"/>
               <w:ind w:left="0" w:firstLine="0"/>
+              <w:rPr>
+                <w:rFonts w:asciiTheme="minorHAnsi" w:hAnsiTheme="minorHAnsi" w:cstheme="minorHAnsi"/>
+              </w:rPr>
             </w:pPr>
           </w:p>
         </w:tc>
         <w:tc>
           <w:tcPr>
-            <w:tcW w:w="2624" w:type="dxa"/>
+            <w:tcW w:w="2648" w:type="dxa"/>
             <w:tcBorders>
               <w:top w:val="nil"/>
               <w:left w:val="nil"/>
@@ -573,14 +779,17 @@
           </w:tcPr>
           <w:p>
             <w:pPr>
-              <w:spacing w:after="160" w:line="259" w:lineRule="auto"/>
+              <w:spacing w:after="0" w:line="240" w:lineRule="auto"/>
               <w:ind w:left="0" w:firstLine="0"/>
+              <w:rPr>
+                <w:rFonts w:asciiTheme="minorHAnsi" w:hAnsiTheme="minorHAnsi" w:cstheme="minorHAnsi"/>
+              </w:rPr>
             </w:pPr>
           </w:p>
         </w:tc>
         <w:tc>
           <w:tcPr>
-            <w:tcW w:w="2002" w:type="dxa"/>
+            <w:tcW w:w="2907" w:type="dxa"/>
             <w:tcBorders>
               <w:top w:val="nil"/>
               <w:left w:val="nil"/>
@@ -590,9 +799,12 @@
           </w:tcPr>
           <w:p>
             <w:pPr>
-              <w:spacing w:after="0" w:line="259" w:lineRule="auto"/>
+              <w:spacing w:after="0" w:line="240" w:lineRule="auto"/>
               <w:ind w:left="0" w:right="46" w:firstLine="0"/>
               <w:jc w:val="right"/>
+              <w:rPr>
+                <w:rFonts w:asciiTheme="minorHAnsi" w:hAnsiTheme="minorHAnsi" w:cstheme="minorHAnsi"/>
+              </w:rPr>
             </w:pPr>
           </w:p>
         </w:tc>
@@ -603,15 +815,40 @@
         <w:tabs>
           <w:tab w:val="right" w:pos="9916"/>
         </w:tabs>
+        <w:spacing w:after="0" w:line="240" w:lineRule="auto"/>
         <w:ind w:left="0" w:firstLine="0"/>
-      </w:pPr>
-      <w:r>
-        <w:t xml:space="preserve">Temple University Philadelphia, PA  </w:t>
-      </w:r>
-      <w:r>
+        <w:rPr>
+          <w:rFonts w:asciiTheme="minorHAnsi" w:hAnsiTheme="minorHAnsi" w:cstheme="minorHAnsi"/>
+        </w:rPr>
+      </w:pPr>
+      <w:r>
+        <w:rPr>
+          <w:rFonts w:asciiTheme="minorHAnsi" w:hAnsiTheme="minorHAnsi" w:cstheme="minorHAnsi"/>
+        </w:rPr>
+        <w:t>Temple University</w:t>
+      </w:r>
+      <w:r>
+        <w:rPr>
+          <w:rFonts w:asciiTheme="minorHAnsi" w:hAnsiTheme="minorHAnsi" w:cstheme="minorHAnsi"/>
+        </w:rPr>
+        <w:t xml:space="preserve"> – </w:t>
+      </w:r>
+      <w:r>
+        <w:rPr>
+          <w:rFonts w:asciiTheme="minorHAnsi" w:hAnsiTheme="minorHAnsi" w:cstheme="minorHAnsi"/>
+        </w:rPr>
+        <w:t xml:space="preserve">Philadelphia, PA  </w:t>
+      </w:r>
+      <w:r>
+        <w:rPr>
+          <w:rFonts w:asciiTheme="minorHAnsi" w:hAnsiTheme="minorHAnsi" w:cstheme="minorHAnsi"/>
+        </w:rPr>
         <w:tab/>
       </w:r>
       <w:r>
+        <w:rPr>
+          <w:rFonts w:asciiTheme="minorHAnsi" w:hAnsiTheme="minorHAnsi" w:cstheme="minorHAnsi"/>
+        </w:rPr>
         <w:t>May 2018-PRESENT</w:t>
       </w:r>
     </w:p>
@@ -619,8 +856,14 @@
       <w:pPr>
         <w:pStyle w:val="Heading3"/>
         <w:ind w:left="-5"/>
-      </w:pPr>
-      <w:r>
+        <w:rPr>
+          <w:rFonts w:asciiTheme="minorHAnsi" w:hAnsiTheme="minorHAnsi" w:cstheme="minorHAnsi"/>
+        </w:rPr>
+      </w:pPr>
+      <w:r>
+        <w:rPr>
+          <w:rFonts w:asciiTheme="minorHAnsi" w:hAnsiTheme="minorHAnsi" w:cstheme="minorHAnsi"/>
+        </w:rPr>
         <w:t xml:space="preserve">Junior BA/ Front End Developer, Continuing Education Systems </w:t>
       </w:r>
     </w:p>
@@ -631,8 +874,14 @@
           <w:numId w:val="1"/>
         </w:numPr>
         <w:ind w:hanging="360"/>
-      </w:pPr>
-      <w:r>
+        <w:rPr>
+          <w:rFonts w:asciiTheme="minorHAnsi" w:hAnsiTheme="minorHAnsi" w:cstheme="minorHAnsi"/>
+        </w:rPr>
+      </w:pPr>
+      <w:r>
+        <w:rPr>
+          <w:rFonts w:asciiTheme="minorHAnsi" w:hAnsiTheme="minorHAnsi" w:cstheme="minorHAnsi"/>
+        </w:rPr>
         <w:t>Improved user experience by analyzing site wide content and created insightful user personas that drove redesign efforts for the Office of Noncredit and Continuing Education.</w:t>
       </w:r>
     </w:p>
@@ -643,9 +892,15 @@
           <w:numId w:val="1"/>
         </w:numPr>
         <w:ind w:hanging="360"/>
-      </w:pPr>
-      <w:r>
-        <w:t>Improved and redesigned program office specific pages throughout the noncredit site based on alterations to business process.</w:t>
+        <w:rPr>
+          <w:rFonts w:asciiTheme="minorHAnsi" w:hAnsiTheme="minorHAnsi" w:cstheme="minorHAnsi"/>
+        </w:rPr>
+      </w:pPr>
+      <w:r>
+        <w:rPr>
+          <w:rFonts w:asciiTheme="minorHAnsi" w:hAnsiTheme="minorHAnsi" w:cstheme="minorHAnsi"/>
+        </w:rPr>
+        <w:t>Documented and completed detailed testing plan for Osher Lifelong Learning Institute’s lottery system that found potential defects prior to product release.</w:t>
       </w:r>
     </w:p>
     <w:p>
@@ -655,9 +910,15 @@
           <w:numId w:val="1"/>
         </w:numPr>
         <w:ind w:hanging="360"/>
-      </w:pPr>
-      <w:r>
-        <w:t>Documented and completed detailed testing plan for Osher Lifelong Learning Institute’s lottery system that found potential defects prior to product release.</w:t>
+        <w:rPr>
+          <w:rFonts w:asciiTheme="minorHAnsi" w:hAnsiTheme="minorHAnsi" w:cstheme="minorHAnsi"/>
+        </w:rPr>
+      </w:pPr>
+      <w:r>
+        <w:rPr>
+          <w:rFonts w:asciiTheme="minorHAnsi" w:hAnsiTheme="minorHAnsi" w:cstheme="minorHAnsi"/>
+        </w:rPr>
+        <w:t xml:space="preserve">Implemented mobile friendly, responsive design on shopping pages using Bootstrap CSS. </w:t>
       </w:r>
     </w:p>
     <w:p>
@@ -667,9 +928,62 @@
           <w:numId w:val="1"/>
         </w:numPr>
         <w:ind w:hanging="360"/>
-      </w:pPr>
-      <w:r>
-        <w:t xml:space="preserve">Implemented mobile friendly, responsive design on shopping pages using Bootstrap CSS. </w:t>
+        <w:rPr>
+          <w:rFonts w:asciiTheme="minorHAnsi" w:hAnsiTheme="minorHAnsi" w:cstheme="minorHAnsi"/>
+        </w:rPr>
+      </w:pPr>
+      <w:r>
+        <w:rPr>
+          <w:rFonts w:asciiTheme="minorHAnsi" w:hAnsiTheme="minorHAnsi" w:cstheme="minorHAnsi"/>
+        </w:rPr>
+        <w:t>Used REST API and JavaScript to bridge Temple University’s centralized alerting system and noncredit shopping site in order to automatically populate weather alerts.</w:t>
+      </w:r>
+    </w:p>
+    <w:p>
+      <w:pPr>
+        <w:ind w:left="361" w:firstLine="0"/>
+        <w:rPr>
+          <w:rFonts w:asciiTheme="minorHAnsi" w:hAnsiTheme="minorHAnsi" w:cstheme="minorHAnsi"/>
+        </w:rPr>
+      </w:pPr>
+    </w:p>
+    <w:p>
+      <w:pPr>
+        <w:tabs>
+          <w:tab w:val="right" w:pos="9916"/>
+        </w:tabs>
+        <w:ind w:left="-14" w:firstLine="0"/>
+        <w:rPr>
+          <w:rFonts w:asciiTheme="minorHAnsi" w:hAnsiTheme="minorHAnsi" w:cstheme="minorHAnsi"/>
+        </w:rPr>
+      </w:pPr>
+      <w:r>
+        <w:rPr>
+          <w:rFonts w:asciiTheme="minorHAnsi" w:hAnsiTheme="minorHAnsi" w:cstheme="minorHAnsi"/>
+        </w:rPr>
+        <w:t xml:space="preserve">TedxTempleU – Philadelphia, PA </w:t>
+      </w:r>
+      <w:r>
+        <w:rPr>
+          <w:rFonts w:asciiTheme="minorHAnsi" w:hAnsiTheme="minorHAnsi" w:cstheme="minorHAnsi"/>
+        </w:rPr>
+        <w:tab/>
+        <w:t>November 2018- April 2019</w:t>
+      </w:r>
+    </w:p>
+    <w:p>
+      <w:pPr>
+        <w:pStyle w:val="Heading3"/>
+        <w:ind w:left="-5"/>
+        <w:rPr>
+          <w:rFonts w:asciiTheme="minorHAnsi" w:hAnsiTheme="minorHAnsi" w:cstheme="minorHAnsi"/>
+        </w:rPr>
+      </w:pPr>
+      <w:r>
+        <w:rPr>
+          <w:rFonts w:asciiTheme="minorHAnsi" w:hAnsiTheme="minorHAnsi" w:cstheme="minorHAnsi"/>
+        </w:rPr>
+        <w:t xml:space="preserve">Director of Web Development and Maintenance </w:t>
       </w:r>
     </w:p>
     <w:p>
@@ -679,49 +993,19 @@
           <w:numId w:val="1"/>
         </w:numPr>
         <w:ind w:hanging="360"/>
-      </w:pPr>
-      <w:r>
-        <w:t>Used REST API and JavaScript to bridge Temple University’s centralized alerting system and noncredit shopping site in order to automatically populate weather alerts.</w:t>
-      </w:r>
-    </w:p>
-    <w:p>
-      <w:pPr>
-        <w:ind w:left="721" w:firstLine="0"/>
-      </w:pPr>
-    </w:p>
-    <w:p>
-      <w:pPr>
-        <w:tabs>
-          <w:tab w:val="right" w:pos="9916"/>
-        </w:tabs>
-        <w:ind w:left="-14" w:firstLine="0"/>
-      </w:pPr>
-      <w:r>
-        <w:t>TedxTempleU</w:t>
-      </w:r>
-      <w:r>
-        <w:t xml:space="preserve"> – </w:t>
-      </w:r>
-      <w:r>
-        <w:t>Philadelphia</w:t>
-      </w:r>
-      <w:r>
-        <w:t xml:space="preserve">, PA </w:t>
-      </w:r>
-      <w:r>
-        <w:tab/>
-      </w:r>
-      <w:r>
-        <w:t>November 2018- April 2019</w:t>
-      </w:r>
-    </w:p>
-    <w:p>
-      <w:pPr>
-        <w:pStyle w:val="Heading3"/>
-        <w:ind w:left="-5"/>
-      </w:pPr>
-      <w:r>
-        <w:t xml:space="preserve">Director of Web Development and Maintenance </w:t>
+        <w:rPr>
+          <w:rFonts w:asciiTheme="minorHAnsi" w:hAnsiTheme="minorHAnsi" w:cstheme="minorHAnsi"/>
+          <w:szCs w:val="21"/>
+        </w:rPr>
+      </w:pPr>
+      <w:r>
+        <w:rPr>
+          <w:rFonts w:asciiTheme="minorHAnsi" w:eastAsia="Times New Roman" w:hAnsiTheme="minorHAnsi" w:cstheme="minorHAnsi"/>
+          <w:color w:val="auto"/>
+          <w:szCs w:val="21"/>
+          <w:lang w:bidi="ar-SA"/>
+        </w:rPr>
+        <w:t>Designed a user interface for the TedxTempleU event to document event details and drive e-ticket sales.</w:t>
       </w:r>
     </w:p>
     <w:p>
@@ -732,17 +1016,18 @@
         </w:numPr>
         <w:ind w:hanging="360"/>
         <w:rPr>
+          <w:rFonts w:asciiTheme="minorHAnsi" w:hAnsiTheme="minorHAnsi" w:cstheme="minorHAnsi"/>
           <w:szCs w:val="21"/>
         </w:rPr>
       </w:pPr>
       <w:r>
         <w:rPr>
-          <w:rFonts w:eastAsia="Times New Roman"/>
+          <w:rFonts w:asciiTheme="minorHAnsi" w:eastAsia="Times New Roman" w:hAnsiTheme="minorHAnsi" w:cstheme="minorHAnsi"/>
           <w:color w:val="auto"/>
           <w:szCs w:val="21"/>
           <w:lang w:bidi="ar-SA"/>
         </w:rPr>
-        <w:t>Designed a user interface for the TedxTempleU event to document event details and drive e-ticket sales.</w:t>
+        <w:t>Collaborated with a design team to decide theme, layout and content for the event site.</w:t>
       </w:r>
     </w:p>
     <w:p>
@@ -753,17 +1038,18 @@
         </w:numPr>
         <w:ind w:hanging="360"/>
         <w:rPr>
+          <w:rFonts w:asciiTheme="minorHAnsi" w:hAnsiTheme="minorHAnsi" w:cstheme="minorHAnsi"/>
           <w:szCs w:val="21"/>
         </w:rPr>
       </w:pPr>
       <w:r>
         <w:rPr>
-          <w:rFonts w:eastAsia="Times New Roman"/>
+          <w:rFonts w:asciiTheme="minorHAnsi" w:eastAsia="Times New Roman" w:hAnsiTheme="minorHAnsi" w:cstheme="minorHAnsi"/>
           <w:color w:val="auto"/>
           <w:szCs w:val="21"/>
           <w:lang w:bidi="ar-SA"/>
         </w:rPr>
-        <w:t>Collaborated with a design team to decide theme, layout and content for the event site.</w:t>
+        <w:t xml:space="preserve">Implemented Bootstrap and CSS driven features to landing page in order to increase appeal and ease of navigation. </w:t>
       </w:r>
     </w:p>
     <w:p>
@@ -774,17 +1060,67 @@
         </w:numPr>
         <w:ind w:hanging="360"/>
         <w:rPr>
+          <w:rFonts w:asciiTheme="minorHAnsi" w:hAnsiTheme="minorHAnsi" w:cstheme="minorHAnsi"/>
           <w:szCs w:val="21"/>
         </w:rPr>
       </w:pPr>
       <w:r>
         <w:rPr>
-          <w:rFonts w:eastAsia="Times New Roman"/>
+          <w:rFonts w:asciiTheme="minorHAnsi" w:eastAsia="Times New Roman" w:hAnsiTheme="minorHAnsi" w:cstheme="minorHAnsi"/>
           <w:color w:val="auto"/>
           <w:szCs w:val="21"/>
           <w:lang w:bidi="ar-SA"/>
         </w:rPr>
-        <w:t xml:space="preserve">Implemented Bootstrap and CSS driven features to landing page in order to increase appeal and ease of navigation. </w:t>
+        <w:t xml:space="preserve">Engaged in participant selection process in order to evaluate, diversify and decide program speakers. </w:t>
+      </w:r>
+    </w:p>
+    <w:p>
+      <w:pPr>
+        <w:ind w:left="721" w:firstLine="0"/>
+        <w:rPr>
+          <w:rFonts w:asciiTheme="minorHAnsi" w:hAnsiTheme="minorHAnsi" w:cstheme="minorHAnsi"/>
+          <w:szCs w:val="21"/>
+        </w:rPr>
+      </w:pPr>
+    </w:p>
+    <w:p>
+      <w:pPr>
+        <w:pStyle w:val="Heading2"/>
+        <w:ind w:left="-5"/>
+        <w:rPr>
+          <w:rFonts w:asciiTheme="minorHAnsi" w:hAnsiTheme="minorHAnsi" w:cstheme="minorHAnsi"/>
+        </w:rPr>
+      </w:pPr>
+      <w:r>
+        <w:rPr>
+          <w:rFonts w:asciiTheme="minorHAnsi" w:hAnsiTheme="minorHAnsi" w:cstheme="minorHAnsi"/>
+        </w:rPr>
+        <w:t>TECHNICAL PROJECTS</w:t>
+      </w:r>
+    </w:p>
+    <w:p>
+      <w:pPr>
+        <w:tabs>
+          <w:tab w:val="right" w:pos="9916"/>
+        </w:tabs>
+        <w:ind w:left="-14" w:firstLine="0"/>
+        <w:rPr>
+          <w:rFonts w:asciiTheme="minorHAnsi" w:hAnsiTheme="minorHAnsi" w:cstheme="minorHAnsi"/>
+        </w:rPr>
+      </w:pPr>
+      <w:r>
+        <w:rPr>
+          <w:rFonts w:asciiTheme="minorHAnsi" w:hAnsiTheme="minorHAnsi" w:cstheme="minorHAnsi"/>
+          <w:b/>
+          <w:bCs/>
+        </w:rPr>
+        <w:t>Employer Customer Relationship Management (CRM) System</w:t>
+      </w:r>
+      <w:r>
+        <w:rPr>
+          <w:rFonts w:asciiTheme="minorHAnsi" w:hAnsiTheme="minorHAnsi" w:cstheme="minorHAnsi"/>
+        </w:rPr>
+        <w:tab/>
       </w:r>
     </w:p>
     <w:p>
@@ -795,134 +1131,126 @@
         </w:numPr>
         <w:ind w:hanging="360"/>
         <w:rPr>
+          <w:rFonts w:asciiTheme="minorHAnsi" w:hAnsiTheme="minorHAnsi" w:cstheme="minorHAnsi"/>
           <w:szCs w:val="21"/>
         </w:rPr>
       </w:pPr>
       <w:r>
         <w:rPr>
-          <w:rFonts w:eastAsia="Times New Roman"/>
-          <w:color w:val="auto"/>
+          <w:rFonts w:asciiTheme="minorHAnsi" w:hAnsiTheme="minorHAnsi" w:cstheme="minorHAnsi"/>
           <w:szCs w:val="21"/>
-          <w:lang w:bidi="ar-SA"/>
-        </w:rPr>
-        <w:t xml:space="preserve">Engaged in participant selection process in order to evaluate, diversify and decide program speakers. </w:t>
-      </w:r>
-    </w:p>
-    <w:p>
-      <w:pPr>
-        <w:spacing w:after="0" w:line="259" w:lineRule="auto"/>
-        <w:ind w:left="0" w:firstLine="0"/>
-      </w:pPr>
-      <w:r>
-        <w:t xml:space="preserve"> </w:t>
-      </w:r>
-    </w:p>
-    <w:p>
-      <w:pPr>
-        <w:pStyle w:val="Heading2"/>
-        <w:ind w:left="-5"/>
-        <w:rPr>
-          <w:u w:val="none"/>
-        </w:rPr>
-      </w:pPr>
-      <w:r>
-        <w:t>TEAMWORK &amp; LEADERSHIP</w:t>
-      </w:r>
-      <w:r>
-        <w:rPr>
-          <w:u w:val="none"/>
-        </w:rPr>
-        <w:t xml:space="preserve"> </w:t>
-      </w:r>
-    </w:p>
-    <w:p>
-      <w:pPr>
-        <w:rPr>
-          <w:lang w:bidi="ar-SA"/>
-        </w:rPr>
-      </w:pPr>
-    </w:p>
-    <w:p>
-      <w:pPr>
-        <w:spacing w:after="0" w:line="240" w:lineRule="auto"/>
-        <w:ind w:left="0" w:firstLine="0"/>
-        <w:rPr>
-          <w:rFonts w:ascii="Times New Roman" w:eastAsia="Times New Roman" w:hAnsi="Times New Roman" w:cs="Times New Roman"/>
-          <w:color w:val="auto"/>
-          <w:sz w:val="24"/>
-          <w:lang w:bidi="ar-SA"/>
-        </w:rPr>
-      </w:pPr>
-      <w:r>
-        <w:t xml:space="preserve">Hosting Our Own Talks , </w:t>
-      </w:r>
-      <w:r>
-        <w:rPr>
-          <w:rFonts w:eastAsia="Times New Roman"/>
-          <w:b/>
-          <w:bCs/>
-          <w:color w:val="auto"/>
+        </w:rPr>
+        <w:t xml:space="preserve">Created and maintained a Statement of Work based on project requirements. </w:t>
+      </w:r>
+    </w:p>
+    <w:p>
+      <w:pPr>
+        <w:numPr>
+          <w:ilvl w:val="0"/>
+          <w:numId w:val="1"/>
+        </w:numPr>
+        <w:ind w:hanging="360"/>
+        <w:rPr>
+          <w:rFonts w:asciiTheme="minorHAnsi" w:hAnsiTheme="minorHAnsi" w:cstheme="minorHAnsi"/>
           <w:szCs w:val="21"/>
-          <w:lang w:bidi="ar-SA"/>
-        </w:rPr>
-        <w:t>Director of Social Media and Marketing</w:t>
-      </w:r>
-      <w:r>
-        <w:rPr>
-          <w:rFonts w:ascii="Times New Roman" w:eastAsia="Times New Roman" w:hAnsi="Times New Roman" w:cs="Times New Roman"/>
-          <w:color w:val="auto"/>
-          <w:sz w:val="24"/>
-          <w:lang w:bidi="ar-SA"/>
-        </w:rPr>
-        <w:t xml:space="preserve"> </w:t>
-      </w:r>
-      <w:r>
-        <w:rPr>
-          <w:rFonts w:ascii="Times New Roman" w:eastAsia="Times New Roman" w:hAnsi="Times New Roman" w:cs="Times New Roman"/>
-          <w:color w:val="auto"/>
-          <w:sz w:val="24"/>
-          <w:lang w:bidi="ar-SA"/>
-        </w:rPr>
-        <w:t xml:space="preserve"> </w:t>
-      </w:r>
-      <w:r>
-        <w:rPr>
-          <w:rFonts w:ascii="Times New Roman" w:eastAsia="Times New Roman" w:hAnsi="Times New Roman" w:cs="Times New Roman"/>
-          <w:color w:val="auto"/>
-          <w:sz w:val="24"/>
-          <w:lang w:bidi="ar-SA"/>
-        </w:rPr>
-        <w:tab/>
-      </w:r>
-      <w:r>
-        <w:rPr>
-          <w:rFonts w:ascii="Times New Roman" w:eastAsia="Times New Roman" w:hAnsi="Times New Roman" w:cs="Times New Roman"/>
-          <w:color w:val="auto"/>
-          <w:sz w:val="24"/>
-          <w:lang w:bidi="ar-SA"/>
-        </w:rPr>
-        <w:tab/>
-      </w:r>
-      <w:r>
-        <w:rPr>
-          <w:rFonts w:ascii="Times New Roman" w:eastAsia="Times New Roman" w:hAnsi="Times New Roman" w:cs="Times New Roman"/>
-          <w:color w:val="auto"/>
-          <w:sz w:val="24"/>
-          <w:lang w:bidi="ar-SA"/>
-        </w:rPr>
-        <w:tab/>
-      </w:r>
-      <w:r>
-        <w:t>October 2017</w:t>
-      </w:r>
-      <w:r>
-        <w:t xml:space="preserve">- </w:t>
-      </w:r>
-      <w:r>
-        <w:t>September</w:t>
-      </w:r>
-      <w:r>
-        <w:t xml:space="preserve"> 2019</w:t>
+        </w:rPr>
+      </w:pPr>
+      <w:r>
+        <w:rPr>
+          <w:rFonts w:asciiTheme="minorHAnsi" w:hAnsiTheme="minorHAnsi" w:cstheme="minorHAnsi"/>
+          <w:szCs w:val="21"/>
+        </w:rPr>
+        <w:t>Collaborated</w:t>
+      </w:r>
+      <w:r>
+        <w:rPr>
+          <w:rFonts w:asciiTheme="minorHAnsi" w:hAnsiTheme="minorHAnsi" w:cstheme="minorHAnsi"/>
+          <w:szCs w:val="21"/>
+        </w:rPr>
+        <w:t xml:space="preserve"> with teammates</w:t>
+      </w:r>
+      <w:r>
+        <w:rPr>
+          <w:rFonts w:asciiTheme="minorHAnsi" w:hAnsiTheme="minorHAnsi" w:cstheme="minorHAnsi"/>
+          <w:szCs w:val="21"/>
+        </w:rPr>
+        <w:t xml:space="preserve"> on creating a data model </w:t>
+      </w:r>
+      <w:r>
+        <w:rPr>
+          <w:rFonts w:asciiTheme="minorHAnsi" w:hAnsiTheme="minorHAnsi" w:cstheme="minorHAnsi"/>
+          <w:szCs w:val="21"/>
+        </w:rPr>
+        <w:t xml:space="preserve">to define the division and maintenance of system data.  </w:t>
+      </w:r>
+    </w:p>
+    <w:p>
+      <w:pPr>
+        <w:numPr>
+          <w:ilvl w:val="0"/>
+          <w:numId w:val="1"/>
+        </w:numPr>
+        <w:ind w:hanging="360"/>
+        <w:rPr>
+          <w:rFonts w:asciiTheme="minorHAnsi" w:hAnsiTheme="minorHAnsi" w:cstheme="minorHAnsi"/>
+          <w:szCs w:val="21"/>
+        </w:rPr>
+      </w:pPr>
+      <w:r>
+        <w:rPr>
+          <w:rFonts w:asciiTheme="minorHAnsi" w:hAnsiTheme="minorHAnsi" w:cstheme="minorHAnsi"/>
+          <w:szCs w:val="21"/>
+        </w:rPr>
+        <w:t xml:space="preserve">Defined differentiation in user access </w:t>
+      </w:r>
+      <w:r>
+        <w:rPr>
+          <w:rFonts w:asciiTheme="minorHAnsi" w:hAnsiTheme="minorHAnsi" w:cstheme="minorHAnsi"/>
+          <w:szCs w:val="21"/>
+        </w:rPr>
+        <w:t xml:space="preserve">within </w:t>
+      </w:r>
+      <w:r>
+        <w:rPr>
+          <w:rFonts w:asciiTheme="minorHAnsi" w:hAnsiTheme="minorHAnsi" w:cstheme="minorHAnsi"/>
+          <w:szCs w:val="21"/>
+        </w:rPr>
+        <w:t xml:space="preserve">the system using a use case diagram. </w:t>
+      </w:r>
+    </w:p>
+    <w:p>
+      <w:pPr>
+        <w:numPr>
+          <w:ilvl w:val="0"/>
+          <w:numId w:val="1"/>
+        </w:numPr>
+        <w:spacing w:after="2" w:line="250" w:lineRule="auto"/>
+        <w:ind w:hanging="360"/>
+        <w:rPr>
+          <w:rFonts w:asciiTheme="minorHAnsi" w:hAnsiTheme="minorHAnsi" w:cstheme="minorHAnsi"/>
+          <w:szCs w:val="21"/>
+        </w:rPr>
+      </w:pPr>
+      <w:r>
+        <w:rPr>
+          <w:rFonts w:asciiTheme="minorHAnsi" w:hAnsiTheme="minorHAnsi" w:cstheme="minorHAnsi"/>
+          <w:szCs w:val="21"/>
+        </w:rPr>
+        <w:t>Proposed features and UI design to client using wireframes</w:t>
+      </w:r>
+      <w:r>
+        <w:rPr>
+          <w:rFonts w:asciiTheme="minorHAnsi" w:hAnsiTheme="minorHAnsi" w:cstheme="minorHAnsi"/>
+          <w:szCs w:val="21"/>
+        </w:rPr>
+        <w:t xml:space="preserve">. </w:t>
+      </w:r>
+      <w:r>
+        <w:rPr>
+          <w:rFonts w:asciiTheme="minorHAnsi" w:hAnsiTheme="minorHAnsi" w:cstheme="minorHAnsi"/>
+          <w:szCs w:val="21"/>
+        </w:rPr>
+        <w:t xml:space="preserve">Mocked up system interface using HTML and Bootstrap CSS. </w:t>
       </w:r>
     </w:p>
     <w:p>
@@ -930,20 +1258,197 @@
         <w:tabs>
           <w:tab w:val="right" w:pos="9916"/>
         </w:tabs>
-        <w:ind w:left="0" w:firstLine="0"/>
-      </w:pPr>
+        <w:ind w:left="-14" w:firstLine="0"/>
+        <w:rPr>
+          <w:rFonts w:asciiTheme="minorHAnsi" w:hAnsiTheme="minorHAnsi" w:cstheme="minorHAnsi"/>
+        </w:rPr>
+      </w:pPr>
+      <w:r>
+        <w:rPr>
+          <w:rFonts w:asciiTheme="minorHAnsi" w:hAnsiTheme="minorHAnsi" w:cstheme="minorHAnsi"/>
+          <w:b/>
+          <w:bCs/>
+        </w:rPr>
+        <w:t>Employer Customer Relationship Management (CRM) System</w:t>
+      </w:r>
+      <w:r>
+        <w:rPr>
+          <w:rFonts w:asciiTheme="minorHAnsi" w:hAnsiTheme="minorHAnsi" w:cstheme="minorHAnsi"/>
+        </w:rPr>
+        <w:tab/>
+      </w:r>
+    </w:p>
+    <w:p>
+      <w:pPr>
+        <w:numPr>
+          <w:ilvl w:val="0"/>
+          <w:numId w:val="1"/>
+        </w:numPr>
+        <w:ind w:hanging="360"/>
+        <w:rPr>
+          <w:rFonts w:asciiTheme="minorHAnsi" w:hAnsiTheme="minorHAnsi" w:cstheme="minorHAnsi"/>
+          <w:szCs w:val="21"/>
+        </w:rPr>
+      </w:pPr>
+      <w:r>
+        <w:rPr>
+          <w:rFonts w:asciiTheme="minorHAnsi" w:hAnsiTheme="minorHAnsi" w:cstheme="minorHAnsi"/>
+          <w:szCs w:val="21"/>
+        </w:rPr>
+        <w:t xml:space="preserve">Created a multipage C# project that mimics the functionalities of an emailing system. </w:t>
+      </w:r>
+    </w:p>
+    <w:p>
+      <w:pPr>
+        <w:numPr>
+          <w:ilvl w:val="0"/>
+          <w:numId w:val="1"/>
+        </w:numPr>
+        <w:ind w:hanging="360"/>
+        <w:rPr>
+          <w:rFonts w:asciiTheme="minorHAnsi" w:hAnsiTheme="minorHAnsi" w:cstheme="minorHAnsi"/>
+          <w:szCs w:val="21"/>
+        </w:rPr>
+      </w:pPr>
+      <w:r>
+        <w:rPr>
+          <w:rFonts w:asciiTheme="minorHAnsi" w:hAnsiTheme="minorHAnsi" w:cstheme="minorHAnsi"/>
+          <w:szCs w:val="21"/>
+        </w:rPr>
+        <w:t xml:space="preserve">Applied login and account creation logic to read and write data to the database. </w:t>
+      </w:r>
+    </w:p>
+    <w:p>
+      <w:pPr>
+        <w:numPr>
+          <w:ilvl w:val="0"/>
+          <w:numId w:val="1"/>
+        </w:numPr>
+        <w:ind w:hanging="360"/>
+        <w:rPr>
+          <w:rFonts w:asciiTheme="minorHAnsi" w:hAnsiTheme="minorHAnsi" w:cstheme="minorHAnsi"/>
+          <w:szCs w:val="21"/>
+        </w:rPr>
+      </w:pPr>
+      <w:r>
+        <w:rPr>
+          <w:rFonts w:asciiTheme="minorHAnsi" w:hAnsiTheme="minorHAnsi" w:cstheme="minorHAnsi"/>
+          <w:szCs w:val="21"/>
+        </w:rPr>
+        <w:t xml:space="preserve">Constructed an appropriate data model to maintain emailing information. </w:t>
+      </w:r>
+    </w:p>
+    <w:p>
+      <w:pPr>
+        <w:numPr>
+          <w:ilvl w:val="0"/>
+          <w:numId w:val="1"/>
+        </w:numPr>
+        <w:ind w:hanging="360"/>
+        <w:rPr>
+          <w:rFonts w:asciiTheme="minorHAnsi" w:hAnsiTheme="minorHAnsi" w:cstheme="minorHAnsi"/>
+          <w:szCs w:val="21"/>
+        </w:rPr>
+      </w:pPr>
+      <w:r>
+        <w:rPr>
+          <w:rFonts w:asciiTheme="minorHAnsi" w:hAnsiTheme="minorHAnsi" w:cstheme="minorHAnsi"/>
+          <w:szCs w:val="21"/>
+        </w:rPr>
+        <w:t xml:space="preserve">Utilized stored procedures to carry out database operations. </w:t>
+      </w:r>
+    </w:p>
+    <w:p>
+      <w:pPr>
+        <w:ind w:left="721" w:firstLine="0"/>
+        <w:rPr>
+          <w:rFonts w:asciiTheme="minorHAnsi" w:hAnsiTheme="minorHAnsi" w:cstheme="minorHAnsi"/>
+          <w:szCs w:val="21"/>
+        </w:rPr>
+      </w:pPr>
+    </w:p>
+    <w:p>
+      <w:pPr>
+        <w:pStyle w:val="Heading2"/>
+        <w:ind w:left="-5"/>
+        <w:rPr>
+          <w:rFonts w:asciiTheme="minorHAnsi" w:hAnsiTheme="minorHAnsi" w:cstheme="minorHAnsi"/>
+        </w:rPr>
+      </w:pPr>
+      <w:r>
+        <w:rPr>
+          <w:rFonts w:asciiTheme="minorHAnsi" w:hAnsiTheme="minorHAnsi" w:cstheme="minorHAnsi"/>
+        </w:rPr>
+        <w:t>TE</w:t>
+      </w:r>
+      <w:r>
+        <w:rPr>
+          <w:rFonts w:asciiTheme="minorHAnsi" w:hAnsiTheme="minorHAnsi" w:cstheme="minorHAnsi"/>
+        </w:rPr>
+        <w:t>AMWORK AND LEADERSHIP</w:t>
+      </w:r>
     </w:p>
     <w:p>
       <w:pPr>
         <w:tabs>
           <w:tab w:val="right" w:pos="9916"/>
         </w:tabs>
-      </w:pPr>
+        <w:ind w:left="-14" w:firstLine="0"/>
+        <w:rPr>
+          <w:rFonts w:asciiTheme="minorHAnsi" w:hAnsiTheme="minorHAnsi" w:cstheme="minorHAnsi"/>
+        </w:rPr>
+      </w:pPr>
+      <w:r>
+        <w:rPr>
+          <w:rFonts w:asciiTheme="minorHAnsi" w:hAnsiTheme="minorHAnsi" w:cstheme="minorHAnsi"/>
+        </w:rPr>
+        <w:t xml:space="preserve">Hosting Our Own Talks, </w:t>
+      </w:r>
+      <w:r>
+        <w:rPr>
+          <w:rFonts w:asciiTheme="minorHAnsi" w:hAnsiTheme="minorHAnsi" w:cstheme="minorHAnsi"/>
+          <w:b/>
+          <w:bCs/>
+        </w:rPr>
+        <w:t xml:space="preserve">Director of </w:t>
+      </w:r>
+      <w:proofErr w:type="gramStart"/>
+      <w:r>
+        <w:rPr>
+          <w:rFonts w:asciiTheme="minorHAnsi" w:hAnsiTheme="minorHAnsi" w:cstheme="minorHAnsi"/>
+          <w:b/>
+          <w:bCs/>
+        </w:rPr>
+        <w:t>Social Media</w:t>
+      </w:r>
+      <w:proofErr w:type="gramEnd"/>
+      <w:r>
+        <w:rPr>
+          <w:rFonts w:asciiTheme="minorHAnsi" w:hAnsiTheme="minorHAnsi" w:cstheme="minorHAnsi"/>
+          <w:b/>
+          <w:bCs/>
+        </w:rPr>
+        <w:t xml:space="preserve"> and Marketing</w:t>
+      </w:r>
+      <w:r>
+        <w:rPr>
+          <w:rFonts w:asciiTheme="minorHAnsi" w:hAnsiTheme="minorHAnsi" w:cstheme="minorHAnsi"/>
+        </w:rPr>
+        <w:t xml:space="preserve"> </w:t>
+      </w:r>
+      <w:r>
+        <w:rPr>
+          <w:rFonts w:asciiTheme="minorHAnsi" w:hAnsiTheme="minorHAnsi" w:cstheme="minorHAnsi"/>
+        </w:rPr>
+        <w:tab/>
+        <w:t>November 2018- April 2019</w:t>
+      </w:r>
     </w:p>
     <w:sectPr>
       <w:pgSz w:w="12240" w:h="15840"/>
-      <w:pgMar w:top="1440" w:right="1172" w:bottom="1440" w:left="1152" w:header="720" w:footer="720" w:gutter="0"/>
+      <w:pgMar w:top="720" w:right="720" w:bottom="720" w:left="720" w:header="720" w:footer="720" w:gutter="0"/>
       <w:cols w:space="720"/>
+      <w:docGrid w:linePitch="286"/>
     </w:sectPr>
   </w:body>
 </w:document>
@@ -1164,6 +1669,119 @@
     </w:lvl>
   </w:abstractNum>
   <w:abstractNum w:abstractNumId="1" w15:restartNumberingAfterBreak="0">
+    <w:nsid w:val="2AA52EAE"/>
+    <w:multiLevelType w:val="hybridMultilevel"/>
+    <w:tmpl w:val="06B0C63E"/>
+    <w:lvl w:ilvl="0" w:tplc="04090001">
+      <w:start w:val="1"/>
+      <w:numFmt w:val="bullet"/>
+      <w:lvlText w:val=""/>
+      <w:lvlJc w:val="left"/>
+      <w:pPr>
+        <w:ind w:left="10631" w:hanging="360"/>
+      </w:pPr>
+      <w:rPr>
+        <w:rFonts w:ascii="Symbol" w:hAnsi="Symbol" w:hint="default"/>
+      </w:rPr>
+    </w:lvl>
+    <w:lvl w:ilvl="1" w:tplc="04090003" w:tentative="1">
+      <w:start w:val="1"/>
+      <w:numFmt w:val="bullet"/>
+      <w:lvlText w:val="o"/>
+      <w:lvlJc w:val="left"/>
+      <w:pPr>
+        <w:ind w:left="11351" w:hanging="360"/>
+      </w:pPr>
+      <w:rPr>
+        <w:rFonts w:ascii="Courier New" w:hAnsi="Courier New" w:hint="default"/>
+      </w:rPr>
+    </w:lvl>
+    <w:lvl w:ilvl="2" w:tplc="04090005" w:tentative="1">
+      <w:start w:val="1"/>
+      <w:numFmt w:val="bullet"/>
+      <w:lvlText w:val=""/>
+      <w:lvlJc w:val="left"/>
+      <w:pPr>
+        <w:ind w:left="12071" w:hanging="360"/>
+      </w:pPr>
+      <w:rPr>
+        <w:rFonts w:ascii="Wingdings" w:hAnsi="Wingdings" w:hint="default"/>
+      </w:rPr>
+    </w:lvl>
+    <w:lvl w:ilvl="3" w:tplc="04090001" w:tentative="1">
+      <w:start w:val="1"/>
+      <w:numFmt w:val="bullet"/>
+      <w:lvlText w:val=""/>
+      <w:lvlJc w:val="left"/>
+      <w:pPr>
+        <w:ind w:left="12791" w:hanging="360"/>
+      </w:pPr>
+      <w:rPr>
+        <w:rFonts w:ascii="Symbol" w:hAnsi="Symbol" w:hint="default"/>
+      </w:rPr>
+    </w:lvl>
+    <w:lvl w:ilvl="4" w:tplc="04090003" w:tentative="1">
+      <w:start w:val="1"/>
+      <w:numFmt w:val="bullet"/>
+      <w:lvlText w:val="o"/>
+      <w:lvlJc w:val="left"/>
+      <w:pPr>
+        <w:ind w:left="13511" w:hanging="360"/>
+      </w:pPr>
+      <w:rPr>
+        <w:rFonts w:ascii="Courier New" w:hAnsi="Courier New" w:hint="default"/>
+      </w:rPr>
+    </w:lvl>
+    <w:lvl w:ilvl="5" w:tplc="04090005" w:tentative="1">
+      <w:start w:val="1"/>
+      <w:numFmt w:val="bullet"/>
+      <w:lvlText w:val=""/>
+      <w:lvlJc w:val="left"/>
+      <w:pPr>
+        <w:ind w:left="14231" w:hanging="360"/>
+      </w:pPr>
+      <w:rPr>
+        <w:rFonts w:ascii="Wingdings" w:hAnsi="Wingdings" w:hint="default"/>
+      </w:rPr>
+    </w:lvl>
+    <w:lvl w:ilvl="6" w:tplc="04090001" w:tentative="1">
+      <w:start w:val="1"/>
+      <w:numFmt w:val="bullet"/>
+      <w:lvlText w:val=""/>
+      <w:lvlJc w:val="left"/>
+      <w:pPr>
+        <w:ind w:left="14951" w:hanging="360"/>
+      </w:pPr>
+      <w:rPr>
+        <w:rFonts w:ascii="Symbol" w:hAnsi="Symbol" w:hint="default"/>
+      </w:rPr>
+    </w:lvl>
+    <w:lvl w:ilvl="7" w:tplc="04090003" w:tentative="1">
+      <w:start w:val="1"/>
+      <w:numFmt w:val="bullet"/>
+      <w:lvlText w:val="o"/>
+      <w:lvlJc w:val="left"/>
+      <w:pPr>
+        <w:ind w:left="15671" w:hanging="360"/>
+      </w:pPr>
+      <w:rPr>
+        <w:rFonts w:ascii="Courier New" w:hAnsi="Courier New" w:hint="default"/>
+      </w:rPr>
+    </w:lvl>
+    <w:lvl w:ilvl="8" w:tplc="04090005" w:tentative="1">
+      <w:start w:val="1"/>
+      <w:numFmt w:val="bullet"/>
+      <w:lvlText w:val=""/>
+      <w:lvlJc w:val="left"/>
+      <w:pPr>
+        <w:ind w:left="16391" w:hanging="360"/>
+      </w:pPr>
+      <w:rPr>
+        <w:rFonts w:ascii="Wingdings" w:hAnsi="Wingdings" w:hint="default"/>
+      </w:rPr>
+    </w:lvl>
+  </w:abstractNum>
+  <w:abstractNum w:abstractNumId="2" w15:restartNumberingAfterBreak="0">
     <w:nsid w:val="35F66AEA"/>
     <w:multiLevelType w:val="hybridMultilevel"/>
     <w:tmpl w:val="DE4EF3CE"/>
@@ -1375,7 +1993,7 @@
       </w:rPr>
     </w:lvl>
   </w:abstractNum>
-  <w:abstractNum w:abstractNumId="2" w15:restartNumberingAfterBreak="0">
+  <w:abstractNum w:abstractNumId="3" w15:restartNumberingAfterBreak="0">
     <w:nsid w:val="3A505C69"/>
     <w:multiLevelType w:val="hybridMultilevel"/>
     <w:tmpl w:val="EAD8FB3E"/>
@@ -1587,14 +2205,133 @@
       </w:rPr>
     </w:lvl>
   </w:abstractNum>
+  <w:abstractNum w:abstractNumId="4" w15:restartNumberingAfterBreak="0">
+    <w:nsid w:val="3DCC0D60"/>
+    <w:multiLevelType w:val="hybridMultilevel"/>
+    <w:tmpl w:val="8F646200"/>
+    <w:lvl w:ilvl="0" w:tplc="04090001">
+      <w:start w:val="1"/>
+      <w:numFmt w:val="bullet"/>
+      <w:lvlText w:val=""/>
+      <w:lvlJc w:val="left"/>
+      <w:pPr>
+        <w:ind w:left="706" w:hanging="360"/>
+      </w:pPr>
+      <w:rPr>
+        <w:rFonts w:ascii="Symbol" w:hAnsi="Symbol" w:hint="default"/>
+      </w:rPr>
+    </w:lvl>
+    <w:lvl w:ilvl="1" w:tplc="04090003" w:tentative="1">
+      <w:start w:val="1"/>
+      <w:numFmt w:val="bullet"/>
+      <w:lvlText w:val="o"/>
+      <w:lvlJc w:val="left"/>
+      <w:pPr>
+        <w:ind w:left="1426" w:hanging="360"/>
+      </w:pPr>
+      <w:rPr>
+        <w:rFonts w:ascii="Courier New" w:hAnsi="Courier New" w:hint="default"/>
+      </w:rPr>
+    </w:lvl>
+    <w:lvl w:ilvl="2" w:tplc="04090005" w:tentative="1">
+      <w:start w:val="1"/>
+      <w:numFmt w:val="bullet"/>
+      <w:lvlText w:val=""/>
+      <w:lvlJc w:val="left"/>
+      <w:pPr>
+        <w:ind w:left="2146" w:hanging="360"/>
+      </w:pPr>
+      <w:rPr>
+        <w:rFonts w:ascii="Wingdings" w:hAnsi="Wingdings" w:hint="default"/>
+      </w:rPr>
+    </w:lvl>
+    <w:lvl w:ilvl="3" w:tplc="04090001" w:tentative="1">
+      <w:start w:val="1"/>
+      <w:numFmt w:val="bullet"/>
+      <w:lvlText w:val=""/>
+      <w:lvlJc w:val="left"/>
+      <w:pPr>
+        <w:ind w:left="2866" w:hanging="360"/>
+      </w:pPr>
+      <w:rPr>
+        <w:rFonts w:ascii="Symbol" w:hAnsi="Symbol" w:hint="default"/>
+      </w:rPr>
+    </w:lvl>
+    <w:lvl w:ilvl="4" w:tplc="04090003" w:tentative="1">
+      <w:start w:val="1"/>
+      <w:numFmt w:val="bullet"/>
+      <w:lvlText w:val="o"/>
+      <w:lvlJc w:val="left"/>
+      <w:pPr>
+        <w:ind w:left="3586" w:hanging="360"/>
+      </w:pPr>
+      <w:rPr>
+        <w:rFonts w:ascii="Courier New" w:hAnsi="Courier New" w:hint="default"/>
+      </w:rPr>
+    </w:lvl>
+    <w:lvl w:ilvl="5" w:tplc="04090005" w:tentative="1">
+      <w:start w:val="1"/>
+      <w:numFmt w:val="bullet"/>
+      <w:lvlText w:val=""/>
+      <w:lvlJc w:val="left"/>
+      <w:pPr>
+        <w:ind w:left="4306" w:hanging="360"/>
+      </w:pPr>
+      <w:rPr>
+        <w:rFonts w:ascii="Wingdings" w:hAnsi="Wingdings" w:hint="default"/>
+      </w:rPr>
+    </w:lvl>
+    <w:lvl w:ilvl="6" w:tplc="04090001" w:tentative="1">
+      <w:start w:val="1"/>
+      <w:numFmt w:val="bullet"/>
+      <w:lvlText w:val=""/>
+      <w:lvlJc w:val="left"/>
+      <w:pPr>
+        <w:ind w:left="5026" w:hanging="360"/>
+      </w:pPr>
+      <w:rPr>
+        <w:rFonts w:ascii="Symbol" w:hAnsi="Symbol" w:hint="default"/>
+      </w:rPr>
+    </w:lvl>
+    <w:lvl w:ilvl="7" w:tplc="04090003" w:tentative="1">
+      <w:start w:val="1"/>
+      <w:numFmt w:val="bullet"/>
+      <w:lvlText w:val="o"/>
+      <w:lvlJc w:val="left"/>
+      <w:pPr>
+        <w:ind w:left="5746" w:hanging="360"/>
+      </w:pPr>
+      <w:rPr>
+        <w:rFonts w:ascii="Courier New" w:hAnsi="Courier New" w:hint="default"/>
+      </w:rPr>
+    </w:lvl>
+    <w:lvl w:ilvl="8" w:tplc="04090005" w:tentative="1">
+      <w:start w:val="1"/>
+      <w:numFmt w:val="bullet"/>
+      <w:lvlText w:val=""/>
+      <w:lvlJc w:val="left"/>
+      <w:pPr>
+        <w:ind w:left="6466" w:hanging="360"/>
+      </w:pPr>
+      <w:rPr>
+        <w:rFonts w:ascii="Wingdings" w:hAnsi="Wingdings" w:hint="default"/>
+      </w:rPr>
+    </w:lvl>
+  </w:abstractNum>
   <w:num w:numId="1">
-    <w:abstractNumId w:val="1"/>
+    <w:abstractNumId w:val="2"/>
   </w:num>
   <w:num w:numId="2">
-    <w:abstractNumId w:val="2"/>
+    <w:abstractNumId w:val="3"/>
   </w:num>
   <w:num w:numId="3">
     <w:abstractNumId w:val="0"/>
+  </w:num>
+  <w:num w:numId="4">
+    <w:abstractNumId w:val="4"/>
+  </w:num>
+  <w:num w:numId="5">
+    <w:abstractNumId w:val="1"/>
   </w:num>
 </w:numbering>
 </file>

--- a/assets/ResumeFiles/resume .docx
+++ b/assets/ResumeFiles/resume .docx
@@ -1,6 +1,6 @@
 
 <file path=word/document.xml><?xml version="1.0" encoding="utf-8"?>
-<w:document xmlns:wpc="http://schemas.microsoft.com/office/word/2010/wordprocessingCanvas" xmlns:cx="http://schemas.microsoft.com/office/drawing/2014/chartex" xmlns:cx1="http://schemas.microsoft.com/office/drawing/2015/9/8/chartex" xmlns:cx2="http://schemas.microsoft.com/office/drawing/2015/10/21/chartex" xmlns:cx3="http://schemas.microsoft.com/office/drawing/2016/5/9/chartex" xmlns:cx4="http://schemas.microsoft.com/office/drawing/2016/5/10/chartex" xmlns:cx5="http://schemas.microsoft.com/office/drawing/2016/5/11/chartex" xmlns:cx6="http://schemas.microsoft.com/office/drawing/2016/5/12/chartex" xmlns:cx7="http://schemas.microsoft.com/office/drawing/2016/5/13/chartex" xmlns:cx8="http://schemas.microsoft.com/office/drawing/2016/5/14/chartex" xmlns:mc="http://schemas.openxmlformats.org/markup-compatibility/2006" xmlns:aink="http://schemas.microsoft.com/office/drawing/2016/ink" xmlns:am3d="http://schemas.microsoft.com/office/drawing/2017/model3d" xmlns:o="urn:schemas-microsoft-com:office:office" xmlns:r="http://schemas.openxmlformats.org/officeDocument/2006/relationships" xmlns:m="http://schemas.openxmlformats.org/officeDocument/2006/math" xmlns:v="urn:schemas-microsoft-com:vml" xmlns:wp14="http://schemas.microsoft.com/office/word/2010/wordprocessingDrawing" xmlns:wp="http://schemas.openxmlformats.org/drawingml/2006/wordprocessingDrawing" xmlns:w10="urn:schemas-microsoft-com:office:word" xmlns:w="http://schemas.openxmlformats.org/wordprocessingml/2006/main" xmlns:w14="http://schemas.microsoft.com/office/word/2010/wordml" xmlns:w15="http://schemas.microsoft.com/office/word/2012/wordml" xmlns:w16cex="http://schemas.microsoft.com/office/word/2018/wordml/cex" xmlns:w16cid="http://schemas.microsoft.com/office/word/2016/wordml/cid" xmlns:w16="http://schemas.microsoft.com/office/word/2018/wordml" xmlns:w16se="http://schemas.microsoft.com/office/word/2015/wordml/symex" xmlns:wpg="http://schemas.microsoft.com/office/word/2010/wordprocessingGroup" xmlns:wpi="http://schemas.microsoft.com/office/word/2010/wordprocessingInk" xmlns:wne="http://schemas.microsoft.com/office/word/2006/wordml" xmlns:wps="http://schemas.microsoft.com/office/word/2010/wordprocessingShape" mc:Ignorable="w14 w15 w16se w16cid w16 w16cex wp14">
+<w:document xmlns:wpc="http://schemas.microsoft.com/office/word/2010/wordprocessingCanvas" xmlns:cx="http://schemas.microsoft.com/office/drawing/2014/chartex" xmlns:cx1="http://schemas.microsoft.com/office/drawing/2015/9/8/chartex" xmlns:cx2="http://schemas.microsoft.com/office/drawing/2015/10/21/chartex" xmlns:cx3="http://schemas.microsoft.com/office/drawing/2016/5/9/chartex" xmlns:cx4="http://schemas.microsoft.com/office/drawing/2016/5/10/chartex" xmlns:cx5="http://schemas.microsoft.com/office/drawing/2016/5/11/chartex" xmlns:cx6="http://schemas.microsoft.com/office/drawing/2016/5/12/chartex" xmlns:cx7="http://schemas.microsoft.com/office/drawing/2016/5/13/chartex" xmlns:cx8="http://schemas.microsoft.com/office/drawing/2016/5/14/chartex" xmlns:mc="http://schemas.openxmlformats.org/markup-compatibility/2006" xmlns:aink="http://schemas.microsoft.com/office/drawing/2016/ink" xmlns:am3d="http://schemas.microsoft.com/office/drawing/2017/model3d" xmlns:o="urn:schemas-microsoft-com:office:office" xmlns:r="http://schemas.openxmlformats.org/officeDocument/2006/relationships" xmlns:m="http://schemas.openxmlformats.org/officeDocument/2006/math" xmlns:v="urn:schemas-microsoft-com:vml" xmlns:wp14="http://schemas.microsoft.com/office/word/2010/wordprocessingDrawing" xmlns:wp="http://schemas.openxmlformats.org/drawingml/2006/wordprocessingDrawing" xmlns:w10="urn:schemas-microsoft-com:office:word" xmlns:w="http://schemas.openxmlformats.org/wordprocessingml/2006/main" xmlns:w14="http://schemas.microsoft.com/office/word/2010/wordml" xmlns:w15="http://schemas.microsoft.com/office/word/2012/wordml" xmlns:w16cex="http://schemas.microsoft.com/office/word/2018/wordml/cex" xmlns:w16cid="http://schemas.microsoft.com/office/word/2016/wordml/cid" xmlns:w16="http://schemas.microsoft.com/office/word/2018/wordml" xmlns:w16sdtdh="http://schemas.microsoft.com/office/word/2020/wordml/sdtdatahash" xmlns:w16se="http://schemas.microsoft.com/office/word/2015/wordml/symex" xmlns:wpg="http://schemas.microsoft.com/office/word/2010/wordprocessingGroup" xmlns:wpi="http://schemas.microsoft.com/office/word/2010/wordprocessingInk" xmlns:wne="http://schemas.microsoft.com/office/word/2006/wordml" xmlns:wps="http://schemas.microsoft.com/office/word/2010/wordprocessingShape" mc:Ignorable="w14 w15 w16se w16cid w16 w16cex w16sdtdh wp14">
   <w:body>
     <w:p>
       <w:pPr>
@@ -282,24 +282,13 @@
         <w:rPr>
           <w:rFonts w:asciiTheme="minorHAnsi" w:hAnsiTheme="minorHAnsi" w:cstheme="minorHAnsi"/>
         </w:rPr>
-        <w:t>TEMPLE UNIVERSITY, College of Science and Technology</w:t>
-      </w:r>
-      <w:r>
-        <w:rPr>
-          <w:rFonts w:asciiTheme="minorHAnsi" w:hAnsiTheme="minorHAnsi" w:cstheme="minorHAnsi"/>
-        </w:rPr>
-        <w:t xml:space="preserve">  </w:t>
+        <w:t xml:space="preserve">TEMPLE UNIVERSITY, College of Science and Technology  </w:t>
       </w:r>
       <w:r>
         <w:rPr>
           <w:rFonts w:asciiTheme="minorHAnsi" w:hAnsiTheme="minorHAnsi" w:cstheme="minorHAnsi"/>
         </w:rPr>
         <w:tab/>
-      </w:r>
-      <w:r>
-        <w:rPr>
-          <w:rFonts w:asciiTheme="minorHAnsi" w:hAnsiTheme="minorHAnsi" w:cstheme="minorHAnsi"/>
-        </w:rPr>
         <w:t>December 2021</w:t>
       </w:r>
     </w:p>
@@ -359,25 +348,7 @@
         <w:rPr>
           <w:rFonts w:asciiTheme="minorHAnsi" w:hAnsiTheme="minorHAnsi" w:cstheme="minorHAnsi"/>
         </w:rPr>
-        <w:t>UNIVERSITY OF PENNSYLVANIA</w:t>
-      </w:r>
-      <w:r>
-        <w:rPr>
-          <w:rFonts w:asciiTheme="minorHAnsi" w:hAnsiTheme="minorHAnsi" w:cstheme="minorHAnsi"/>
-        </w:rPr>
-        <w:t xml:space="preserve">, College of </w:t>
-      </w:r>
-      <w:r>
-        <w:rPr>
-          <w:rFonts w:asciiTheme="minorHAnsi" w:hAnsiTheme="minorHAnsi" w:cstheme="minorHAnsi"/>
-        </w:rPr>
-        <w:t>Liberal Arts and Professional Studies</w:t>
-      </w:r>
-      <w:r>
-        <w:rPr>
-          <w:rFonts w:asciiTheme="minorHAnsi" w:hAnsiTheme="minorHAnsi" w:cstheme="minorHAnsi"/>
-        </w:rPr>
-        <w:t xml:space="preserve">  </w:t>
+        <w:t xml:space="preserve">UNIVERSITY OF PENNSYLVANIA, College of Liberal Arts and Professional Studies  </w:t>
       </w:r>
       <w:r>
         <w:rPr>
@@ -1269,7 +1240,7 @@
           <w:b/>
           <w:bCs/>
         </w:rPr>
-        <w:t>Employer Customer Relationship Management (CRM) System</w:t>
+        <w:t xml:space="preserve">EZ Email </w:t>
       </w:r>
       <w:r>
         <w:rPr>
@@ -1410,25 +1381,7 @@
           <w:b/>
           <w:bCs/>
         </w:rPr>
-        <w:t xml:space="preserve">Director of </w:t>
-      </w:r>
-      <w:proofErr w:type="gramStart"/>
-      <w:r>
-        <w:rPr>
-          <w:rFonts w:asciiTheme="minorHAnsi" w:hAnsiTheme="minorHAnsi" w:cstheme="minorHAnsi"/>
-          <w:b/>
-          <w:bCs/>
-        </w:rPr>
-        <w:t>Social Media</w:t>
-      </w:r>
-      <w:proofErr w:type="gramEnd"/>
-      <w:r>
-        <w:rPr>
-          <w:rFonts w:asciiTheme="minorHAnsi" w:hAnsiTheme="minorHAnsi" w:cstheme="minorHAnsi"/>
-          <w:b/>
-          <w:bCs/>
-        </w:rPr>
-        <w:t xml:space="preserve"> and Marketing</w:t>
+        <w:t>Director of Social Media and Marketing</w:t>
       </w:r>
       <w:r>
         <w:rPr>
@@ -1455,7 +1408,7 @@
 </file>
 
 <file path=word/numbering.xml><?xml version="1.0" encoding="utf-8"?>
-<w:numbering xmlns:wpc="http://schemas.microsoft.com/office/word/2010/wordprocessingCanvas" xmlns:cx="http://schemas.microsoft.com/office/drawing/2014/chartex" xmlns:cx1="http://schemas.microsoft.com/office/drawing/2015/9/8/chartex" xmlns:cx2="http://schemas.microsoft.com/office/drawing/2015/10/21/chartex" xmlns:cx3="http://schemas.microsoft.com/office/drawing/2016/5/9/chartex" xmlns:cx4="http://schemas.microsoft.com/office/drawing/2016/5/10/chartex" xmlns:cx5="http://schemas.microsoft.com/office/drawing/2016/5/11/chartex" xmlns:cx6="http://schemas.microsoft.com/office/drawing/2016/5/12/chartex" xmlns:cx7="http://schemas.microsoft.com/office/drawing/2016/5/13/chartex" xmlns:cx8="http://schemas.microsoft.com/office/drawing/2016/5/14/chartex" xmlns:mc="http://schemas.openxmlformats.org/markup-compatibility/2006" xmlns:aink="http://schemas.microsoft.com/office/drawing/2016/ink" xmlns:am3d="http://schemas.microsoft.com/office/drawing/2017/model3d" xmlns:o="urn:schemas-microsoft-com:office:office" xmlns:r="http://schemas.openxmlformats.org/officeDocument/2006/relationships" xmlns:m="http://schemas.openxmlformats.org/officeDocument/2006/math" xmlns:v="urn:schemas-microsoft-com:vml" xmlns:wp14="http://schemas.microsoft.com/office/word/2010/wordprocessingDrawing" xmlns:wp="http://schemas.openxmlformats.org/drawingml/2006/wordprocessingDrawing" xmlns:w10="urn:schemas-microsoft-com:office:word" xmlns:w="http://schemas.openxmlformats.org/wordprocessingml/2006/main" xmlns:w14="http://schemas.microsoft.com/office/word/2010/wordml" xmlns:w15="http://schemas.microsoft.com/office/word/2012/wordml" xmlns:w16cex="http://schemas.microsoft.com/office/word/2018/wordml/cex" xmlns:w16cid="http://schemas.microsoft.com/office/word/2016/wordml/cid" xmlns:w16="http://schemas.microsoft.com/office/word/2018/wordml" xmlns:w16se="http://schemas.microsoft.com/office/word/2015/wordml/symex" xmlns:wpg="http://schemas.microsoft.com/office/word/2010/wordprocessingGroup" xmlns:wpi="http://schemas.microsoft.com/office/word/2010/wordprocessingInk" xmlns:wne="http://schemas.microsoft.com/office/word/2006/wordml" xmlns:wps="http://schemas.microsoft.com/office/word/2010/wordprocessingShape" mc:Ignorable="w14 w15 w16se w16cid w16 w16cex wp14">
+<w:numbering xmlns:wpc="http://schemas.microsoft.com/office/word/2010/wordprocessingCanvas" xmlns:cx="http://schemas.microsoft.com/office/drawing/2014/chartex" xmlns:cx1="http://schemas.microsoft.com/office/drawing/2015/9/8/chartex" xmlns:cx2="http://schemas.microsoft.com/office/drawing/2015/10/21/chartex" xmlns:cx3="http://schemas.microsoft.com/office/drawing/2016/5/9/chartex" xmlns:cx4="http://schemas.microsoft.com/office/drawing/2016/5/10/chartex" xmlns:cx5="http://schemas.microsoft.com/office/drawing/2016/5/11/chartex" xmlns:cx6="http://schemas.microsoft.com/office/drawing/2016/5/12/chartex" xmlns:cx7="http://schemas.microsoft.com/office/drawing/2016/5/13/chartex" xmlns:cx8="http://schemas.microsoft.com/office/drawing/2016/5/14/chartex" xmlns:mc="http://schemas.openxmlformats.org/markup-compatibility/2006" xmlns:aink="http://schemas.microsoft.com/office/drawing/2016/ink" xmlns:am3d="http://schemas.microsoft.com/office/drawing/2017/model3d" xmlns:o="urn:schemas-microsoft-com:office:office" xmlns:r="http://schemas.openxmlformats.org/officeDocument/2006/relationships" xmlns:m="http://schemas.openxmlformats.org/officeDocument/2006/math" xmlns:v="urn:schemas-microsoft-com:vml" xmlns:wp14="http://schemas.microsoft.com/office/word/2010/wordprocessingDrawing" xmlns:wp="http://schemas.openxmlformats.org/drawingml/2006/wordprocessingDrawing" xmlns:w10="urn:schemas-microsoft-com:office:word" xmlns:w="http://schemas.openxmlformats.org/wordprocessingml/2006/main" xmlns:w14="http://schemas.microsoft.com/office/word/2010/wordml" xmlns:w15="http://schemas.microsoft.com/office/word/2012/wordml" xmlns:w16cex="http://schemas.microsoft.com/office/word/2018/wordml/cex" xmlns:w16cid="http://schemas.microsoft.com/office/word/2016/wordml/cid" xmlns:w16="http://schemas.microsoft.com/office/word/2018/wordml" xmlns:w16sdtdh="http://schemas.microsoft.com/office/word/2020/wordml/sdtdatahash" xmlns:w16se="http://schemas.microsoft.com/office/word/2015/wordml/symex" xmlns:wpg="http://schemas.microsoft.com/office/word/2010/wordprocessingGroup" xmlns:wpi="http://schemas.microsoft.com/office/word/2010/wordprocessingInk" xmlns:wne="http://schemas.microsoft.com/office/word/2006/wordml" xmlns:wps="http://schemas.microsoft.com/office/word/2010/wordprocessingShape" mc:Ignorable="w14 w15 w16se w16cid w16 w16cex w16sdtdh wp14">
   <w:abstractNum w:abstractNumId="0" w15:restartNumberingAfterBreak="0">
     <w:nsid w:val="133752DA"/>
     <w:multiLevelType w:val="hybridMultilevel"/>
@@ -2337,7 +2290,7 @@
 </file>
 
 <file path=word/styles.xml><?xml version="1.0" encoding="utf-8"?>
-<w:styles xmlns:mc="http://schemas.openxmlformats.org/markup-compatibility/2006" xmlns:r="http://schemas.openxmlformats.org/officeDocument/2006/relationships" xmlns:w="http://schemas.openxmlformats.org/wordprocessingml/2006/main" xmlns:w14="http://schemas.microsoft.com/office/word/2010/wordml" xmlns:w15="http://schemas.microsoft.com/office/word/2012/wordml" xmlns:w16cex="http://schemas.microsoft.com/office/word/2018/wordml/cex" xmlns:w16cid="http://schemas.microsoft.com/office/word/2016/wordml/cid" xmlns:w16="http://schemas.microsoft.com/office/word/2018/wordml" xmlns:w16se="http://schemas.microsoft.com/office/word/2015/wordml/symex" mc:Ignorable="w14 w15 w16se w16cid w16 w16cex">
+<w:styles xmlns:mc="http://schemas.openxmlformats.org/markup-compatibility/2006" xmlns:r="http://schemas.openxmlformats.org/officeDocument/2006/relationships" xmlns:w="http://schemas.openxmlformats.org/wordprocessingml/2006/main" xmlns:w14="http://schemas.microsoft.com/office/word/2010/wordml" xmlns:w15="http://schemas.microsoft.com/office/word/2012/wordml" xmlns:w16cex="http://schemas.microsoft.com/office/word/2018/wordml/cex" xmlns:w16cid="http://schemas.microsoft.com/office/word/2016/wordml/cid" xmlns:w16="http://schemas.microsoft.com/office/word/2018/wordml" xmlns:w16sdtdh="http://schemas.microsoft.com/office/word/2020/wordml/sdtdatahash" xmlns:w16se="http://schemas.microsoft.com/office/word/2015/wordml/symex" mc:Ignorable="w14 w15 w16se w16cid w16 w16cex w16sdtdh">
   <w:docDefaults>
     <w:rPrDefault>
       <w:rPr>
